--- a/REPORT.docx
+++ b/REPORT.docx
@@ -18,7 +18,7 @@
           <w:b/>
           <w:sz w:val="48"/>
         </w:rPr>
-        <w:t>Quiz Competition Management System</w:t>
+        <w:t>Quiz Competition Management Application</w:t>
       </w:r>
     </w:p>
     <w:p>
@@ -28,10 +28,9 @@
       <w:r>
         <w:rPr>
           <w:rFonts w:ascii="Times New Roman" w:hAnsi="Times New Roman"/>
-          <w:b/>
-          <w:sz w:val="32"/>
+          <w:sz w:val="36"/>
         </w:rPr>
-        <w:t>OODP Coursework Submission Report</w:t>
+        <w:t>Submission Report</w:t>
       </w:r>
     </w:p>
     <w:p/>
@@ -44,7 +43,7 @@
           <w:rFonts w:ascii="Times New Roman" w:hAnsi="Times New Roman"/>
           <w:sz w:val="28"/>
         </w:rPr>
-        <w:t>Sailesh Kumar Mandal</w:t>
+        <w:t>Author: Sailesh Kumar Mandal</w:t>
       </w:r>
     </w:p>
     <w:p>
@@ -54,9 +53,21 @@
       <w:r>
         <w:rPr>
           <w:rFonts w:ascii="Times New Roman" w:hAnsi="Times New Roman"/>
-          <w:sz w:val="24"/>
+          <w:sz w:val="28"/>
         </w:rPr>
-        <w:t>February 2026</w:t>
+        <w:t>Module: Object-Oriented Design and Programming (OODP)</w:t>
+      </w:r>
+    </w:p>
+    <w:p>
+      <w:pPr>
+        <w:jc w:val="center"/>
+      </w:pPr>
+      <w:r>
+        <w:rPr>
+          <w:rFonts w:ascii="Times New Roman" w:hAnsi="Times New Roman"/>
+          <w:sz w:val="28"/>
+        </w:rPr>
+        <w:t>Date: 09 February 2026</w:t>
       </w:r>
     </w:p>
     <w:p>
@@ -73,111 +84,35 @@
       </w:r>
     </w:p>
     <w:p>
+      <w:pPr>
+        <w:spacing w:after="80"/>
+      </w:pPr>
       <w:r>
-        <w:rPr>
-          <w:rFonts w:ascii="Times New Roman" w:hAnsi="Times New Roman"/>
-          <w:sz w:val="24"/>
-        </w:rPr>
-        <w:t>1.  Design Decisions</w:t>
+        <w:t>1. Decisions</w:t>
       </w:r>
     </w:p>
     <w:p>
+      <w:pPr>
+        <w:spacing w:after="80"/>
+      </w:pPr>
       <w:r>
-        <w:rPr>
-          <w:rFonts w:ascii="Times New Roman" w:hAnsi="Times New Roman"/>
-          <w:sz w:val="24"/>
-        </w:rPr>
-        <w:t xml:space="preserve">  1.1  Extra Competitor Attribute</w:t>
+        <w:t>2. Status Report</w:t>
       </w:r>
     </w:p>
     <w:p>
+      <w:pPr>
+        <w:spacing w:after="80"/>
+      </w:pPr>
       <w:r>
-        <w:rPr>
-          <w:rFonts w:ascii="Times New Roman" w:hAnsi="Times New Roman"/>
-          <w:sz w:val="24"/>
-        </w:rPr>
-        <w:t xml:space="preserve">  1.2  Overall Score Calculation</w:t>
+        <w:t>3. Known Bugs and Limitations</w:t>
       </w:r>
     </w:p>
     <w:p>
+      <w:pPr>
+        <w:spacing w:after="80"/>
+      </w:pPr>
       <w:r>
-        <w:rPr>
-          <w:rFonts w:ascii="Times New Roman" w:hAnsi="Times New Roman"/>
-          <w:sz w:val="24"/>
-        </w:rPr>
-        <w:t xml:space="preserve">  1.3  Name Class Design</w:t>
-      </w:r>
-    </w:p>
-    <w:p>
-      <w:r>
-        <w:rPr>
-          <w:rFonts w:ascii="Times New Roman" w:hAnsi="Times New Roman"/>
-          <w:sz w:val="24"/>
-        </w:rPr>
-        <w:t xml:space="preserve">  1.4  Competition Levels</w:t>
-      </w:r>
-    </w:p>
-    <w:p>
-      <w:r>
-        <w:rPr>
-          <w:rFonts w:ascii="Times New Roman" w:hAnsi="Times New Roman"/>
-          <w:sz w:val="24"/>
-        </w:rPr>
-        <w:t xml:space="preserve">  1.5  Quiz Structure</w:t>
-      </w:r>
-    </w:p>
-    <w:p>
-      <w:r>
-        <w:rPr>
-          <w:rFonts w:ascii="Times New Roman" w:hAnsi="Times New Roman"/>
-          <w:sz w:val="24"/>
-        </w:rPr>
-        <w:t xml:space="preserve">  1.6  Database Schema</w:t>
-      </w:r>
-    </w:p>
-    <w:p>
-      <w:r>
-        <w:rPr>
-          <w:rFonts w:ascii="Times New Roman" w:hAnsi="Times New Roman"/>
-          <w:sz w:val="24"/>
-        </w:rPr>
-        <w:t>2.  Status Report</w:t>
-      </w:r>
-    </w:p>
-    <w:p>
-      <w:r>
-        <w:rPr>
-          <w:rFonts w:ascii="Times New Roman" w:hAnsi="Times New Roman"/>
-          <w:sz w:val="24"/>
-        </w:rPr>
-        <w:t>3.  Known Bugs and Limitations</w:t>
-      </w:r>
-    </w:p>
-    <w:p>
-      <w:r>
-        <w:rPr>
-          <w:rFonts w:ascii="Times New Roman" w:hAnsi="Times New Roman"/>
-          <w:sz w:val="24"/>
-        </w:rPr>
-        <w:t xml:space="preserve">  3.1  Limitations</w:t>
-      </w:r>
-    </w:p>
-    <w:p>
-      <w:r>
-        <w:rPr>
-          <w:rFonts w:ascii="Times New Roman" w:hAnsi="Times New Roman"/>
-          <w:sz w:val="24"/>
-        </w:rPr>
-        <w:t xml:space="preserve">  3.2  Known Bugs</w:t>
-      </w:r>
-    </w:p>
-    <w:p>
-      <w:r>
-        <w:rPr>
-          <w:rFonts w:ascii="Times New Roman" w:hAnsi="Times New Roman"/>
-          <w:sz w:val="24"/>
-        </w:rPr>
-        <w:t>4.  Tests Performed</w:t>
+        <w:t>4. Conclusion</w:t>
       </w:r>
     </w:p>
     <w:p>
@@ -190,7 +125,7 @@
         <w:pStyle w:val="Heading1"/>
       </w:pPr>
       <w:r>
-        <w:t>1. Design Decisions</w:t>
+        <w:t>1. Decisions</w:t>
       </w:r>
     </w:p>
     <w:p>
@@ -198,12 +133,56 @@
         <w:pStyle w:val="Heading2"/>
       </w:pPr>
       <w:r>
-        <w:t>1.1 Extra Competitor Attribute</w:t>
+        <w:t>1.1 Extra Competitor Attributes</w:t>
       </w:r>
     </w:p>
     <w:p>
       <w:r>
-        <w:t>The extra attribute chosen for the competitor class is "Country" (a String field). This decision was made for the following reasons:</w:t>
+        <w:rPr>
+          <w:rFonts w:ascii="Times New Roman" w:hAnsi="Times New Roman"/>
+        </w:rPr>
+        <w:t xml:space="preserve">In addition to the mandatory instance variables specified in the coursework brief (Competitor ID, Name, and Competition Level), the following extra attribute was chosen for the </w:t>
+      </w:r>
+      <w:r>
+        <w:rPr>
+          <w:rFonts w:ascii="Times New Roman" w:hAnsi="Times New Roman"/>
+          <w:b/>
+        </w:rPr>
+        <w:t>SKMCompetitor</w:t>
+      </w:r>
+      <w:r>
+        <w:rPr>
+          <w:rFonts w:ascii="Times New Roman" w:hAnsi="Times New Roman"/>
+        </w:rPr>
+        <w:t xml:space="preserve"> class:</w:t>
+      </w:r>
+    </w:p>
+    <w:p/>
+    <w:p>
+      <w:pPr>
+        <w:pStyle w:val="Heading3"/>
+      </w:pPr>
+      <w:r>
+        <w:t>Country (String)</w:t>
+      </w:r>
+    </w:p>
+    <w:p>
+      <w:r>
+        <w:rPr>
+          <w:b/>
+        </w:rPr>
+        <w:t xml:space="preserve">Rationale: </w:t>
+      </w:r>
+      <w:r>
+        <w:t>The Country attribute was selected as the extra competitor attribute because competitions frequently attract participants from multiple nations. Recording a competitor's country of origin provides meaningful context when viewing competitor profiles and generating reports. It allows organisers to understand the geographic diversity of their participant pool and is a commonly used attribute in real-world competition management systems.</w:t>
+      </w:r>
+    </w:p>
+    <w:p>
+      <w:r>
+        <w:rPr>
+          <w:b/>
+        </w:rPr>
+        <w:t>Implementation Details:</w:t>
       </w:r>
     </w:p>
     <w:p>
@@ -211,7 +190,7 @@
         <w:pStyle w:val="ListBullet"/>
       </w:pPr>
       <w:r>
-        <w:t>Country is a universally applicable attribute that works across all types of competitions, whether they are local, national, or international events.</w:t>
+        <w:t>Data Type: String — chosen to accommodate country names of varying lengths and character sets.</w:t>
       </w:r>
     </w:p>
     <w:p>
@@ -219,7 +198,7 @@
         <w:pStyle w:val="ListBullet"/>
       </w:pPr>
       <w:r>
-        <w:t>It allows for meaningful grouping and filtering of competitors by their geographical origin, which is a common requirement in real-world competition management systems.</w:t>
+        <w:t>Default Value: An empty string ("") is assigned when no country is provided, ensuring null-safety throughout the application.</w:t>
       </w:r>
     </w:p>
     <w:p>
@@ -227,7 +206,7 @@
         <w:pStyle w:val="ListBullet"/>
       </w:pPr>
       <w:r>
-        <w:t>Unlike numeric attributes such as age, country does not require range validation beyond checking for an empty string, which simplifies input validation while still providing valuable competitor metadata.</w:t>
+        <w:t>Storage: Stored as a VARCHAR(100) column in the MySQL Competitors table.</w:t>
       </w:r>
     </w:p>
     <w:p>
@@ -235,9 +214,64 @@
         <w:pStyle w:val="ListBullet"/>
       </w:pPr>
       <w:r>
-        <w:t>The attribute is stored as a String to accommodate the wide variety of country names and spellings used internationally.</w:t>
+        <w:t>User Input: Captured through a dedicated text field on the Competitor Registration form within the graphical user interface.</w:t>
       </w:r>
     </w:p>
+    <w:p>
+      <w:pPr>
+        <w:pStyle w:val="ListBullet"/>
+      </w:pPr>
+      <w:r>
+        <w:t>Display: The country value appears in the getFullDetails() output (e.g., "Competitor number 200, name Alice Green, country UK.") and is shown as a column in the Manage Competitors table.</w:t>
+      </w:r>
+    </w:p>
+    <w:p/>
+    <w:p>
+      <w:pPr>
+        <w:pStyle w:val="Heading3"/>
+      </w:pPr>
+      <w:r>
+        <w:t>Name Class Design</w:t>
+      </w:r>
+    </w:p>
+    <w:p>
+      <w:r>
+        <w:t>The Name class was implemented as a separate class to encapsulate competitor name handling, following the principle of separation of concerns. Key design decisions include:</w:t>
+      </w:r>
+    </w:p>
+    <w:p>
+      <w:pPr>
+        <w:pStyle w:val="ListBullet"/>
+      </w:pPr>
+      <w:r>
+        <w:t>Two constructors are provided: a two-parameter constructor (firstName, lastName) and a three-parameter constructor (firstName, middleName, lastName) to handle names with or without a middle name.</w:t>
+      </w:r>
+    </w:p>
+    <w:p>
+      <w:pPr>
+        <w:pStyle w:val="ListBullet"/>
+      </w:pPr>
+      <w:r>
+        <w:t>The getFullName() method returns the complete name as a single formatted string.</w:t>
+      </w:r>
+    </w:p>
+    <w:p>
+      <w:pPr>
+        <w:pStyle w:val="ListBullet"/>
+      </w:pPr>
+      <w:r>
+        <w:t>The getInitials() method extracts and returns the first letter of each name component in uppercase (e.g., "KJT" for "Keith John Talbot").</w:t>
+      </w:r>
+    </w:p>
+    <w:p>
+      <w:pPr>
+        <w:pStyle w:val="ListBullet"/>
+      </w:pPr>
+      <w:r>
+        <w:t>Individual getter and setter methods are provided for each name component.</w:t>
+      </w:r>
+    </w:p>
+    <w:p/>
     <w:p>
       <w:pPr>
         <w:pStyle w:val="Heading2"/>
@@ -248,7 +282,28 @@
     </w:p>
     <w:p>
       <w:r>
-        <w:t>The overall score is calculated using the arithmetic mean of all five individual scores. The formula employed is as follows:</w:t>
+        <w:rPr>
+          <w:b/>
+        </w:rPr>
+        <w:t xml:space="preserve">Method: </w:t>
+      </w:r>
+      <w:r>
+        <w:t>Arithmetic Mean (Average)</w:t>
+      </w:r>
+    </w:p>
+    <w:p/>
+    <w:p>
+      <w:r>
+        <w:t>The overall score is calculated using the arithmetic mean of all five individual scores. This method was chosen for its simplicity, fairness, and transparency. Each score carries equal weight, ensuring that no single attempt disproportionately influences the final result.</w:t>
+      </w:r>
+    </w:p>
+    <w:p/>
+    <w:p>
+      <w:r>
+        <w:rPr>
+          <w:b/>
+        </w:rPr>
+        <w:t>Formula:</w:t>
       </w:r>
     </w:p>
     <w:p>
@@ -258,14 +313,56 @@
       <w:r>
         <w:rPr>
           <w:rFonts w:ascii="Times New Roman" w:hAnsi="Times New Roman"/>
-          <w:b/>
+          <w:i/>
         </w:rPr>
         <w:t>Overall Score = (Score1 + Score2 + Score3 + Score4 + Score5) / 5</w:t>
       </w:r>
     </w:p>
+    <w:p/>
     <w:p>
       <w:r>
-        <w:t>The result is rounded to one decimal place using standard mathematical rounding. This approach was selected because:</w:t>
+        <w:rPr>
+          <w:b/>
+        </w:rPr>
+        <w:t>Implementation:</w:t>
+      </w:r>
+    </w:p>
+    <w:p>
+      <w:r>
+        <w:rPr>
+          <w:rFonts w:ascii="Courier New" w:hAnsi="Courier New"/>
+          <w:sz w:val="20"/>
+        </w:rPr>
+        <w:t>public double getOverallScore() {</w:t>
+        <w:br/>
+        <w:t xml:space="preserve">    int total = 0;</w:t>
+        <w:br/>
+        <w:t xml:space="preserve">    int count = 0;</w:t>
+        <w:br/>
+        <w:t xml:space="preserve">    for (int s : scores) {</w:t>
+        <w:br/>
+        <w:t xml:space="preserve">        total += s;</w:t>
+        <w:br/>
+        <w:t xml:space="preserve">        count++;</w:t>
+        <w:br/>
+        <w:t xml:space="preserve">    }</w:t>
+        <w:br/>
+        <w:t xml:space="preserve">    if (count == 0) return 0.0;</w:t>
+        <w:br/>
+        <w:t xml:space="preserve">    double avg = (double) total / count;</w:t>
+        <w:br/>
+        <w:t xml:space="preserve">    return Math.round(avg * 10.0) / 10.0;</w:t>
+        <w:br/>
+        <w:t>}</w:t>
+      </w:r>
+    </w:p>
+    <w:p/>
+    <w:p>
+      <w:r>
+        <w:rPr>
+          <w:b/>
+        </w:rPr>
+        <w:t>Key Characteristics:</w:t>
       </w:r>
     </w:p>
     <w:p>
@@ -273,7 +370,7 @@
         <w:pStyle w:val="ListBullet"/>
       </w:pPr>
       <w:r>
-        <w:t>It treats all five quiz levels equally, giving each level the same weight in the final assessment.</w:t>
+        <w:t>Equal Weighting: All five scores contribute equally to the overall result.</w:t>
       </w:r>
     </w:p>
     <w:p>
@@ -281,7 +378,7 @@
         <w:pStyle w:val="ListBullet"/>
       </w:pPr>
       <w:r>
-        <w:t>The arithmetic mean is straightforward to understand and verify, making it transparent for both competitors and administrators.</w:t>
+        <w:t>Precision: The result is rounded to one decimal place using Math.round() to ensure clean display values.</w:t>
       </w:r>
     </w:p>
     <w:p>
@@ -289,7 +386,7 @@
         <w:pStyle w:val="ListBullet"/>
       </w:pPr>
       <w:r>
-        <w:t>It produces a score on the same scale as the individual scores (0 to 5), making it intuitive to interpret.</w:t>
+        <w:t>Zero Handling: Scores of zero are included in the calculation, not ignored. A competitor who scored {0, 4, 4, 4, 4} receives an overall score of 3.2, not 4.0.</w:t>
       </w:r>
     </w:p>
     <w:p>
@@ -297,585 +394,34 @@
         <w:pStyle w:val="ListBullet"/>
       </w:pPr>
       <w:r>
-        <w:t>A special case is handled where, if the total sum of all scores is zero, the method returns 0.0 rather than performing division, thereby avoiding any potential floating-point anomalies.</w:t>
+        <w:t>Edge Case: If no scores exist (empty array), the method returns 0.0 to prevent division by zero.</w:t>
+      </w:r>
+    </w:p>
+    <w:p/>
+    <w:p>
+      <w:r>
+        <w:rPr>
+          <w:b/>
+        </w:rPr>
+        <w:t>Example Calculation:</w:t>
+      </w:r>
+    </w:p>
+    <w:p>
+      <w:r>
+        <w:t>For a competitor with scores {4, 3, 5, 2, 4}:</w:t>
       </w:r>
     </w:p>
     <w:p>
       <w:pPr>
-        <w:pStyle w:val="Heading2"/>
+        <w:jc w:val="center"/>
       </w:pPr>
       <w:r>
-        <w:t>1.3 Name Class Design</w:t>
+        <w:rPr>
+          <w:i/>
+        </w:rPr>
+        <w:t>Overall = (4 + 3 + 5 + 2 + 4) / 5 = 18 / 5 = 3.6</w:t>
       </w:r>
     </w:p>
-    <w:p>
-      <w:r>
-        <w:t>A dedicated Name class was implemented to manage competitor names. This class stores three components: first name, middle name, and last name. The class provides the following key methods:</w:t>
-      </w:r>
-    </w:p>
-    <w:p>
-      <w:pPr>
-        <w:pStyle w:val="ListBullet"/>
-      </w:pPr>
-      <w:r>
-        <w:t>getFullName(): Returns the complete name. If a middle name is present, it is included between the first and last names; otherwise, only the first and last names are concatenated.</w:t>
-      </w:r>
-    </w:p>
-    <w:p>
-      <w:pPr>
-        <w:pStyle w:val="ListBullet"/>
-      </w:pPr>
-      <w:r>
-        <w:t>getInitials(): Returns the uppercase initials of the competitor. For example, "Sailesh Kumar Mandal" yields "SKM", while "Alice Green" (with no middle name) yields "AG".</w:t>
-      </w:r>
-    </w:p>
-    <w:p>
-      <w:pPr>
-        <w:pStyle w:val="ListBullet"/>
-      </w:pPr>
-      <w:r>
-        <w:t>getFirstName(): Returns only the first name, which is used in the getFullDetails() method for personalised output.</w:t>
-      </w:r>
-    </w:p>
-    <w:p>
-      <w:pPr>
-        <w:pStyle w:val="Heading2"/>
-      </w:pPr>
-      <w:r>
-        <w:t>1.4 Competition Levels</w:t>
-      </w:r>
-    </w:p>
-    <w:p>
-      <w:r>
-        <w:t>Three fixed competition levels have been defined: Beginner, Intermediate, and Advanced. These levels are presented to the user through a dropdown menu (JComboBox) during the registration process, ensuring that only valid values can be selected. This design eliminates the possibility of invalid or misspelled level entries.</w:t>
-      </w:r>
-    </w:p>
-    <w:p>
-      <w:pPr>
-        <w:pStyle w:val="Heading2"/>
-      </w:pPr>
-      <w:r>
-        <w:t>1.5 Quiz Structure</w:t>
-      </w:r>
-    </w:p>
-    <w:p>
-      <w:r>
-        <w:t>The quiz component of the application consists of 25 questions distributed across five levels, with five questions per level. The five quiz levels are: Beginner, Elementary, Intermediate, Advanced, and Expert. Each question carries equal weight, contributing four percentage points to the total score. A fifteen-second timer is enforced for each question; if the timer expires, the question is automatically marked as unanswered and the quiz advances to the next question. Competitors are required to select an answer before they can proceed; the application does not permit skipping questions.</w:t>
-      </w:r>
-    </w:p>
-    <w:p>
-      <w:pPr>
-        <w:pStyle w:val="Heading2"/>
-      </w:pPr>
-      <w:r>
-        <w:t>1.6 Database Schema</w:t>
-      </w:r>
-    </w:p>
-    <w:p>
-      <w:r>
-        <w:t>The MySQL database is named "CompetitionDB" and contains a single table named "Competitors" with the following structure:</w:t>
-      </w:r>
-    </w:p>
-    <w:tbl>
-      <w:tblPr>
-        <w:tblStyle w:val="TableGrid"/>
-        <w:tblW w:type="auto" w:w="0"/>
-        <w:jc w:val="center"/>
-        <w:tblLook w:firstColumn="1" w:firstRow="1" w:lastColumn="0" w:lastRow="0" w:noHBand="0" w:noVBand="1" w:val="04A0"/>
-      </w:tblPr>
-      <w:tblGrid>
-        <w:gridCol w:w="3120"/>
-        <w:gridCol w:w="3120"/>
-        <w:gridCol w:w="3120"/>
-      </w:tblGrid>
-      <w:tr>
-        <w:tc>
-          <w:tcPr>
-            <w:tcW w:type="dxa" w:w="3120"/>
-          </w:tcPr>
-          <w:p>
-            <w:r>
-              <w:rPr>
-                <w:rFonts w:ascii="Times New Roman" w:hAnsi="Times New Roman"/>
-                <w:b/>
-                <w:sz w:val="22"/>
-              </w:rPr>
-              <w:t>Column Name</w:t>
-            </w:r>
-          </w:p>
-        </w:tc>
-        <w:tc>
-          <w:tcPr>
-            <w:tcW w:type="dxa" w:w="3120"/>
-          </w:tcPr>
-          <w:p>
-            <w:r>
-              <w:rPr>
-                <w:rFonts w:ascii="Times New Roman" w:hAnsi="Times New Roman"/>
-                <w:b/>
-                <w:sz w:val="22"/>
-              </w:rPr>
-              <w:t>Data Type</w:t>
-            </w:r>
-          </w:p>
-        </w:tc>
-        <w:tc>
-          <w:tcPr>
-            <w:tcW w:type="dxa" w:w="3120"/>
-          </w:tcPr>
-          <w:p>
-            <w:r>
-              <w:rPr>
-                <w:rFonts w:ascii="Times New Roman" w:hAnsi="Times New Roman"/>
-                <w:b/>
-                <w:sz w:val="22"/>
-              </w:rPr>
-              <w:t>Description</w:t>
-            </w:r>
-          </w:p>
-        </w:tc>
-      </w:tr>
-      <w:tr>
-        <w:tc>
-          <w:tcPr>
-            <w:tcW w:type="dxa" w:w="3120"/>
-          </w:tcPr>
-          <w:p>
-            <w:r>
-              <w:rPr>
-                <w:rFonts w:ascii="Times New Roman" w:hAnsi="Times New Roman"/>
-                <w:sz w:val="22"/>
-              </w:rPr>
-              <w:t>CompetitorID</w:t>
-            </w:r>
-          </w:p>
-        </w:tc>
-        <w:tc>
-          <w:tcPr>
-            <w:tcW w:type="dxa" w:w="3120"/>
-          </w:tcPr>
-          <w:p>
-            <w:r>
-              <w:rPr>
-                <w:rFonts w:ascii="Times New Roman" w:hAnsi="Times New Roman"/>
-                <w:sz w:val="22"/>
-              </w:rPr>
-              <w:t>INT (Primary Key)</w:t>
-            </w:r>
-          </w:p>
-        </w:tc>
-        <w:tc>
-          <w:tcPr>
-            <w:tcW w:type="dxa" w:w="3120"/>
-          </w:tcPr>
-          <w:p>
-            <w:r>
-              <w:rPr>
-                <w:rFonts w:ascii="Times New Roman" w:hAnsi="Times New Roman"/>
-                <w:sz w:val="22"/>
-              </w:rPr>
-              <w:t>Unique identifier for each competitor</w:t>
-            </w:r>
-          </w:p>
-        </w:tc>
-      </w:tr>
-      <w:tr>
-        <w:tc>
-          <w:tcPr>
-            <w:tcW w:type="dxa" w:w="3120"/>
-          </w:tcPr>
-          <w:p>
-            <w:r>
-              <w:rPr>
-                <w:rFonts w:ascii="Times New Roman" w:hAnsi="Times New Roman"/>
-                <w:sz w:val="22"/>
-              </w:rPr>
-              <w:t>FirstName</w:t>
-            </w:r>
-          </w:p>
-        </w:tc>
-        <w:tc>
-          <w:tcPr>
-            <w:tcW w:type="dxa" w:w="3120"/>
-          </w:tcPr>
-          <w:p>
-            <w:r>
-              <w:rPr>
-                <w:rFonts w:ascii="Times New Roman" w:hAnsi="Times New Roman"/>
-                <w:sz w:val="22"/>
-              </w:rPr>
-              <w:t>VARCHAR(100)</w:t>
-            </w:r>
-          </w:p>
-        </w:tc>
-        <w:tc>
-          <w:tcPr>
-            <w:tcW w:type="dxa" w:w="3120"/>
-          </w:tcPr>
-          <w:p>
-            <w:r>
-              <w:rPr>
-                <w:rFonts w:ascii="Times New Roman" w:hAnsi="Times New Roman"/>
-                <w:sz w:val="22"/>
-              </w:rPr>
-              <w:t>Competitor first name</w:t>
-            </w:r>
-          </w:p>
-        </w:tc>
-      </w:tr>
-      <w:tr>
-        <w:tc>
-          <w:tcPr>
-            <w:tcW w:type="dxa" w:w="3120"/>
-          </w:tcPr>
-          <w:p>
-            <w:r>
-              <w:rPr>
-                <w:rFonts w:ascii="Times New Roman" w:hAnsi="Times New Roman"/>
-                <w:sz w:val="22"/>
-              </w:rPr>
-              <w:t>MiddleName</w:t>
-            </w:r>
-          </w:p>
-        </w:tc>
-        <w:tc>
-          <w:tcPr>
-            <w:tcW w:type="dxa" w:w="3120"/>
-          </w:tcPr>
-          <w:p>
-            <w:r>
-              <w:rPr>
-                <w:rFonts w:ascii="Times New Roman" w:hAnsi="Times New Roman"/>
-                <w:sz w:val="22"/>
-              </w:rPr>
-              <w:t>VARCHAR(100)</w:t>
-            </w:r>
-          </w:p>
-        </w:tc>
-        <w:tc>
-          <w:tcPr>
-            <w:tcW w:type="dxa" w:w="3120"/>
-          </w:tcPr>
-          <w:p>
-            <w:r>
-              <w:rPr>
-                <w:rFonts w:ascii="Times New Roman" w:hAnsi="Times New Roman"/>
-                <w:sz w:val="22"/>
-              </w:rPr>
-              <w:t>Competitor middle name (may be empty)</w:t>
-            </w:r>
-          </w:p>
-        </w:tc>
-      </w:tr>
-      <w:tr>
-        <w:tc>
-          <w:tcPr>
-            <w:tcW w:type="dxa" w:w="3120"/>
-          </w:tcPr>
-          <w:p>
-            <w:r>
-              <w:rPr>
-                <w:rFonts w:ascii="Times New Roman" w:hAnsi="Times New Roman"/>
-                <w:sz w:val="22"/>
-              </w:rPr>
-              <w:t>LastName</w:t>
-            </w:r>
-          </w:p>
-        </w:tc>
-        <w:tc>
-          <w:tcPr>
-            <w:tcW w:type="dxa" w:w="3120"/>
-          </w:tcPr>
-          <w:p>
-            <w:r>
-              <w:rPr>
-                <w:rFonts w:ascii="Times New Roman" w:hAnsi="Times New Roman"/>
-                <w:sz w:val="22"/>
-              </w:rPr>
-              <w:t>VARCHAR(100)</w:t>
-            </w:r>
-          </w:p>
-        </w:tc>
-        <w:tc>
-          <w:tcPr>
-            <w:tcW w:type="dxa" w:w="3120"/>
-          </w:tcPr>
-          <w:p>
-            <w:r>
-              <w:rPr>
-                <w:rFonts w:ascii="Times New Roman" w:hAnsi="Times New Roman"/>
-                <w:sz w:val="22"/>
-              </w:rPr>
-              <w:t>Competitor last name</w:t>
-            </w:r>
-          </w:p>
-        </w:tc>
-      </w:tr>
-      <w:tr>
-        <w:tc>
-          <w:tcPr>
-            <w:tcW w:type="dxa" w:w="3120"/>
-          </w:tcPr>
-          <w:p>
-            <w:r>
-              <w:rPr>
-                <w:rFonts w:ascii="Times New Roman" w:hAnsi="Times New Roman"/>
-                <w:sz w:val="22"/>
-              </w:rPr>
-              <w:t>Level</w:t>
-            </w:r>
-          </w:p>
-        </w:tc>
-        <w:tc>
-          <w:tcPr>
-            <w:tcW w:type="dxa" w:w="3120"/>
-          </w:tcPr>
-          <w:p>
-            <w:r>
-              <w:rPr>
-                <w:rFonts w:ascii="Times New Roman" w:hAnsi="Times New Roman"/>
-                <w:sz w:val="22"/>
-              </w:rPr>
-              <w:t>VARCHAR(50)</w:t>
-            </w:r>
-          </w:p>
-        </w:tc>
-        <w:tc>
-          <w:tcPr>
-            <w:tcW w:type="dxa" w:w="3120"/>
-          </w:tcPr>
-          <w:p>
-            <w:r>
-              <w:rPr>
-                <w:rFonts w:ascii="Times New Roman" w:hAnsi="Times New Roman"/>
-                <w:sz w:val="22"/>
-              </w:rPr>
-              <w:t>Competition level (Beginner/Intermediate/Advanced)</w:t>
-            </w:r>
-          </w:p>
-        </w:tc>
-      </w:tr>
-      <w:tr>
-        <w:tc>
-          <w:tcPr>
-            <w:tcW w:type="dxa" w:w="3120"/>
-          </w:tcPr>
-          <w:p>
-            <w:r>
-              <w:rPr>
-                <w:rFonts w:ascii="Times New Roman" w:hAnsi="Times New Roman"/>
-                <w:sz w:val="22"/>
-              </w:rPr>
-              <w:t>Country</w:t>
-            </w:r>
-          </w:p>
-        </w:tc>
-        <w:tc>
-          <w:tcPr>
-            <w:tcW w:type="dxa" w:w="3120"/>
-          </w:tcPr>
-          <w:p>
-            <w:r>
-              <w:rPr>
-                <w:rFonts w:ascii="Times New Roman" w:hAnsi="Times New Roman"/>
-                <w:sz w:val="22"/>
-              </w:rPr>
-              <w:t>VARCHAR(100)</w:t>
-            </w:r>
-          </w:p>
-        </w:tc>
-        <w:tc>
-          <w:tcPr>
-            <w:tcW w:type="dxa" w:w="3120"/>
-          </w:tcPr>
-          <w:p>
-            <w:r>
-              <w:rPr>
-                <w:rFonts w:ascii="Times New Roman" w:hAnsi="Times New Roman"/>
-                <w:sz w:val="22"/>
-              </w:rPr>
-              <w:t>Competitor country of origin</w:t>
-            </w:r>
-          </w:p>
-        </w:tc>
-      </w:tr>
-      <w:tr>
-        <w:tc>
-          <w:tcPr>
-            <w:tcW w:type="dxa" w:w="3120"/>
-          </w:tcPr>
-          <w:p>
-            <w:r>
-              <w:rPr>
-                <w:rFonts w:ascii="Times New Roman" w:hAnsi="Times New Roman"/>
-                <w:sz w:val="22"/>
-              </w:rPr>
-              <w:t>Score1</w:t>
-            </w:r>
-          </w:p>
-        </w:tc>
-        <w:tc>
-          <w:tcPr>
-            <w:tcW w:type="dxa" w:w="3120"/>
-          </w:tcPr>
-          <w:p>
-            <w:r>
-              <w:rPr>
-                <w:rFonts w:ascii="Times New Roman" w:hAnsi="Times New Roman"/>
-                <w:sz w:val="22"/>
-              </w:rPr>
-              <w:t>INT</w:t>
-            </w:r>
-          </w:p>
-        </w:tc>
-        <w:tc>
-          <w:tcPr>
-            <w:tcW w:type="dxa" w:w="3120"/>
-          </w:tcPr>
-          <w:p>
-            <w:r>
-              <w:rPr>
-                <w:rFonts w:ascii="Times New Roman" w:hAnsi="Times New Roman"/>
-                <w:sz w:val="22"/>
-              </w:rPr>
-              <w:t>Score from quiz level 1</w:t>
-            </w:r>
-          </w:p>
-        </w:tc>
-      </w:tr>
-      <w:tr>
-        <w:tc>
-          <w:tcPr>
-            <w:tcW w:type="dxa" w:w="3120"/>
-          </w:tcPr>
-          <w:p>
-            <w:r>
-              <w:rPr>
-                <w:rFonts w:ascii="Times New Roman" w:hAnsi="Times New Roman"/>
-                <w:sz w:val="22"/>
-              </w:rPr>
-              <w:t>Score2</w:t>
-            </w:r>
-          </w:p>
-        </w:tc>
-        <w:tc>
-          <w:tcPr>
-            <w:tcW w:type="dxa" w:w="3120"/>
-          </w:tcPr>
-          <w:p>
-            <w:r>
-              <w:rPr>
-                <w:rFonts w:ascii="Times New Roman" w:hAnsi="Times New Roman"/>
-                <w:sz w:val="22"/>
-              </w:rPr>
-              <w:t>INT</w:t>
-            </w:r>
-          </w:p>
-        </w:tc>
-        <w:tc>
-          <w:tcPr>
-            <w:tcW w:type="dxa" w:w="3120"/>
-          </w:tcPr>
-          <w:p>
-            <w:r>
-              <w:rPr>
-                <w:rFonts w:ascii="Times New Roman" w:hAnsi="Times New Roman"/>
-                <w:sz w:val="22"/>
-              </w:rPr>
-              <w:t>Score from quiz level 2</w:t>
-            </w:r>
-          </w:p>
-        </w:tc>
-      </w:tr>
-      <w:tr>
-        <w:tc>
-          <w:tcPr>
-            <w:tcW w:type="dxa" w:w="3120"/>
-          </w:tcPr>
-          <w:p>
-            <w:r>
-              <w:rPr>
-                <w:rFonts w:ascii="Times New Roman" w:hAnsi="Times New Roman"/>
-                <w:sz w:val="22"/>
-              </w:rPr>
-              <w:t>Score3</w:t>
-            </w:r>
-          </w:p>
-        </w:tc>
-        <w:tc>
-          <w:tcPr>
-            <w:tcW w:type="dxa" w:w="3120"/>
-          </w:tcPr>
-          <w:p>
-            <w:r>
-              <w:rPr>
-                <w:rFonts w:ascii="Times New Roman" w:hAnsi="Times New Roman"/>
-                <w:sz w:val="22"/>
-              </w:rPr>
-              <w:t>INT</w:t>
-            </w:r>
-          </w:p>
-        </w:tc>
-        <w:tc>
-          <w:tcPr>
-            <w:tcW w:type="dxa" w:w="3120"/>
-          </w:tcPr>
-          <w:p>
-            <w:r>
-              <w:rPr>
-                <w:rFonts w:ascii="Times New Roman" w:hAnsi="Times New Roman"/>
-                <w:sz w:val="22"/>
-              </w:rPr>
-              <w:t>Score from quiz level 3</w:t>
-            </w:r>
-          </w:p>
-        </w:tc>
-      </w:tr>
-      <w:tr>
-        <w:tc>
-          <w:tcPr>
-            <w:tcW w:type="dxa" w:w="3120"/>
-          </w:tcPr>
-          <w:p>
-            <w:r>
-              <w:rPr>
-                <w:rFonts w:ascii="Times New Roman" w:hAnsi="Times New Roman"/>
-                <w:sz w:val="22"/>
-              </w:rPr>
-              <w:t>Score4 / Score5</w:t>
-            </w:r>
-          </w:p>
-        </w:tc>
-        <w:tc>
-          <w:tcPr>
-            <w:tcW w:type="dxa" w:w="3120"/>
-          </w:tcPr>
-          <w:p>
-            <w:r>
-              <w:rPr>
-                <w:rFonts w:ascii="Times New Roman" w:hAnsi="Times New Roman"/>
-                <w:sz w:val="22"/>
-              </w:rPr>
-              <w:t>INT</w:t>
-            </w:r>
-          </w:p>
-        </w:tc>
-        <w:tc>
-          <w:tcPr>
-            <w:tcW w:type="dxa" w:w="3120"/>
-          </w:tcPr>
-          <w:p>
-            <w:r>
-              <w:rPr>
-                <w:rFonts w:ascii="Times New Roman" w:hAnsi="Times New Roman"/>
-                <w:sz w:val="22"/>
-              </w:rPr>
-              <w:t>Scores from quiz levels 4 and 5</w:t>
-            </w:r>
-          </w:p>
-        </w:tc>
-      </w:tr>
-    </w:tbl>
     <w:p>
       <w:r>
         <w:br w:type="page"/>
@@ -890,8 +436,11 @@
       </w:r>
     </w:p>
     <w:p>
+      <w:pPr>
+        <w:spacing w:after="240"/>
+      </w:pPr>
       <w:r>
-        <w:t>The application has been fully completed and meets all specifications outlined in the coursework brief. All three parts of the coursework have been implemented as described below.</w:t>
+        <w:t>The Quiz Competition Management Application fully meets all specifications outlined in the coursework brief. All three parts have been completed to the required standard.</w:t>
       </w:r>
     </w:p>
     <w:p>
@@ -899,12 +448,62 @@
         <w:pStyle w:val="Heading2"/>
       </w:pPr>
       <w:r>
-        <w:t>Part One: Competitor Class</w:t>
+        <w:t>2.1 Part One — Competitor Class</w:t>
       </w:r>
     </w:p>
     <w:p>
       <w:r>
-        <w:t>The SKMCompetitor class has been developed with all required instance variables (Competitor ID, Name using a dedicated Name class, competition level, and country as the extra attribute). All required methods have been implemented: the constructor, getter and setter methods, getOverallScore(), getFullDetails(), and getShortDetails(). The class was thoroughly tested using a dedicated TestRunner class with 52 automated assertions.</w:t>
+        <w:rPr>
+          <w:b/>
+        </w:rPr>
+        <w:t xml:space="preserve">Status: </w:t>
+      </w:r>
+      <w:r>
+        <w:rPr>
+          <w:b/>
+          <w:color w:val="008000"/>
+        </w:rPr>
+        <w:t>Complete</w:t>
+      </w:r>
+    </w:p>
+    <w:p>
+      <w:pPr>
+        <w:pStyle w:val="ListBullet"/>
+      </w:pPr>
+      <w:r>
+        <w:t>The SKMCompetitor class stores Competitor ID (integer), Name (using the Name class), Competition Level (Beginner, Intermediate, Advanced), and Country (extra attribute).</w:t>
+      </w:r>
+    </w:p>
+    <w:p>
+      <w:pPr>
+        <w:pStyle w:val="ListBullet"/>
+      </w:pPr>
+      <w:r>
+        <w:t>A constructor and full set of getter and setter methods are implemented.</w:t>
+      </w:r>
+    </w:p>
+    <w:p>
+      <w:pPr>
+        <w:pStyle w:val="ListBullet"/>
+      </w:pPr>
+      <w:r>
+        <w:t>The getOverallScore() method calculates the arithmetic mean of five scores.</w:t>
+      </w:r>
+    </w:p>
+    <w:p>
+      <w:pPr>
+        <w:pStyle w:val="ListBullet"/>
+      </w:pPr>
+      <w:r>
+        <w:t>The getFullDetails() method returns a comprehensive string containing all competitor information.</w:t>
+      </w:r>
+    </w:p>
+    <w:p>
+      <w:pPr>
+        <w:pStyle w:val="ListBullet"/>
+      </w:pPr>
+      <w:r>
+        <w:t>The getShortDetails() method returns the abbreviated format: "CN {id} ({initials}) has an overall score of {score}."</w:t>
       </w:r>
     </w:p>
     <w:p>
@@ -912,12 +511,70 @@
         <w:pStyle w:val="Heading2"/>
       </w:pPr>
       <w:r>
-        <w:t>Part Two: MySQL and Arrays</w:t>
+        <w:t>2.2 Part Two — MySQL and Arrays</w:t>
       </w:r>
     </w:p>
     <w:p>
       <w:r>
-        <w:t>The SKMCompetitor class has been modified to include an array of five integer scores. The getScoreArray() method returns a copy of the scores array, and the getOverallScore() method has been updated to calculate the arithmetic mean of all scores. Database integration has been implemented through the DatabaseConnection class, which manages the JDBC connection to a MySQL database named "CompetitionDB". The SKMCompetitor class contains JDBC methods for reading from and writing to the database: saveToDatabase(), readFromDatabase(), readAllFromDatabase(), updateInDatabase(), and deleteFromDatabase().</w:t>
+        <w:rPr>
+          <w:b/>
+        </w:rPr>
+        <w:t xml:space="preserve">Status: </w:t>
+      </w:r>
+      <w:r>
+        <w:rPr>
+          <w:b/>
+          <w:color w:val="008000"/>
+        </w:rPr>
+        <w:t>Complete</w:t>
+      </w:r>
+    </w:p>
+    <w:p>
+      <w:pPr>
+        <w:pStyle w:val="ListBullet"/>
+      </w:pPr>
+      <w:r>
+        <w:t>An integer array of five scores is stored as an instance variable.</w:t>
+      </w:r>
+    </w:p>
+    <w:p>
+      <w:pPr>
+        <w:pStyle w:val="ListBullet"/>
+      </w:pPr>
+      <w:r>
+        <w:t>The getScoreArray() method returns a defensive copy of the scores array.</w:t>
+      </w:r>
+    </w:p>
+    <w:p>
+      <w:pPr>
+        <w:pStyle w:val="ListBullet"/>
+      </w:pPr>
+      <w:r>
+        <w:t>The getOverallScore() method calculates the average based on all five scores.</w:t>
+      </w:r>
+    </w:p>
+    <w:p>
+      <w:pPr>
+        <w:pStyle w:val="ListBullet"/>
+      </w:pPr>
+      <w:r>
+        <w:t>A MySQL database named CompetitionDB with a Competitors table matching the required structure has been implemented.</w:t>
+      </w:r>
+    </w:p>
+    <w:p>
+      <w:pPr>
+        <w:pStyle w:val="ListBullet"/>
+      </w:pPr>
+      <w:r>
+        <w:t>JDBC methods are implemented directly in the SKMCompetitor class: saveToDatabase(), readFromDatabase(), readAllFromDatabase(), updateInDatabase(), and deleteFromDatabase().</w:t>
+      </w:r>
+    </w:p>
+    <w:p>
+      <w:pPr>
+        <w:pStyle w:val="ListBullet"/>
+      </w:pPr>
+      <w:r>
+        <w:t>The DatabaseConnection class manages connection lifecycle, table creation, and provides CRUD operations.</w:t>
       </w:r>
     </w:p>
     <w:p>
@@ -925,12 +582,62 @@
         <w:pStyle w:val="Heading2"/>
       </w:pPr>
       <w:r>
-        <w:t>Part Three: Manager Class and Reports</w:t>
+        <w:t>2.3 Part Three — Manager and Reports</w:t>
       </w:r>
     </w:p>
     <w:p>
       <w:r>
-        <w:t>The Manager class (extending JFrame) and the CompetitorList class have been introduced. The CompetitorList class connects to the CompetitionDB database and retrieves competitor data. The application produces a comprehensive final report that includes a table of competitors with full details, the details of the top performer, and summary statistics including frequency reports of individual scores. Users can enter a Competitor ID to view short details, and basic error handling has been implemented for invalid data and database connection issues.</w:t>
+        <w:rPr>
+          <w:b/>
+        </w:rPr>
+        <w:t xml:space="preserve">Status: </w:t>
+      </w:r>
+      <w:r>
+        <w:rPr>
+          <w:b/>
+          <w:color w:val="008000"/>
+        </w:rPr>
+        <w:t>Complete</w:t>
+      </w:r>
+    </w:p>
+    <w:p>
+      <w:pPr>
+        <w:pStyle w:val="ListBullet"/>
+      </w:pPr>
+      <w:r>
+        <w:t>The Manager class provides a full Java Swing graphical user interface with CardLayout navigation.</w:t>
+      </w:r>
+    </w:p>
+    <w:p>
+      <w:pPr>
+        <w:pStyle w:val="ListBullet"/>
+      </w:pPr>
+      <w:r>
+        <w:t>The CompetitorList class manages competitors with database integration and in-memory fallback.</w:t>
+      </w:r>
+    </w:p>
+    <w:p>
+      <w:pPr>
+        <w:pStyle w:val="ListBullet"/>
+      </w:pPr>
+      <w:r>
+        <w:t>Reports are generated with: a table of all competitors, details of the top performer, and summary statistics including score frequency.</w:t>
+      </w:r>
+    </w:p>
+    <w:p>
+      <w:pPr>
+        <w:pStyle w:val="ListBullet"/>
+      </w:pPr>
+      <w:r>
+        <w:t>Users can enter a Competitor ID to view short details via the Search functionality.</w:t>
+      </w:r>
+    </w:p>
+    <w:p>
+      <w:pPr>
+        <w:pStyle w:val="ListBullet"/>
+      </w:pPr>
+      <w:r>
+        <w:t>Error handling covers invalid input, empty fields, and database connection failures.</w:t>
       </w:r>
     </w:p>
     <w:p>
@@ -938,7 +645,7 @@
         <w:pStyle w:val="Heading2"/>
       </w:pPr>
       <w:r>
-        <w:t>Additional Features</w:t>
+        <w:t>2.4 Additional Features</w:t>
       </w:r>
     </w:p>
     <w:p>
@@ -946,7 +653,7 @@
         <w:pStyle w:val="ListBullet"/>
       </w:pPr>
       <w:r>
-        <w:t>A quiz application with 25 questions across five levels, each with a fifteen-second timer.</w:t>
+        <w:t>Quiz Application: 25 questions across 5 attempts, each worth 4%, with a 15-second timer per question.</w:t>
       </w:r>
     </w:p>
     <w:p>
@@ -954,7 +661,7 @@
         <w:pStyle w:val="ListBullet"/>
       </w:pPr>
       <w:r>
-        <w:t>A competitor management interface with refresh, search, and delete functionality.</w:t>
+        <w:t>Manage Competitors screen with Refresh, Search, Delete, and Back functionality.</w:t>
       </w:r>
     </w:p>
     <w:p>
@@ -962,7 +669,7 @@
         <w:pStyle w:val="ListBullet"/>
       </w:pPr>
       <w:r>
-        <w:t>A registration form with input validation.</w:t>
+        <w:t>Full Report generation with formatted text output.</w:t>
       </w:r>
     </w:p>
     <w:p>
@@ -970,15 +677,7 @@
         <w:pStyle w:val="ListBullet"/>
       </w:pPr>
       <w:r>
-        <w:t>Graceful fallback to in-memory mode when the MySQL database is unavailable.</w:t>
-      </w:r>
-    </w:p>
-    <w:p>
-      <w:pPr>
-        <w:pStyle w:val="ListBullet"/>
-      </w:pPr>
-      <w:r>
-        <w:t>A clean, white-themed graphical user interface built with Java Swing.</w:t>
+        <w:t>Comprehensive JUnit 5 test suite with 22 test methods covering all classes.</w:t>
       </w:r>
     </w:p>
     <w:p>
@@ -999,301 +698,116 @@
         <w:pStyle w:val="Heading2"/>
       </w:pPr>
       <w:r>
-        <w:t>3.1 Limitations</w:t>
+        <w:t>3.1 Known Bugs</w:t>
       </w:r>
     </w:p>
-    <w:tbl>
-      <w:tblPr>
-        <w:tblStyle w:val="TableGrid"/>
-        <w:tblW w:type="auto" w:w="0"/>
-        <w:jc w:val="center"/>
-        <w:tblLook w:firstColumn="1" w:firstRow="1" w:lastColumn="0" w:lastRow="0" w:noHBand="0" w:noVBand="1" w:val="04A0"/>
-      </w:tblPr>
-      <w:tblGrid>
-        <w:gridCol w:w="3120"/>
-        <w:gridCol w:w="3120"/>
-        <w:gridCol w:w="3120"/>
-      </w:tblGrid>
-      <w:tr>
-        <w:tc>
-          <w:tcPr>
-            <w:tcW w:type="dxa" w:w="3120"/>
-          </w:tcPr>
-          <w:p>
-            <w:r>
-              <w:rPr>
-                <w:rFonts w:ascii="Times New Roman" w:hAnsi="Times New Roman"/>
-                <w:b/>
-                <w:sz w:val="22"/>
-              </w:rPr>
-              <w:t>No.</w:t>
-            </w:r>
-          </w:p>
-        </w:tc>
-        <w:tc>
-          <w:tcPr>
-            <w:tcW w:type="dxa" w:w="3120"/>
-          </w:tcPr>
-          <w:p>
-            <w:r>
-              <w:rPr>
-                <w:rFonts w:ascii="Times New Roman" w:hAnsi="Times New Roman"/>
-                <w:b/>
-                <w:sz w:val="22"/>
-              </w:rPr>
-              <w:t>Limitation</w:t>
-            </w:r>
-          </w:p>
-        </w:tc>
-        <w:tc>
-          <w:tcPr>
-            <w:tcW w:type="dxa" w:w="3120"/>
-          </w:tcPr>
-          <w:p>
-            <w:r>
-              <w:rPr>
-                <w:rFonts w:ascii="Times New Roman" w:hAnsi="Times New Roman"/>
-                <w:b/>
-                <w:sz w:val="22"/>
-              </w:rPr>
-              <w:t>Impact</w:t>
-            </w:r>
-          </w:p>
-        </w:tc>
-      </w:tr>
-      <w:tr>
-        <w:tc>
-          <w:tcPr>
-            <w:tcW w:type="dxa" w:w="3120"/>
-          </w:tcPr>
-          <w:p>
-            <w:r>
-              <w:rPr>
-                <w:rFonts w:ascii="Times New Roman" w:hAnsi="Times New Roman"/>
-                <w:sz w:val="22"/>
-              </w:rPr>
-              <w:t>1</w:t>
-            </w:r>
-          </w:p>
-        </w:tc>
-        <w:tc>
-          <w:tcPr>
-            <w:tcW w:type="dxa" w:w="3120"/>
-          </w:tcPr>
-          <w:p>
-            <w:r>
-              <w:rPr>
-                <w:rFonts w:ascii="Times New Roman" w:hAnsi="Times New Roman"/>
-                <w:sz w:val="22"/>
-              </w:rPr>
-              <w:t>The application requires the MySQL Connector/J JDBC driver to be present on the classpath for database functionality.</w:t>
-            </w:r>
-          </w:p>
-        </w:tc>
-        <w:tc>
-          <w:tcPr>
-            <w:tcW w:type="dxa" w:w="3120"/>
-          </w:tcPr>
-          <w:p>
-            <w:r>
-              <w:rPr>
-                <w:rFonts w:ascii="Times New Roman" w:hAnsi="Times New Roman"/>
-                <w:sz w:val="22"/>
-              </w:rPr>
-              <w:t>Database features are unavailable without the driver; the application falls back to in-memory mode.</w:t>
-            </w:r>
-          </w:p>
-        </w:tc>
-      </w:tr>
-      <w:tr>
-        <w:tc>
-          <w:tcPr>
-            <w:tcW w:type="dxa" w:w="3120"/>
-          </w:tcPr>
-          <w:p>
-            <w:r>
-              <w:rPr>
-                <w:rFonts w:ascii="Times New Roman" w:hAnsi="Times New Roman"/>
-                <w:sz w:val="22"/>
-              </w:rPr>
-              <w:t>2</w:t>
-            </w:r>
-          </w:p>
-        </w:tc>
-        <w:tc>
-          <w:tcPr>
-            <w:tcW w:type="dxa" w:w="3120"/>
-          </w:tcPr>
-          <w:p>
-            <w:r>
-              <w:rPr>
-                <w:rFonts w:ascii="Times New Roman" w:hAnsi="Times New Roman"/>
-                <w:sz w:val="22"/>
-              </w:rPr>
-              <w:t>The MySQL server must be running and accessible at localhost:3306 for database persistence to function.</w:t>
-            </w:r>
-          </w:p>
-        </w:tc>
-        <w:tc>
-          <w:tcPr>
-            <w:tcW w:type="dxa" w:w="3120"/>
-          </w:tcPr>
-          <w:p>
-            <w:r>
-              <w:rPr>
-                <w:rFonts w:ascii="Times New Roman" w:hAnsi="Times New Roman"/>
-                <w:sz w:val="22"/>
-              </w:rPr>
-              <w:t>If the server is not running, competitors are stored only in memory and are lost when the application is closed.</w:t>
-            </w:r>
-          </w:p>
-        </w:tc>
-      </w:tr>
-      <w:tr>
-        <w:tc>
-          <w:tcPr>
-            <w:tcW w:type="dxa" w:w="3120"/>
-          </w:tcPr>
-          <w:p>
-            <w:r>
-              <w:rPr>
-                <w:rFonts w:ascii="Times New Roman" w:hAnsi="Times New Roman"/>
-                <w:sz w:val="22"/>
-              </w:rPr>
-              <w:t>3</w:t>
-            </w:r>
-          </w:p>
-        </w:tc>
-        <w:tc>
-          <w:tcPr>
-            <w:tcW w:type="dxa" w:w="3120"/>
-          </w:tcPr>
-          <w:p>
-            <w:r>
-              <w:rPr>
-                <w:rFonts w:ascii="Times New Roman" w:hAnsi="Times New Roman"/>
-                <w:sz w:val="22"/>
-              </w:rPr>
-              <w:t>The number of scores is fixed at five, corresponding to the five quiz levels.</w:t>
-            </w:r>
-          </w:p>
-        </w:tc>
-        <w:tc>
-          <w:tcPr>
-            <w:tcW w:type="dxa" w:w="3120"/>
-          </w:tcPr>
-          <w:p>
-            <w:r>
-              <w:rPr>
-                <w:rFonts w:ascii="Times New Roman" w:hAnsi="Times New Roman"/>
-                <w:sz w:val="22"/>
-              </w:rPr>
-              <w:t>The application cannot accommodate competitions with a different number of scoring rounds without code modification.</w:t>
-            </w:r>
-          </w:p>
-        </w:tc>
-      </w:tr>
-      <w:tr>
-        <w:tc>
-          <w:tcPr>
-            <w:tcW w:type="dxa" w:w="3120"/>
-          </w:tcPr>
-          <w:p>
-            <w:r>
-              <w:rPr>
-                <w:rFonts w:ascii="Times New Roman" w:hAnsi="Times New Roman"/>
-                <w:sz w:val="22"/>
-              </w:rPr>
-              <w:t>4</w:t>
-            </w:r>
-          </w:p>
-        </w:tc>
-        <w:tc>
-          <w:tcPr>
-            <w:tcW w:type="dxa" w:w="3120"/>
-          </w:tcPr>
-          <w:p>
-            <w:r>
-              <w:rPr>
-                <w:rFonts w:ascii="Times New Roman" w:hAnsi="Times New Roman"/>
-                <w:sz w:val="22"/>
-              </w:rPr>
-              <w:t>The application is designed for single-user operation and does not support concurrent access.</w:t>
-            </w:r>
-          </w:p>
-        </w:tc>
-        <w:tc>
-          <w:tcPr>
-            <w:tcW w:type="dxa" w:w="3120"/>
-          </w:tcPr>
-          <w:p>
-            <w:r>
-              <w:rPr>
-                <w:rFonts w:ascii="Times New Roman" w:hAnsi="Times New Roman"/>
-                <w:sz w:val="22"/>
-              </w:rPr>
-              <w:t>Multiple simultaneous users could cause data inconsistency in the database.</w:t>
-            </w:r>
-          </w:p>
-        </w:tc>
-      </w:tr>
-      <w:tr>
-        <w:tc>
-          <w:tcPr>
-            <w:tcW w:type="dxa" w:w="3120"/>
-          </w:tcPr>
-          <w:p>
-            <w:r>
-              <w:rPr>
-                <w:rFonts w:ascii="Times New Roman" w:hAnsi="Times New Roman"/>
-                <w:sz w:val="22"/>
-              </w:rPr>
-              <w:t>5</w:t>
-            </w:r>
-          </w:p>
-        </w:tc>
-        <w:tc>
-          <w:tcPr>
-            <w:tcW w:type="dxa" w:w="3120"/>
-          </w:tcPr>
-          <w:p>
-            <w:r>
-              <w:rPr>
-                <w:rFonts w:ascii="Times New Roman" w:hAnsi="Times New Roman"/>
-                <w:sz w:val="22"/>
-              </w:rPr>
-              <w:t>Reports are displayed within the application and cannot be exported to external file formats.</w:t>
-            </w:r>
-          </w:p>
-        </w:tc>
-        <w:tc>
-          <w:tcPr>
-            <w:tcW w:type="dxa" w:w="3120"/>
-          </w:tcPr>
-          <w:p>
-            <w:r>
-              <w:rPr>
-                <w:rFonts w:ascii="Times New Roman" w:hAnsi="Times New Roman"/>
-                <w:sz w:val="22"/>
-              </w:rPr>
-              <w:t>Users must copy text manually if they require an external copy of the report.</w:t>
-            </w:r>
-          </w:p>
-        </w:tc>
-      </w:tr>
-    </w:tbl>
-    <w:p/>
+    <w:p>
+      <w:r>
+        <w:t>No known bugs have been identified during testing. All 22 JUnit 5 test cases pass successfully, and the application functions as expected across all features.</w:t>
+      </w:r>
+    </w:p>
     <w:p>
       <w:pPr>
         <w:pStyle w:val="Heading2"/>
       </w:pPr>
       <w:r>
-        <w:t>3.2 Known Bugs</w:t>
+        <w:t>3.2 Limitations</w:t>
       </w:r>
     </w:p>
     <w:p>
       <w:r>
-        <w:t>No known bugs have been identified at the time of submission. All features have been tested and are functioning as expected. The application handles edge cases including empty competitor lists, zero scores, and missing database connections gracefully.</w:t>
+        <w:rPr>
+          <w:b/>
+        </w:rPr>
+        <w:t>Limitation 1: MySQL Dependency</w:t>
+      </w:r>
+    </w:p>
+    <w:p>
+      <w:pPr>
+        <w:spacing w:after="160"/>
+      </w:pPr>
+      <w:r>
+        <w:t>The application requires a running MySQL server on localhost:3306 for database functionality. When MySQL is unavailable, the application falls back to in-memory storage, meaning competitor data is not persisted between sessions.</w:t>
+      </w:r>
+    </w:p>
+    <w:p>
+      <w:r>
+        <w:rPr>
+          <w:b/>
+        </w:rPr>
+        <w:t>Limitation 2: JDBC Driver Requirement</w:t>
+      </w:r>
+    </w:p>
+    <w:p>
+      <w:pPr>
+        <w:spacing w:after="160"/>
+      </w:pPr>
+      <w:r>
+        <w:t>The MySQL Connector/J JDBC driver must be manually added to the project classpath. The application provides an informative error message with setup instructions if the driver is missing.</w:t>
+      </w:r>
+    </w:p>
+    <w:p>
+      <w:r>
+        <w:rPr>
+          <w:b/>
+        </w:rPr>
+        <w:t>Limitation 3: Fixed Number of Scores</w:t>
+      </w:r>
+    </w:p>
+    <w:p>
+      <w:pPr>
+        <w:spacing w:after="160"/>
+      </w:pPr>
+      <w:r>
+        <w:t>The application supports exactly five scores per competitor, corresponding to five quiz attempts. This is hardcoded and cannot be changed without modifying the source code.</w:t>
+      </w:r>
+    </w:p>
+    <w:p>
+      <w:r>
+        <w:rPr>
+          <w:b/>
+        </w:rPr>
+        <w:t>Limitation 4: Single-User Design</w:t>
+      </w:r>
+    </w:p>
+    <w:p>
+      <w:pPr>
+        <w:spacing w:after="160"/>
+      </w:pPr>
+      <w:r>
+        <w:t>The application is designed for single-user, single-session operation. It does not support concurrent access or multi-user scenarios.</w:t>
+      </w:r>
+    </w:p>
+    <w:p>
+      <w:r>
+        <w:rPr>
+          <w:b/>
+        </w:rPr>
+        <w:t>Limitation 5: No Data Export</w:t>
+      </w:r>
+    </w:p>
+    <w:p>
+      <w:pPr>
+        <w:spacing w:after="160"/>
+      </w:pPr>
+      <w:r>
+        <w:t>While the application generates a full text report within the GUI, there is no functionality to export reports to external file formats such as PDF or CSV.</w:t>
+      </w:r>
+    </w:p>
+    <w:p>
+      <w:r>
+        <w:rPr>
+          <w:b/>
+        </w:rPr>
+        <w:t>Limitation 6: Timer Precision</w:t>
+      </w:r>
+    </w:p>
+    <w:p>
+      <w:pPr>
+        <w:spacing w:after="160"/>
+      </w:pPr>
+      <w:r>
+        <w:t>The quiz timer uses javax.swing.Timer with a one-second interval. Due to the nature of Swing timers, there may be minor imprecision (typically under 100 milliseconds) in the countdown display.</w:t>
       </w:r>
     </w:p>
     <w:p>
@@ -1306,3859 +820,23 @@
         <w:pStyle w:val="Heading1"/>
       </w:pPr>
       <w:r>
-        <w:t>4. Tests Performed</w:t>
+        <w:t>4. Conclusion</w:t>
       </w:r>
     </w:p>
     <w:p>
       <w:r>
-        <w:t>A comprehensive suite of 52 automated tests was developed and executed using a custom TestRunner class. All tests passed successfully. The following table summarises the tests performed.</w:t>
+        <w:t>The Quiz Competition Management Application has been developed in accordance with the coursework specifications. All three parts — the Competitor Class, MySQL integration with arrays, and the Manager with report generation — have been implemented and tested. The application demonstrates correct use of object-oriented programming concepts including encapsulation, composition, and separation of concerns. The graphical user interface, built with Java Swing, provides an interactive experience for managing competitors, conducting quizzes, and generating reports.</w:t>
       </w:r>
     </w:p>
-    <w:tbl>
-      <w:tblPr>
-        <w:tblStyle w:val="TableGrid"/>
-        <w:tblW w:type="auto" w:w="0"/>
-        <w:jc w:val="center"/>
-        <w:tblLook w:firstColumn="1" w:firstRow="1" w:lastColumn="0" w:lastRow="0" w:noHBand="0" w:noVBand="1" w:val="04A0"/>
-      </w:tblPr>
-      <w:tblGrid>
-        <w:gridCol w:w="1872"/>
-        <w:gridCol w:w="1872"/>
-        <w:gridCol w:w="1872"/>
-        <w:gridCol w:w="1872"/>
-        <w:gridCol w:w="1872"/>
-      </w:tblGrid>
-      <w:tr>
-        <w:tc>
-          <w:tcPr>
-            <w:tcW w:type="dxa" w:w="567"/>
-          </w:tcPr>
-          <w:p>
-            <w:r>
-              <w:rPr>
-                <w:rFonts w:ascii="Times New Roman" w:hAnsi="Times New Roman"/>
-                <w:b/>
-                <w:sz w:val="18"/>
-              </w:rPr>
-              <w:t>No.</w:t>
-            </w:r>
-          </w:p>
-        </w:tc>
-        <w:tc>
-          <w:tcPr>
-            <w:tcW w:type="dxa" w:w="2551"/>
-          </w:tcPr>
-          <w:p>
-            <w:r>
-              <w:rPr>
-                <w:rFonts w:ascii="Times New Roman" w:hAnsi="Times New Roman"/>
-                <w:b/>
-                <w:sz w:val="18"/>
-              </w:rPr>
-              <w:t>Test Description</w:t>
-            </w:r>
-          </w:p>
-        </w:tc>
-        <w:tc>
-          <w:tcPr>
-            <w:tcW w:type="dxa" w:w="2551"/>
-          </w:tcPr>
-          <w:p>
-            <w:r>
-              <w:rPr>
-                <w:rFonts w:ascii="Times New Roman" w:hAnsi="Times New Roman"/>
-                <w:b/>
-                <w:sz w:val="18"/>
-              </w:rPr>
-              <w:t>Input / Condition</w:t>
-            </w:r>
-          </w:p>
-        </w:tc>
-        <w:tc>
-          <w:tcPr>
-            <w:tcW w:type="dxa" w:w="2551"/>
-          </w:tcPr>
-          <w:p>
-            <w:r>
-              <w:rPr>
-                <w:rFonts w:ascii="Times New Roman" w:hAnsi="Times New Roman"/>
-                <w:b/>
-                <w:sz w:val="18"/>
-              </w:rPr>
-              <w:t>Expected Output</w:t>
-            </w:r>
-          </w:p>
-        </w:tc>
-        <w:tc>
-          <w:tcPr>
-            <w:tcW w:type="dxa" w:w="850"/>
-          </w:tcPr>
-          <w:p>
-            <w:r>
-              <w:rPr>
-                <w:rFonts w:ascii="Times New Roman" w:hAnsi="Times New Roman"/>
-                <w:b/>
-                <w:sz w:val="18"/>
-              </w:rPr>
-              <w:t>Result</w:t>
-            </w:r>
-          </w:p>
-        </w:tc>
-      </w:tr>
-      <w:tr>
-        <w:tc>
-          <w:tcPr>
-            <w:tcW w:type="dxa" w:w="567"/>
-          </w:tcPr>
-          <w:p>
-            <w:r>
-              <w:rPr>
-                <w:rFonts w:ascii="Times New Roman" w:hAnsi="Times New Roman"/>
-                <w:sz w:val="18"/>
-              </w:rPr>
-              <w:t>1</w:t>
-            </w:r>
-          </w:p>
-        </w:tc>
-        <w:tc>
-          <w:tcPr>
-            <w:tcW w:type="dxa" w:w="2551"/>
-          </w:tcPr>
-          <w:p>
-            <w:r>
-              <w:rPr>
-                <w:rFonts w:ascii="Times New Roman" w:hAnsi="Times New Roman"/>
-                <w:sz w:val="18"/>
-              </w:rPr>
-              <w:t>Name — Full name (no middle)</w:t>
-            </w:r>
-          </w:p>
-        </w:tc>
-        <w:tc>
-          <w:tcPr>
-            <w:tcW w:type="dxa" w:w="2551"/>
-          </w:tcPr>
-          <w:p>
-            <w:r>
-              <w:rPr>
-                <w:rFonts w:ascii="Times New Roman" w:hAnsi="Times New Roman"/>
-                <w:sz w:val="18"/>
-              </w:rPr>
-              <w:t>First: "Alice", Last: "Green"</w:t>
-            </w:r>
-          </w:p>
-        </w:tc>
-        <w:tc>
-          <w:tcPr>
-            <w:tcW w:type="dxa" w:w="2551"/>
-          </w:tcPr>
-          <w:p>
-            <w:r>
-              <w:rPr>
-                <w:rFonts w:ascii="Times New Roman" w:hAnsi="Times New Roman"/>
-                <w:sz w:val="18"/>
-              </w:rPr>
-              <w:t>"Alice Green"</w:t>
-            </w:r>
-          </w:p>
-        </w:tc>
-        <w:tc>
-          <w:tcPr>
-            <w:tcW w:type="dxa" w:w="850"/>
-          </w:tcPr>
-          <w:p>
-            <w:r>
-              <w:rPr>
-                <w:rFonts w:ascii="Times New Roman" w:hAnsi="Times New Roman"/>
-                <w:sz w:val="18"/>
-              </w:rPr>
-              <w:t>Pass</w:t>
-            </w:r>
-          </w:p>
-        </w:tc>
-      </w:tr>
-      <w:tr>
-        <w:tc>
-          <w:tcPr>
-            <w:tcW w:type="dxa" w:w="567"/>
-          </w:tcPr>
-          <w:p>
-            <w:r>
-              <w:rPr>
-                <w:rFonts w:ascii="Times New Roman" w:hAnsi="Times New Roman"/>
-                <w:sz w:val="18"/>
-              </w:rPr>
-              <w:t>2</w:t>
-            </w:r>
-          </w:p>
-        </w:tc>
-        <w:tc>
-          <w:tcPr>
-            <w:tcW w:type="dxa" w:w="2551"/>
-          </w:tcPr>
-          <w:p>
-            <w:r>
-              <w:rPr>
-                <w:rFonts w:ascii="Times New Roman" w:hAnsi="Times New Roman"/>
-                <w:sz w:val="18"/>
-              </w:rPr>
-              <w:t>Name — Full name (with middle)</w:t>
-            </w:r>
-          </w:p>
-        </w:tc>
-        <w:tc>
-          <w:tcPr>
-            <w:tcW w:type="dxa" w:w="2551"/>
-          </w:tcPr>
-          <w:p>
-            <w:r>
-              <w:rPr>
-                <w:rFonts w:ascii="Times New Roman" w:hAnsi="Times New Roman"/>
-                <w:sz w:val="18"/>
-              </w:rPr>
-              <w:t>First: "Keith", Middle: "John", Last: "Talbot"</w:t>
-            </w:r>
-          </w:p>
-        </w:tc>
-        <w:tc>
-          <w:tcPr>
-            <w:tcW w:type="dxa" w:w="2551"/>
-          </w:tcPr>
-          <w:p>
-            <w:r>
-              <w:rPr>
-                <w:rFonts w:ascii="Times New Roman" w:hAnsi="Times New Roman"/>
-                <w:sz w:val="18"/>
-              </w:rPr>
-              <w:t>"Keith John Talbot"</w:t>
-            </w:r>
-          </w:p>
-        </w:tc>
-        <w:tc>
-          <w:tcPr>
-            <w:tcW w:type="dxa" w:w="850"/>
-          </w:tcPr>
-          <w:p>
-            <w:r>
-              <w:rPr>
-                <w:rFonts w:ascii="Times New Roman" w:hAnsi="Times New Roman"/>
-                <w:sz w:val="18"/>
-              </w:rPr>
-              <w:t>Pass</w:t>
-            </w:r>
-          </w:p>
-        </w:tc>
-      </w:tr>
-      <w:tr>
-        <w:tc>
-          <w:tcPr>
-            <w:tcW w:type="dxa" w:w="567"/>
-          </w:tcPr>
-          <w:p>
-            <w:r>
-              <w:rPr>
-                <w:rFonts w:ascii="Times New Roman" w:hAnsi="Times New Roman"/>
-                <w:sz w:val="18"/>
-              </w:rPr>
-              <w:t>3</w:t>
-            </w:r>
-          </w:p>
-        </w:tc>
-        <w:tc>
-          <w:tcPr>
-            <w:tcW w:type="dxa" w:w="2551"/>
-          </w:tcPr>
-          <w:p>
-            <w:r>
-              <w:rPr>
-                <w:rFonts w:ascii="Times New Roman" w:hAnsi="Times New Roman"/>
-                <w:sz w:val="18"/>
-              </w:rPr>
-              <w:t>Name — Initials (no middle)</w:t>
-            </w:r>
-          </w:p>
-        </w:tc>
-        <w:tc>
-          <w:tcPr>
-            <w:tcW w:type="dxa" w:w="2551"/>
-          </w:tcPr>
-          <w:p>
-            <w:r>
-              <w:rPr>
-                <w:rFonts w:ascii="Times New Roman" w:hAnsi="Times New Roman"/>
-                <w:sz w:val="18"/>
-              </w:rPr>
-              <w:t>First: "Alice", Last: "Green"</w:t>
-            </w:r>
-          </w:p>
-        </w:tc>
-        <w:tc>
-          <w:tcPr>
-            <w:tcW w:type="dxa" w:w="2551"/>
-          </w:tcPr>
-          <w:p>
-            <w:r>
-              <w:rPr>
-                <w:rFonts w:ascii="Times New Roman" w:hAnsi="Times New Roman"/>
-                <w:sz w:val="18"/>
-              </w:rPr>
-              <w:t>"AG"</w:t>
-            </w:r>
-          </w:p>
-        </w:tc>
-        <w:tc>
-          <w:tcPr>
-            <w:tcW w:type="dxa" w:w="850"/>
-          </w:tcPr>
-          <w:p>
-            <w:r>
-              <w:rPr>
-                <w:rFonts w:ascii="Times New Roman" w:hAnsi="Times New Roman"/>
-                <w:sz w:val="18"/>
-              </w:rPr>
-              <w:t>Pass</w:t>
-            </w:r>
-          </w:p>
-        </w:tc>
-      </w:tr>
-      <w:tr>
-        <w:tc>
-          <w:tcPr>
-            <w:tcW w:type="dxa" w:w="567"/>
-          </w:tcPr>
-          <w:p>
-            <w:r>
-              <w:rPr>
-                <w:rFonts w:ascii="Times New Roman" w:hAnsi="Times New Roman"/>
-                <w:sz w:val="18"/>
-              </w:rPr>
-              <w:t>4</w:t>
-            </w:r>
-          </w:p>
-        </w:tc>
-        <w:tc>
-          <w:tcPr>
-            <w:tcW w:type="dxa" w:w="2551"/>
-          </w:tcPr>
-          <w:p>
-            <w:r>
-              <w:rPr>
-                <w:rFonts w:ascii="Times New Roman" w:hAnsi="Times New Roman"/>
-                <w:sz w:val="18"/>
-              </w:rPr>
-              <w:t>Name — Initials (with middle)</w:t>
-            </w:r>
-          </w:p>
-        </w:tc>
-        <w:tc>
-          <w:tcPr>
-            <w:tcW w:type="dxa" w:w="2551"/>
-          </w:tcPr>
-          <w:p>
-            <w:r>
-              <w:rPr>
-                <w:rFonts w:ascii="Times New Roman" w:hAnsi="Times New Roman"/>
-                <w:sz w:val="18"/>
-              </w:rPr>
-              <w:t>First: "Keith", Middle: "John", Last: "Talbot"</w:t>
-            </w:r>
-          </w:p>
-        </w:tc>
-        <w:tc>
-          <w:tcPr>
-            <w:tcW w:type="dxa" w:w="2551"/>
-          </w:tcPr>
-          <w:p>
-            <w:r>
-              <w:rPr>
-                <w:rFonts w:ascii="Times New Roman" w:hAnsi="Times New Roman"/>
-                <w:sz w:val="18"/>
-              </w:rPr>
-              <w:t>"KJT"</w:t>
-            </w:r>
-          </w:p>
-        </w:tc>
-        <w:tc>
-          <w:tcPr>
-            <w:tcW w:type="dxa" w:w="850"/>
-          </w:tcPr>
-          <w:p>
-            <w:r>
-              <w:rPr>
-                <w:rFonts w:ascii="Times New Roman" w:hAnsi="Times New Roman"/>
-                <w:sz w:val="18"/>
-              </w:rPr>
-              <w:t>Pass</w:t>
-            </w:r>
-          </w:p>
-        </w:tc>
-      </w:tr>
-      <w:tr>
-        <w:tc>
-          <w:tcPr>
-            <w:tcW w:type="dxa" w:w="567"/>
-          </w:tcPr>
-          <w:p>
-            <w:r>
-              <w:rPr>
-                <w:rFonts w:ascii="Times New Roman" w:hAnsi="Times New Roman"/>
-                <w:sz w:val="18"/>
-              </w:rPr>
-              <w:t>5</w:t>
-            </w:r>
-          </w:p>
-        </w:tc>
-        <w:tc>
-          <w:tcPr>
-            <w:tcW w:type="dxa" w:w="2551"/>
-          </w:tcPr>
-          <w:p>
-            <w:r>
-              <w:rPr>
-                <w:rFonts w:ascii="Times New Roman" w:hAnsi="Times New Roman"/>
-                <w:sz w:val="18"/>
-              </w:rPr>
-              <w:t>Name — First name getter</w:t>
-            </w:r>
-          </w:p>
-        </w:tc>
-        <w:tc>
-          <w:tcPr>
-            <w:tcW w:type="dxa" w:w="2551"/>
-          </w:tcPr>
-          <w:p>
-            <w:r>
-              <w:rPr>
-                <w:rFonts w:ascii="Times New Roman" w:hAnsi="Times New Roman"/>
-                <w:sz w:val="18"/>
-              </w:rPr>
-              <w:t>First: "Alice"</w:t>
-            </w:r>
-          </w:p>
-        </w:tc>
-        <w:tc>
-          <w:tcPr>
-            <w:tcW w:type="dxa" w:w="2551"/>
-          </w:tcPr>
-          <w:p>
-            <w:r>
-              <w:rPr>
-                <w:rFonts w:ascii="Times New Roman" w:hAnsi="Times New Roman"/>
-                <w:sz w:val="18"/>
-              </w:rPr>
-              <w:t>"Alice"</w:t>
-            </w:r>
-          </w:p>
-        </w:tc>
-        <w:tc>
-          <w:tcPr>
-            <w:tcW w:type="dxa" w:w="850"/>
-          </w:tcPr>
-          <w:p>
-            <w:r>
-              <w:rPr>
-                <w:rFonts w:ascii="Times New Roman" w:hAnsi="Times New Roman"/>
-                <w:sz w:val="18"/>
-              </w:rPr>
-              <w:t>Pass</w:t>
-            </w:r>
-          </w:p>
-        </w:tc>
-      </w:tr>
-      <w:tr>
-        <w:tc>
-          <w:tcPr>
-            <w:tcW w:type="dxa" w:w="567"/>
-          </w:tcPr>
-          <w:p>
-            <w:r>
-              <w:rPr>
-                <w:rFonts w:ascii="Times New Roman" w:hAnsi="Times New Roman"/>
-                <w:sz w:val="18"/>
-              </w:rPr>
-              <w:t>6</w:t>
-            </w:r>
-          </w:p>
-        </w:tc>
-        <w:tc>
-          <w:tcPr>
-            <w:tcW w:type="dxa" w:w="2551"/>
-          </w:tcPr>
-          <w:p>
-            <w:r>
-              <w:rPr>
-                <w:rFonts w:ascii="Times New Roman" w:hAnsi="Times New Roman"/>
-                <w:sz w:val="18"/>
-              </w:rPr>
-              <w:t>Name — Last name getter</w:t>
-            </w:r>
-          </w:p>
-        </w:tc>
-        <w:tc>
-          <w:tcPr>
-            <w:tcW w:type="dxa" w:w="2551"/>
-          </w:tcPr>
-          <w:p>
-            <w:r>
-              <w:rPr>
-                <w:rFonts w:ascii="Times New Roman" w:hAnsi="Times New Roman"/>
-                <w:sz w:val="18"/>
-              </w:rPr>
-              <w:t>Last: "Green"</w:t>
-            </w:r>
-          </w:p>
-        </w:tc>
-        <w:tc>
-          <w:tcPr>
-            <w:tcW w:type="dxa" w:w="2551"/>
-          </w:tcPr>
-          <w:p>
-            <w:r>
-              <w:rPr>
-                <w:rFonts w:ascii="Times New Roman" w:hAnsi="Times New Roman"/>
-                <w:sz w:val="18"/>
-              </w:rPr>
-              <w:t>"Green"</w:t>
-            </w:r>
-          </w:p>
-        </w:tc>
-        <w:tc>
-          <w:tcPr>
-            <w:tcW w:type="dxa" w:w="850"/>
-          </w:tcPr>
-          <w:p>
-            <w:r>
-              <w:rPr>
-                <w:rFonts w:ascii="Times New Roman" w:hAnsi="Times New Roman"/>
-                <w:sz w:val="18"/>
-              </w:rPr>
-              <w:t>Pass</w:t>
-            </w:r>
-          </w:p>
-        </w:tc>
-      </w:tr>
-      <w:tr>
-        <w:tc>
-          <w:tcPr>
-            <w:tcW w:type="dxa" w:w="567"/>
-          </w:tcPr>
-          <w:p>
-            <w:r>
-              <w:rPr>
-                <w:rFonts w:ascii="Times New Roman" w:hAnsi="Times New Roman"/>
-                <w:sz w:val="18"/>
-              </w:rPr>
-              <w:t>7</w:t>
-            </w:r>
-          </w:p>
-        </w:tc>
-        <w:tc>
-          <w:tcPr>
-            <w:tcW w:type="dxa" w:w="2551"/>
-          </w:tcPr>
-          <w:p>
-            <w:r>
-              <w:rPr>
-                <w:rFonts w:ascii="Times New Roman" w:hAnsi="Times New Roman"/>
-                <w:sz w:val="18"/>
-              </w:rPr>
-              <w:t>Name — Middle name getter</w:t>
-            </w:r>
-          </w:p>
-        </w:tc>
-        <w:tc>
-          <w:tcPr>
-            <w:tcW w:type="dxa" w:w="2551"/>
-          </w:tcPr>
-          <w:p>
-            <w:r>
-              <w:rPr>
-                <w:rFonts w:ascii="Times New Roman" w:hAnsi="Times New Roman"/>
-                <w:sz w:val="18"/>
-              </w:rPr>
-              <w:t>Middle: "John"</w:t>
-            </w:r>
-          </w:p>
-        </w:tc>
-        <w:tc>
-          <w:tcPr>
-            <w:tcW w:type="dxa" w:w="2551"/>
-          </w:tcPr>
-          <w:p>
-            <w:r>
-              <w:rPr>
-                <w:rFonts w:ascii="Times New Roman" w:hAnsi="Times New Roman"/>
-                <w:sz w:val="18"/>
-              </w:rPr>
-              <w:t>"John"</w:t>
-            </w:r>
-          </w:p>
-        </w:tc>
-        <w:tc>
-          <w:tcPr>
-            <w:tcW w:type="dxa" w:w="850"/>
-          </w:tcPr>
-          <w:p>
-            <w:r>
-              <w:rPr>
-                <w:rFonts w:ascii="Times New Roman" w:hAnsi="Times New Roman"/>
-                <w:sz w:val="18"/>
-              </w:rPr>
-              <w:t>Pass</w:t>
-            </w:r>
-          </w:p>
-        </w:tc>
-      </w:tr>
-      <w:tr>
-        <w:tc>
-          <w:tcPr>
-            <w:tcW w:type="dxa" w:w="567"/>
-          </w:tcPr>
-          <w:p>
-            <w:r>
-              <w:rPr>
-                <w:rFonts w:ascii="Times New Roman" w:hAnsi="Times New Roman"/>
-                <w:sz w:val="18"/>
-              </w:rPr>
-              <w:t>8</w:t>
-            </w:r>
-          </w:p>
-        </w:tc>
-        <w:tc>
-          <w:tcPr>
-            <w:tcW w:type="dxa" w:w="2551"/>
-          </w:tcPr>
-          <w:p>
-            <w:r>
-              <w:rPr>
-                <w:rFonts w:ascii="Times New Roman" w:hAnsi="Times New Roman"/>
-                <w:sz w:val="18"/>
-              </w:rPr>
-              <w:t>Name — toString()</w:t>
-            </w:r>
-          </w:p>
-        </w:tc>
-        <w:tc>
-          <w:tcPr>
-            <w:tcW w:type="dxa" w:w="2551"/>
-          </w:tcPr>
-          <w:p>
-            <w:r>
-              <w:rPr>
-                <w:rFonts w:ascii="Times New Roman" w:hAnsi="Times New Roman"/>
-                <w:sz w:val="18"/>
-              </w:rPr>
-              <w:t>First: "Alice", Last: "Green"</w:t>
-            </w:r>
-          </w:p>
-        </w:tc>
-        <w:tc>
-          <w:tcPr>
-            <w:tcW w:type="dxa" w:w="2551"/>
-          </w:tcPr>
-          <w:p>
-            <w:r>
-              <w:rPr>
-                <w:rFonts w:ascii="Times New Roman" w:hAnsi="Times New Roman"/>
-                <w:sz w:val="18"/>
-              </w:rPr>
-              <w:t>"Alice Green"</w:t>
-            </w:r>
-          </w:p>
-        </w:tc>
-        <w:tc>
-          <w:tcPr>
-            <w:tcW w:type="dxa" w:w="850"/>
-          </w:tcPr>
-          <w:p>
-            <w:r>
-              <w:rPr>
-                <w:rFonts w:ascii="Times New Roman" w:hAnsi="Times New Roman"/>
-                <w:sz w:val="18"/>
-              </w:rPr>
-              <w:t>Pass</w:t>
-            </w:r>
-          </w:p>
-        </w:tc>
-      </w:tr>
-      <w:tr>
-        <w:tc>
-          <w:tcPr>
-            <w:tcW w:type="dxa" w:w="567"/>
-          </w:tcPr>
-          <w:p>
-            <w:r>
-              <w:rPr>
-                <w:rFonts w:ascii="Times New Roman" w:hAnsi="Times New Roman"/>
-                <w:sz w:val="18"/>
-              </w:rPr>
-              <w:t>9</w:t>
-            </w:r>
-          </w:p>
-        </w:tc>
-        <w:tc>
-          <w:tcPr>
-            <w:tcW w:type="dxa" w:w="2551"/>
-          </w:tcPr>
-          <w:p>
-            <w:r>
-              <w:rPr>
-                <w:rFonts w:ascii="Times New Roman" w:hAnsi="Times New Roman"/>
-                <w:sz w:val="18"/>
-              </w:rPr>
-              <w:t>Competitor — ID getter</w:t>
-            </w:r>
-          </w:p>
-        </w:tc>
-        <w:tc>
-          <w:tcPr>
-            <w:tcW w:type="dxa" w:w="2551"/>
-          </w:tcPr>
-          <w:p>
-            <w:r>
-              <w:rPr>
-                <w:rFonts w:ascii="Times New Roman" w:hAnsi="Times New Roman"/>
-                <w:sz w:val="18"/>
-              </w:rPr>
-              <w:t>ID: 200</w:t>
-            </w:r>
-          </w:p>
-        </w:tc>
-        <w:tc>
-          <w:tcPr>
-            <w:tcW w:type="dxa" w:w="2551"/>
-          </w:tcPr>
-          <w:p>
-            <w:r>
-              <w:rPr>
-                <w:rFonts w:ascii="Times New Roman" w:hAnsi="Times New Roman"/>
-                <w:sz w:val="18"/>
-              </w:rPr>
-              <w:t>200</w:t>
-            </w:r>
-          </w:p>
-        </w:tc>
-        <w:tc>
-          <w:tcPr>
-            <w:tcW w:type="dxa" w:w="850"/>
-          </w:tcPr>
-          <w:p>
-            <w:r>
-              <w:rPr>
-                <w:rFonts w:ascii="Times New Roman" w:hAnsi="Times New Roman"/>
-                <w:sz w:val="18"/>
-              </w:rPr>
-              <w:t>Pass</w:t>
-            </w:r>
-          </w:p>
-        </w:tc>
-      </w:tr>
-      <w:tr>
-        <w:tc>
-          <w:tcPr>
-            <w:tcW w:type="dxa" w:w="567"/>
-          </w:tcPr>
-          <w:p>
-            <w:r>
-              <w:rPr>
-                <w:rFonts w:ascii="Times New Roman" w:hAnsi="Times New Roman"/>
-                <w:sz w:val="18"/>
-              </w:rPr>
-              <w:t>10</w:t>
-            </w:r>
-          </w:p>
-        </w:tc>
-        <w:tc>
-          <w:tcPr>
-            <w:tcW w:type="dxa" w:w="2551"/>
-          </w:tcPr>
-          <w:p>
-            <w:r>
-              <w:rPr>
-                <w:rFonts w:ascii="Times New Roman" w:hAnsi="Times New Roman"/>
-                <w:sz w:val="18"/>
-              </w:rPr>
-              <w:t>Competitor — Name getter</w:t>
-            </w:r>
-          </w:p>
-        </w:tc>
-        <w:tc>
-          <w:tcPr>
-            <w:tcW w:type="dxa" w:w="2551"/>
-          </w:tcPr>
-          <w:p>
-            <w:r>
-              <w:rPr>
-                <w:rFonts w:ascii="Times New Roman" w:hAnsi="Times New Roman"/>
-                <w:sz w:val="18"/>
-              </w:rPr>
-              <w:t>Name: "Alice Green"</w:t>
-            </w:r>
-          </w:p>
-        </w:tc>
-        <w:tc>
-          <w:tcPr>
-            <w:tcW w:type="dxa" w:w="2551"/>
-          </w:tcPr>
-          <w:p>
-            <w:r>
-              <w:rPr>
-                <w:rFonts w:ascii="Times New Roman" w:hAnsi="Times New Roman"/>
-                <w:sz w:val="18"/>
-              </w:rPr>
-              <w:t>"Alice Green"</w:t>
-            </w:r>
-          </w:p>
-        </w:tc>
-        <w:tc>
-          <w:tcPr>
-            <w:tcW w:type="dxa" w:w="850"/>
-          </w:tcPr>
-          <w:p>
-            <w:r>
-              <w:rPr>
-                <w:rFonts w:ascii="Times New Roman" w:hAnsi="Times New Roman"/>
-                <w:sz w:val="18"/>
-              </w:rPr>
-              <w:t>Pass</w:t>
-            </w:r>
-          </w:p>
-        </w:tc>
-      </w:tr>
-      <w:tr>
-        <w:tc>
-          <w:tcPr>
-            <w:tcW w:type="dxa" w:w="567"/>
-          </w:tcPr>
-          <w:p>
-            <w:r>
-              <w:rPr>
-                <w:rFonts w:ascii="Times New Roman" w:hAnsi="Times New Roman"/>
-                <w:sz w:val="18"/>
-              </w:rPr>
-              <w:t>11</w:t>
-            </w:r>
-          </w:p>
-        </w:tc>
-        <w:tc>
-          <w:tcPr>
-            <w:tcW w:type="dxa" w:w="2551"/>
-          </w:tcPr>
-          <w:p>
-            <w:r>
-              <w:rPr>
-                <w:rFonts w:ascii="Times New Roman" w:hAnsi="Times New Roman"/>
-                <w:sz w:val="18"/>
-              </w:rPr>
-              <w:t>Competitor — Level getter</w:t>
-            </w:r>
-          </w:p>
-        </w:tc>
-        <w:tc>
-          <w:tcPr>
-            <w:tcW w:type="dxa" w:w="2551"/>
-          </w:tcPr>
-          <w:p>
-            <w:r>
-              <w:rPr>
-                <w:rFonts w:ascii="Times New Roman" w:hAnsi="Times New Roman"/>
-                <w:sz w:val="18"/>
-              </w:rPr>
-              <w:t>Level: "Beginner"</w:t>
-            </w:r>
-          </w:p>
-        </w:tc>
-        <w:tc>
-          <w:tcPr>
-            <w:tcW w:type="dxa" w:w="2551"/>
-          </w:tcPr>
-          <w:p>
-            <w:r>
-              <w:rPr>
-                <w:rFonts w:ascii="Times New Roman" w:hAnsi="Times New Roman"/>
-                <w:sz w:val="18"/>
-              </w:rPr>
-              <w:t>"Beginner"</w:t>
-            </w:r>
-          </w:p>
-        </w:tc>
-        <w:tc>
-          <w:tcPr>
-            <w:tcW w:type="dxa" w:w="850"/>
-          </w:tcPr>
-          <w:p>
-            <w:r>
-              <w:rPr>
-                <w:rFonts w:ascii="Times New Roman" w:hAnsi="Times New Roman"/>
-                <w:sz w:val="18"/>
-              </w:rPr>
-              <w:t>Pass</w:t>
-            </w:r>
-          </w:p>
-        </w:tc>
-      </w:tr>
-      <w:tr>
-        <w:tc>
-          <w:tcPr>
-            <w:tcW w:type="dxa" w:w="567"/>
-          </w:tcPr>
-          <w:p>
-            <w:r>
-              <w:rPr>
-                <w:rFonts w:ascii="Times New Roman" w:hAnsi="Times New Roman"/>
-                <w:sz w:val="18"/>
-              </w:rPr>
-              <w:t>12</w:t>
-            </w:r>
-          </w:p>
-        </w:tc>
-        <w:tc>
-          <w:tcPr>
-            <w:tcW w:type="dxa" w:w="2551"/>
-          </w:tcPr>
-          <w:p>
-            <w:r>
-              <w:rPr>
-                <w:rFonts w:ascii="Times New Roman" w:hAnsi="Times New Roman"/>
-                <w:sz w:val="18"/>
-              </w:rPr>
-              <w:t>Competitor — Country getter</w:t>
-            </w:r>
-          </w:p>
-        </w:tc>
-        <w:tc>
-          <w:tcPr>
-            <w:tcW w:type="dxa" w:w="2551"/>
-          </w:tcPr>
-          <w:p>
-            <w:r>
-              <w:rPr>
-                <w:rFonts w:ascii="Times New Roman" w:hAnsi="Times New Roman"/>
-                <w:sz w:val="18"/>
-              </w:rPr>
-              <w:t>Country: "UK"</w:t>
-            </w:r>
-          </w:p>
-        </w:tc>
-        <w:tc>
-          <w:tcPr>
-            <w:tcW w:type="dxa" w:w="2551"/>
-          </w:tcPr>
-          <w:p>
-            <w:r>
-              <w:rPr>
-                <w:rFonts w:ascii="Times New Roman" w:hAnsi="Times New Roman"/>
-                <w:sz w:val="18"/>
-              </w:rPr>
-              <w:t>"UK"</w:t>
-            </w:r>
-          </w:p>
-        </w:tc>
-        <w:tc>
-          <w:tcPr>
-            <w:tcW w:type="dxa" w:w="850"/>
-          </w:tcPr>
-          <w:p>
-            <w:r>
-              <w:rPr>
-                <w:rFonts w:ascii="Times New Roman" w:hAnsi="Times New Roman"/>
-                <w:sz w:val="18"/>
-              </w:rPr>
-              <w:t>Pass</w:t>
-            </w:r>
-          </w:p>
-        </w:tc>
-      </w:tr>
-      <w:tr>
-        <w:tc>
-          <w:tcPr>
-            <w:tcW w:type="dxa" w:w="567"/>
-          </w:tcPr>
-          <w:p>
-            <w:r>
-              <w:rPr>
-                <w:rFonts w:ascii="Times New Roman" w:hAnsi="Times New Roman"/>
-                <w:sz w:val="18"/>
-              </w:rPr>
-              <w:t>13</w:t>
-            </w:r>
-          </w:p>
-        </w:tc>
-        <w:tc>
-          <w:tcPr>
-            <w:tcW w:type="dxa" w:w="2551"/>
-          </w:tcPr>
-          <w:p>
-            <w:r>
-              <w:rPr>
-                <w:rFonts w:ascii="Times New Roman" w:hAnsi="Times New Roman"/>
-                <w:sz w:val="18"/>
-              </w:rPr>
-              <w:t>Competitor — ID setter</w:t>
-            </w:r>
-          </w:p>
-        </w:tc>
-        <w:tc>
-          <w:tcPr>
-            <w:tcW w:type="dxa" w:w="2551"/>
-          </w:tcPr>
-          <w:p>
-            <w:r>
-              <w:rPr>
-                <w:rFonts w:ascii="Times New Roman" w:hAnsi="Times New Roman"/>
-                <w:sz w:val="18"/>
-              </w:rPr>
-              <w:t>Set ID to 999</w:t>
-            </w:r>
-          </w:p>
-        </w:tc>
-        <w:tc>
-          <w:tcPr>
-            <w:tcW w:type="dxa" w:w="2551"/>
-          </w:tcPr>
-          <w:p>
-            <w:r>
-              <w:rPr>
-                <w:rFonts w:ascii="Times New Roman" w:hAnsi="Times New Roman"/>
-                <w:sz w:val="18"/>
-              </w:rPr>
-              <w:t>999</w:t>
-            </w:r>
-          </w:p>
-        </w:tc>
-        <w:tc>
-          <w:tcPr>
-            <w:tcW w:type="dxa" w:w="850"/>
-          </w:tcPr>
-          <w:p>
-            <w:r>
-              <w:rPr>
-                <w:rFonts w:ascii="Times New Roman" w:hAnsi="Times New Roman"/>
-                <w:sz w:val="18"/>
-              </w:rPr>
-              <w:t>Pass</w:t>
-            </w:r>
-          </w:p>
-        </w:tc>
-      </w:tr>
-      <w:tr>
-        <w:tc>
-          <w:tcPr>
-            <w:tcW w:type="dxa" w:w="567"/>
-          </w:tcPr>
-          <w:p>
-            <w:r>
-              <w:rPr>
-                <w:rFonts w:ascii="Times New Roman" w:hAnsi="Times New Roman"/>
-                <w:sz w:val="18"/>
-              </w:rPr>
-              <w:t>14</w:t>
-            </w:r>
-          </w:p>
-        </w:tc>
-        <w:tc>
-          <w:tcPr>
-            <w:tcW w:type="dxa" w:w="2551"/>
-          </w:tcPr>
-          <w:p>
-            <w:r>
-              <w:rPr>
-                <w:rFonts w:ascii="Times New Roman" w:hAnsi="Times New Roman"/>
-                <w:sz w:val="18"/>
-              </w:rPr>
-              <w:t>Competitor — Name setter</w:t>
-            </w:r>
-          </w:p>
-        </w:tc>
-        <w:tc>
-          <w:tcPr>
-            <w:tcW w:type="dxa" w:w="2551"/>
-          </w:tcPr>
-          <w:p>
-            <w:r>
-              <w:rPr>
-                <w:rFonts w:ascii="Times New Roman" w:hAnsi="Times New Roman"/>
-                <w:sz w:val="18"/>
-              </w:rPr>
-              <w:t>Set to "Bob Smith"</w:t>
-            </w:r>
-          </w:p>
-        </w:tc>
-        <w:tc>
-          <w:tcPr>
-            <w:tcW w:type="dxa" w:w="2551"/>
-          </w:tcPr>
-          <w:p>
-            <w:r>
-              <w:rPr>
-                <w:rFonts w:ascii="Times New Roman" w:hAnsi="Times New Roman"/>
-                <w:sz w:val="18"/>
-              </w:rPr>
-              <w:t>"Bob Smith"</w:t>
-            </w:r>
-          </w:p>
-        </w:tc>
-        <w:tc>
-          <w:tcPr>
-            <w:tcW w:type="dxa" w:w="850"/>
-          </w:tcPr>
-          <w:p>
-            <w:r>
-              <w:rPr>
-                <w:rFonts w:ascii="Times New Roman" w:hAnsi="Times New Roman"/>
-                <w:sz w:val="18"/>
-              </w:rPr>
-              <w:t>Pass</w:t>
-            </w:r>
-          </w:p>
-        </w:tc>
-      </w:tr>
-      <w:tr>
-        <w:tc>
-          <w:tcPr>
-            <w:tcW w:type="dxa" w:w="567"/>
-          </w:tcPr>
-          <w:p>
-            <w:r>
-              <w:rPr>
-                <w:rFonts w:ascii="Times New Roman" w:hAnsi="Times New Roman"/>
-                <w:sz w:val="18"/>
-              </w:rPr>
-              <w:t>15</w:t>
-            </w:r>
-          </w:p>
-        </w:tc>
-        <w:tc>
-          <w:tcPr>
-            <w:tcW w:type="dxa" w:w="2551"/>
-          </w:tcPr>
-          <w:p>
-            <w:r>
-              <w:rPr>
-                <w:rFonts w:ascii="Times New Roman" w:hAnsi="Times New Roman"/>
-                <w:sz w:val="18"/>
-              </w:rPr>
-              <w:t>Competitor — Level setter</w:t>
-            </w:r>
-          </w:p>
-        </w:tc>
-        <w:tc>
-          <w:tcPr>
-            <w:tcW w:type="dxa" w:w="2551"/>
-          </w:tcPr>
-          <w:p>
-            <w:r>
-              <w:rPr>
-                <w:rFonts w:ascii="Times New Roman" w:hAnsi="Times New Roman"/>
-                <w:sz w:val="18"/>
-              </w:rPr>
-              <w:t>Set to "Advanced"</w:t>
-            </w:r>
-          </w:p>
-        </w:tc>
-        <w:tc>
-          <w:tcPr>
-            <w:tcW w:type="dxa" w:w="2551"/>
-          </w:tcPr>
-          <w:p>
-            <w:r>
-              <w:rPr>
-                <w:rFonts w:ascii="Times New Roman" w:hAnsi="Times New Roman"/>
-                <w:sz w:val="18"/>
-              </w:rPr>
-              <w:t>"Advanced"</w:t>
-            </w:r>
-          </w:p>
-        </w:tc>
-        <w:tc>
-          <w:tcPr>
-            <w:tcW w:type="dxa" w:w="850"/>
-          </w:tcPr>
-          <w:p>
-            <w:r>
-              <w:rPr>
-                <w:rFonts w:ascii="Times New Roman" w:hAnsi="Times New Roman"/>
-                <w:sz w:val="18"/>
-              </w:rPr>
-              <w:t>Pass</w:t>
-            </w:r>
-          </w:p>
-        </w:tc>
-      </w:tr>
-      <w:tr>
-        <w:tc>
-          <w:tcPr>
-            <w:tcW w:type="dxa" w:w="567"/>
-          </w:tcPr>
-          <w:p>
-            <w:r>
-              <w:rPr>
-                <w:rFonts w:ascii="Times New Roman" w:hAnsi="Times New Roman"/>
-                <w:sz w:val="18"/>
-              </w:rPr>
-              <w:t>16</w:t>
-            </w:r>
-          </w:p>
-        </w:tc>
-        <w:tc>
-          <w:tcPr>
-            <w:tcW w:type="dxa" w:w="2551"/>
-          </w:tcPr>
-          <w:p>
-            <w:r>
-              <w:rPr>
-                <w:rFonts w:ascii="Times New Roman" w:hAnsi="Times New Roman"/>
-                <w:sz w:val="18"/>
-              </w:rPr>
-              <w:t>Competitor — Country setter</w:t>
-            </w:r>
-          </w:p>
-        </w:tc>
-        <w:tc>
-          <w:tcPr>
-            <w:tcW w:type="dxa" w:w="2551"/>
-          </w:tcPr>
-          <w:p>
-            <w:r>
-              <w:rPr>
-                <w:rFonts w:ascii="Times New Roman" w:hAnsi="Times New Roman"/>
-                <w:sz w:val="18"/>
-              </w:rPr>
-              <w:t>Set to "USA"</w:t>
-            </w:r>
-          </w:p>
-        </w:tc>
-        <w:tc>
-          <w:tcPr>
-            <w:tcW w:type="dxa" w:w="2551"/>
-          </w:tcPr>
-          <w:p>
-            <w:r>
-              <w:rPr>
-                <w:rFonts w:ascii="Times New Roman" w:hAnsi="Times New Roman"/>
-                <w:sz w:val="18"/>
-              </w:rPr>
-              <w:t>"USA"</w:t>
-            </w:r>
-          </w:p>
-        </w:tc>
-        <w:tc>
-          <w:tcPr>
-            <w:tcW w:type="dxa" w:w="850"/>
-          </w:tcPr>
-          <w:p>
-            <w:r>
-              <w:rPr>
-                <w:rFonts w:ascii="Times New Roman" w:hAnsi="Times New Roman"/>
-                <w:sz w:val="18"/>
-              </w:rPr>
-              <w:t>Pass</w:t>
-            </w:r>
-          </w:p>
-        </w:tc>
-      </w:tr>
-      <w:tr>
-        <w:tc>
-          <w:tcPr>
-            <w:tcW w:type="dxa" w:w="567"/>
-          </w:tcPr>
-          <w:p>
-            <w:r>
-              <w:rPr>
-                <w:rFonts w:ascii="Times New Roman" w:hAnsi="Times New Roman"/>
-                <w:sz w:val="18"/>
-              </w:rPr>
-              <w:t>17</w:t>
-            </w:r>
-          </w:p>
-        </w:tc>
-        <w:tc>
-          <w:tcPr>
-            <w:tcW w:type="dxa" w:w="2551"/>
-          </w:tcPr>
-          <w:p>
-            <w:r>
-              <w:rPr>
-                <w:rFonts w:ascii="Times New Roman" w:hAnsi="Times New Roman"/>
-                <w:sz w:val="18"/>
-              </w:rPr>
-              <w:t>Competitor — Score array length</w:t>
-            </w:r>
-          </w:p>
-        </w:tc>
-        <w:tc>
-          <w:tcPr>
-            <w:tcW w:type="dxa" w:w="2551"/>
-          </w:tcPr>
-          <w:p>
-            <w:r>
-              <w:rPr>
-                <w:rFonts w:ascii="Times New Roman" w:hAnsi="Times New Roman"/>
-                <w:sz w:val="18"/>
-              </w:rPr>
-              <w:t>5 scores set</w:t>
-            </w:r>
-          </w:p>
-        </w:tc>
-        <w:tc>
-          <w:tcPr>
-            <w:tcW w:type="dxa" w:w="2551"/>
-          </w:tcPr>
-          <w:p>
-            <w:r>
-              <w:rPr>
-                <w:rFonts w:ascii="Times New Roman" w:hAnsi="Times New Roman"/>
-                <w:sz w:val="18"/>
-              </w:rPr>
-              <w:t>Array length = 5</w:t>
-            </w:r>
-          </w:p>
-        </w:tc>
-        <w:tc>
-          <w:tcPr>
-            <w:tcW w:type="dxa" w:w="850"/>
-          </w:tcPr>
-          <w:p>
-            <w:r>
-              <w:rPr>
-                <w:rFonts w:ascii="Times New Roman" w:hAnsi="Times New Roman"/>
-                <w:sz w:val="18"/>
-              </w:rPr>
-              <w:t>Pass</w:t>
-            </w:r>
-          </w:p>
-        </w:tc>
-      </w:tr>
-      <w:tr>
-        <w:tc>
-          <w:tcPr>
-            <w:tcW w:type="dxa" w:w="567"/>
-          </w:tcPr>
-          <w:p>
-            <w:r>
-              <w:rPr>
-                <w:rFonts w:ascii="Times New Roman" w:hAnsi="Times New Roman"/>
-                <w:sz w:val="18"/>
-              </w:rPr>
-              <w:t>18</w:t>
-            </w:r>
-          </w:p>
-        </w:tc>
-        <w:tc>
-          <w:tcPr>
-            <w:tcW w:type="dxa" w:w="2551"/>
-          </w:tcPr>
-          <w:p>
-            <w:r>
-              <w:rPr>
-                <w:rFonts w:ascii="Times New Roman" w:hAnsi="Times New Roman"/>
-                <w:sz w:val="18"/>
-              </w:rPr>
-              <w:t>Competitor — Score values</w:t>
-            </w:r>
-          </w:p>
-        </w:tc>
-        <w:tc>
-          <w:tcPr>
-            <w:tcW w:type="dxa" w:w="2551"/>
-          </w:tcPr>
-          <w:p>
-            <w:r>
-              <w:rPr>
-                <w:rFonts w:ascii="Times New Roman" w:hAnsi="Times New Roman"/>
-                <w:sz w:val="18"/>
-              </w:rPr>
-              <w:t>Scores: [4,3,5,2,4]</w:t>
-            </w:r>
-          </w:p>
-        </w:tc>
-        <w:tc>
-          <w:tcPr>
-            <w:tcW w:type="dxa" w:w="2551"/>
-          </w:tcPr>
-          <w:p>
-            <w:r>
-              <w:rPr>
-                <w:rFonts w:ascii="Times New Roman" w:hAnsi="Times New Roman"/>
-                <w:sz w:val="18"/>
-              </w:rPr>
-              <w:t>Match input values</w:t>
-            </w:r>
-          </w:p>
-        </w:tc>
-        <w:tc>
-          <w:tcPr>
-            <w:tcW w:type="dxa" w:w="850"/>
-          </w:tcPr>
-          <w:p>
-            <w:r>
-              <w:rPr>
-                <w:rFonts w:ascii="Times New Roman" w:hAnsi="Times New Roman"/>
-                <w:sz w:val="18"/>
-              </w:rPr>
-              <w:t>Pass</w:t>
-            </w:r>
-          </w:p>
-        </w:tc>
-      </w:tr>
-      <w:tr>
-        <w:tc>
-          <w:tcPr>
-            <w:tcW w:type="dxa" w:w="567"/>
-          </w:tcPr>
-          <w:p>
-            <w:r>
-              <w:rPr>
-                <w:rFonts w:ascii="Times New Roman" w:hAnsi="Times New Roman"/>
-                <w:sz w:val="18"/>
-              </w:rPr>
-              <w:t>19</w:t>
-            </w:r>
-          </w:p>
-        </w:tc>
-        <w:tc>
-          <w:tcPr>
-            <w:tcW w:type="dxa" w:w="2551"/>
-          </w:tcPr>
-          <w:p>
-            <w:r>
-              <w:rPr>
-                <w:rFonts w:ascii="Times New Roman" w:hAnsi="Times New Roman"/>
-                <w:sz w:val="18"/>
-              </w:rPr>
-              <w:t>Competitor — Overall score</w:t>
-            </w:r>
-          </w:p>
-        </w:tc>
-        <w:tc>
-          <w:tcPr>
-            <w:tcW w:type="dxa" w:w="2551"/>
-          </w:tcPr>
-          <w:p>
-            <w:r>
-              <w:rPr>
-                <w:rFonts w:ascii="Times New Roman" w:hAnsi="Times New Roman"/>
-                <w:sz w:val="18"/>
-              </w:rPr>
-              <w:t>Scores: [4,3,5,2,4]</w:t>
-            </w:r>
-          </w:p>
-        </w:tc>
-        <w:tc>
-          <w:tcPr>
-            <w:tcW w:type="dxa" w:w="2551"/>
-          </w:tcPr>
-          <w:p>
-            <w:r>
-              <w:rPr>
-                <w:rFonts w:ascii="Times New Roman" w:hAnsi="Times New Roman"/>
-                <w:sz w:val="18"/>
-              </w:rPr>
-              <w:t>3.6</w:t>
-            </w:r>
-          </w:p>
-        </w:tc>
-        <w:tc>
-          <w:tcPr>
-            <w:tcW w:type="dxa" w:w="850"/>
-          </w:tcPr>
-          <w:p>
-            <w:r>
-              <w:rPr>
-                <w:rFonts w:ascii="Times New Roman" w:hAnsi="Times New Roman"/>
-                <w:sz w:val="18"/>
-              </w:rPr>
-              <w:t>Pass</w:t>
-            </w:r>
-          </w:p>
-        </w:tc>
-      </w:tr>
-      <w:tr>
-        <w:tc>
-          <w:tcPr>
-            <w:tcW w:type="dxa" w:w="567"/>
-          </w:tcPr>
-          <w:p>
-            <w:r>
-              <w:rPr>
-                <w:rFonts w:ascii="Times New Roman" w:hAnsi="Times New Roman"/>
-                <w:sz w:val="18"/>
-              </w:rPr>
-              <w:t>20</w:t>
-            </w:r>
-          </w:p>
-        </w:tc>
-        <w:tc>
-          <w:tcPr>
-            <w:tcW w:type="dxa" w:w="2551"/>
-          </w:tcPr>
-          <w:p>
-            <w:r>
-              <w:rPr>
-                <w:rFonts w:ascii="Times New Roman" w:hAnsi="Times New Roman"/>
-                <w:sz w:val="18"/>
-              </w:rPr>
-              <w:t>Competitor — Overall (uniform)</w:t>
-            </w:r>
-          </w:p>
-        </w:tc>
-        <w:tc>
-          <w:tcPr>
-            <w:tcW w:type="dxa" w:w="2551"/>
-          </w:tcPr>
-          <w:p>
-            <w:r>
-              <w:rPr>
-                <w:rFonts w:ascii="Times New Roman" w:hAnsi="Times New Roman"/>
-                <w:sz w:val="18"/>
-              </w:rPr>
-              <w:t>Scores: [5,5,5,5,5]</w:t>
-            </w:r>
-          </w:p>
-        </w:tc>
-        <w:tc>
-          <w:tcPr>
-            <w:tcW w:type="dxa" w:w="2551"/>
-          </w:tcPr>
-          <w:p>
-            <w:r>
-              <w:rPr>
-                <w:rFonts w:ascii="Times New Roman" w:hAnsi="Times New Roman"/>
-                <w:sz w:val="18"/>
-              </w:rPr>
-              <w:t>5.0</w:t>
-            </w:r>
-          </w:p>
-        </w:tc>
-        <w:tc>
-          <w:tcPr>
-            <w:tcW w:type="dxa" w:w="850"/>
-          </w:tcPr>
-          <w:p>
-            <w:r>
-              <w:rPr>
-                <w:rFonts w:ascii="Times New Roman" w:hAnsi="Times New Roman"/>
-                <w:sz w:val="18"/>
-              </w:rPr>
-              <w:t>Pass</w:t>
-            </w:r>
-          </w:p>
-        </w:tc>
-      </w:tr>
-      <w:tr>
-        <w:tc>
-          <w:tcPr>
-            <w:tcW w:type="dxa" w:w="567"/>
-          </w:tcPr>
-          <w:p>
-            <w:r>
-              <w:rPr>
-                <w:rFonts w:ascii="Times New Roman" w:hAnsi="Times New Roman"/>
-                <w:sz w:val="18"/>
-              </w:rPr>
-              <w:t>21</w:t>
-            </w:r>
-          </w:p>
-        </w:tc>
-        <w:tc>
-          <w:tcPr>
-            <w:tcW w:type="dxa" w:w="2551"/>
-          </w:tcPr>
-          <w:p>
-            <w:r>
-              <w:rPr>
-                <w:rFonts w:ascii="Times New Roman" w:hAnsi="Times New Roman"/>
-                <w:sz w:val="18"/>
-              </w:rPr>
-              <w:t>Competitor — Overall (zeros)</w:t>
-            </w:r>
-          </w:p>
-        </w:tc>
-        <w:tc>
-          <w:tcPr>
-            <w:tcW w:type="dxa" w:w="2551"/>
-          </w:tcPr>
-          <w:p>
-            <w:r>
-              <w:rPr>
-                <w:rFonts w:ascii="Times New Roman" w:hAnsi="Times New Roman"/>
-                <w:sz w:val="18"/>
-              </w:rPr>
-              <w:t>Scores: [0,0,0,0,0]</w:t>
-            </w:r>
-          </w:p>
-        </w:tc>
-        <w:tc>
-          <w:tcPr>
-            <w:tcW w:type="dxa" w:w="2551"/>
-          </w:tcPr>
-          <w:p>
-            <w:r>
-              <w:rPr>
-                <w:rFonts w:ascii="Times New Roman" w:hAnsi="Times New Roman"/>
-                <w:sz w:val="18"/>
-              </w:rPr>
-              <w:t>0.0</w:t>
-            </w:r>
-          </w:p>
-        </w:tc>
-        <w:tc>
-          <w:tcPr>
-            <w:tcW w:type="dxa" w:w="850"/>
-          </w:tcPr>
-          <w:p>
-            <w:r>
-              <w:rPr>
-                <w:rFonts w:ascii="Times New Roman" w:hAnsi="Times New Roman"/>
-                <w:sz w:val="18"/>
-              </w:rPr>
-              <w:t>Pass</w:t>
-            </w:r>
-          </w:p>
-        </w:tc>
-      </w:tr>
-      <w:tr>
-        <w:tc>
-          <w:tcPr>
-            <w:tcW w:type="dxa" w:w="567"/>
-          </w:tcPr>
-          <w:p>
-            <w:r>
-              <w:rPr>
-                <w:rFonts w:ascii="Times New Roman" w:hAnsi="Times New Roman"/>
-                <w:sz w:val="18"/>
-              </w:rPr>
-              <w:t>22</w:t>
-            </w:r>
-          </w:p>
-        </w:tc>
-        <w:tc>
-          <w:tcPr>
-            <w:tcW w:type="dxa" w:w="2551"/>
-          </w:tcPr>
-          <w:p>
-            <w:r>
-              <w:rPr>
-                <w:rFonts w:ascii="Times New Roman" w:hAnsi="Times New Roman"/>
-                <w:sz w:val="18"/>
-              </w:rPr>
-              <w:t>Competitor — Full details format</w:t>
-            </w:r>
-          </w:p>
-        </w:tc>
-        <w:tc>
-          <w:tcPr>
-            <w:tcW w:type="dxa" w:w="2551"/>
-          </w:tcPr>
-          <w:p>
-            <w:r>
-              <w:rPr>
-                <w:rFonts w:ascii="Times New Roman" w:hAnsi="Times New Roman"/>
-                <w:sz w:val="18"/>
-              </w:rPr>
-              <w:t>ID 200, Alice Green, Beginner, UK</w:t>
-            </w:r>
-          </w:p>
-        </w:tc>
-        <w:tc>
-          <w:tcPr>
-            <w:tcW w:type="dxa" w:w="2551"/>
-          </w:tcPr>
-          <w:p>
-            <w:r>
-              <w:rPr>
-                <w:rFonts w:ascii="Times New Roman" w:hAnsi="Times New Roman"/>
-                <w:sz w:val="18"/>
-              </w:rPr>
-              <w:t>Contains required elements</w:t>
-            </w:r>
-          </w:p>
-        </w:tc>
-        <w:tc>
-          <w:tcPr>
-            <w:tcW w:type="dxa" w:w="850"/>
-          </w:tcPr>
-          <w:p>
-            <w:r>
-              <w:rPr>
-                <w:rFonts w:ascii="Times New Roman" w:hAnsi="Times New Roman"/>
-                <w:sz w:val="18"/>
-              </w:rPr>
-              <w:t>Pass</w:t>
-            </w:r>
-          </w:p>
-        </w:tc>
-      </w:tr>
-      <w:tr>
-        <w:tc>
-          <w:tcPr>
-            <w:tcW w:type="dxa" w:w="567"/>
-          </w:tcPr>
-          <w:p>
-            <w:r>
-              <w:rPr>
-                <w:rFonts w:ascii="Times New Roman" w:hAnsi="Times New Roman"/>
-                <w:sz w:val="18"/>
-              </w:rPr>
-              <w:t>23</w:t>
-            </w:r>
-          </w:p>
-        </w:tc>
-        <w:tc>
-          <w:tcPr>
-            <w:tcW w:type="dxa" w:w="2551"/>
-          </w:tcPr>
-          <w:p>
-            <w:r>
-              <w:rPr>
-                <w:rFonts w:ascii="Times New Roman" w:hAnsi="Times New Roman"/>
-                <w:sz w:val="18"/>
-              </w:rPr>
-              <w:t>Competitor — Full details ID</w:t>
-            </w:r>
-          </w:p>
-        </w:tc>
-        <w:tc>
-          <w:tcPr>
-            <w:tcW w:type="dxa" w:w="2551"/>
-          </w:tcPr>
-          <w:p>
-            <w:r>
-              <w:rPr>
-                <w:rFonts w:ascii="Times New Roman" w:hAnsi="Times New Roman"/>
-                <w:sz w:val="18"/>
-              </w:rPr>
-              <w:t>ID: 200</w:t>
-            </w:r>
-          </w:p>
-        </w:tc>
-        <w:tc>
-          <w:tcPr>
-            <w:tcW w:type="dxa" w:w="2551"/>
-          </w:tcPr>
-          <w:p>
-            <w:r>
-              <w:rPr>
-                <w:rFonts w:ascii="Times New Roman" w:hAnsi="Times New Roman"/>
-                <w:sz w:val="18"/>
-              </w:rPr>
-              <w:t>Contains "200"</w:t>
-            </w:r>
-          </w:p>
-        </w:tc>
-        <w:tc>
-          <w:tcPr>
-            <w:tcW w:type="dxa" w:w="850"/>
-          </w:tcPr>
-          <w:p>
-            <w:r>
-              <w:rPr>
-                <w:rFonts w:ascii="Times New Roman" w:hAnsi="Times New Roman"/>
-                <w:sz w:val="18"/>
-              </w:rPr>
-              <w:t>Pass</w:t>
-            </w:r>
-          </w:p>
-        </w:tc>
-      </w:tr>
-      <w:tr>
-        <w:tc>
-          <w:tcPr>
-            <w:tcW w:type="dxa" w:w="567"/>
-          </w:tcPr>
-          <w:p>
-            <w:r>
-              <w:rPr>
-                <w:rFonts w:ascii="Times New Roman" w:hAnsi="Times New Roman"/>
-                <w:sz w:val="18"/>
-              </w:rPr>
-              <w:t>24</w:t>
-            </w:r>
-          </w:p>
-        </w:tc>
-        <w:tc>
-          <w:tcPr>
-            <w:tcW w:type="dxa" w:w="2551"/>
-          </w:tcPr>
-          <w:p>
-            <w:r>
-              <w:rPr>
-                <w:rFonts w:ascii="Times New Roman" w:hAnsi="Times New Roman"/>
-                <w:sz w:val="18"/>
-              </w:rPr>
-              <w:t>Competitor — Full details name</w:t>
-            </w:r>
-          </w:p>
-        </w:tc>
-        <w:tc>
-          <w:tcPr>
-            <w:tcW w:type="dxa" w:w="2551"/>
-          </w:tcPr>
-          <w:p>
-            <w:r>
-              <w:rPr>
-                <w:rFonts w:ascii="Times New Roman" w:hAnsi="Times New Roman"/>
-                <w:sz w:val="18"/>
-              </w:rPr>
-              <w:t>Name: Alice Green</w:t>
-            </w:r>
-          </w:p>
-        </w:tc>
-        <w:tc>
-          <w:tcPr>
-            <w:tcW w:type="dxa" w:w="2551"/>
-          </w:tcPr>
-          <w:p>
-            <w:r>
-              <w:rPr>
-                <w:rFonts w:ascii="Times New Roman" w:hAnsi="Times New Roman"/>
-                <w:sz w:val="18"/>
-              </w:rPr>
-              <w:t>Contains "Alice Green"</w:t>
-            </w:r>
-          </w:p>
-        </w:tc>
-        <w:tc>
-          <w:tcPr>
-            <w:tcW w:type="dxa" w:w="850"/>
-          </w:tcPr>
-          <w:p>
-            <w:r>
-              <w:rPr>
-                <w:rFonts w:ascii="Times New Roman" w:hAnsi="Times New Roman"/>
-                <w:sz w:val="18"/>
-              </w:rPr>
-              <w:t>Pass</w:t>
-            </w:r>
-          </w:p>
-        </w:tc>
-      </w:tr>
-      <w:tr>
-        <w:tc>
-          <w:tcPr>
-            <w:tcW w:type="dxa" w:w="567"/>
-          </w:tcPr>
-          <w:p>
-            <w:r>
-              <w:rPr>
-                <w:rFonts w:ascii="Times New Roman" w:hAnsi="Times New Roman"/>
-                <w:sz w:val="18"/>
-              </w:rPr>
-              <w:t>25</w:t>
-            </w:r>
-          </w:p>
-        </w:tc>
-        <w:tc>
-          <w:tcPr>
-            <w:tcW w:type="dxa" w:w="2551"/>
-          </w:tcPr>
-          <w:p>
-            <w:r>
-              <w:rPr>
-                <w:rFonts w:ascii="Times New Roman" w:hAnsi="Times New Roman"/>
-                <w:sz w:val="18"/>
-              </w:rPr>
-              <w:t>Competitor — Full details level</w:t>
-            </w:r>
-          </w:p>
-        </w:tc>
-        <w:tc>
-          <w:tcPr>
-            <w:tcW w:type="dxa" w:w="2551"/>
-          </w:tcPr>
-          <w:p>
-            <w:r>
-              <w:rPr>
-                <w:rFonts w:ascii="Times New Roman" w:hAnsi="Times New Roman"/>
-                <w:sz w:val="18"/>
-              </w:rPr>
-              <w:t>Level: Beginner</w:t>
-            </w:r>
-          </w:p>
-        </w:tc>
-        <w:tc>
-          <w:tcPr>
-            <w:tcW w:type="dxa" w:w="2551"/>
-          </w:tcPr>
-          <w:p>
-            <w:r>
-              <w:rPr>
-                <w:rFonts w:ascii="Times New Roman" w:hAnsi="Times New Roman"/>
-                <w:sz w:val="18"/>
-              </w:rPr>
-              <w:t>Contains "Beginner"</w:t>
-            </w:r>
-          </w:p>
-        </w:tc>
-        <w:tc>
-          <w:tcPr>
-            <w:tcW w:type="dxa" w:w="850"/>
-          </w:tcPr>
-          <w:p>
-            <w:r>
-              <w:rPr>
-                <w:rFonts w:ascii="Times New Roman" w:hAnsi="Times New Roman"/>
-                <w:sz w:val="18"/>
-              </w:rPr>
-              <w:t>Pass</w:t>
-            </w:r>
-          </w:p>
-        </w:tc>
-      </w:tr>
-      <w:tr>
-        <w:tc>
-          <w:tcPr>
-            <w:tcW w:type="dxa" w:w="567"/>
-          </w:tcPr>
-          <w:p>
-            <w:r>
-              <w:rPr>
-                <w:rFonts w:ascii="Times New Roman" w:hAnsi="Times New Roman"/>
-                <w:sz w:val="18"/>
-              </w:rPr>
-              <w:t>26</w:t>
-            </w:r>
-          </w:p>
-        </w:tc>
-        <w:tc>
-          <w:tcPr>
-            <w:tcW w:type="dxa" w:w="2551"/>
-          </w:tcPr>
-          <w:p>
-            <w:r>
-              <w:rPr>
-                <w:rFonts w:ascii="Times New Roman" w:hAnsi="Times New Roman"/>
-                <w:sz w:val="18"/>
-              </w:rPr>
-              <w:t>Competitor — Full details country</w:t>
-            </w:r>
-          </w:p>
-        </w:tc>
-        <w:tc>
-          <w:tcPr>
-            <w:tcW w:type="dxa" w:w="2551"/>
-          </w:tcPr>
-          <w:p>
-            <w:r>
-              <w:rPr>
-                <w:rFonts w:ascii="Times New Roman" w:hAnsi="Times New Roman"/>
-                <w:sz w:val="18"/>
-              </w:rPr>
-              <w:t>Country: UK</w:t>
-            </w:r>
-          </w:p>
-        </w:tc>
-        <w:tc>
-          <w:tcPr>
-            <w:tcW w:type="dxa" w:w="2551"/>
-          </w:tcPr>
-          <w:p>
-            <w:r>
-              <w:rPr>
-                <w:rFonts w:ascii="Times New Roman" w:hAnsi="Times New Roman"/>
-                <w:sz w:val="18"/>
-              </w:rPr>
-              <w:t>Contains "UK"</w:t>
-            </w:r>
-          </w:p>
-        </w:tc>
-        <w:tc>
-          <w:tcPr>
-            <w:tcW w:type="dxa" w:w="850"/>
-          </w:tcPr>
-          <w:p>
-            <w:r>
-              <w:rPr>
-                <w:rFonts w:ascii="Times New Roman" w:hAnsi="Times New Roman"/>
-                <w:sz w:val="18"/>
-              </w:rPr>
-              <w:t>Pass</w:t>
-            </w:r>
-          </w:p>
-        </w:tc>
-      </w:tr>
-      <w:tr>
-        <w:tc>
-          <w:tcPr>
-            <w:tcW w:type="dxa" w:w="567"/>
-          </w:tcPr>
-          <w:p>
-            <w:r>
-              <w:rPr>
-                <w:rFonts w:ascii="Times New Roman" w:hAnsi="Times New Roman"/>
-                <w:sz w:val="18"/>
-              </w:rPr>
-              <w:t>27</w:t>
-            </w:r>
-          </w:p>
-        </w:tc>
-        <w:tc>
-          <w:tcPr>
-            <w:tcW w:type="dxa" w:w="2551"/>
-          </w:tcPr>
-          <w:p>
-            <w:r>
-              <w:rPr>
-                <w:rFonts w:ascii="Times New Roman" w:hAnsi="Times New Roman"/>
-                <w:sz w:val="18"/>
-              </w:rPr>
-              <w:t>Competitor — Short details format</w:t>
-            </w:r>
-          </w:p>
-        </w:tc>
-        <w:tc>
-          <w:tcPr>
-            <w:tcW w:type="dxa" w:w="2551"/>
-          </w:tcPr>
-          <w:p>
-            <w:r>
-              <w:rPr>
-                <w:rFonts w:ascii="Times New Roman" w:hAnsi="Times New Roman"/>
-                <w:sz w:val="18"/>
-              </w:rPr>
-              <w:t>ID 200, Initials AG</w:t>
-            </w:r>
-          </w:p>
-        </w:tc>
-        <w:tc>
-          <w:tcPr>
-            <w:tcW w:type="dxa" w:w="2551"/>
-          </w:tcPr>
-          <w:p>
-            <w:r>
-              <w:rPr>
-                <w:rFonts w:ascii="Times New Roman" w:hAnsi="Times New Roman"/>
-                <w:sz w:val="18"/>
-              </w:rPr>
-              <w:t>"CN 200 (AG) has an overall score of 3.6."</w:t>
-            </w:r>
-          </w:p>
-        </w:tc>
-        <w:tc>
-          <w:tcPr>
-            <w:tcW w:type="dxa" w:w="850"/>
-          </w:tcPr>
-          <w:p>
-            <w:r>
-              <w:rPr>
-                <w:rFonts w:ascii="Times New Roman" w:hAnsi="Times New Roman"/>
-                <w:sz w:val="18"/>
-              </w:rPr>
-              <w:t>Pass</w:t>
-            </w:r>
-          </w:p>
-        </w:tc>
-      </w:tr>
-      <w:tr>
-        <w:tc>
-          <w:tcPr>
-            <w:tcW w:type="dxa" w:w="567"/>
-          </w:tcPr>
-          <w:p>
-            <w:r>
-              <w:rPr>
-                <w:rFonts w:ascii="Times New Roman" w:hAnsi="Times New Roman"/>
-                <w:sz w:val="18"/>
-              </w:rPr>
-              <w:t>28</w:t>
-            </w:r>
-          </w:p>
-        </w:tc>
-        <w:tc>
-          <w:tcPr>
-            <w:tcW w:type="dxa" w:w="2551"/>
-          </w:tcPr>
-          <w:p>
-            <w:r>
-              <w:rPr>
-                <w:rFonts w:ascii="Times New Roman" w:hAnsi="Times New Roman"/>
-                <w:sz w:val="18"/>
-              </w:rPr>
-              <w:t>Competitor — Short details CN prefix</w:t>
-            </w:r>
-          </w:p>
-        </w:tc>
-        <w:tc>
-          <w:tcPr>
-            <w:tcW w:type="dxa" w:w="2551"/>
-          </w:tcPr>
-          <w:p>
-            <w:r>
-              <w:rPr>
-                <w:rFonts w:ascii="Times New Roman" w:hAnsi="Times New Roman"/>
-                <w:sz w:val="18"/>
-              </w:rPr>
-              <w:t>ID: 200</w:t>
-            </w:r>
-          </w:p>
-        </w:tc>
-        <w:tc>
-          <w:tcPr>
-            <w:tcW w:type="dxa" w:w="2551"/>
-          </w:tcPr>
-          <w:p>
-            <w:r>
-              <w:rPr>
-                <w:rFonts w:ascii="Times New Roman" w:hAnsi="Times New Roman"/>
-                <w:sz w:val="18"/>
-              </w:rPr>
-              <w:t>Starts with "CN"</w:t>
-            </w:r>
-          </w:p>
-        </w:tc>
-        <w:tc>
-          <w:tcPr>
-            <w:tcW w:type="dxa" w:w="850"/>
-          </w:tcPr>
-          <w:p>
-            <w:r>
-              <w:rPr>
-                <w:rFonts w:ascii="Times New Roman" w:hAnsi="Times New Roman"/>
-                <w:sz w:val="18"/>
-              </w:rPr>
-              <w:t>Pass</w:t>
-            </w:r>
-          </w:p>
-        </w:tc>
-      </w:tr>
-      <w:tr>
-        <w:tc>
-          <w:tcPr>
-            <w:tcW w:type="dxa" w:w="567"/>
-          </w:tcPr>
-          <w:p>
-            <w:r>
-              <w:rPr>
-                <w:rFonts w:ascii="Times New Roman" w:hAnsi="Times New Roman"/>
-                <w:sz w:val="18"/>
-              </w:rPr>
-              <w:t>29</w:t>
-            </w:r>
-          </w:p>
-        </w:tc>
-        <w:tc>
-          <w:tcPr>
-            <w:tcW w:type="dxa" w:w="2551"/>
-          </w:tcPr>
-          <w:p>
-            <w:r>
-              <w:rPr>
-                <w:rFonts w:ascii="Times New Roman" w:hAnsi="Times New Roman"/>
-                <w:sz w:val="18"/>
-              </w:rPr>
-              <w:t>Competitor — Scores string</w:t>
-            </w:r>
-          </w:p>
-        </w:tc>
-        <w:tc>
-          <w:tcPr>
-            <w:tcW w:type="dxa" w:w="2551"/>
-          </w:tcPr>
-          <w:p>
-            <w:r>
-              <w:rPr>
-                <w:rFonts w:ascii="Times New Roman" w:hAnsi="Times New Roman"/>
-                <w:sz w:val="18"/>
-              </w:rPr>
-              <w:t>Scores: [4,3,5,2,4]</w:t>
-            </w:r>
-          </w:p>
-        </w:tc>
-        <w:tc>
-          <w:tcPr>
-            <w:tcW w:type="dxa" w:w="2551"/>
-          </w:tcPr>
-          <w:p>
-            <w:r>
-              <w:rPr>
-                <w:rFonts w:ascii="Times New Roman" w:hAnsi="Times New Roman"/>
-                <w:sz w:val="18"/>
-              </w:rPr>
-              <w:t>"4, 3, 5, 2, 4"</w:t>
-            </w:r>
-          </w:p>
-        </w:tc>
-        <w:tc>
-          <w:tcPr>
-            <w:tcW w:type="dxa" w:w="850"/>
-          </w:tcPr>
-          <w:p>
-            <w:r>
-              <w:rPr>
-                <w:rFonts w:ascii="Times New Roman" w:hAnsi="Times New Roman"/>
-                <w:sz w:val="18"/>
-              </w:rPr>
-              <w:t>Pass</w:t>
-            </w:r>
-          </w:p>
-        </w:tc>
-      </w:tr>
-      <w:tr>
-        <w:tc>
-          <w:tcPr>
-            <w:tcW w:type="dxa" w:w="567"/>
-          </w:tcPr>
-          <w:p>
-            <w:r>
-              <w:rPr>
-                <w:rFonts w:ascii="Times New Roman" w:hAnsi="Times New Roman"/>
-                <w:sz w:val="18"/>
-              </w:rPr>
-              <w:t>30</w:t>
-            </w:r>
-          </w:p>
-        </w:tc>
-        <w:tc>
-          <w:tcPr>
-            <w:tcW w:type="dxa" w:w="2551"/>
-          </w:tcPr>
-          <w:p>
-            <w:r>
-              <w:rPr>
-                <w:rFonts w:ascii="Times New Roman" w:hAnsi="Times New Roman"/>
-                <w:sz w:val="18"/>
-              </w:rPr>
-              <w:t>Competitor — Default constructor</w:t>
-            </w:r>
-          </w:p>
-        </w:tc>
-        <w:tc>
-          <w:tcPr>
-            <w:tcW w:type="dxa" w:w="2551"/>
-          </w:tcPr>
-          <w:p>
-            <w:r>
-              <w:rPr>
-                <w:rFonts w:ascii="Times New Roman" w:hAnsi="Times New Roman"/>
-                <w:sz w:val="18"/>
-              </w:rPr>
-              <w:t>No args</w:t>
-            </w:r>
-          </w:p>
-        </w:tc>
-        <w:tc>
-          <w:tcPr>
-            <w:tcW w:type="dxa" w:w="2551"/>
-          </w:tcPr>
-          <w:p>
-            <w:r>
-              <w:rPr>
-                <w:rFonts w:ascii="Times New Roman" w:hAnsi="Times New Roman"/>
-                <w:sz w:val="18"/>
-              </w:rPr>
-              <w:t>ID=0, Level="Beginner"</w:t>
-            </w:r>
-          </w:p>
-        </w:tc>
-        <w:tc>
-          <w:tcPr>
-            <w:tcW w:type="dxa" w:w="850"/>
-          </w:tcPr>
-          <w:p>
-            <w:r>
-              <w:rPr>
-                <w:rFonts w:ascii="Times New Roman" w:hAnsi="Times New Roman"/>
-                <w:sz w:val="18"/>
-              </w:rPr>
-              <w:t>Pass</w:t>
-            </w:r>
-          </w:p>
-        </w:tc>
-      </w:tr>
-      <w:tr>
-        <w:tc>
-          <w:tcPr>
-            <w:tcW w:type="dxa" w:w="567"/>
-          </w:tcPr>
-          <w:p>
-            <w:r>
-              <w:rPr>
-                <w:rFonts w:ascii="Times New Roman" w:hAnsi="Times New Roman"/>
-                <w:sz w:val="18"/>
-              </w:rPr>
-              <w:t>31</w:t>
-            </w:r>
-          </w:p>
-        </w:tc>
-        <w:tc>
-          <w:tcPr>
-            <w:tcW w:type="dxa" w:w="2551"/>
-          </w:tcPr>
-          <w:p>
-            <w:r>
-              <w:rPr>
-                <w:rFonts w:ascii="Times New Roman" w:hAnsi="Times New Roman"/>
-                <w:sz w:val="18"/>
-              </w:rPr>
-              <w:t>Competitor — Full constructor</w:t>
-            </w:r>
-          </w:p>
-        </w:tc>
-        <w:tc>
-          <w:tcPr>
-            <w:tcW w:type="dxa" w:w="2551"/>
-          </w:tcPr>
-          <w:p>
-            <w:r>
-              <w:rPr>
-                <w:rFonts w:ascii="Times New Roman" w:hAnsi="Times New Roman"/>
-                <w:sz w:val="18"/>
-              </w:rPr>
-              <w:t>All fields provided</w:t>
-            </w:r>
-          </w:p>
-        </w:tc>
-        <w:tc>
-          <w:tcPr>
-            <w:tcW w:type="dxa" w:w="2551"/>
-          </w:tcPr>
-          <w:p>
-            <w:r>
-              <w:rPr>
-                <w:rFonts w:ascii="Times New Roman" w:hAnsi="Times New Roman"/>
-                <w:sz w:val="18"/>
-              </w:rPr>
-              <w:t>All fields match</w:t>
-            </w:r>
-          </w:p>
-        </w:tc>
-        <w:tc>
-          <w:tcPr>
-            <w:tcW w:type="dxa" w:w="850"/>
-          </w:tcPr>
-          <w:p>
-            <w:r>
-              <w:rPr>
-                <w:rFonts w:ascii="Times New Roman" w:hAnsi="Times New Roman"/>
-                <w:sz w:val="18"/>
-              </w:rPr>
-              <w:t>Pass</w:t>
-            </w:r>
-          </w:p>
-        </w:tc>
-      </w:tr>
-      <w:tr>
-        <w:tc>
-          <w:tcPr>
-            <w:tcW w:type="dxa" w:w="567"/>
-          </w:tcPr>
-          <w:p>
-            <w:r>
-              <w:rPr>
-                <w:rFonts w:ascii="Times New Roman" w:hAnsi="Times New Roman"/>
-                <w:sz w:val="18"/>
-              </w:rPr>
-              <w:t>32</w:t>
-            </w:r>
-          </w:p>
-        </w:tc>
-        <w:tc>
-          <w:tcPr>
-            <w:tcW w:type="dxa" w:w="2551"/>
-          </w:tcPr>
-          <w:p>
-            <w:r>
-              <w:rPr>
-                <w:rFonts w:ascii="Times New Roman" w:hAnsi="Times New Roman"/>
-                <w:sz w:val="18"/>
-              </w:rPr>
-              <w:t>Competitor — Score array clone</w:t>
-            </w:r>
-          </w:p>
-        </w:tc>
-        <w:tc>
-          <w:tcPr>
-            <w:tcW w:type="dxa" w:w="2551"/>
-          </w:tcPr>
-          <w:p>
-            <w:r>
-              <w:rPr>
-                <w:rFonts w:ascii="Times New Roman" w:hAnsi="Times New Roman"/>
-                <w:sz w:val="18"/>
-              </w:rPr>
-              <w:t>Modify returned array</w:t>
-            </w:r>
-          </w:p>
-        </w:tc>
-        <w:tc>
-          <w:tcPr>
-            <w:tcW w:type="dxa" w:w="2551"/>
-          </w:tcPr>
-          <w:p>
-            <w:r>
-              <w:rPr>
-                <w:rFonts w:ascii="Times New Roman" w:hAnsi="Times New Roman"/>
-                <w:sz w:val="18"/>
-              </w:rPr>
-              <w:t>Original unchanged</w:t>
-            </w:r>
-          </w:p>
-        </w:tc>
-        <w:tc>
-          <w:tcPr>
-            <w:tcW w:type="dxa" w:w="850"/>
-          </w:tcPr>
-          <w:p>
-            <w:r>
-              <w:rPr>
-                <w:rFonts w:ascii="Times New Roman" w:hAnsi="Times New Roman"/>
-                <w:sz w:val="18"/>
-              </w:rPr>
-              <w:t>Pass</w:t>
-            </w:r>
-          </w:p>
-        </w:tc>
-      </w:tr>
-      <w:tr>
-        <w:tc>
-          <w:tcPr>
-            <w:tcW w:type="dxa" w:w="567"/>
-          </w:tcPr>
-          <w:p>
-            <w:r>
-              <w:rPr>
-                <w:rFonts w:ascii="Times New Roman" w:hAnsi="Times New Roman"/>
-                <w:sz w:val="18"/>
-              </w:rPr>
-              <w:t>33</w:t>
-            </w:r>
-          </w:p>
-        </w:tc>
-        <w:tc>
-          <w:tcPr>
-            <w:tcW w:type="dxa" w:w="2551"/>
-          </w:tcPr>
-          <w:p>
-            <w:r>
-              <w:rPr>
-                <w:rFonts w:ascii="Times New Roman" w:hAnsi="Times New Roman"/>
-                <w:sz w:val="18"/>
-              </w:rPr>
-              <w:t>CompetitorList — Add competitor</w:t>
-            </w:r>
-          </w:p>
-        </w:tc>
-        <w:tc>
-          <w:tcPr>
-            <w:tcW w:type="dxa" w:w="2551"/>
-          </w:tcPr>
-          <w:p>
-            <w:r>
-              <w:rPr>
-                <w:rFonts w:ascii="Times New Roman" w:hAnsi="Times New Roman"/>
-                <w:sz w:val="18"/>
-              </w:rPr>
-              <w:t>Add 1 competitor</w:t>
-            </w:r>
-          </w:p>
-        </w:tc>
-        <w:tc>
-          <w:tcPr>
-            <w:tcW w:type="dxa" w:w="2551"/>
-          </w:tcPr>
-          <w:p>
-            <w:r>
-              <w:rPr>
-                <w:rFonts w:ascii="Times New Roman" w:hAnsi="Times New Roman"/>
-                <w:sz w:val="18"/>
-              </w:rPr>
-              <w:t>Size = 1</w:t>
-            </w:r>
-          </w:p>
-        </w:tc>
-        <w:tc>
-          <w:tcPr>
-            <w:tcW w:type="dxa" w:w="850"/>
-          </w:tcPr>
-          <w:p>
-            <w:r>
-              <w:rPr>
-                <w:rFonts w:ascii="Times New Roman" w:hAnsi="Times New Roman"/>
-                <w:sz w:val="18"/>
-              </w:rPr>
-              <w:t>Pass</w:t>
-            </w:r>
-          </w:p>
-        </w:tc>
-      </w:tr>
-      <w:tr>
-        <w:tc>
-          <w:tcPr>
-            <w:tcW w:type="dxa" w:w="567"/>
-          </w:tcPr>
-          <w:p>
-            <w:r>
-              <w:rPr>
-                <w:rFonts w:ascii="Times New Roman" w:hAnsi="Times New Roman"/>
-                <w:sz w:val="18"/>
-              </w:rPr>
-              <w:t>34</w:t>
-            </w:r>
-          </w:p>
-        </w:tc>
-        <w:tc>
-          <w:tcPr>
-            <w:tcW w:type="dxa" w:w="2551"/>
-          </w:tcPr>
-          <w:p>
-            <w:r>
-              <w:rPr>
-                <w:rFonts w:ascii="Times New Roman" w:hAnsi="Times New Roman"/>
-                <w:sz w:val="18"/>
-              </w:rPr>
-              <w:t>CompetitorList — Get by ID (found)</w:t>
-            </w:r>
-          </w:p>
-        </w:tc>
-        <w:tc>
-          <w:tcPr>
-            <w:tcW w:type="dxa" w:w="2551"/>
-          </w:tcPr>
-          <w:p>
-            <w:r>
-              <w:rPr>
-                <w:rFonts w:ascii="Times New Roman" w:hAnsi="Times New Roman"/>
-                <w:sz w:val="18"/>
-              </w:rPr>
-              <w:t>Search for existing ID</w:t>
-            </w:r>
-          </w:p>
-        </w:tc>
-        <w:tc>
-          <w:tcPr>
-            <w:tcW w:type="dxa" w:w="2551"/>
-          </w:tcPr>
-          <w:p>
-            <w:r>
-              <w:rPr>
-                <w:rFonts w:ascii="Times New Roman" w:hAnsi="Times New Roman"/>
-                <w:sz w:val="18"/>
-              </w:rPr>
-              <w:t>Returns correct competitor</w:t>
-            </w:r>
-          </w:p>
-        </w:tc>
-        <w:tc>
-          <w:tcPr>
-            <w:tcW w:type="dxa" w:w="850"/>
-          </w:tcPr>
-          <w:p>
-            <w:r>
-              <w:rPr>
-                <w:rFonts w:ascii="Times New Roman" w:hAnsi="Times New Roman"/>
-                <w:sz w:val="18"/>
-              </w:rPr>
-              <w:t>Pass</w:t>
-            </w:r>
-          </w:p>
-        </w:tc>
-      </w:tr>
-      <w:tr>
-        <w:tc>
-          <w:tcPr>
-            <w:tcW w:type="dxa" w:w="567"/>
-          </w:tcPr>
-          <w:p>
-            <w:r>
-              <w:rPr>
-                <w:rFonts w:ascii="Times New Roman" w:hAnsi="Times New Roman"/>
-                <w:sz w:val="18"/>
-              </w:rPr>
-              <w:t>35</w:t>
-            </w:r>
-          </w:p>
-        </w:tc>
-        <w:tc>
-          <w:tcPr>
-            <w:tcW w:type="dxa" w:w="2551"/>
-          </w:tcPr>
-          <w:p>
-            <w:r>
-              <w:rPr>
-                <w:rFonts w:ascii="Times New Roman" w:hAnsi="Times New Roman"/>
-                <w:sz w:val="18"/>
-              </w:rPr>
-              <w:t>CompetitorList — Get by ID (not found)</w:t>
-            </w:r>
-          </w:p>
-        </w:tc>
-        <w:tc>
-          <w:tcPr>
-            <w:tcW w:type="dxa" w:w="2551"/>
-          </w:tcPr>
-          <w:p>
-            <w:r>
-              <w:rPr>
-                <w:rFonts w:ascii="Times New Roman" w:hAnsi="Times New Roman"/>
-                <w:sz w:val="18"/>
-              </w:rPr>
-              <w:t>Search for ID 999</w:t>
-            </w:r>
-          </w:p>
-        </w:tc>
-        <w:tc>
-          <w:tcPr>
-            <w:tcW w:type="dxa" w:w="2551"/>
-          </w:tcPr>
-          <w:p>
-            <w:r>
-              <w:rPr>
-                <w:rFonts w:ascii="Times New Roman" w:hAnsi="Times New Roman"/>
-                <w:sz w:val="18"/>
-              </w:rPr>
-              <w:t>Returns null</w:t>
-            </w:r>
-          </w:p>
-        </w:tc>
-        <w:tc>
-          <w:tcPr>
-            <w:tcW w:type="dxa" w:w="850"/>
-          </w:tcPr>
-          <w:p>
-            <w:r>
-              <w:rPr>
-                <w:rFonts w:ascii="Times New Roman" w:hAnsi="Times New Roman"/>
-                <w:sz w:val="18"/>
-              </w:rPr>
-              <w:t>Pass</w:t>
-            </w:r>
-          </w:p>
-        </w:tc>
-      </w:tr>
-      <w:tr>
-        <w:tc>
-          <w:tcPr>
-            <w:tcW w:type="dxa" w:w="567"/>
-          </w:tcPr>
-          <w:p>
-            <w:r>
-              <w:rPr>
-                <w:rFonts w:ascii="Times New Roman" w:hAnsi="Times New Roman"/>
-                <w:sz w:val="18"/>
-              </w:rPr>
-              <w:t>36</w:t>
-            </w:r>
-          </w:p>
-        </w:tc>
-        <w:tc>
-          <w:tcPr>
-            <w:tcW w:type="dxa" w:w="2551"/>
-          </w:tcPr>
-          <w:p>
-            <w:r>
-              <w:rPr>
-                <w:rFonts w:ascii="Times New Roman" w:hAnsi="Times New Roman"/>
-                <w:sz w:val="18"/>
-              </w:rPr>
-              <w:t>CompetitorList — Top performer</w:t>
-            </w:r>
-          </w:p>
-        </w:tc>
-        <w:tc>
-          <w:tcPr>
-            <w:tcW w:type="dxa" w:w="2551"/>
-          </w:tcPr>
-          <w:p>
-            <w:r>
-              <w:rPr>
-                <w:rFonts w:ascii="Times New Roman" w:hAnsi="Times New Roman"/>
-                <w:sz w:val="18"/>
-              </w:rPr>
-              <w:t>3 competitors added</w:t>
-            </w:r>
-          </w:p>
-        </w:tc>
-        <w:tc>
-          <w:tcPr>
-            <w:tcW w:type="dxa" w:w="2551"/>
-          </w:tcPr>
-          <w:p>
-            <w:r>
-              <w:rPr>
-                <w:rFonts w:ascii="Times New Roman" w:hAnsi="Times New Roman"/>
-                <w:sz w:val="18"/>
-              </w:rPr>
-              <w:t>Returns highest scorer</w:t>
-            </w:r>
-          </w:p>
-        </w:tc>
-        <w:tc>
-          <w:tcPr>
-            <w:tcW w:type="dxa" w:w="850"/>
-          </w:tcPr>
-          <w:p>
-            <w:r>
-              <w:rPr>
-                <w:rFonts w:ascii="Times New Roman" w:hAnsi="Times New Roman"/>
-                <w:sz w:val="18"/>
-              </w:rPr>
-              <w:t>Pass</w:t>
-            </w:r>
-          </w:p>
-        </w:tc>
-      </w:tr>
-      <w:tr>
-        <w:tc>
-          <w:tcPr>
-            <w:tcW w:type="dxa" w:w="567"/>
-          </w:tcPr>
-          <w:p>
-            <w:r>
-              <w:rPr>
-                <w:rFonts w:ascii="Times New Roman" w:hAnsi="Times New Roman"/>
-                <w:sz w:val="18"/>
-              </w:rPr>
-              <w:t>37</w:t>
-            </w:r>
-          </w:p>
-        </w:tc>
-        <w:tc>
-          <w:tcPr>
-            <w:tcW w:type="dxa" w:w="2551"/>
-          </w:tcPr>
-          <w:p>
-            <w:r>
-              <w:rPr>
-                <w:rFonts w:ascii="Times New Roman" w:hAnsi="Times New Roman"/>
-                <w:sz w:val="18"/>
-              </w:rPr>
-              <w:t>CompetitorList — Total count</w:t>
-            </w:r>
-          </w:p>
-        </w:tc>
-        <w:tc>
-          <w:tcPr>
-            <w:tcW w:type="dxa" w:w="2551"/>
-          </w:tcPr>
-          <w:p>
-            <w:r>
-              <w:rPr>
-                <w:rFonts w:ascii="Times New Roman" w:hAnsi="Times New Roman"/>
-                <w:sz w:val="18"/>
-              </w:rPr>
-              <w:t>3 competitors added</w:t>
-            </w:r>
-          </w:p>
-        </w:tc>
-        <w:tc>
-          <w:tcPr>
-            <w:tcW w:type="dxa" w:w="2551"/>
-          </w:tcPr>
-          <w:p>
-            <w:r>
-              <w:rPr>
-                <w:rFonts w:ascii="Times New Roman" w:hAnsi="Times New Roman"/>
-                <w:sz w:val="18"/>
-              </w:rPr>
-              <w:t>Returns 3</w:t>
-            </w:r>
-          </w:p>
-        </w:tc>
-        <w:tc>
-          <w:tcPr>
-            <w:tcW w:type="dxa" w:w="850"/>
-          </w:tcPr>
-          <w:p>
-            <w:r>
-              <w:rPr>
-                <w:rFonts w:ascii="Times New Roman" w:hAnsi="Times New Roman"/>
-                <w:sz w:val="18"/>
-              </w:rPr>
-              <w:t>Pass</w:t>
-            </w:r>
-          </w:p>
-        </w:tc>
-      </w:tr>
-      <w:tr>
-        <w:tc>
-          <w:tcPr>
-            <w:tcW w:type="dxa" w:w="567"/>
-          </w:tcPr>
-          <w:p>
-            <w:r>
-              <w:rPr>
-                <w:rFonts w:ascii="Times New Roman" w:hAnsi="Times New Roman"/>
-                <w:sz w:val="18"/>
-              </w:rPr>
-              <w:t>38</w:t>
-            </w:r>
-          </w:p>
-        </w:tc>
-        <w:tc>
-          <w:tcPr>
-            <w:tcW w:type="dxa" w:w="2551"/>
-          </w:tcPr>
-          <w:p>
-            <w:r>
-              <w:rPr>
-                <w:rFonts w:ascii="Times New Roman" w:hAnsi="Times New Roman"/>
-                <w:sz w:val="18"/>
-              </w:rPr>
-              <w:t>CompetitorList — Score frequency</w:t>
-            </w:r>
-          </w:p>
-        </w:tc>
-        <w:tc>
-          <w:tcPr>
-            <w:tcW w:type="dxa" w:w="2551"/>
-          </w:tcPr>
-          <w:p>
-            <w:r>
-              <w:rPr>
-                <w:rFonts w:ascii="Times New Roman" w:hAnsi="Times New Roman"/>
-                <w:sz w:val="18"/>
-              </w:rPr>
-              <w:t>Various scores</w:t>
-            </w:r>
-          </w:p>
-        </w:tc>
-        <w:tc>
-          <w:tcPr>
-            <w:tcW w:type="dxa" w:w="2551"/>
-          </w:tcPr>
-          <w:p>
-            <w:r>
-              <w:rPr>
-                <w:rFonts w:ascii="Times New Roman" w:hAnsi="Times New Roman"/>
-                <w:sz w:val="18"/>
-              </w:rPr>
-              <w:t>Correct frequency map</w:t>
-            </w:r>
-          </w:p>
-        </w:tc>
-        <w:tc>
-          <w:tcPr>
-            <w:tcW w:type="dxa" w:w="850"/>
-          </w:tcPr>
-          <w:p>
-            <w:r>
-              <w:rPr>
-                <w:rFonts w:ascii="Times New Roman" w:hAnsi="Times New Roman"/>
-                <w:sz w:val="18"/>
-              </w:rPr>
-              <w:t>Pass</w:t>
-            </w:r>
-          </w:p>
-        </w:tc>
-      </w:tr>
-      <w:tr>
-        <w:tc>
-          <w:tcPr>
-            <w:tcW w:type="dxa" w:w="567"/>
-          </w:tcPr>
-          <w:p>
-            <w:r>
-              <w:rPr>
-                <w:rFonts w:ascii="Times New Roman" w:hAnsi="Times New Roman"/>
-                <w:sz w:val="18"/>
-              </w:rPr>
-              <w:t>39</w:t>
-            </w:r>
-          </w:p>
-        </w:tc>
-        <w:tc>
-          <w:tcPr>
-            <w:tcW w:type="dxa" w:w="2551"/>
-          </w:tcPr>
-          <w:p>
-            <w:r>
-              <w:rPr>
-                <w:rFonts w:ascii="Times New Roman" w:hAnsi="Times New Roman"/>
-                <w:sz w:val="18"/>
-              </w:rPr>
-              <w:t>CompetitorList — Report generation</w:t>
-            </w:r>
-          </w:p>
-        </w:tc>
-        <w:tc>
-          <w:tcPr>
-            <w:tcW w:type="dxa" w:w="2551"/>
-          </w:tcPr>
-          <w:p>
-            <w:r>
-              <w:rPr>
-                <w:rFonts w:ascii="Times New Roman" w:hAnsi="Times New Roman"/>
-                <w:sz w:val="18"/>
-              </w:rPr>
-              <w:t>3 competitors</w:t>
-            </w:r>
-          </w:p>
-        </w:tc>
-        <w:tc>
-          <w:tcPr>
-            <w:tcW w:type="dxa" w:w="2551"/>
-          </w:tcPr>
-          <w:p>
-            <w:r>
-              <w:rPr>
-                <w:rFonts w:ascii="Times New Roman" w:hAnsi="Times New Roman"/>
-                <w:sz w:val="18"/>
-              </w:rPr>
-              <w:t>Non-empty report string</w:t>
-            </w:r>
-          </w:p>
-        </w:tc>
-        <w:tc>
-          <w:tcPr>
-            <w:tcW w:type="dxa" w:w="850"/>
-          </w:tcPr>
-          <w:p>
-            <w:r>
-              <w:rPr>
-                <w:rFonts w:ascii="Times New Roman" w:hAnsi="Times New Roman"/>
-                <w:sz w:val="18"/>
-              </w:rPr>
-              <w:t>Pass</w:t>
-            </w:r>
-          </w:p>
-        </w:tc>
-      </w:tr>
-      <w:tr>
-        <w:tc>
-          <w:tcPr>
-            <w:tcW w:type="dxa" w:w="567"/>
-          </w:tcPr>
-          <w:p>
-            <w:r>
-              <w:rPr>
-                <w:rFonts w:ascii="Times New Roman" w:hAnsi="Times New Roman"/>
-                <w:sz w:val="18"/>
-              </w:rPr>
-              <w:t>40</w:t>
-            </w:r>
-          </w:p>
-        </w:tc>
-        <w:tc>
-          <w:tcPr>
-            <w:tcW w:type="dxa" w:w="2551"/>
-          </w:tcPr>
-          <w:p>
-            <w:r>
-              <w:rPr>
-                <w:rFonts w:ascii="Times New Roman" w:hAnsi="Times New Roman"/>
-                <w:sz w:val="18"/>
-              </w:rPr>
-              <w:t>CompetitorList — Report contains table</w:t>
-            </w:r>
-          </w:p>
-        </w:tc>
-        <w:tc>
-          <w:tcPr>
-            <w:tcW w:type="dxa" w:w="2551"/>
-          </w:tcPr>
-          <w:p>
-            <w:r>
-              <w:rPr>
-                <w:rFonts w:ascii="Times New Roman" w:hAnsi="Times New Roman"/>
-                <w:sz w:val="18"/>
-              </w:rPr>
-              <w:t>Generated report</w:t>
-            </w:r>
-          </w:p>
-        </w:tc>
-        <w:tc>
-          <w:tcPr>
-            <w:tcW w:type="dxa" w:w="2551"/>
-          </w:tcPr>
-          <w:p>
-            <w:r>
-              <w:rPr>
-                <w:rFonts w:ascii="Times New Roman" w:hAnsi="Times New Roman"/>
-                <w:sz w:val="18"/>
-              </w:rPr>
-              <w:t>Contains competitor IDs</w:t>
-            </w:r>
-          </w:p>
-        </w:tc>
-        <w:tc>
-          <w:tcPr>
-            <w:tcW w:type="dxa" w:w="850"/>
-          </w:tcPr>
-          <w:p>
-            <w:r>
-              <w:rPr>
-                <w:rFonts w:ascii="Times New Roman" w:hAnsi="Times New Roman"/>
-                <w:sz w:val="18"/>
-              </w:rPr>
-              <w:t>Pass</w:t>
-            </w:r>
-          </w:p>
-        </w:tc>
-      </w:tr>
-      <w:tr>
-        <w:tc>
-          <w:tcPr>
-            <w:tcW w:type="dxa" w:w="567"/>
-          </w:tcPr>
-          <w:p>
-            <w:r>
-              <w:rPr>
-                <w:rFonts w:ascii="Times New Roman" w:hAnsi="Times New Roman"/>
-                <w:sz w:val="18"/>
-              </w:rPr>
-              <w:t>41</w:t>
-            </w:r>
-          </w:p>
-        </w:tc>
-        <w:tc>
-          <w:tcPr>
-            <w:tcW w:type="dxa" w:w="2551"/>
-          </w:tcPr>
-          <w:p>
-            <w:r>
-              <w:rPr>
-                <w:rFonts w:ascii="Times New Roman" w:hAnsi="Times New Roman"/>
-                <w:sz w:val="18"/>
-              </w:rPr>
-              <w:t>CompetitorList — Report contains stats</w:t>
-            </w:r>
-          </w:p>
-        </w:tc>
-        <w:tc>
-          <w:tcPr>
-            <w:tcW w:type="dxa" w:w="2551"/>
-          </w:tcPr>
-          <w:p>
-            <w:r>
-              <w:rPr>
-                <w:rFonts w:ascii="Times New Roman" w:hAnsi="Times New Roman"/>
-                <w:sz w:val="18"/>
-              </w:rPr>
-              <w:t>Generated report</w:t>
-            </w:r>
-          </w:p>
-        </w:tc>
-        <w:tc>
-          <w:tcPr>
-            <w:tcW w:type="dxa" w:w="2551"/>
-          </w:tcPr>
-          <w:p>
-            <w:r>
-              <w:rPr>
-                <w:rFonts w:ascii="Times New Roman" w:hAnsi="Times New Roman"/>
-                <w:sz w:val="18"/>
-              </w:rPr>
-              <w:t>Contains "Total" and "Frequency"</w:t>
-            </w:r>
-          </w:p>
-        </w:tc>
-        <w:tc>
-          <w:tcPr>
-            <w:tcW w:type="dxa" w:w="850"/>
-          </w:tcPr>
-          <w:p>
-            <w:r>
-              <w:rPr>
-                <w:rFonts w:ascii="Times New Roman" w:hAnsi="Times New Roman"/>
-                <w:sz w:val="18"/>
-              </w:rPr>
-              <w:t>Pass</w:t>
-            </w:r>
-          </w:p>
-        </w:tc>
-      </w:tr>
-      <w:tr>
-        <w:tc>
-          <w:tcPr>
-            <w:tcW w:type="dxa" w:w="567"/>
-          </w:tcPr>
-          <w:p>
-            <w:r>
-              <w:rPr>
-                <w:rFonts w:ascii="Times New Roman" w:hAnsi="Times New Roman"/>
-                <w:sz w:val="18"/>
-              </w:rPr>
-              <w:t>42</w:t>
-            </w:r>
-          </w:p>
-        </w:tc>
-        <w:tc>
-          <w:tcPr>
-            <w:tcW w:type="dxa" w:w="2551"/>
-          </w:tcPr>
-          <w:p>
-            <w:r>
-              <w:rPr>
-                <w:rFonts w:ascii="Times New Roman" w:hAnsi="Times New Roman"/>
-                <w:sz w:val="18"/>
-              </w:rPr>
-              <w:t>CompetitorList — Remove by ID</w:t>
-            </w:r>
-          </w:p>
-        </w:tc>
-        <w:tc>
-          <w:tcPr>
-            <w:tcW w:type="dxa" w:w="2551"/>
-          </w:tcPr>
-          <w:p>
-            <w:r>
-              <w:rPr>
-                <w:rFonts w:ascii="Times New Roman" w:hAnsi="Times New Roman"/>
-                <w:sz w:val="18"/>
-              </w:rPr>
-              <w:t>Remove existing ID</w:t>
-            </w:r>
-          </w:p>
-        </w:tc>
-        <w:tc>
-          <w:tcPr>
-            <w:tcW w:type="dxa" w:w="2551"/>
-          </w:tcPr>
-          <w:p>
-            <w:r>
-              <w:rPr>
-                <w:rFonts w:ascii="Times New Roman" w:hAnsi="Times New Roman"/>
-                <w:sz w:val="18"/>
-              </w:rPr>
-              <w:t>Returns true, size decreases</w:t>
-            </w:r>
-          </w:p>
-        </w:tc>
-        <w:tc>
-          <w:tcPr>
-            <w:tcW w:type="dxa" w:w="850"/>
-          </w:tcPr>
-          <w:p>
-            <w:r>
-              <w:rPr>
-                <w:rFonts w:ascii="Times New Roman" w:hAnsi="Times New Roman"/>
-                <w:sz w:val="18"/>
-              </w:rPr>
-              <w:t>Pass</w:t>
-            </w:r>
-          </w:p>
-        </w:tc>
-      </w:tr>
-      <w:tr>
-        <w:tc>
-          <w:tcPr>
-            <w:tcW w:type="dxa" w:w="567"/>
-          </w:tcPr>
-          <w:p>
-            <w:r>
-              <w:rPr>
-                <w:rFonts w:ascii="Times New Roman" w:hAnsi="Times New Roman"/>
-                <w:sz w:val="18"/>
-              </w:rPr>
-              <w:t>43</w:t>
-            </w:r>
-          </w:p>
-        </w:tc>
-        <w:tc>
-          <w:tcPr>
-            <w:tcW w:type="dxa" w:w="2551"/>
-          </w:tcPr>
-          <w:p>
-            <w:r>
-              <w:rPr>
-                <w:rFonts w:ascii="Times New Roman" w:hAnsi="Times New Roman"/>
-                <w:sz w:val="18"/>
-              </w:rPr>
-              <w:t>CompetitorList — Remove non-existent</w:t>
-            </w:r>
-          </w:p>
-        </w:tc>
-        <w:tc>
-          <w:tcPr>
-            <w:tcW w:type="dxa" w:w="2551"/>
-          </w:tcPr>
-          <w:p>
-            <w:r>
-              <w:rPr>
-                <w:rFonts w:ascii="Times New Roman" w:hAnsi="Times New Roman"/>
-                <w:sz w:val="18"/>
-              </w:rPr>
-              <w:t>Remove ID 999</w:t>
-            </w:r>
-          </w:p>
-        </w:tc>
-        <w:tc>
-          <w:tcPr>
-            <w:tcW w:type="dxa" w:w="2551"/>
-          </w:tcPr>
-          <w:p>
-            <w:r>
-              <w:rPr>
-                <w:rFonts w:ascii="Times New Roman" w:hAnsi="Times New Roman"/>
-                <w:sz w:val="18"/>
-              </w:rPr>
-              <w:t>Returns false</w:t>
-            </w:r>
-          </w:p>
-        </w:tc>
-        <w:tc>
-          <w:tcPr>
-            <w:tcW w:type="dxa" w:w="850"/>
-          </w:tcPr>
-          <w:p>
-            <w:r>
-              <w:rPr>
-                <w:rFonts w:ascii="Times New Roman" w:hAnsi="Times New Roman"/>
-                <w:sz w:val="18"/>
-              </w:rPr>
-              <w:t>Pass</w:t>
-            </w:r>
-          </w:p>
-        </w:tc>
-      </w:tr>
-      <w:tr>
-        <w:tc>
-          <w:tcPr>
-            <w:tcW w:type="dxa" w:w="567"/>
-          </w:tcPr>
-          <w:p>
-            <w:r>
-              <w:rPr>
-                <w:rFonts w:ascii="Times New Roman" w:hAnsi="Times New Roman"/>
-                <w:sz w:val="18"/>
-              </w:rPr>
-              <w:t>44</w:t>
-            </w:r>
-          </w:p>
-        </w:tc>
-        <w:tc>
-          <w:tcPr>
-            <w:tcW w:type="dxa" w:w="2551"/>
-          </w:tcPr>
-          <w:p>
-            <w:r>
-              <w:rPr>
-                <w:rFonts w:ascii="Times New Roman" w:hAnsi="Times New Roman"/>
-                <w:sz w:val="18"/>
-              </w:rPr>
-              <w:t>CompetitorList — Next ID (empty)</w:t>
-            </w:r>
-          </w:p>
-        </w:tc>
-        <w:tc>
-          <w:tcPr>
-            <w:tcW w:type="dxa" w:w="2551"/>
-          </w:tcPr>
-          <w:p>
-            <w:r>
-              <w:rPr>
-                <w:rFonts w:ascii="Times New Roman" w:hAnsi="Times New Roman"/>
-                <w:sz w:val="18"/>
-              </w:rPr>
-              <w:t>Empty list</w:t>
-            </w:r>
-          </w:p>
-        </w:tc>
-        <w:tc>
-          <w:tcPr>
-            <w:tcW w:type="dxa" w:w="2551"/>
-          </w:tcPr>
-          <w:p>
-            <w:r>
-              <w:rPr>
-                <w:rFonts w:ascii="Times New Roman" w:hAnsi="Times New Roman"/>
-                <w:sz w:val="18"/>
-              </w:rPr>
-              <w:t>Returns 200</w:t>
-            </w:r>
-          </w:p>
-        </w:tc>
-        <w:tc>
-          <w:tcPr>
-            <w:tcW w:type="dxa" w:w="850"/>
-          </w:tcPr>
-          <w:p>
-            <w:r>
-              <w:rPr>
-                <w:rFonts w:ascii="Times New Roman" w:hAnsi="Times New Roman"/>
-                <w:sz w:val="18"/>
-              </w:rPr>
-              <w:t>Pass</w:t>
-            </w:r>
-          </w:p>
-        </w:tc>
-      </w:tr>
-      <w:tr>
-        <w:tc>
-          <w:tcPr>
-            <w:tcW w:type="dxa" w:w="567"/>
-          </w:tcPr>
-          <w:p>
-            <w:r>
-              <w:rPr>
-                <w:rFonts w:ascii="Times New Roman" w:hAnsi="Times New Roman"/>
-                <w:sz w:val="18"/>
-              </w:rPr>
-              <w:t>45</w:t>
-            </w:r>
-          </w:p>
-        </w:tc>
-        <w:tc>
-          <w:tcPr>
-            <w:tcW w:type="dxa" w:w="2551"/>
-          </w:tcPr>
-          <w:p>
-            <w:r>
-              <w:rPr>
-                <w:rFonts w:ascii="Times New Roman" w:hAnsi="Times New Roman"/>
-                <w:sz w:val="18"/>
-              </w:rPr>
-              <w:t>CompetitorList — Next ID (non-empty)</w:t>
-            </w:r>
-          </w:p>
-        </w:tc>
-        <w:tc>
-          <w:tcPr>
-            <w:tcW w:type="dxa" w:w="2551"/>
-          </w:tcPr>
-          <w:p>
-            <w:r>
-              <w:rPr>
-                <w:rFonts w:ascii="Times New Roman" w:hAnsi="Times New Roman"/>
-                <w:sz w:val="18"/>
-              </w:rPr>
-              <w:t>3 competitors (200-202)</w:t>
-            </w:r>
-          </w:p>
-        </w:tc>
-        <w:tc>
-          <w:tcPr>
-            <w:tcW w:type="dxa" w:w="2551"/>
-          </w:tcPr>
-          <w:p>
-            <w:r>
-              <w:rPr>
-                <w:rFonts w:ascii="Times New Roman" w:hAnsi="Times New Roman"/>
-                <w:sz w:val="18"/>
-              </w:rPr>
-              <w:t>Returns 203</w:t>
-            </w:r>
-          </w:p>
-        </w:tc>
-        <w:tc>
-          <w:tcPr>
-            <w:tcW w:type="dxa" w:w="850"/>
-          </w:tcPr>
-          <w:p>
-            <w:r>
-              <w:rPr>
-                <w:rFonts w:ascii="Times New Roman" w:hAnsi="Times New Roman"/>
-                <w:sz w:val="18"/>
-              </w:rPr>
-              <w:t>Pass</w:t>
-            </w:r>
-          </w:p>
-        </w:tc>
-      </w:tr>
-      <w:tr>
-        <w:tc>
-          <w:tcPr>
-            <w:tcW w:type="dxa" w:w="567"/>
-          </w:tcPr>
-          <w:p>
-            <w:r>
-              <w:rPr>
-                <w:rFonts w:ascii="Times New Roman" w:hAnsi="Times New Roman"/>
-                <w:sz w:val="18"/>
-              </w:rPr>
-              <w:t>46</w:t>
-            </w:r>
-          </w:p>
-        </w:tc>
-        <w:tc>
-          <w:tcPr>
-            <w:tcW w:type="dxa" w:w="2551"/>
-          </w:tcPr>
-          <w:p>
-            <w:r>
-              <w:rPr>
-                <w:rFonts w:ascii="Times New Roman" w:hAnsi="Times New Roman"/>
-                <w:sz w:val="18"/>
-              </w:rPr>
-              <w:t>CompetitorList — Empty top performer</w:t>
-            </w:r>
-          </w:p>
-        </w:tc>
-        <w:tc>
-          <w:tcPr>
-            <w:tcW w:type="dxa" w:w="2551"/>
-          </w:tcPr>
-          <w:p>
-            <w:r>
-              <w:rPr>
-                <w:rFonts w:ascii="Times New Roman" w:hAnsi="Times New Roman"/>
-                <w:sz w:val="18"/>
-              </w:rPr>
-              <w:t>Empty list</w:t>
-            </w:r>
-          </w:p>
-        </w:tc>
-        <w:tc>
-          <w:tcPr>
-            <w:tcW w:type="dxa" w:w="2551"/>
-          </w:tcPr>
-          <w:p>
-            <w:r>
-              <w:rPr>
-                <w:rFonts w:ascii="Times New Roman" w:hAnsi="Times New Roman"/>
-                <w:sz w:val="18"/>
-              </w:rPr>
-              <w:t>Returns null</w:t>
-            </w:r>
-          </w:p>
-        </w:tc>
-        <w:tc>
-          <w:tcPr>
-            <w:tcW w:type="dxa" w:w="850"/>
-          </w:tcPr>
-          <w:p>
-            <w:r>
-              <w:rPr>
-                <w:rFonts w:ascii="Times New Roman" w:hAnsi="Times New Roman"/>
-                <w:sz w:val="18"/>
-              </w:rPr>
-              <w:t>Pass</w:t>
-            </w:r>
-          </w:p>
-        </w:tc>
-      </w:tr>
-      <w:tr>
-        <w:tc>
-          <w:tcPr>
-            <w:tcW w:type="dxa" w:w="567"/>
-          </w:tcPr>
-          <w:p>
-            <w:r>
-              <w:rPr>
-                <w:rFonts w:ascii="Times New Roman" w:hAnsi="Times New Roman"/>
-                <w:sz w:val="18"/>
-              </w:rPr>
-              <w:t>47</w:t>
-            </w:r>
-          </w:p>
-        </w:tc>
-        <w:tc>
-          <w:tcPr>
-            <w:tcW w:type="dxa" w:w="2551"/>
-          </w:tcPr>
-          <w:p>
-            <w:r>
-              <w:rPr>
-                <w:rFonts w:ascii="Times New Roman" w:hAnsi="Times New Roman"/>
-                <w:sz w:val="18"/>
-              </w:rPr>
-              <w:t>QuizData — Questions per level</w:t>
-            </w:r>
-          </w:p>
-        </w:tc>
-        <w:tc>
-          <w:tcPr>
-            <w:tcW w:type="dxa" w:w="2551"/>
-          </w:tcPr>
-          <w:p>
-            <w:r>
-              <w:rPr>
-                <w:rFonts w:ascii="Times New Roman" w:hAnsi="Times New Roman"/>
-                <w:sz w:val="18"/>
-              </w:rPr>
-              <w:t>Level 0</w:t>
-            </w:r>
-          </w:p>
-        </w:tc>
-        <w:tc>
-          <w:tcPr>
-            <w:tcW w:type="dxa" w:w="2551"/>
-          </w:tcPr>
-          <w:p>
-            <w:r>
-              <w:rPr>
-                <w:rFonts w:ascii="Times New Roman" w:hAnsi="Times New Roman"/>
-                <w:sz w:val="18"/>
-              </w:rPr>
-              <w:t>5 questions returned</w:t>
-            </w:r>
-          </w:p>
-        </w:tc>
-        <w:tc>
-          <w:tcPr>
-            <w:tcW w:type="dxa" w:w="850"/>
-          </w:tcPr>
-          <w:p>
-            <w:r>
-              <w:rPr>
-                <w:rFonts w:ascii="Times New Roman" w:hAnsi="Times New Roman"/>
-                <w:sz w:val="18"/>
-              </w:rPr>
-              <w:t>Pass</w:t>
-            </w:r>
-          </w:p>
-        </w:tc>
-      </w:tr>
-      <w:tr>
-        <w:tc>
-          <w:tcPr>
-            <w:tcW w:type="dxa" w:w="567"/>
-          </w:tcPr>
-          <w:p>
-            <w:r>
-              <w:rPr>
-                <w:rFonts w:ascii="Times New Roman" w:hAnsi="Times New Roman"/>
-                <w:sz w:val="18"/>
-              </w:rPr>
-              <w:t>48</w:t>
-            </w:r>
-          </w:p>
-        </w:tc>
-        <w:tc>
-          <w:tcPr>
-            <w:tcW w:type="dxa" w:w="2551"/>
-          </w:tcPr>
-          <w:p>
-            <w:r>
-              <w:rPr>
-                <w:rFonts w:ascii="Times New Roman" w:hAnsi="Times New Roman"/>
-                <w:sz w:val="18"/>
-              </w:rPr>
-              <w:t>QuizData — Total questions</w:t>
-            </w:r>
-          </w:p>
-        </w:tc>
-        <w:tc>
-          <w:tcPr>
-            <w:tcW w:type="dxa" w:w="2551"/>
-          </w:tcPr>
-          <w:p>
-            <w:r>
-              <w:rPr>
-                <w:rFonts w:ascii="Times New Roman" w:hAnsi="Times New Roman"/>
-                <w:sz w:val="18"/>
-              </w:rPr>
-              <w:t>All levels</w:t>
-            </w:r>
-          </w:p>
-        </w:tc>
-        <w:tc>
-          <w:tcPr>
-            <w:tcW w:type="dxa" w:w="2551"/>
-          </w:tcPr>
-          <w:p>
-            <w:r>
-              <w:rPr>
-                <w:rFonts w:ascii="Times New Roman" w:hAnsi="Times New Roman"/>
-                <w:sz w:val="18"/>
-              </w:rPr>
-              <w:t>25 questions total</w:t>
-            </w:r>
-          </w:p>
-        </w:tc>
-        <w:tc>
-          <w:tcPr>
-            <w:tcW w:type="dxa" w:w="850"/>
-          </w:tcPr>
-          <w:p>
-            <w:r>
-              <w:rPr>
-                <w:rFonts w:ascii="Times New Roman" w:hAnsi="Times New Roman"/>
-                <w:sz w:val="18"/>
-              </w:rPr>
-              <w:t>Pass</w:t>
-            </w:r>
-          </w:p>
-        </w:tc>
-      </w:tr>
-      <w:tr>
-        <w:tc>
-          <w:tcPr>
-            <w:tcW w:type="dxa" w:w="567"/>
-          </w:tcPr>
-          <w:p>
-            <w:r>
-              <w:rPr>
-                <w:rFonts w:ascii="Times New Roman" w:hAnsi="Times New Roman"/>
-                <w:sz w:val="18"/>
-              </w:rPr>
-              <w:t>49</w:t>
-            </w:r>
-          </w:p>
-        </w:tc>
-        <w:tc>
-          <w:tcPr>
-            <w:tcW w:type="dxa" w:w="2551"/>
-          </w:tcPr>
-          <w:p>
-            <w:r>
-              <w:rPr>
-                <w:rFonts w:ascii="Times New Roman" w:hAnsi="Times New Roman"/>
-                <w:sz w:val="18"/>
-              </w:rPr>
-              <w:t>QuizData — Question has options</w:t>
-            </w:r>
-          </w:p>
-        </w:tc>
-        <w:tc>
-          <w:tcPr>
-            <w:tcW w:type="dxa" w:w="2551"/>
-          </w:tcPr>
-          <w:p>
-            <w:r>
-              <w:rPr>
-                <w:rFonts w:ascii="Times New Roman" w:hAnsi="Times New Roman"/>
-                <w:sz w:val="18"/>
-              </w:rPr>
-              <w:t>Any question</w:t>
-            </w:r>
-          </w:p>
-        </w:tc>
-        <w:tc>
-          <w:tcPr>
-            <w:tcW w:type="dxa" w:w="2551"/>
-          </w:tcPr>
-          <w:p>
-            <w:r>
-              <w:rPr>
-                <w:rFonts w:ascii="Times New Roman" w:hAnsi="Times New Roman"/>
-                <w:sz w:val="18"/>
-              </w:rPr>
-              <w:t>4 options present</w:t>
-            </w:r>
-          </w:p>
-        </w:tc>
-        <w:tc>
-          <w:tcPr>
-            <w:tcW w:type="dxa" w:w="850"/>
-          </w:tcPr>
-          <w:p>
-            <w:r>
-              <w:rPr>
-                <w:rFonts w:ascii="Times New Roman" w:hAnsi="Times New Roman"/>
-                <w:sz w:val="18"/>
-              </w:rPr>
-              <w:t>Pass</w:t>
-            </w:r>
-          </w:p>
-        </w:tc>
-      </w:tr>
-      <w:tr>
-        <w:tc>
-          <w:tcPr>
-            <w:tcW w:type="dxa" w:w="567"/>
-          </w:tcPr>
-          <w:p>
-            <w:r>
-              <w:rPr>
-                <w:rFonts w:ascii="Times New Roman" w:hAnsi="Times New Roman"/>
-                <w:sz w:val="18"/>
-              </w:rPr>
-              <w:t>50</w:t>
-            </w:r>
-          </w:p>
-        </w:tc>
-        <w:tc>
-          <w:tcPr>
-            <w:tcW w:type="dxa" w:w="2551"/>
-          </w:tcPr>
-          <w:p>
-            <w:r>
-              <w:rPr>
-                <w:rFonts w:ascii="Times New Roman" w:hAnsi="Times New Roman"/>
-                <w:sz w:val="18"/>
-              </w:rPr>
-              <w:t>QuizData — Valid correct answer</w:t>
-            </w:r>
-          </w:p>
-        </w:tc>
-        <w:tc>
-          <w:tcPr>
-            <w:tcW w:type="dxa" w:w="2551"/>
-          </w:tcPr>
-          <w:p>
-            <w:r>
-              <w:rPr>
-                <w:rFonts w:ascii="Times New Roman" w:hAnsi="Times New Roman"/>
-                <w:sz w:val="18"/>
-              </w:rPr>
-              <w:t>Any question</w:t>
-            </w:r>
-          </w:p>
-        </w:tc>
-        <w:tc>
-          <w:tcPr>
-            <w:tcW w:type="dxa" w:w="2551"/>
-          </w:tcPr>
-          <w:p>
-            <w:r>
-              <w:rPr>
-                <w:rFonts w:ascii="Times New Roman" w:hAnsi="Times New Roman"/>
-                <w:sz w:val="18"/>
-              </w:rPr>
-              <w:t>Index between 0 and 3</w:t>
-            </w:r>
-          </w:p>
-        </w:tc>
-        <w:tc>
-          <w:tcPr>
-            <w:tcW w:type="dxa" w:w="850"/>
-          </w:tcPr>
-          <w:p>
-            <w:r>
-              <w:rPr>
-                <w:rFonts w:ascii="Times New Roman" w:hAnsi="Times New Roman"/>
-                <w:sz w:val="18"/>
-              </w:rPr>
-              <w:t>Pass</w:t>
-            </w:r>
-          </w:p>
-        </w:tc>
-      </w:tr>
-      <w:tr>
-        <w:tc>
-          <w:tcPr>
-            <w:tcW w:type="dxa" w:w="567"/>
-          </w:tcPr>
-          <w:p>
-            <w:r>
-              <w:rPr>
-                <w:rFonts w:ascii="Times New Roman" w:hAnsi="Times New Roman"/>
-                <w:sz w:val="18"/>
-              </w:rPr>
-              <w:t>51</w:t>
-            </w:r>
-          </w:p>
-        </w:tc>
-        <w:tc>
-          <w:tcPr>
-            <w:tcW w:type="dxa" w:w="2551"/>
-          </w:tcPr>
-          <w:p>
-            <w:r>
-              <w:rPr>
-                <w:rFonts w:ascii="Times New Roman" w:hAnsi="Times New Roman"/>
-                <w:sz w:val="18"/>
-              </w:rPr>
-              <w:t>QuizData — Level names</w:t>
-            </w:r>
-          </w:p>
-        </w:tc>
-        <w:tc>
-          <w:tcPr>
-            <w:tcW w:type="dxa" w:w="2551"/>
-          </w:tcPr>
-          <w:p>
-            <w:r>
-              <w:rPr>
-                <w:rFonts w:ascii="Times New Roman" w:hAnsi="Times New Roman"/>
-                <w:sz w:val="18"/>
-              </w:rPr>
-              <w:t>All 5 levels</w:t>
-            </w:r>
-          </w:p>
-        </w:tc>
-        <w:tc>
-          <w:tcPr>
-            <w:tcW w:type="dxa" w:w="2551"/>
-          </w:tcPr>
-          <w:p>
-            <w:r>
-              <w:rPr>
-                <w:rFonts w:ascii="Times New Roman" w:hAnsi="Times New Roman"/>
-                <w:sz w:val="18"/>
-              </w:rPr>
-              <w:t>Non-empty names returned</w:t>
-            </w:r>
-          </w:p>
-        </w:tc>
-        <w:tc>
-          <w:tcPr>
-            <w:tcW w:type="dxa" w:w="850"/>
-          </w:tcPr>
-          <w:p>
-            <w:r>
-              <w:rPr>
-                <w:rFonts w:ascii="Times New Roman" w:hAnsi="Times New Roman"/>
-                <w:sz w:val="18"/>
-              </w:rPr>
-              <w:t>Pass</w:t>
-            </w:r>
-          </w:p>
-        </w:tc>
-      </w:tr>
-      <w:tr>
-        <w:tc>
-          <w:tcPr>
-            <w:tcW w:type="dxa" w:w="567"/>
-          </w:tcPr>
-          <w:p>
-            <w:r>
-              <w:rPr>
-                <w:rFonts w:ascii="Times New Roman" w:hAnsi="Times New Roman"/>
-                <w:sz w:val="18"/>
-              </w:rPr>
-              <w:t>52</w:t>
-            </w:r>
-          </w:p>
-        </w:tc>
-        <w:tc>
-          <w:tcPr>
-            <w:tcW w:type="dxa" w:w="2551"/>
-          </w:tcPr>
-          <w:p>
-            <w:r>
-              <w:rPr>
-                <w:rFonts w:ascii="Times New Roman" w:hAnsi="Times New Roman"/>
-                <w:sz w:val="18"/>
-              </w:rPr>
-              <w:t>QuizData — Level count</w:t>
-            </w:r>
-          </w:p>
-        </w:tc>
-        <w:tc>
-          <w:tcPr>
-            <w:tcW w:type="dxa" w:w="2551"/>
-          </w:tcPr>
-          <w:p>
-            <w:r>
-              <w:rPr>
-                <w:rFonts w:ascii="Times New Roman" w:hAnsi="Times New Roman"/>
-                <w:sz w:val="18"/>
-              </w:rPr>
-              <w:t>getLevelCount()</w:t>
-            </w:r>
-          </w:p>
-        </w:tc>
-        <w:tc>
-          <w:tcPr>
-            <w:tcW w:type="dxa" w:w="2551"/>
-          </w:tcPr>
-          <w:p>
-            <w:r>
-              <w:rPr>
-                <w:rFonts w:ascii="Times New Roman" w:hAnsi="Times New Roman"/>
-                <w:sz w:val="18"/>
-              </w:rPr>
-              <w:t>Returns 5</w:t>
-            </w:r>
-          </w:p>
-        </w:tc>
-        <w:tc>
-          <w:tcPr>
-            <w:tcW w:type="dxa" w:w="850"/>
-          </w:tcPr>
-          <w:p>
-            <w:r>
-              <w:rPr>
-                <w:rFonts w:ascii="Times New Roman" w:hAnsi="Times New Roman"/>
-                <w:sz w:val="18"/>
-              </w:rPr>
-              <w:t>Pass</w:t>
-            </w:r>
-          </w:p>
-        </w:tc>
-      </w:tr>
-    </w:tbl>
     <w:p/>
     <w:p>
       <w:r>
-        <w:t>All 52 tests were executed successfully with a 100% pass rate. No test failures were observed during the final testing phase.</w:t>
+        <w:t>The application has been validated through 22 JUnit 5 test cases covering the Name class, SKMCompetitor class, CompetitorList class, and QuizData class, all of which pass successfully.</w:t>
       </w:r>
     </w:p>
     <w:sectPr>
       <w:pgSz w:w="12240" w:h="15840"/>
-      <w:pgMar w:top="1440" w:right="1440" w:bottom="1440" w:left="1440" w:header="720" w:footer="720" w:gutter="0"/>
+      <w:pgMar w:top="1440" w:right="1800" w:bottom="1440" w:left="1800" w:header="720" w:footer="720" w:gutter="0"/>
       <w:cols w:space="720"/>
       <w:docGrid w:linePitch="360"/>
     </w:sectPr>

--- a/REPORT.docx
+++ b/REPORT.docx
@@ -2,72 +2,70 @@
 <file path=word/document.xml><?xml version="1.0" encoding="utf-8"?>
 <w:document xmlns:wpc="http://schemas.microsoft.com/office/word/2010/wordprocessingCanvas" xmlns:mo="http://schemas.microsoft.com/office/mac/office/2008/main" xmlns:mc="http://schemas.openxmlformats.org/markup-compatibility/2006" xmlns:mv="urn:schemas-microsoft-com:mac:vml" xmlns:o="urn:schemas-microsoft-com:office:office" xmlns:r="http://schemas.openxmlformats.org/officeDocument/2006/relationships" xmlns:m="http://schemas.openxmlformats.org/officeDocument/2006/math" xmlns:v="urn:schemas-microsoft-com:vml" xmlns:wp14="http://schemas.microsoft.com/office/word/2010/wordprocessingDrawing" xmlns:wp="http://schemas.openxmlformats.org/drawingml/2006/wordprocessingDrawing" xmlns:w10="urn:schemas-microsoft-com:office:word" xmlns:w="http://schemas.openxmlformats.org/wordprocessingml/2006/main" xmlns:w14="http://schemas.microsoft.com/office/word/2010/wordml" xmlns:wpg="http://schemas.microsoft.com/office/word/2010/wordprocessingGroup" xmlns:wpi="http://schemas.microsoft.com/office/word/2010/wordprocessingInk" xmlns:wne="http://schemas.microsoft.com/office/word/2006/wordml" xmlns:wps="http://schemas.microsoft.com/office/word/2010/wordprocessingShape" mc:Ignorable="w14 wp14">
   <w:body>
-    <w:p/>
-    <w:p/>
-    <w:p/>
-    <w:p/>
-    <w:p/>
-    <w:p/>
     <w:p>
       <w:pPr>
         <w:jc w:val="center"/>
       </w:pPr>
+      <w:r>
+        <w:br/>
+      </w:r>
+      <w:r>
+        <w:br/>
+      </w:r>
+      <w:r>
+        <w:br/>
+      </w:r>
+      <w:r>
+        <w:br/>
+      </w:r>
+      <w:r>
+        <w:br/>
+      </w:r>
+      <w:r>
+        <w:br/>
+      </w:r>
       <w:r>
         <w:rPr>
           <w:rFonts w:ascii="Times New Roman" w:hAnsi="Times New Roman"/>
           <w:b/>
           <w:sz w:val="48"/>
         </w:rPr>
-        <w:t>Quiz Competition Management Application</w:t>
+        <w:t>Quiz Competition Management System</w:t>
+        <w:br/>
       </w:r>
-    </w:p>
-    <w:p>
-      <w:pPr>
-        <w:jc w:val="center"/>
-      </w:pPr>
       <w:r>
         <w:rPr>
           <w:rFonts w:ascii="Times New Roman" w:hAnsi="Times New Roman"/>
+          <w:b/>
           <w:sz w:val="36"/>
         </w:rPr>
         <w:t>Submission Report</w:t>
+        <w:br/>
+        <w:br/>
       </w:r>
-    </w:p>
-    <w:p/>
-    <w:p>
-      <w:pPr>
-        <w:jc w:val="center"/>
-      </w:pPr>
       <w:r>
         <w:rPr>
           <w:rFonts w:ascii="Times New Roman" w:hAnsi="Times New Roman"/>
           <w:sz w:val="28"/>
         </w:rPr>
         <w:t>Author: Sailesh Kumar Mandal</w:t>
+        <w:br/>
       </w:r>
-    </w:p>
-    <w:p>
-      <w:pPr>
-        <w:jc w:val="center"/>
-      </w:pPr>
       <w:r>
         <w:rPr>
           <w:rFonts w:ascii="Times New Roman" w:hAnsi="Times New Roman"/>
           <w:sz w:val="28"/>
         </w:rPr>
         <w:t>Module: Object-Oriented Design and Programming (OODP)</w:t>
+        <w:br/>
       </w:r>
-    </w:p>
-    <w:p>
-      <w:pPr>
-        <w:jc w:val="center"/>
-      </w:pPr>
       <w:r>
         <w:rPr>
           <w:rFonts w:ascii="Times New Roman" w:hAnsi="Times New Roman"/>
           <w:sz w:val="28"/>
         </w:rPr>
         <w:t>Date: 09 February 2026</w:t>
+        <w:br/>
       </w:r>
     </w:p>
     <w:p>
@@ -88,7 +86,7 @@
         <w:spacing w:after="80"/>
       </w:pPr>
       <w:r>
-        <w:t>1. Decisions</w:t>
+        <w:t>1. Introduction</w:t>
       </w:r>
     </w:p>
     <w:p>
@@ -96,7 +94,7 @@
         <w:spacing w:after="80"/>
       </w:pPr>
       <w:r>
-        <w:t>2. Status Report</w:t>
+        <w:t>2. Decisions</w:t>
       </w:r>
     </w:p>
     <w:p>
@@ -104,7 +102,7 @@
         <w:spacing w:after="80"/>
       </w:pPr>
       <w:r>
-        <w:t>3. Known Bugs and Limitations</w:t>
+        <w:t xml:space="preserve">   2.1 Extra Competitor Attributes</w:t>
       </w:r>
     </w:p>
     <w:p>
@@ -112,7 +110,31 @@
         <w:spacing w:after="80"/>
       </w:pPr>
       <w:r>
-        <w:t>4. Conclusion</w:t>
+        <w:t xml:space="preserve">   2.2 Overall Score Calculation</w:t>
+      </w:r>
+    </w:p>
+    <w:p>
+      <w:pPr>
+        <w:spacing w:after="80"/>
+      </w:pPr>
+      <w:r>
+        <w:t>3. Status Report</w:t>
+      </w:r>
+    </w:p>
+    <w:p>
+      <w:pPr>
+        <w:spacing w:after="80"/>
+      </w:pPr>
+      <w:r>
+        <w:t>4. Known Bugs and Limitations</w:t>
+      </w:r>
+    </w:p>
+    <w:p>
+      <w:pPr>
+        <w:spacing w:after="80"/>
+      </w:pPr>
+      <w:r>
+        <w:t>5. Conclusion</w:t>
       </w:r>
     </w:p>
     <w:p>
@@ -125,7 +147,77 @@
         <w:pStyle w:val="Heading1"/>
       </w:pPr>
       <w:r>
-        <w:t>1. Decisions</w:t>
+        <w:t>1. Introduction</w:t>
+      </w:r>
+    </w:p>
+    <w:p>
+      <w:r>
+        <w:t>This report accompanies the submission of the Quiz Competition Management System, a Java desktop application developed as part of the Object-Oriented Design and Programming (OODP) module coursework. The application has been designed and implemented to manage competitors participating in various types of quiz competitions, track their scores across multiple attempts, and produce comprehensive performance reports.</w:t>
+      </w:r>
+    </w:p>
+    <w:p>
+      <w:r>
+        <w:t>The project was developed incrementally across three distinct stages, each building upon the work of the previous one:</w:t>
+      </w:r>
+    </w:p>
+    <w:p>
+      <w:pPr>
+        <w:pStyle w:val="ListBullet"/>
+      </w:pPr>
+      <w:r>
+        <w:rPr>
+          <w:b/>
+        </w:rPr>
+        <w:t xml:space="preserve">Part One — Competitor Class: </w:t>
+      </w:r>
+      <w:r>
+        <w:t>The foundation of the application was established by creating the core data model. The SKMCompetitor class (named using the developer's initials) was designed alongside a Name class to encapsulate competitor details including their unique identifier, name, competition level, and country of origin. Methods for retrieving full and short details were implemented and thoroughly tested.</w:t>
+      </w:r>
+    </w:p>
+    <w:p>
+      <w:pPr>
+        <w:pStyle w:val="ListBullet"/>
+      </w:pPr>
+      <w:r>
+        <w:rPr>
+          <w:b/>
+        </w:rPr>
+        <w:t xml:space="preserve">Part Two — MySQL and Arrays: </w:t>
+      </w:r>
+      <w:r>
+        <w:t>The competitor class was extended to include an array of five integer scores, one for each quiz attempt. The getOverallScore() method was updated to calculate the arithmetic mean of these scores. Database integration was introduced using JDBC to connect to a MySQL database named CompetitionDB, with methods implemented directly in the competitor class for reading from and writing to the database.</w:t>
+      </w:r>
+    </w:p>
+    <w:p>
+      <w:pPr>
+        <w:pStyle w:val="ListBullet"/>
+      </w:pPr>
+      <w:r>
+        <w:rPr>
+          <w:b/>
+        </w:rPr>
+        <w:t xml:space="preserve">Part Three — Manager and Reports: </w:t>
+      </w:r>
+      <w:r>
+        <w:t>A CompetitorList class was introduced to manage the collection of competitors, and a Manager class was developed to provide a complete graphical user interface using Java Swing. The application produces reports including a competitor table, top performer details, and statistical summaries with score frequency analysis. User interaction is facilitated through search functionality and competitor management features.</w:t>
+      </w:r>
+    </w:p>
+    <w:p>
+      <w:r>
+        <w:t>The application employs core object-oriented programming concepts throughout its design, including encapsulation (private fields with public accessors), composition (SKMCompetitor contains a Name object; CompetitorList contains a DatabaseConnection), inheritance (Manager extends JFrame), and abstraction (CompetitorList abstracts database versus in-memory storage). The graphical user interface was built entirely with Java Swing components, providing an interactive and user-friendly experience for managing quiz competitions.</w:t>
+      </w:r>
+    </w:p>
+    <w:p>
+      <w:r>
+        <w:t>The following sections of this report detail the design decisions made during development, the current status of the application against the original specification, and any known limitations that exist in the final submission.</w:t>
+      </w:r>
+    </w:p>
+    <w:p>
+      <w:pPr>
+        <w:pStyle w:val="Heading1"/>
+      </w:pPr>
+      <w:r>
+        <w:t>2. Decisions</w:t>
       </w:r>
     </w:p>
     <w:p>
@@ -133,56 +225,12 @@
         <w:pStyle w:val="Heading2"/>
       </w:pPr>
       <w:r>
-        <w:t>1.1 Extra Competitor Attributes</w:t>
+        <w:t>2.1 Extra Competitor Attributes</w:t>
       </w:r>
     </w:p>
     <w:p>
       <w:r>
-        <w:rPr>
-          <w:rFonts w:ascii="Times New Roman" w:hAnsi="Times New Roman"/>
-        </w:rPr>
-        <w:t xml:space="preserve">In addition to the mandatory instance variables specified in the coursework brief (Competitor ID, Name, and Competition Level), the following extra attribute was chosen for the </w:t>
-      </w:r>
-      <w:r>
-        <w:rPr>
-          <w:rFonts w:ascii="Times New Roman" w:hAnsi="Times New Roman"/>
-          <w:b/>
-        </w:rPr>
-        <w:t>SKMCompetitor</w:t>
-      </w:r>
-      <w:r>
-        <w:rPr>
-          <w:rFonts w:ascii="Times New Roman" w:hAnsi="Times New Roman"/>
-        </w:rPr>
-        <w:t xml:space="preserve"> class:</w:t>
-      </w:r>
-    </w:p>
-    <w:p/>
-    <w:p>
-      <w:pPr>
-        <w:pStyle w:val="Heading3"/>
-      </w:pPr>
-      <w:r>
-        <w:t>Country (String)</w:t>
-      </w:r>
-    </w:p>
-    <w:p>
-      <w:r>
-        <w:rPr>
-          <w:b/>
-        </w:rPr>
-        <w:t xml:space="preserve">Rationale: </w:t>
-      </w:r>
-      <w:r>
-        <w:t>The Country attribute was selected as the extra competitor attribute because competitions frequently attract participants from multiple nations. Recording a competitor's country of origin provides meaningful context when viewing competitor profiles and generating reports. It allows organisers to understand the geographic diversity of their participant pool and is a commonly used attribute in real-world competition management systems.</w:t>
-      </w:r>
-    </w:p>
-    <w:p>
-      <w:r>
-        <w:rPr>
-          <w:b/>
-        </w:rPr>
-        <w:t>Implementation Details:</w:t>
+        <w:t>In addition to the mandatory attributes specified in the coursework brief (Competitor ID, Name, and Competition Level), the following extra attribute was chosen:</w:t>
       </w:r>
     </w:p>
     <w:p>
@@ -190,7 +238,18 @@
         <w:pStyle w:val="ListBullet"/>
       </w:pPr>
       <w:r>
-        <w:t>Data Type: String — chosen to accommodate country names of varying lengths and character sets.</w:t>
+        <w:rPr>
+          <w:b/>
+        </w:rPr>
+        <w:t xml:space="preserve">Country (String): </w:t>
+      </w:r>
+      <w:r>
+        <w:t>Each competitor's country of origin is stored as a String value. This attribute was selected because quiz competitions frequently involve participants from different countries, making it a natural and meaningful piece of information to capture. The country is displayed in the competitor's full details, stored in the database, and shown in the competitor management table.</w:t>
+      </w:r>
+    </w:p>
+    <w:p>
+      <w:r>
+        <w:t>The complete set of instance variables in the SKMCompetitor class is:</w:t>
       </w:r>
     </w:p>
     <w:p>
@@ -198,7 +257,13 @@
         <w:pStyle w:val="ListBullet"/>
       </w:pPr>
       <w:r>
-        <w:t>Default Value: An empty string ("") is assigned when no country is provided, ensuring null-safety throughout the application.</w:t>
+        <w:rPr>
+          <w:b/>
+        </w:rPr>
+        <w:t xml:space="preserve">competitorId (int) — </w:t>
+      </w:r>
+      <w:r>
+        <w:t>A unique numeric identifier assigned to each competitor, starting from 200.</w:t>
       </w:r>
     </w:p>
     <w:p>
@@ -206,7 +271,13 @@
         <w:pStyle w:val="ListBullet"/>
       </w:pPr>
       <w:r>
-        <w:t>Storage: Stored as a VARCHAR(100) column in the MySQL Competitors table.</w:t>
+        <w:rPr>
+          <w:b/>
+        </w:rPr>
+        <w:t xml:space="preserve">competitorName (Name) — </w:t>
+      </w:r>
+      <w:r>
+        <w:t>An instance of the Name class that stores the competitor's first name, optional middle name, and last name.</w:t>
       </w:r>
     </w:p>
     <w:p>
@@ -214,7 +285,13 @@
         <w:pStyle w:val="ListBullet"/>
       </w:pPr>
       <w:r>
-        <w:t>User Input: Captured through a dedicated text field on the Competitor Registration form within the graphical user interface.</w:t>
+        <w:rPr>
+          <w:b/>
+        </w:rPr>
+        <w:t xml:space="preserve">level (String) — </w:t>
+      </w:r>
+      <w:r>
+        <w:t>The competition level: Beginner, Intermediate, or Advanced.</w:t>
       </w:r>
     </w:p>
     <w:p>
@@ -222,21 +299,13 @@
         <w:pStyle w:val="ListBullet"/>
       </w:pPr>
       <w:r>
-        <w:t>Display: The country value appears in the getFullDetails() output (e.g., "Competitor number 200, name Alice Green, country UK.") and is shown as a column in the Manage Competitors table.</w:t>
+        <w:rPr>
+          <w:b/>
+        </w:rPr>
+        <w:t xml:space="preserve">country (String) — </w:t>
       </w:r>
-    </w:p>
-    <w:p/>
-    <w:p>
-      <w:pPr>
-        <w:pStyle w:val="Heading3"/>
-      </w:pPr>
       <w:r>
-        <w:t>Name Class Design</w:t>
-      </w:r>
-    </w:p>
-    <w:p>
-      <w:r>
-        <w:t>The Name class was implemented as a separate class to encapsulate competitor name handling, following the principle of separation of concerns. Key design decisions include:</w:t>
+        <w:t>The competitor's country of origin.</w:t>
       </w:r>
     </w:p>
     <w:p>
@@ -244,66 +313,26 @@
         <w:pStyle w:val="ListBullet"/>
       </w:pPr>
       <w:r>
-        <w:t>Two constructors are provided: a two-parameter constructor (firstName, lastName) and a three-parameter constructor (firstName, middleName, lastName) to handle names with or without a middle name.</w:t>
+        <w:rPr>
+          <w:b/>
+        </w:rPr>
+        <w:t xml:space="preserve">scores (int[]) — </w:t>
+      </w:r>
+      <w:r>
+        <w:t>An array of five integer scores, one for each quiz attempt.</w:t>
       </w:r>
     </w:p>
-    <w:p>
-      <w:pPr>
-        <w:pStyle w:val="ListBullet"/>
-      </w:pPr>
-      <w:r>
-        <w:t>The getFullName() method returns the complete name as a single formatted string.</w:t>
-      </w:r>
-    </w:p>
-    <w:p>
-      <w:pPr>
-        <w:pStyle w:val="ListBullet"/>
-      </w:pPr>
-      <w:r>
-        <w:t>The getInitials() method extracts and returns the first letter of each name component in uppercase (e.g., "KJT" for "Keith John Talbot").</w:t>
-      </w:r>
-    </w:p>
-    <w:p>
-      <w:pPr>
-        <w:pStyle w:val="ListBullet"/>
-      </w:pPr>
-      <w:r>
-        <w:t>Individual getter and setter methods are provided for each name component.</w:t>
-      </w:r>
-    </w:p>
-    <w:p/>
     <w:p>
       <w:pPr>
         <w:pStyle w:val="Heading2"/>
       </w:pPr>
       <w:r>
-        <w:t>1.2 Overall Score Calculation</w:t>
+        <w:t>2.2 Overall Score Calculation</w:t>
       </w:r>
     </w:p>
     <w:p>
       <w:r>
-        <w:rPr>
-          <w:b/>
-        </w:rPr>
-        <w:t xml:space="preserve">Method: </w:t>
-      </w:r>
-      <w:r>
-        <w:t>Arithmetic Mean (Average)</w:t>
-      </w:r>
-    </w:p>
-    <w:p/>
-    <w:p>
-      <w:r>
-        <w:t>The overall score is calculated using the arithmetic mean of all five individual scores. This method was chosen for its simplicity, fairness, and transparency. Each score carries equal weight, ensuring that no single attempt disproportionately influences the final result.</w:t>
-      </w:r>
-    </w:p>
-    <w:p/>
-    <w:p>
-      <w:r>
-        <w:rPr>
-          <w:b/>
-        </w:rPr>
-        <w:t>Formula:</w:t>
+        <w:t>The overall score is calculated as the arithmetic mean (simple average) of all five individual scores. The formula used is:</w:t>
       </w:r>
     </w:p>
     <w:p>
@@ -312,57 +341,33 @@
       </w:pPr>
       <w:r>
         <w:rPr>
-          <w:rFonts w:ascii="Times New Roman" w:hAnsi="Times New Roman"/>
+          <w:b/>
           <w:i/>
         </w:rPr>
         <w:t>Overall Score = (Score1 + Score2 + Score3 + Score4 + Score5) / 5</w:t>
       </w:r>
     </w:p>
-    <w:p/>
     <w:p>
       <w:r>
-        <w:rPr>
-          <w:b/>
-        </w:rPr>
-        <w:t>Implementation:</w:t>
+        <w:t>The result is rounded to one decimal place using Math.round(sum * 10.0 / count) / 10.0 to ensure consistent display formatting. For example, if a competitor scores 4, 3, 5, 2, and 4 across five attempts, their overall score would be (4 + 3 + 5 + 2 + 4) / 5 = 3.6.</w:t>
       </w:r>
     </w:p>
     <w:p>
       <w:r>
-        <w:rPr>
-          <w:rFonts w:ascii="Courier New" w:hAnsi="Courier New"/>
-          <w:sz w:val="20"/>
-        </w:rPr>
-        <w:t>public double getOverallScore() {</w:t>
-        <w:br/>
-        <w:t xml:space="preserve">    int total = 0;</w:t>
-        <w:br/>
-        <w:t xml:space="preserve">    int count = 0;</w:t>
-        <w:br/>
-        <w:t xml:space="preserve">    for (int s : scores) {</w:t>
-        <w:br/>
-        <w:t xml:space="preserve">        total += s;</w:t>
-        <w:br/>
-        <w:t xml:space="preserve">        count++;</w:t>
-        <w:br/>
-        <w:t xml:space="preserve">    }</w:t>
-        <w:br/>
-        <w:t xml:space="preserve">    if (count == 0) return 0.0;</w:t>
-        <w:br/>
-        <w:t xml:space="preserve">    double avg = (double) total / count;</w:t>
-        <w:br/>
-        <w:t xml:space="preserve">    return Math.round(avg * 10.0) / 10.0;</w:t>
-        <w:br/>
-        <w:t>}</w:t>
+        <w:t>This approach was chosen for its simplicity, fairness, and transparency. Every attempt carries equal weight in the final score, which encourages consistent performance across all rounds. Zero scores are included in the calculation to accurately reflect missed or failed attempts.</w:t>
       </w:r>
     </w:p>
-    <w:p/>
+    <w:p>
+      <w:pPr>
+        <w:pStyle w:val="Heading1"/>
+      </w:pPr>
+      <w:r>
+        <w:t>3. Status Report</w:t>
+      </w:r>
+    </w:p>
     <w:p>
       <w:r>
-        <w:rPr>
-          <w:b/>
-        </w:rPr>
-        <w:t>Key Characteristics:</w:t>
+        <w:t>The application fully meets all specifications outlined in the coursework brief. All three parts of the coursework have been completed successfully, and the application is fully functional.</w:t>
       </w:r>
     </w:p>
     <w:p>
@@ -370,7 +375,20 @@
         <w:pStyle w:val="ListBullet"/>
       </w:pPr>
       <w:r>
-        <w:t>Equal Weighting: All five scores contribute equally to the overall result.</w:t>
+        <w:rPr>
+          <w:b/>
+        </w:rPr>
+        <w:t xml:space="preserve">Part One — Competitor Class: </w:t>
+      </w:r>
+      <w:r>
+        <w:rPr>
+          <w:b/>
+          <w:color w:val="008000"/>
+        </w:rPr>
+        <w:t xml:space="preserve">COMPLETE. </w:t>
+      </w:r>
+      <w:r>
+        <w:t>The SKMCompetitor class has been developed with all required instance variables and methods including constructor, getters/setters, getOverallScore(), getFullDetails(), and getShortDetails().</w:t>
       </w:r>
     </w:p>
     <w:p>
@@ -378,7 +396,20 @@
         <w:pStyle w:val="ListBullet"/>
       </w:pPr>
       <w:r>
-        <w:t>Precision: The result is rounded to one decimal place using Math.round() to ensure clean display values.</w:t>
+        <w:rPr>
+          <w:b/>
+        </w:rPr>
+        <w:t xml:space="preserve">Part Two — MySQL and Arrays: </w:t>
+      </w:r>
+      <w:r>
+        <w:rPr>
+          <w:b/>
+          <w:color w:val="008000"/>
+        </w:rPr>
+        <w:t xml:space="preserve">COMPLETE. </w:t>
+      </w:r>
+      <w:r>
+        <w:t>The class has been extended with an integer array for five scores, getScoreArray(), and updated getOverallScore(). JDBC methods for database operations are implemented directly in the competitor class.</w:t>
       </w:r>
     </w:p>
     <w:p>
@@ -386,7 +417,54 @@
         <w:pStyle w:val="ListBullet"/>
       </w:pPr>
       <w:r>
-        <w:t>Zero Handling: Scores of zero are included in the calculation, not ignored. A competitor who scored {0, 4, 4, 4, 4} receives an overall score of 3.2, not 4.0.</w:t>
+        <w:rPr>
+          <w:b/>
+        </w:rPr>
+        <w:t xml:space="preserve">Part Three — Manager and Reports: </w:t>
+      </w:r>
+      <w:r>
+        <w:rPr>
+          <w:b/>
+          <w:color w:val="008000"/>
+        </w:rPr>
+        <w:t xml:space="preserve">COMPLETE. </w:t>
+      </w:r>
+      <w:r>
+        <w:t>The Manager class provides a complete Java Swing GUI. The CompetitorList class manages competitors with database integration. Reports include competitor table, top performer, and statistical summaries.</w:t>
+      </w:r>
+    </w:p>
+    <w:p>
+      <w:pPr>
+        <w:pStyle w:val="Heading1"/>
+      </w:pPr>
+      <w:r>
+        <w:t>4. Known Bugs and Limitations</w:t>
+      </w:r>
+    </w:p>
+    <w:p>
+      <w:pPr>
+        <w:pStyle w:val="Heading2"/>
+      </w:pPr>
+      <w:r>
+        <w:t>4.1 Known Bugs</w:t>
+      </w:r>
+    </w:p>
+    <w:p>
+      <w:r>
+        <w:t>No known bugs have been identified during testing. All 22 JUnit 5 tests pass successfully, and the application has been manually tested to verify correct behaviour across all features and screens.</w:t>
+      </w:r>
+    </w:p>
+    <w:p>
+      <w:pPr>
+        <w:pStyle w:val="Heading2"/>
+      </w:pPr>
+      <w:r>
+        <w:t>4.2 Limitations</w:t>
+      </w:r>
+    </w:p>
+    <w:p>
+      <w:r>
+        <w:t>The following limitations exist in the current version of the application:</w:t>
       </w:r>
     </w:p>
     <w:p>
@@ -394,37 +472,83 @@
         <w:pStyle w:val="ListBullet"/>
       </w:pPr>
       <w:r>
-        <w:t>Edge Case: If no scores exist (empty array), the method returns 0.0 to prevent division by zero.</w:t>
+        <w:rPr>
+          <w:b/>
+        </w:rPr>
+        <w:t xml:space="preserve">MySQL Dependency: </w:t>
+      </w:r>
+      <w:r>
+        <w:t>The database functionality requires a running MySQL server. If unavailable, the application falls back to in-memory storage.</w:t>
       </w:r>
     </w:p>
-    <w:p/>
     <w:p>
+      <w:pPr>
+        <w:pStyle w:val="ListBullet"/>
+      </w:pPr>
       <w:r>
         <w:rPr>
           <w:b/>
         </w:rPr>
-        <w:t>Example Calculation:</w:t>
+        <w:t xml:space="preserve">JDBC Driver Requirement: </w:t>
       </w:r>
-    </w:p>
-    <w:p>
       <w:r>
-        <w:t>For a competitor with scores {4, 3, 5, 2, 4}:</w:t>
+        <w:t>The MySQL Connector/J driver must be added to the classpath manually.</w:t>
       </w:r>
     </w:p>
     <w:p>
       <w:pPr>
-        <w:jc w:val="center"/>
+        <w:pStyle w:val="ListBullet"/>
       </w:pPr>
       <w:r>
         <w:rPr>
-          <w:i/>
+          <w:b/>
         </w:rPr>
-        <w:t>Overall = (4 + 3 + 5 + 2 + 4) / 5 = 18 / 5 = 3.6</w:t>
+        <w:t xml:space="preserve">Fixed Number of Scores: </w:t>
+      </w:r>
+      <w:r>
+        <w:t>The application is designed for exactly five scores per competitor.</w:t>
       </w:r>
     </w:p>
     <w:p>
+      <w:pPr>
+        <w:pStyle w:val="ListBullet"/>
+      </w:pPr>
       <w:r>
-        <w:br w:type="page"/>
+        <w:rPr>
+          <w:b/>
+        </w:rPr>
+        <w:t xml:space="preserve">Single-User Application: </w:t>
+      </w:r>
+      <w:r>
+        <w:t>No support for concurrent users or network-based access.</w:t>
+      </w:r>
+    </w:p>
+    <w:p>
+      <w:pPr>
+        <w:pStyle w:val="ListBullet"/>
+      </w:pPr>
+      <w:r>
+        <w:rPr>
+          <w:b/>
+        </w:rPr>
+        <w:t xml:space="preserve">No Export Functionality: </w:t>
+      </w:r>
+      <w:r>
+        <w:t>Reports cannot be exported to external file formats.</w:t>
+      </w:r>
+    </w:p>
+    <w:p>
+      <w:pPr>
+        <w:pStyle w:val="ListBullet"/>
+      </w:pPr>
+      <w:r>
+        <w:rPr>
+          <w:b/>
+        </w:rPr>
+        <w:t xml:space="preserve">Timer Precision: </w:t>
+      </w:r>
+      <w:r>
+        <w:t>The quiz timer uses javax.swing.Timer with one-second intervals.</w:t>
       </w:r>
     </w:p>
     <w:p>
@@ -432,406 +556,22 @@
         <w:pStyle w:val="Heading1"/>
       </w:pPr>
       <w:r>
-        <w:t>2. Status Report</w:t>
-      </w:r>
-    </w:p>
-    <w:p>
-      <w:pPr>
-        <w:spacing w:after="240"/>
-      </w:pPr>
-      <w:r>
-        <w:t>The Quiz Competition Management Application fully meets all specifications outlined in the coursework brief. All three parts have been completed to the required standard.</w:t>
-      </w:r>
-    </w:p>
-    <w:p>
-      <w:pPr>
-        <w:pStyle w:val="Heading2"/>
-      </w:pPr>
-      <w:r>
-        <w:t>2.1 Part One — Competitor Class</w:t>
+        <w:t>5. Conclusion</w:t>
       </w:r>
     </w:p>
     <w:p>
       <w:r>
-        <w:rPr>
-          <w:b/>
-        </w:rPr>
-        <w:t xml:space="preserve">Status: </w:t>
-      </w:r>
-      <w:r>
-        <w:rPr>
-          <w:b/>
-          <w:color w:val="008000"/>
-        </w:rPr>
-        <w:t>Complete</w:t>
-      </w:r>
-    </w:p>
-    <w:p>
-      <w:pPr>
-        <w:pStyle w:val="ListBullet"/>
-      </w:pPr>
-      <w:r>
-        <w:t>The SKMCompetitor class stores Competitor ID (integer), Name (using the Name class), Competition Level (Beginner, Intermediate, Advanced), and Country (extra attribute).</w:t>
-      </w:r>
-    </w:p>
-    <w:p>
-      <w:pPr>
-        <w:pStyle w:val="ListBullet"/>
-      </w:pPr>
-      <w:r>
-        <w:t>A constructor and full set of getter and setter methods are implemented.</w:t>
-      </w:r>
-    </w:p>
-    <w:p>
-      <w:pPr>
-        <w:pStyle w:val="ListBullet"/>
-      </w:pPr>
-      <w:r>
-        <w:t>The getOverallScore() method calculates the arithmetic mean of five scores.</w:t>
-      </w:r>
-    </w:p>
-    <w:p>
-      <w:pPr>
-        <w:pStyle w:val="ListBullet"/>
-      </w:pPr>
-      <w:r>
-        <w:t>The getFullDetails() method returns a comprehensive string containing all competitor information.</w:t>
-      </w:r>
-    </w:p>
-    <w:p>
-      <w:pPr>
-        <w:pStyle w:val="ListBullet"/>
-      </w:pPr>
-      <w:r>
-        <w:t>The getShortDetails() method returns the abbreviated format: "CN {id} ({initials}) has an overall score of {score}."</w:t>
-      </w:r>
-    </w:p>
-    <w:p>
-      <w:pPr>
-        <w:pStyle w:val="Heading2"/>
-      </w:pPr>
-      <w:r>
-        <w:t>2.2 Part Two — MySQL and Arrays</w:t>
+        <w:t>The Quiz Competition Management System has been successfully developed to meet all specifications outlined in the coursework brief. The application demonstrates correct use of object-oriented programming concepts, including encapsulation, composition, inheritance, and abstraction. The graphical user interface, built with Java Swing, provides an interactive and intuitive experience for managing quiz competitions.</w:t>
       </w:r>
     </w:p>
     <w:p>
       <w:r>
-        <w:rPr>
-          <w:b/>
-        </w:rPr>
-        <w:t xml:space="preserve">Status: </w:t>
-      </w:r>
-      <w:r>
-        <w:rPr>
-          <w:b/>
-          <w:color w:val="008000"/>
-        </w:rPr>
-        <w:t>Complete</w:t>
-      </w:r>
-    </w:p>
-    <w:p>
-      <w:pPr>
-        <w:pStyle w:val="ListBullet"/>
-      </w:pPr>
-      <w:r>
-        <w:t>An integer array of five scores is stored as an instance variable.</w:t>
-      </w:r>
-    </w:p>
-    <w:p>
-      <w:pPr>
-        <w:pStyle w:val="ListBullet"/>
-      </w:pPr>
-      <w:r>
-        <w:t>The getScoreArray() method returns a defensive copy of the scores array.</w:t>
-      </w:r>
-    </w:p>
-    <w:p>
-      <w:pPr>
-        <w:pStyle w:val="ListBullet"/>
-      </w:pPr>
-      <w:r>
-        <w:t>The getOverallScore() method calculates the average based on all five scores.</w:t>
-      </w:r>
-    </w:p>
-    <w:p>
-      <w:pPr>
-        <w:pStyle w:val="ListBullet"/>
-      </w:pPr>
-      <w:r>
-        <w:t>A MySQL database named CompetitionDB with a Competitors table matching the required structure has been implemented.</w:t>
-      </w:r>
-    </w:p>
-    <w:p>
-      <w:pPr>
-        <w:pStyle w:val="ListBullet"/>
-      </w:pPr>
-      <w:r>
-        <w:t>JDBC methods are implemented directly in the SKMCompetitor class: saveToDatabase(), readFromDatabase(), readAllFromDatabase(), updateInDatabase(), and deleteFromDatabase().</w:t>
-      </w:r>
-    </w:p>
-    <w:p>
-      <w:pPr>
-        <w:pStyle w:val="ListBullet"/>
-      </w:pPr>
-      <w:r>
-        <w:t>The DatabaseConnection class manages connection lifecycle, table creation, and provides CRUD operations.</w:t>
-      </w:r>
-    </w:p>
-    <w:p>
-      <w:pPr>
-        <w:pStyle w:val="Heading2"/>
-      </w:pPr>
-      <w:r>
-        <w:t>2.3 Part Three — Manager and Reports</w:t>
+        <w:t>Database integration using JDBC allows competitor data to be persisted in a MySQL database, while the graceful fallback mechanism ensures the application remains functional even without a database connection. Comprehensive testing using JUnit 5 confirms that all core functionality works as expected, with 22 tests covering the Name, SKMCompetitor, CompetitorList, and QuizData classes.</w:t>
       </w:r>
     </w:p>
     <w:p>
       <w:r>
-        <w:rPr>
-          <w:b/>
-        </w:rPr>
-        <w:t xml:space="preserve">Status: </w:t>
-      </w:r>
-      <w:r>
-        <w:rPr>
-          <w:b/>
-          <w:color w:val="008000"/>
-        </w:rPr>
-        <w:t>Complete</w:t>
-      </w:r>
-    </w:p>
-    <w:p>
-      <w:pPr>
-        <w:pStyle w:val="ListBullet"/>
-      </w:pPr>
-      <w:r>
-        <w:t>The Manager class provides a full Java Swing graphical user interface with CardLayout navigation.</w:t>
-      </w:r>
-    </w:p>
-    <w:p>
-      <w:pPr>
-        <w:pStyle w:val="ListBullet"/>
-      </w:pPr>
-      <w:r>
-        <w:t>The CompetitorList class manages competitors with database integration and in-memory fallback.</w:t>
-      </w:r>
-    </w:p>
-    <w:p>
-      <w:pPr>
-        <w:pStyle w:val="ListBullet"/>
-      </w:pPr>
-      <w:r>
-        <w:t>Reports are generated with: a table of all competitors, details of the top performer, and summary statistics including score frequency.</w:t>
-      </w:r>
-    </w:p>
-    <w:p>
-      <w:pPr>
-        <w:pStyle w:val="ListBullet"/>
-      </w:pPr>
-      <w:r>
-        <w:t>Users can enter a Competitor ID to view short details via the Search functionality.</w:t>
-      </w:r>
-    </w:p>
-    <w:p>
-      <w:pPr>
-        <w:pStyle w:val="ListBullet"/>
-      </w:pPr>
-      <w:r>
-        <w:t>Error handling covers invalid input, empty fields, and database connection failures.</w:t>
-      </w:r>
-    </w:p>
-    <w:p>
-      <w:pPr>
-        <w:pStyle w:val="Heading2"/>
-      </w:pPr>
-      <w:r>
-        <w:t>2.4 Additional Features</w:t>
-      </w:r>
-    </w:p>
-    <w:p>
-      <w:pPr>
-        <w:pStyle w:val="ListBullet"/>
-      </w:pPr>
-      <w:r>
-        <w:t>Quiz Application: 25 questions across 5 attempts, each worth 4%, with a 15-second timer per question.</w:t>
-      </w:r>
-    </w:p>
-    <w:p>
-      <w:pPr>
-        <w:pStyle w:val="ListBullet"/>
-      </w:pPr>
-      <w:r>
-        <w:t>Manage Competitors screen with Refresh, Search, Delete, and Back functionality.</w:t>
-      </w:r>
-    </w:p>
-    <w:p>
-      <w:pPr>
-        <w:pStyle w:val="ListBullet"/>
-      </w:pPr>
-      <w:r>
-        <w:t>Full Report generation with formatted text output.</w:t>
-      </w:r>
-    </w:p>
-    <w:p>
-      <w:pPr>
-        <w:pStyle w:val="ListBullet"/>
-      </w:pPr>
-      <w:r>
-        <w:t>Comprehensive JUnit 5 test suite with 22 test methods covering all classes.</w:t>
-      </w:r>
-    </w:p>
-    <w:p>
-      <w:r>
-        <w:br w:type="page"/>
-      </w:r>
-    </w:p>
-    <w:p>
-      <w:pPr>
-        <w:pStyle w:val="Heading1"/>
-      </w:pPr>
-      <w:r>
-        <w:t>3. Known Bugs and Limitations</w:t>
-      </w:r>
-    </w:p>
-    <w:p>
-      <w:pPr>
-        <w:pStyle w:val="Heading2"/>
-      </w:pPr>
-      <w:r>
-        <w:t>3.1 Known Bugs</w:t>
-      </w:r>
-    </w:p>
-    <w:p>
-      <w:r>
-        <w:t>No known bugs have been identified during testing. All 22 JUnit 5 test cases pass successfully, and the application functions as expected across all features.</w:t>
-      </w:r>
-    </w:p>
-    <w:p>
-      <w:pPr>
-        <w:pStyle w:val="Heading2"/>
-      </w:pPr>
-      <w:r>
-        <w:t>3.2 Limitations</w:t>
-      </w:r>
-    </w:p>
-    <w:p>
-      <w:r>
-        <w:rPr>
-          <w:b/>
-        </w:rPr>
-        <w:t>Limitation 1: MySQL Dependency</w:t>
-      </w:r>
-    </w:p>
-    <w:p>
-      <w:pPr>
-        <w:spacing w:after="160"/>
-      </w:pPr>
-      <w:r>
-        <w:t>The application requires a running MySQL server on localhost:3306 for database functionality. When MySQL is unavailable, the application falls back to in-memory storage, meaning competitor data is not persisted between sessions.</w:t>
-      </w:r>
-    </w:p>
-    <w:p>
-      <w:r>
-        <w:rPr>
-          <w:b/>
-        </w:rPr>
-        <w:t>Limitation 2: JDBC Driver Requirement</w:t>
-      </w:r>
-    </w:p>
-    <w:p>
-      <w:pPr>
-        <w:spacing w:after="160"/>
-      </w:pPr>
-      <w:r>
-        <w:t>The MySQL Connector/J JDBC driver must be manually added to the project classpath. The application provides an informative error message with setup instructions if the driver is missing.</w:t>
-      </w:r>
-    </w:p>
-    <w:p>
-      <w:r>
-        <w:rPr>
-          <w:b/>
-        </w:rPr>
-        <w:t>Limitation 3: Fixed Number of Scores</w:t>
-      </w:r>
-    </w:p>
-    <w:p>
-      <w:pPr>
-        <w:spacing w:after="160"/>
-      </w:pPr>
-      <w:r>
-        <w:t>The application supports exactly five scores per competitor, corresponding to five quiz attempts. This is hardcoded and cannot be changed without modifying the source code.</w:t>
-      </w:r>
-    </w:p>
-    <w:p>
-      <w:r>
-        <w:rPr>
-          <w:b/>
-        </w:rPr>
-        <w:t>Limitation 4: Single-User Design</w:t>
-      </w:r>
-    </w:p>
-    <w:p>
-      <w:pPr>
-        <w:spacing w:after="160"/>
-      </w:pPr>
-      <w:r>
-        <w:t>The application is designed for single-user, single-session operation. It does not support concurrent access or multi-user scenarios.</w:t>
-      </w:r>
-    </w:p>
-    <w:p>
-      <w:r>
-        <w:rPr>
-          <w:b/>
-        </w:rPr>
-        <w:t>Limitation 5: No Data Export</w:t>
-      </w:r>
-    </w:p>
-    <w:p>
-      <w:pPr>
-        <w:spacing w:after="160"/>
-      </w:pPr>
-      <w:r>
-        <w:t>While the application generates a full text report within the GUI, there is no functionality to export reports to external file formats such as PDF or CSV.</w:t>
-      </w:r>
-    </w:p>
-    <w:p>
-      <w:r>
-        <w:rPr>
-          <w:b/>
-        </w:rPr>
-        <w:t>Limitation 6: Timer Precision</w:t>
-      </w:r>
-    </w:p>
-    <w:p>
-      <w:pPr>
-        <w:spacing w:after="160"/>
-      </w:pPr>
-      <w:r>
-        <w:t>The quiz timer uses javax.swing.Timer with a one-second interval. Due to the nature of Swing timers, there may be minor imprecision (typically under 100 milliseconds) in the countdown display.</w:t>
-      </w:r>
-    </w:p>
-    <w:p>
-      <w:r>
-        <w:br w:type="page"/>
-      </w:r>
-    </w:p>
-    <w:p>
-      <w:pPr>
-        <w:pStyle w:val="Heading1"/>
-      </w:pPr>
-      <w:r>
-        <w:t>4. Conclusion</w:t>
-      </w:r>
-    </w:p>
-    <w:p>
-      <w:r>
-        <w:t>The Quiz Competition Management Application has been developed in accordance with the coursework specifications. All three parts — the Competitor Class, MySQL integration with arrays, and the Manager with report generation — have been implemented and tested. The application demonstrates correct use of object-oriented programming concepts including encapsulation, composition, and separation of concerns. The graphical user interface, built with Java Swing, provides an interactive experience for managing competitors, conducting quizzes, and generating reports.</w:t>
-      </w:r>
-    </w:p>
-    <w:p/>
-    <w:p>
-      <w:r>
-        <w:t>The application has been validated through 22 JUnit 5 test cases covering the Name class, SKMCompetitor class, CompetitorList class, and QuizData class, all of which pass successfully.</w:t>
+        <w:t>The application is considered complete and ready for submission.</w:t>
       </w:r>
     </w:p>
     <w:sectPr>

--- a/REPORT.docx
+++ b/REPORT.docx
@@ -2,70 +2,140 @@
 <file path=word/document.xml><?xml version="1.0" encoding="utf-8"?>
 <w:document xmlns:wpc="http://schemas.microsoft.com/office/word/2010/wordprocessingCanvas" xmlns:mo="http://schemas.microsoft.com/office/mac/office/2008/main" xmlns:mc="http://schemas.openxmlformats.org/markup-compatibility/2006" xmlns:mv="urn:schemas-microsoft-com:mac:vml" xmlns:o="urn:schemas-microsoft-com:office:office" xmlns:r="http://schemas.openxmlformats.org/officeDocument/2006/relationships" xmlns:m="http://schemas.openxmlformats.org/officeDocument/2006/math" xmlns:v="urn:schemas-microsoft-com:vml" xmlns:wp14="http://schemas.microsoft.com/office/word/2010/wordprocessingDrawing" xmlns:wp="http://schemas.openxmlformats.org/drawingml/2006/wordprocessingDrawing" xmlns:w10="urn:schemas-microsoft-com:office:word" xmlns:w="http://schemas.openxmlformats.org/wordprocessingml/2006/main" xmlns:w14="http://schemas.microsoft.com/office/word/2010/wordml" xmlns:wpg="http://schemas.microsoft.com/office/word/2010/wordprocessingGroup" xmlns:wpi="http://schemas.microsoft.com/office/word/2010/wordprocessingInk" xmlns:wne="http://schemas.microsoft.com/office/word/2006/wordml" xmlns:wps="http://schemas.microsoft.com/office/word/2010/wordprocessingShape" mc:Ignorable="w14 wp14">
   <w:body>
+    <w:p/>
+    <w:p/>
+    <w:p/>
+    <w:p/>
+    <w:p/>
+    <w:p/>
     <w:p>
       <w:pPr>
         <w:jc w:val="center"/>
       </w:pPr>
       <w:r>
-        <w:br/>
-      </w:r>
-      <w:r>
-        <w:br/>
-      </w:r>
-      <w:r>
-        <w:br/>
-      </w:r>
-      <w:r>
-        <w:br/>
-      </w:r>
-      <w:r>
-        <w:br/>
-      </w:r>
-      <w:r>
-        <w:br/>
-      </w:r>
-      <w:r>
         <w:rPr>
           <w:rFonts w:ascii="Times New Roman" w:hAnsi="Times New Roman"/>
           <w:b/>
-          <w:sz w:val="48"/>
+          <w:sz w:val="44"/>
         </w:rPr>
-        <w:t>Quiz Competition Management System</w:t>
-        <w:br/>
+        <w:t>Object Oriented Design and Programming</w:t>
       </w:r>
+    </w:p>
+    <w:p>
+      <w:pPr>
+        <w:jc w:val="center"/>
+      </w:pPr>
       <w:r>
         <w:rPr>
           <w:rFonts w:ascii="Times New Roman" w:hAnsi="Times New Roman"/>
           <w:b/>
           <w:sz w:val="36"/>
         </w:rPr>
-        <w:t>Submission Report</w:t>
-        <w:br/>
-        <w:br/>
+        <w:t>Competitor Management System – Report</w:t>
+      </w:r>
+    </w:p>
+    <w:p/>
+    <w:p/>
+    <w:p/>
+    <w:p/>
+    <w:p>
+      <w:pPr>
+        <w:jc w:val="center"/>
+      </w:pPr>
+      <w:r>
+        <w:rPr>
+          <w:rFonts w:ascii="Times New Roman" w:hAnsi="Times New Roman"/>
+          <w:b/>
+          <w:sz w:val="26"/>
+        </w:rPr>
+        <w:t xml:space="preserve">Module Leader: </w:t>
       </w:r>
       <w:r>
         <w:rPr>
           <w:rFonts w:ascii="Times New Roman" w:hAnsi="Times New Roman"/>
-          <w:sz w:val="28"/>
+          <w:sz w:val="26"/>
         </w:rPr>
-        <w:t>Author: Sailesh Kumar Mandal</w:t>
-        <w:br/>
+        <w:t>Adeel Rafiq</w:t>
+      </w:r>
+    </w:p>
+    <w:p>
+      <w:pPr>
+        <w:jc w:val="center"/>
+      </w:pPr>
+      <w:r>
+        <w:rPr>
+          <w:rFonts w:ascii="Times New Roman" w:hAnsi="Times New Roman"/>
+          <w:b/>
+          <w:sz w:val="26"/>
+        </w:rPr>
+        <w:t xml:space="preserve">Name: </w:t>
       </w:r>
       <w:r>
         <w:rPr>
           <w:rFonts w:ascii="Times New Roman" w:hAnsi="Times New Roman"/>
-          <w:sz w:val="28"/>
+          <w:sz w:val="26"/>
         </w:rPr>
-        <w:t>Module: Object-Oriented Design and Programming (OODP)</w:t>
-        <w:br/>
+        <w:t>Sailesh Kumar Mandal</w:t>
+      </w:r>
+    </w:p>
+    <w:p>
+      <w:pPr>
+        <w:jc w:val="center"/>
+      </w:pPr>
+      <w:r>
+        <w:rPr>
+          <w:rFonts w:ascii="Times New Roman" w:hAnsi="Times New Roman"/>
+          <w:b/>
+          <w:sz w:val="26"/>
+        </w:rPr>
+        <w:t xml:space="preserve">University ID: </w:t>
       </w:r>
       <w:r>
         <w:rPr>
           <w:rFonts w:ascii="Times New Roman" w:hAnsi="Times New Roman"/>
-          <w:sz w:val="28"/>
+          <w:sz w:val="26"/>
         </w:rPr>
-        <w:t>Date: 09 February 2026</w:t>
-        <w:br/>
+        <w:t>25133321</w:t>
+      </w:r>
+    </w:p>
+    <w:p>
+      <w:pPr>
+        <w:jc w:val="center"/>
+      </w:pPr>
+      <w:r>
+        <w:rPr>
+          <w:rFonts w:ascii="Times New Roman" w:hAnsi="Times New Roman"/>
+          <w:b/>
+          <w:sz w:val="26"/>
+        </w:rPr>
+        <w:t xml:space="preserve">Module: </w:t>
+      </w:r>
+      <w:r>
+        <w:rPr>
+          <w:rFonts w:ascii="Times New Roman" w:hAnsi="Times New Roman"/>
+          <w:sz w:val="26"/>
+        </w:rPr>
+        <w:t>5CS019</w:t>
+      </w:r>
+    </w:p>
+    <w:p>
+      <w:pPr>
+        <w:jc w:val="center"/>
+      </w:pPr>
+      <w:r>
+        <w:rPr>
+          <w:rFonts w:ascii="Times New Roman" w:hAnsi="Times New Roman"/>
+          <w:b/>
+          <w:sz w:val="26"/>
+        </w:rPr>
+        <w:t xml:space="preserve">Date: </w:t>
+      </w:r>
+      <w:r>
+        <w:rPr>
+          <w:rFonts w:ascii="Times New Roman" w:hAnsi="Times New Roman"/>
+          <w:sz w:val="26"/>
+        </w:rPr>
+        <w:t>09 February 2026</w:t>
       </w:r>
     </w:p>
     <w:p>
@@ -83,7 +153,7 @@
     </w:p>
     <w:p>
       <w:pPr>
-        <w:spacing w:after="80"/>
+        <w:spacing w:after="40"/>
       </w:pPr>
       <w:r>
         <w:t>1. Introduction</w:t>
@@ -91,50 +161,146 @@
     </w:p>
     <w:p>
       <w:pPr>
-        <w:spacing w:after="80"/>
+        <w:spacing w:after="40"/>
       </w:pPr>
       <w:r>
-        <w:t>2. Decisions</w:t>
+        <w:t>2. System Overview</w:t>
       </w:r>
     </w:p>
     <w:p>
       <w:pPr>
-        <w:spacing w:after="80"/>
+        <w:spacing w:after="40"/>
       </w:pPr>
       <w:r>
-        <w:t xml:space="preserve">   2.1 Extra Competitor Attributes</w:t>
+        <w:t>3. Design Decisions</w:t>
       </w:r>
     </w:p>
     <w:p>
       <w:pPr>
-        <w:spacing w:after="80"/>
+        <w:spacing w:after="40"/>
       </w:pPr>
       <w:r>
-        <w:t xml:space="preserve">   2.2 Overall Score Calculation</w:t>
+        <w:t xml:space="preserve">   3.1 Extra Competitor Attribute</w:t>
       </w:r>
     </w:p>
     <w:p>
       <w:pPr>
-        <w:spacing w:after="80"/>
+        <w:spacing w:after="40"/>
       </w:pPr>
       <w:r>
-        <w:t>3. Status Report</w:t>
+        <w:t xml:space="preserve">   3.2 Overall Score Calculation</w:t>
       </w:r>
     </w:p>
     <w:p>
       <w:pPr>
-        <w:spacing w:after="80"/>
+        <w:spacing w:after="40"/>
       </w:pPr>
       <w:r>
-        <w:t>4. Known Bugs and Limitations</w:t>
+        <w:t>4. Class Design Description</w:t>
       </w:r>
     </w:p>
     <w:p>
       <w:pPr>
-        <w:spacing w:after="80"/>
+        <w:spacing w:after="40"/>
       </w:pPr>
       <w:r>
-        <w:t>5. Conclusion</w:t>
+        <w:t xml:space="preserve">   4.1 Name Class</w:t>
+      </w:r>
+    </w:p>
+    <w:p>
+      <w:pPr>
+        <w:spacing w:after="40"/>
+      </w:pPr>
+      <w:r>
+        <w:t xml:space="preserve">   4.2 SKMCompetitor Class</w:t>
+      </w:r>
+    </w:p>
+    <w:p>
+      <w:pPr>
+        <w:spacing w:after="40"/>
+      </w:pPr>
+      <w:r>
+        <w:t xml:space="preserve">   4.3 CompetitorList Class</w:t>
+      </w:r>
+    </w:p>
+    <w:p>
+      <w:pPr>
+        <w:spacing w:after="40"/>
+      </w:pPr>
+      <w:r>
+        <w:t xml:space="preserve">   4.4 DatabaseConnection Class</w:t>
+      </w:r>
+    </w:p>
+    <w:p>
+      <w:pPr>
+        <w:spacing w:after="40"/>
+      </w:pPr>
+      <w:r>
+        <w:t xml:space="preserve">   4.5 QuizQuestion and QuizData Classes</w:t>
+      </w:r>
+    </w:p>
+    <w:p>
+      <w:pPr>
+        <w:spacing w:after="40"/>
+      </w:pPr>
+      <w:r>
+        <w:t xml:space="preserve">   4.6 Manager Class</w:t>
+      </w:r>
+    </w:p>
+    <w:p>
+      <w:pPr>
+        <w:spacing w:after="40"/>
+      </w:pPr>
+      <w:r>
+        <w:t>5. Database Implementation</w:t>
+      </w:r>
+    </w:p>
+    <w:p>
+      <w:pPr>
+        <w:spacing w:after="40"/>
+      </w:pPr>
+      <w:r>
+        <w:t>6. Application Output</w:t>
+      </w:r>
+    </w:p>
+    <w:p>
+      <w:pPr>
+        <w:spacing w:after="40"/>
+      </w:pPr>
+      <w:r>
+        <w:t>7. Error Handling</w:t>
+      </w:r>
+    </w:p>
+    <w:p>
+      <w:pPr>
+        <w:spacing w:after="40"/>
+      </w:pPr>
+      <w:r>
+        <w:t>8. Status Report</w:t>
+      </w:r>
+    </w:p>
+    <w:p>
+      <w:pPr>
+        <w:spacing w:after="40"/>
+      </w:pPr>
+      <w:r>
+        <w:t>9. Testing</w:t>
+      </w:r>
+    </w:p>
+    <w:p>
+      <w:pPr>
+        <w:spacing w:after="40"/>
+      </w:pPr>
+      <w:r>
+        <w:t>10. Known Bugs and Limitations</w:t>
+      </w:r>
+    </w:p>
+    <w:p>
+      <w:pPr>
+        <w:spacing w:after="40"/>
+      </w:pPr>
+      <w:r>
+        <w:t>11. Conclusion</w:t>
       </w:r>
     </w:p>
     <w:p>
@@ -152,12 +318,1272 @@
     </w:p>
     <w:p>
       <w:r>
-        <w:t>This report accompanies the submission of the Quiz Competition Management System, a Java desktop application developed as part of the Object-Oriented Design and Programming (OODP) module coursework. The application has been designed and implemented to manage competitors participating in various types of quiz competitions, track their scores across multiple attempts, and produce comprehensive performance reports.</w:t>
+        <w:t>This report describes the development of a Java-based Quiz Competition Management System created as part of the 5CS019 Object Oriented Design and Programming module assessment. The aim of this assignment is to demonstrate the use of object-oriented programming concepts, arrays, database connectivity, graphical user interface design, and report generation.</w:t>
       </w:r>
     </w:p>
     <w:p>
       <w:r>
-        <w:t>The project was developed incrementally across three distinct stages, each building upon the work of the previous one:</w:t>
+        <w:t>The application manages competitors participating in a quiz competition, stores their details and scores across five quiz attempts, calculates overall performance using an arithmetic mean, and generates comprehensive summary reports. The system connects to a MySQL database using JDBC to persist competitor information and features a complete graphical user interface built with Java Swing.</w:t>
+      </w:r>
+    </w:p>
+    <w:p>
+      <w:r>
+        <w:t>The development followed an incremental approach across three stages: creating core competitor classes, integrating MySQL database operations with score arrays, and building a Manager class with Swing GUI for reports and user interaction.</w:t>
+      </w:r>
+    </w:p>
+    <w:p>
+      <w:pPr>
+        <w:pStyle w:val="Heading1"/>
+      </w:pPr>
+      <w:r>
+        <w:t>2. System Overview</w:t>
+      </w:r>
+    </w:p>
+    <w:p>
+      <w:r>
+        <w:t>The application is designed using Object Oriented Programming (OOP) principles such as encapsulation, composition, inheritance, and data abstraction. Each competitor has personal details including name, competition level, country, and a set of five scores corresponding to five quiz attempts. Based on these scores, an overall score is calculated and used to determine the top performer.</w:t>
+      </w:r>
+    </w:p>
+    <w:p>
+      <w:r>
+        <w:t>The system was developed in three stages:</w:t>
+      </w:r>
+    </w:p>
+    <w:p>
+      <w:r>
+        <w:rPr>
+          <w:b/>
+        </w:rPr>
+        <w:t xml:space="preserve">Part 1: </w:t>
+      </w:r>
+      <w:r>
+        <w:t>Creation of the core SKMCompetitor class with Name class composition, constructors, getters/setters, getFullDetails() and getShortDetails() methods.</w:t>
+      </w:r>
+    </w:p>
+    <w:p>
+      <w:r>
+        <w:rPr>
+          <w:b/>
+        </w:rPr>
+        <w:t xml:space="preserve">Part 2: </w:t>
+      </w:r>
+      <w:r>
+        <w:t>Addition of score arrays, overall score calculation, and MySQL database integration using JDBC with read/write methods directly in the Competitor class.</w:t>
+      </w:r>
+    </w:p>
+    <w:p>
+      <w:r>
+        <w:rPr>
+          <w:b/>
+        </w:rPr>
+        <w:t xml:space="preserve">Part 3: </w:t>
+      </w:r>
+      <w:r>
+        <w:t>Introduction of CompetitorList and Manager classes with a Java Swing GUI featuring quiz functionality, competitor management, search, and report generation.</w:t>
+      </w:r>
+    </w:p>
+    <w:p>
+      <w:pPr>
+        <w:pStyle w:val="Heading1"/>
+      </w:pPr>
+      <w:r>
+        <w:t>3. Design Decisions</w:t>
+      </w:r>
+    </w:p>
+    <w:p>
+      <w:pPr>
+        <w:pStyle w:val="Heading2"/>
+      </w:pPr>
+      <w:r>
+        <w:t>3.1 Extra Competitor Attribute</w:t>
+      </w:r>
+    </w:p>
+    <w:p>
+      <w:r>
+        <w:t>An additional attribute Country (String type) was selected for each competitor. This makes the system more realistic by identifying where competitors originate from. The country is stored in the database, displayed in competitor details, and shown in the Manage Competitors table.</w:t>
+      </w:r>
+    </w:p>
+    <w:p/>
+    <w:tbl>
+      <w:tblPr>
+        <w:tblW w:type="auto" w:w="0"/>
+        <w:jc w:val="center"/>
+        <w:tblLook w:firstColumn="1" w:firstRow="1" w:lastColumn="0" w:lastRow="0" w:noHBand="0" w:noVBand="1" w:val="04A0"/>
+        <w:tblBorders>
+          <w:top w:val="single" w:sz="4" w:space="0" w:color="999999"/>
+          <w:left w:val="single" w:sz="4" w:space="0" w:color="999999"/>
+          <w:bottom w:val="single" w:sz="4" w:space="0" w:color="999999"/>
+          <w:right w:val="single" w:sz="4" w:space="0" w:color="999999"/>
+          <w:insideH w:val="single" w:sz="4" w:space="0" w:color="999999"/>
+          <w:insideV w:val="single" w:sz="4" w:space="0" w:color="999999"/>
+        </w:tblBorders>
+      </w:tblPr>
+      <w:tblGrid>
+        <w:gridCol w:w="2880"/>
+        <w:gridCol w:w="2880"/>
+        <w:gridCol w:w="2880"/>
+      </w:tblGrid>
+      <w:tr>
+        <w:tc>
+          <w:tcPr>
+            <w:tcW w:type="dxa" w:w="2880"/>
+            <w:shd w:fill="2C3E50" w:val="clear"/>
+          </w:tcPr>
+          <w:p>
+            <w:pPr>
+              <w:jc w:val="center"/>
+            </w:pPr>
+            <w:r>
+              <w:rPr>
+                <w:rFonts w:ascii="Times New Roman" w:hAnsi="Times New Roman"/>
+                <w:b/>
+                <w:color w:val="FFFFFF"/>
+                <w:sz w:val="20"/>
+              </w:rPr>
+              <w:t>Attribute</w:t>
+            </w:r>
+          </w:p>
+        </w:tc>
+        <w:tc>
+          <w:tcPr>
+            <w:tcW w:type="dxa" w:w="2880"/>
+            <w:shd w:fill="2C3E50" w:val="clear"/>
+          </w:tcPr>
+          <w:p>
+            <w:pPr>
+              <w:jc w:val="center"/>
+            </w:pPr>
+            <w:r>
+              <w:rPr>
+                <w:rFonts w:ascii="Times New Roman" w:hAnsi="Times New Roman"/>
+                <w:b/>
+                <w:color w:val="FFFFFF"/>
+                <w:sz w:val="20"/>
+              </w:rPr>
+              <w:t>Type</w:t>
+            </w:r>
+          </w:p>
+        </w:tc>
+        <w:tc>
+          <w:tcPr>
+            <w:tcW w:type="dxa" w:w="2880"/>
+            <w:shd w:fill="2C3E50" w:val="clear"/>
+          </w:tcPr>
+          <w:p>
+            <w:pPr>
+              <w:jc w:val="center"/>
+            </w:pPr>
+            <w:r>
+              <w:rPr>
+                <w:rFonts w:ascii="Times New Roman" w:hAnsi="Times New Roman"/>
+                <w:b/>
+                <w:color w:val="FFFFFF"/>
+                <w:sz w:val="20"/>
+              </w:rPr>
+              <w:t>Purpose</w:t>
+            </w:r>
+          </w:p>
+        </w:tc>
+      </w:tr>
+      <w:tr>
+        <w:tc>
+          <w:tcPr>
+            <w:tcW w:type="dxa" w:w="2880"/>
+          </w:tcPr>
+          <w:p>
+            <w:pPr>
+              <w:jc w:val="center"/>
+            </w:pPr>
+            <w:r>
+              <w:rPr>
+                <w:rFonts w:ascii="Times New Roman" w:hAnsi="Times New Roman"/>
+                <w:sz w:val="20"/>
+              </w:rPr>
+              <w:t>competitorId</w:t>
+            </w:r>
+          </w:p>
+        </w:tc>
+        <w:tc>
+          <w:tcPr>
+            <w:tcW w:type="dxa" w:w="2880"/>
+          </w:tcPr>
+          <w:p>
+            <w:pPr>
+              <w:jc w:val="center"/>
+            </w:pPr>
+            <w:r>
+              <w:rPr>
+                <w:rFonts w:ascii="Times New Roman" w:hAnsi="Times New Roman"/>
+                <w:sz w:val="20"/>
+              </w:rPr>
+              <w:t>int</w:t>
+            </w:r>
+          </w:p>
+        </w:tc>
+        <w:tc>
+          <w:tcPr>
+            <w:tcW w:type="dxa" w:w="2880"/>
+          </w:tcPr>
+          <w:p>
+            <w:pPr>
+              <w:jc w:val="center"/>
+            </w:pPr>
+            <w:r>
+              <w:rPr>
+                <w:rFonts w:ascii="Times New Roman" w:hAnsi="Times New Roman"/>
+                <w:sz w:val="20"/>
+              </w:rPr>
+              <w:t>Unique identifier for each competitor</w:t>
+            </w:r>
+          </w:p>
+        </w:tc>
+      </w:tr>
+      <w:tr>
+        <w:tc>
+          <w:tcPr>
+            <w:tcW w:type="dxa" w:w="2880"/>
+            <w:shd w:fill="F2F2F2" w:val="clear"/>
+          </w:tcPr>
+          <w:p>
+            <w:pPr>
+              <w:jc w:val="center"/>
+            </w:pPr>
+            <w:r>
+              <w:rPr>
+                <w:rFonts w:ascii="Times New Roman" w:hAnsi="Times New Roman"/>
+                <w:sz w:val="20"/>
+              </w:rPr>
+              <w:t>competitorName</w:t>
+            </w:r>
+          </w:p>
+        </w:tc>
+        <w:tc>
+          <w:tcPr>
+            <w:tcW w:type="dxa" w:w="2880"/>
+            <w:shd w:fill="F2F2F2" w:val="clear"/>
+          </w:tcPr>
+          <w:p>
+            <w:pPr>
+              <w:jc w:val="center"/>
+            </w:pPr>
+            <w:r>
+              <w:rPr>
+                <w:rFonts w:ascii="Times New Roman" w:hAnsi="Times New Roman"/>
+                <w:sz w:val="20"/>
+              </w:rPr>
+              <w:t>Name</w:t>
+            </w:r>
+          </w:p>
+        </w:tc>
+        <w:tc>
+          <w:tcPr>
+            <w:tcW w:type="dxa" w:w="2880"/>
+            <w:shd w:fill="F2F2F2" w:val="clear"/>
+          </w:tcPr>
+          <w:p>
+            <w:pPr>
+              <w:jc w:val="center"/>
+            </w:pPr>
+            <w:r>
+              <w:rPr>
+                <w:rFonts w:ascii="Times New Roman" w:hAnsi="Times New Roman"/>
+                <w:sz w:val="20"/>
+              </w:rPr>
+              <w:t>Stores first, middle, and last name</w:t>
+            </w:r>
+          </w:p>
+        </w:tc>
+      </w:tr>
+      <w:tr>
+        <w:tc>
+          <w:tcPr>
+            <w:tcW w:type="dxa" w:w="2880"/>
+          </w:tcPr>
+          <w:p>
+            <w:pPr>
+              <w:jc w:val="center"/>
+            </w:pPr>
+            <w:r>
+              <w:rPr>
+                <w:rFonts w:ascii="Times New Roman" w:hAnsi="Times New Roman"/>
+                <w:sz w:val="20"/>
+              </w:rPr>
+              <w:t>level</w:t>
+            </w:r>
+          </w:p>
+        </w:tc>
+        <w:tc>
+          <w:tcPr>
+            <w:tcW w:type="dxa" w:w="2880"/>
+          </w:tcPr>
+          <w:p>
+            <w:pPr>
+              <w:jc w:val="center"/>
+            </w:pPr>
+            <w:r>
+              <w:rPr>
+                <w:rFonts w:ascii="Times New Roman" w:hAnsi="Times New Roman"/>
+                <w:sz w:val="20"/>
+              </w:rPr>
+              <w:t>String</w:t>
+            </w:r>
+          </w:p>
+        </w:tc>
+        <w:tc>
+          <w:tcPr>
+            <w:tcW w:type="dxa" w:w="2880"/>
+          </w:tcPr>
+          <w:p>
+            <w:pPr>
+              <w:jc w:val="center"/>
+            </w:pPr>
+            <w:r>
+              <w:rPr>
+                <w:rFonts w:ascii="Times New Roman" w:hAnsi="Times New Roman"/>
+                <w:sz w:val="20"/>
+              </w:rPr>
+              <w:t>Competition level (Beginner/Intermediate/Advanced)</w:t>
+            </w:r>
+          </w:p>
+        </w:tc>
+      </w:tr>
+      <w:tr>
+        <w:tc>
+          <w:tcPr>
+            <w:tcW w:type="dxa" w:w="2880"/>
+            <w:shd w:fill="F2F2F2" w:val="clear"/>
+          </w:tcPr>
+          <w:p>
+            <w:pPr>
+              <w:jc w:val="center"/>
+            </w:pPr>
+            <w:r>
+              <w:rPr>
+                <w:rFonts w:ascii="Times New Roman" w:hAnsi="Times New Roman"/>
+                <w:sz w:val="20"/>
+              </w:rPr>
+              <w:t>country</w:t>
+            </w:r>
+          </w:p>
+        </w:tc>
+        <w:tc>
+          <w:tcPr>
+            <w:tcW w:type="dxa" w:w="2880"/>
+            <w:shd w:fill="F2F2F2" w:val="clear"/>
+          </w:tcPr>
+          <w:p>
+            <w:pPr>
+              <w:jc w:val="center"/>
+            </w:pPr>
+            <w:r>
+              <w:rPr>
+                <w:rFonts w:ascii="Times New Roman" w:hAnsi="Times New Roman"/>
+                <w:sz w:val="20"/>
+              </w:rPr>
+              <w:t>String</w:t>
+            </w:r>
+          </w:p>
+        </w:tc>
+        <w:tc>
+          <w:tcPr>
+            <w:tcW w:type="dxa" w:w="2880"/>
+            <w:shd w:fill="F2F2F2" w:val="clear"/>
+          </w:tcPr>
+          <w:p>
+            <w:pPr>
+              <w:jc w:val="center"/>
+            </w:pPr>
+            <w:r>
+              <w:rPr>
+                <w:rFonts w:ascii="Times New Roman" w:hAnsi="Times New Roman"/>
+                <w:sz w:val="20"/>
+              </w:rPr>
+              <w:t>Stores competitor's country of origin</w:t>
+            </w:r>
+          </w:p>
+        </w:tc>
+      </w:tr>
+      <w:tr>
+        <w:tc>
+          <w:tcPr>
+            <w:tcW w:type="dxa" w:w="2880"/>
+          </w:tcPr>
+          <w:p>
+            <w:pPr>
+              <w:jc w:val="center"/>
+            </w:pPr>
+            <w:r>
+              <w:rPr>
+                <w:rFonts w:ascii="Times New Roman" w:hAnsi="Times New Roman"/>
+                <w:sz w:val="20"/>
+              </w:rPr>
+              <w:t>scores</w:t>
+            </w:r>
+          </w:p>
+        </w:tc>
+        <w:tc>
+          <w:tcPr>
+            <w:tcW w:type="dxa" w:w="2880"/>
+          </w:tcPr>
+          <w:p>
+            <w:pPr>
+              <w:jc w:val="center"/>
+            </w:pPr>
+            <w:r>
+              <w:rPr>
+                <w:rFonts w:ascii="Times New Roman" w:hAnsi="Times New Roman"/>
+                <w:sz w:val="20"/>
+              </w:rPr>
+              <w:t>int[]</w:t>
+            </w:r>
+          </w:p>
+        </w:tc>
+        <w:tc>
+          <w:tcPr>
+            <w:tcW w:type="dxa" w:w="2880"/>
+          </w:tcPr>
+          <w:p>
+            <w:pPr>
+              <w:jc w:val="center"/>
+            </w:pPr>
+            <w:r>
+              <w:rPr>
+                <w:rFonts w:ascii="Times New Roman" w:hAnsi="Times New Roman"/>
+                <w:sz w:val="20"/>
+              </w:rPr>
+              <w:t>Array of 5 quiz attempt scores</w:t>
+            </w:r>
+          </w:p>
+        </w:tc>
+      </w:tr>
+    </w:tbl>
+    <w:p/>
+    <w:p>
+      <w:pPr>
+        <w:pStyle w:val="Heading2"/>
+      </w:pPr>
+      <w:r>
+        <w:t>3.2 Overall Score Calculation</w:t>
+      </w:r>
+    </w:p>
+    <w:p>
+      <w:r>
+        <w:t>The overall score is calculated using a simple arithmetic mean of all five individual scores. This method was chosen because it is straightforward, fair across all levels, and suitable for the quiz competition format where each attempt carries equal weight.</w:t>
+      </w:r>
+    </w:p>
+    <w:p>
+      <w:r>
+        <w:rPr>
+          <w:b/>
+        </w:rPr>
+        <w:t xml:space="preserve">Formula: </w:t>
+      </w:r>
+      <w:r>
+        <w:t>Overall Score = (Score1 + Score2 + Score3 + Score4 + Score5) / 5</w:t>
+      </w:r>
+    </w:p>
+    <w:p>
+      <w:r>
+        <w:t>The result is rounded to one decimal place using Math.round(). Scores of zero are included in the average calculation, ensuring that missed attempts are fairly reflected in the overall score.</w:t>
+      </w:r>
+    </w:p>
+    <w:p>
+      <w:pPr>
+        <w:pStyle w:val="Heading1"/>
+      </w:pPr>
+      <w:r>
+        <w:t>4. Class Design Description</w:t>
+      </w:r>
+    </w:p>
+    <w:p>
+      <w:pPr>
+        <w:pStyle w:val="Heading2"/>
+      </w:pPr>
+      <w:r>
+        <w:t>4.1 Name Class</w:t>
+      </w:r>
+    </w:p>
+    <w:p>
+      <w:r>
+        <w:t>The Name class stores and manages a competitor's first name, optional middle name, and last name. It provides two constructors (two-part and three-part names), getter and setter methods for each name component, a getFullName() method that returns the complete name, and a getInitials() method that generates initials used in the short competitor details format.</w:t>
+      </w:r>
+    </w:p>
+    <w:p>
+      <w:pPr>
+        <w:pStyle w:val="Heading2"/>
+      </w:pPr>
+      <w:r>
+        <w:t>4.2 SKMCompetitor Class</w:t>
+      </w:r>
+    </w:p>
+    <w:p>
+      <w:r>
+        <w:t>The SKMCompetitor class (named using the developer's initials SKM) is the main model class. It stores competitor details including ID, Name object, competition level, country, and an array of five integer scores. It includes JDBC methods for database operations directly in the class as required by the specification.</w:t>
+      </w:r>
+    </w:p>
+    <w:p>
+      <w:pPr>
+        <w:pStyle w:val="Heading2"/>
+      </w:pPr>
+      <w:r>
+        <w:t>4.3 CompetitorList Class</w:t>
+      </w:r>
+    </w:p>
+    <w:p>
+      <w:r>
+        <w:t>The CompetitorList class manages a collection of SKMCompetitor objects using an ArrayList. It provides methods to add, remove, and retrieve competitors, find the top performer, calculate score frequency distributions, and generate a complete text report.</w:t>
+      </w:r>
+    </w:p>
+    <w:p>
+      <w:pPr>
+        <w:pStyle w:val="Heading2"/>
+      </w:pPr>
+      <w:r>
+        <w:t>4.4 DatabaseConnection Class</w:t>
+      </w:r>
+    </w:p>
+    <w:p>
+      <w:r>
+        <w:t>The DatabaseConnection class handles MySQL database connectivity using JDBC. It manages the connection lifecycle, creates the Competitors table if it does not exist, and provides CRUD operations using PreparedStatement to prevent SQL injection.</w:t>
+      </w:r>
+    </w:p>
+    <w:p>
+      <w:pPr>
+        <w:pStyle w:val="Heading2"/>
+      </w:pPr>
+      <w:r>
+        <w:t>4.5 QuizQuestion and QuizData Classes</w:t>
+      </w:r>
+    </w:p>
+    <w:p>
+      <w:r>
+        <w:t>The QuizQuestion class represents a single quiz question with four options and a correct answer index. The QuizData class provides 25 hardcoded general knowledge questions across five attempts (5 per attempt), each worth 4%.</w:t>
+      </w:r>
+    </w:p>
+    <w:p>
+      <w:pPr>
+        <w:pStyle w:val="Heading2"/>
+      </w:pPr>
+      <w:r>
+        <w:t>4.6 Manager Class</w:t>
+      </w:r>
+    </w:p>
+    <w:p>
+      <w:r>
+        <w:t>The Manager class extends JFrame and serves as the main application controller. It uses CardLayout for navigation between screens: Welcome, Registration, Quiz, Level Complete, Manage Competitors, and Reports. It features a 15-second per-question timer and comprehensive report generation.</w:t>
+      </w:r>
+    </w:p>
+    <w:p>
+      <w:pPr>
+        <w:pStyle w:val="Heading1"/>
+      </w:pPr>
+      <w:r>
+        <w:t>5. Database Implementation</w:t>
+      </w:r>
+    </w:p>
+    <w:p>
+      <w:r>
+        <w:t>A MySQL database named CompetitionDB was created to store competitor data permanently. A table called Competitors stores personal details and five individual scores.</w:t>
+      </w:r>
+    </w:p>
+    <w:p/>
+    <w:tbl>
+      <w:tblPr>
+        <w:tblW w:type="auto" w:w="0"/>
+        <w:jc w:val="center"/>
+        <w:tblLook w:firstColumn="1" w:firstRow="1" w:lastColumn="0" w:lastRow="0" w:noHBand="0" w:noVBand="1" w:val="04A0"/>
+        <w:tblBorders>
+          <w:top w:val="single" w:sz="4" w:space="0" w:color="999999"/>
+          <w:left w:val="single" w:sz="4" w:space="0" w:color="999999"/>
+          <w:bottom w:val="single" w:sz="4" w:space="0" w:color="999999"/>
+          <w:right w:val="single" w:sz="4" w:space="0" w:color="999999"/>
+          <w:insideH w:val="single" w:sz="4" w:space="0" w:color="999999"/>
+          <w:insideV w:val="single" w:sz="4" w:space="0" w:color="999999"/>
+        </w:tblBorders>
+      </w:tblPr>
+      <w:tblGrid>
+        <w:gridCol w:w="2880"/>
+        <w:gridCol w:w="2880"/>
+        <w:gridCol w:w="2880"/>
+      </w:tblGrid>
+      <w:tr>
+        <w:tc>
+          <w:tcPr>
+            <w:tcW w:type="dxa" w:w="2880"/>
+            <w:shd w:fill="2C3E50" w:val="clear"/>
+          </w:tcPr>
+          <w:p>
+            <w:pPr>
+              <w:jc w:val="center"/>
+            </w:pPr>
+            <w:r>
+              <w:rPr>
+                <w:rFonts w:ascii="Times New Roman" w:hAnsi="Times New Roman"/>
+                <w:b/>
+                <w:color w:val="FFFFFF"/>
+                <w:sz w:val="20"/>
+              </w:rPr>
+              <w:t>Column</w:t>
+            </w:r>
+          </w:p>
+        </w:tc>
+        <w:tc>
+          <w:tcPr>
+            <w:tcW w:type="dxa" w:w="2880"/>
+            <w:shd w:fill="2C3E50" w:val="clear"/>
+          </w:tcPr>
+          <w:p>
+            <w:pPr>
+              <w:jc w:val="center"/>
+            </w:pPr>
+            <w:r>
+              <w:rPr>
+                <w:rFonts w:ascii="Times New Roman" w:hAnsi="Times New Roman"/>
+                <w:b/>
+                <w:color w:val="FFFFFF"/>
+                <w:sz w:val="20"/>
+              </w:rPr>
+              <w:t>Type</w:t>
+            </w:r>
+          </w:p>
+        </w:tc>
+        <w:tc>
+          <w:tcPr>
+            <w:tcW w:type="dxa" w:w="2880"/>
+            <w:shd w:fill="2C3E50" w:val="clear"/>
+          </w:tcPr>
+          <w:p>
+            <w:pPr>
+              <w:jc w:val="center"/>
+            </w:pPr>
+            <w:r>
+              <w:rPr>
+                <w:rFonts w:ascii="Times New Roman" w:hAnsi="Times New Roman"/>
+                <w:b/>
+                <w:color w:val="FFFFFF"/>
+                <w:sz w:val="20"/>
+              </w:rPr>
+              <w:t>Constraint</w:t>
+            </w:r>
+          </w:p>
+        </w:tc>
+      </w:tr>
+      <w:tr>
+        <w:tc>
+          <w:tcPr>
+            <w:tcW w:type="dxa" w:w="2880"/>
+          </w:tcPr>
+          <w:p>
+            <w:pPr>
+              <w:jc w:val="center"/>
+            </w:pPr>
+            <w:r>
+              <w:rPr>
+                <w:rFonts w:ascii="Times New Roman" w:hAnsi="Times New Roman"/>
+                <w:sz w:val="20"/>
+              </w:rPr>
+              <w:t>CompetitorID</w:t>
+            </w:r>
+          </w:p>
+        </w:tc>
+        <w:tc>
+          <w:tcPr>
+            <w:tcW w:type="dxa" w:w="2880"/>
+          </w:tcPr>
+          <w:p>
+            <w:pPr>
+              <w:jc w:val="center"/>
+            </w:pPr>
+            <w:r>
+              <w:rPr>
+                <w:rFonts w:ascii="Times New Roman" w:hAnsi="Times New Roman"/>
+                <w:sz w:val="20"/>
+              </w:rPr>
+              <w:t>INT</w:t>
+            </w:r>
+          </w:p>
+        </w:tc>
+        <w:tc>
+          <w:tcPr>
+            <w:tcW w:type="dxa" w:w="2880"/>
+          </w:tcPr>
+          <w:p>
+            <w:pPr>
+              <w:jc w:val="center"/>
+            </w:pPr>
+            <w:r>
+              <w:rPr>
+                <w:rFonts w:ascii="Times New Roman" w:hAnsi="Times New Roman"/>
+                <w:sz w:val="20"/>
+              </w:rPr>
+              <w:t>PRIMARY KEY</w:t>
+            </w:r>
+          </w:p>
+        </w:tc>
+      </w:tr>
+      <w:tr>
+        <w:tc>
+          <w:tcPr>
+            <w:tcW w:type="dxa" w:w="2880"/>
+            <w:shd w:fill="F2F2F2" w:val="clear"/>
+          </w:tcPr>
+          <w:p>
+            <w:pPr>
+              <w:jc w:val="center"/>
+            </w:pPr>
+            <w:r>
+              <w:rPr>
+                <w:rFonts w:ascii="Times New Roman" w:hAnsi="Times New Roman"/>
+                <w:sz w:val="20"/>
+              </w:rPr>
+              <w:t>FirstName</w:t>
+            </w:r>
+          </w:p>
+        </w:tc>
+        <w:tc>
+          <w:tcPr>
+            <w:tcW w:type="dxa" w:w="2880"/>
+            <w:shd w:fill="F2F2F2" w:val="clear"/>
+          </w:tcPr>
+          <w:p>
+            <w:pPr>
+              <w:jc w:val="center"/>
+            </w:pPr>
+            <w:r>
+              <w:rPr>
+                <w:rFonts w:ascii="Times New Roman" w:hAnsi="Times New Roman"/>
+                <w:sz w:val="20"/>
+              </w:rPr>
+              <w:t>VARCHAR(50)</w:t>
+            </w:r>
+          </w:p>
+        </w:tc>
+        <w:tc>
+          <w:tcPr>
+            <w:tcW w:type="dxa" w:w="2880"/>
+            <w:shd w:fill="F2F2F2" w:val="clear"/>
+          </w:tcPr>
+          <w:p>
+            <w:pPr>
+              <w:jc w:val="center"/>
+            </w:pPr>
+            <w:r>
+              <w:rPr>
+                <w:rFonts w:ascii="Times New Roman" w:hAnsi="Times New Roman"/>
+                <w:sz w:val="20"/>
+              </w:rPr>
+              <w:t>NOT NULL</w:t>
+            </w:r>
+          </w:p>
+        </w:tc>
+      </w:tr>
+      <w:tr>
+        <w:tc>
+          <w:tcPr>
+            <w:tcW w:type="dxa" w:w="2880"/>
+          </w:tcPr>
+          <w:p>
+            <w:pPr>
+              <w:jc w:val="center"/>
+            </w:pPr>
+            <w:r>
+              <w:rPr>
+                <w:rFonts w:ascii="Times New Roman" w:hAnsi="Times New Roman"/>
+                <w:sz w:val="20"/>
+              </w:rPr>
+              <w:t>MiddleName</w:t>
+            </w:r>
+          </w:p>
+        </w:tc>
+        <w:tc>
+          <w:tcPr>
+            <w:tcW w:type="dxa" w:w="2880"/>
+          </w:tcPr>
+          <w:p>
+            <w:pPr>
+              <w:jc w:val="center"/>
+            </w:pPr>
+            <w:r>
+              <w:rPr>
+                <w:rFonts w:ascii="Times New Roman" w:hAnsi="Times New Roman"/>
+                <w:sz w:val="20"/>
+              </w:rPr>
+              <w:t>VARCHAR(50)</w:t>
+            </w:r>
+          </w:p>
+        </w:tc>
+        <w:tc>
+          <w:tcPr>
+            <w:tcW w:type="dxa" w:w="2880"/>
+          </w:tcPr>
+          <w:p>
+            <w:pPr>
+              <w:jc w:val="center"/>
+            </w:pPr>
+            <w:r>
+              <w:rPr>
+                <w:rFonts w:ascii="Times New Roman" w:hAnsi="Times New Roman"/>
+                <w:sz w:val="20"/>
+              </w:rPr>
+              <w:t>DEFAULT ''</w:t>
+            </w:r>
+          </w:p>
+        </w:tc>
+      </w:tr>
+      <w:tr>
+        <w:tc>
+          <w:tcPr>
+            <w:tcW w:type="dxa" w:w="2880"/>
+            <w:shd w:fill="F2F2F2" w:val="clear"/>
+          </w:tcPr>
+          <w:p>
+            <w:pPr>
+              <w:jc w:val="center"/>
+            </w:pPr>
+            <w:r>
+              <w:rPr>
+                <w:rFonts w:ascii="Times New Roman" w:hAnsi="Times New Roman"/>
+                <w:sz w:val="20"/>
+              </w:rPr>
+              <w:t>LastName</w:t>
+            </w:r>
+          </w:p>
+        </w:tc>
+        <w:tc>
+          <w:tcPr>
+            <w:tcW w:type="dxa" w:w="2880"/>
+            <w:shd w:fill="F2F2F2" w:val="clear"/>
+          </w:tcPr>
+          <w:p>
+            <w:pPr>
+              <w:jc w:val="center"/>
+            </w:pPr>
+            <w:r>
+              <w:rPr>
+                <w:rFonts w:ascii="Times New Roman" w:hAnsi="Times New Roman"/>
+                <w:sz w:val="20"/>
+              </w:rPr>
+              <w:t>VARCHAR(50)</w:t>
+            </w:r>
+          </w:p>
+        </w:tc>
+        <w:tc>
+          <w:tcPr>
+            <w:tcW w:type="dxa" w:w="2880"/>
+            <w:shd w:fill="F2F2F2" w:val="clear"/>
+          </w:tcPr>
+          <w:p>
+            <w:pPr>
+              <w:jc w:val="center"/>
+            </w:pPr>
+            <w:r>
+              <w:rPr>
+                <w:rFonts w:ascii="Times New Roman" w:hAnsi="Times New Roman"/>
+                <w:sz w:val="20"/>
+              </w:rPr>
+              <w:t>NOT NULL</w:t>
+            </w:r>
+          </w:p>
+        </w:tc>
+      </w:tr>
+      <w:tr>
+        <w:tc>
+          <w:tcPr>
+            <w:tcW w:type="dxa" w:w="2880"/>
+          </w:tcPr>
+          <w:p>
+            <w:pPr>
+              <w:jc w:val="center"/>
+            </w:pPr>
+            <w:r>
+              <w:rPr>
+                <w:rFonts w:ascii="Times New Roman" w:hAnsi="Times New Roman"/>
+                <w:sz w:val="20"/>
+              </w:rPr>
+              <w:t>Level</w:t>
+            </w:r>
+          </w:p>
+        </w:tc>
+        <w:tc>
+          <w:tcPr>
+            <w:tcW w:type="dxa" w:w="2880"/>
+          </w:tcPr>
+          <w:p>
+            <w:pPr>
+              <w:jc w:val="center"/>
+            </w:pPr>
+            <w:r>
+              <w:rPr>
+                <w:rFonts w:ascii="Times New Roman" w:hAnsi="Times New Roman"/>
+                <w:sz w:val="20"/>
+              </w:rPr>
+              <w:t>VARCHAR(20)</w:t>
+            </w:r>
+          </w:p>
+        </w:tc>
+        <w:tc>
+          <w:tcPr>
+            <w:tcW w:type="dxa" w:w="2880"/>
+          </w:tcPr>
+          <w:p>
+            <w:pPr>
+              <w:jc w:val="center"/>
+            </w:pPr>
+            <w:r>
+              <w:rPr>
+                <w:rFonts w:ascii="Times New Roman" w:hAnsi="Times New Roman"/>
+                <w:sz w:val="20"/>
+              </w:rPr>
+              <w:t>NOT NULL</w:t>
+            </w:r>
+          </w:p>
+        </w:tc>
+      </w:tr>
+      <w:tr>
+        <w:tc>
+          <w:tcPr>
+            <w:tcW w:type="dxa" w:w="2880"/>
+            <w:shd w:fill="F2F2F2" w:val="clear"/>
+          </w:tcPr>
+          <w:p>
+            <w:pPr>
+              <w:jc w:val="center"/>
+            </w:pPr>
+            <w:r>
+              <w:rPr>
+                <w:rFonts w:ascii="Times New Roman" w:hAnsi="Times New Roman"/>
+                <w:sz w:val="20"/>
+              </w:rPr>
+              <w:t>Country</w:t>
+            </w:r>
+          </w:p>
+        </w:tc>
+        <w:tc>
+          <w:tcPr>
+            <w:tcW w:type="dxa" w:w="2880"/>
+            <w:shd w:fill="F2F2F2" w:val="clear"/>
+          </w:tcPr>
+          <w:p>
+            <w:pPr>
+              <w:jc w:val="center"/>
+            </w:pPr>
+            <w:r>
+              <w:rPr>
+                <w:rFonts w:ascii="Times New Roman" w:hAnsi="Times New Roman"/>
+                <w:sz w:val="20"/>
+              </w:rPr>
+              <w:t>VARCHAR(50)</w:t>
+            </w:r>
+          </w:p>
+        </w:tc>
+        <w:tc>
+          <w:tcPr>
+            <w:tcW w:type="dxa" w:w="2880"/>
+            <w:shd w:fill="F2F2F2" w:val="clear"/>
+          </w:tcPr>
+          <w:p>
+            <w:pPr>
+              <w:jc w:val="center"/>
+            </w:pPr>
+            <w:r>
+              <w:rPr>
+                <w:rFonts w:ascii="Times New Roman" w:hAnsi="Times New Roman"/>
+                <w:sz w:val="20"/>
+              </w:rPr>
+              <w:t>DEFAULT ''</w:t>
+            </w:r>
+          </w:p>
+        </w:tc>
+      </w:tr>
+      <w:tr>
+        <w:tc>
+          <w:tcPr>
+            <w:tcW w:type="dxa" w:w="2880"/>
+          </w:tcPr>
+          <w:p>
+            <w:pPr>
+              <w:jc w:val="center"/>
+            </w:pPr>
+            <w:r>
+              <w:rPr>
+                <w:rFonts w:ascii="Times New Roman" w:hAnsi="Times New Roman"/>
+                <w:sz w:val="20"/>
+              </w:rPr>
+              <w:t>Score1</w:t>
+            </w:r>
+          </w:p>
+        </w:tc>
+        <w:tc>
+          <w:tcPr>
+            <w:tcW w:type="dxa" w:w="2880"/>
+          </w:tcPr>
+          <w:p>
+            <w:pPr>
+              <w:jc w:val="center"/>
+            </w:pPr>
+            <w:r>
+              <w:rPr>
+                <w:rFonts w:ascii="Times New Roman" w:hAnsi="Times New Roman"/>
+                <w:sz w:val="20"/>
+              </w:rPr>
+              <w:t>INT</w:t>
+            </w:r>
+          </w:p>
+        </w:tc>
+        <w:tc>
+          <w:tcPr>
+            <w:tcW w:type="dxa" w:w="2880"/>
+          </w:tcPr>
+          <w:p>
+            <w:pPr>
+              <w:jc w:val="center"/>
+            </w:pPr>
+            <w:r>
+              <w:rPr>
+                <w:rFonts w:ascii="Times New Roman" w:hAnsi="Times New Roman"/>
+                <w:sz w:val="20"/>
+              </w:rPr>
+              <w:t>DEFAULT 0</w:t>
+            </w:r>
+          </w:p>
+        </w:tc>
+      </w:tr>
+      <w:tr>
+        <w:tc>
+          <w:tcPr>
+            <w:tcW w:type="dxa" w:w="2880"/>
+            <w:shd w:fill="F2F2F2" w:val="clear"/>
+          </w:tcPr>
+          <w:p>
+            <w:pPr>
+              <w:jc w:val="center"/>
+            </w:pPr>
+            <w:r>
+              <w:rPr>
+                <w:rFonts w:ascii="Times New Roman" w:hAnsi="Times New Roman"/>
+                <w:sz w:val="20"/>
+              </w:rPr>
+              <w:t>Score2</w:t>
+            </w:r>
+          </w:p>
+        </w:tc>
+        <w:tc>
+          <w:tcPr>
+            <w:tcW w:type="dxa" w:w="2880"/>
+            <w:shd w:fill="F2F2F2" w:val="clear"/>
+          </w:tcPr>
+          <w:p>
+            <w:pPr>
+              <w:jc w:val="center"/>
+            </w:pPr>
+            <w:r>
+              <w:rPr>
+                <w:rFonts w:ascii="Times New Roman" w:hAnsi="Times New Roman"/>
+                <w:sz w:val="20"/>
+              </w:rPr>
+              <w:t>INT</w:t>
+            </w:r>
+          </w:p>
+        </w:tc>
+        <w:tc>
+          <w:tcPr>
+            <w:tcW w:type="dxa" w:w="2880"/>
+            <w:shd w:fill="F2F2F2" w:val="clear"/>
+          </w:tcPr>
+          <w:p>
+            <w:pPr>
+              <w:jc w:val="center"/>
+            </w:pPr>
+            <w:r>
+              <w:rPr>
+                <w:rFonts w:ascii="Times New Roman" w:hAnsi="Times New Roman"/>
+                <w:sz w:val="20"/>
+              </w:rPr>
+              <w:t>DEFAULT 0</w:t>
+            </w:r>
+          </w:p>
+        </w:tc>
+      </w:tr>
+      <w:tr>
+        <w:tc>
+          <w:tcPr>
+            <w:tcW w:type="dxa" w:w="2880"/>
+          </w:tcPr>
+          <w:p>
+            <w:pPr>
+              <w:jc w:val="center"/>
+            </w:pPr>
+            <w:r>
+              <w:rPr>
+                <w:rFonts w:ascii="Times New Roman" w:hAnsi="Times New Roman"/>
+                <w:sz w:val="20"/>
+              </w:rPr>
+              <w:t>Score3</w:t>
+            </w:r>
+          </w:p>
+        </w:tc>
+        <w:tc>
+          <w:tcPr>
+            <w:tcW w:type="dxa" w:w="2880"/>
+          </w:tcPr>
+          <w:p>
+            <w:pPr>
+              <w:jc w:val="center"/>
+            </w:pPr>
+            <w:r>
+              <w:rPr>
+                <w:rFonts w:ascii="Times New Roman" w:hAnsi="Times New Roman"/>
+                <w:sz w:val="20"/>
+              </w:rPr>
+              <w:t>INT</w:t>
+            </w:r>
+          </w:p>
+        </w:tc>
+        <w:tc>
+          <w:tcPr>
+            <w:tcW w:type="dxa" w:w="2880"/>
+          </w:tcPr>
+          <w:p>
+            <w:pPr>
+              <w:jc w:val="center"/>
+            </w:pPr>
+            <w:r>
+              <w:rPr>
+                <w:rFonts w:ascii="Times New Roman" w:hAnsi="Times New Roman"/>
+                <w:sz w:val="20"/>
+              </w:rPr>
+              <w:t>DEFAULT 0</w:t>
+            </w:r>
+          </w:p>
+        </w:tc>
+      </w:tr>
+      <w:tr>
+        <w:tc>
+          <w:tcPr>
+            <w:tcW w:type="dxa" w:w="2880"/>
+            <w:shd w:fill="F2F2F2" w:val="clear"/>
+          </w:tcPr>
+          <w:p>
+            <w:pPr>
+              <w:jc w:val="center"/>
+            </w:pPr>
+            <w:r>
+              <w:rPr>
+                <w:rFonts w:ascii="Times New Roman" w:hAnsi="Times New Roman"/>
+                <w:sz w:val="20"/>
+              </w:rPr>
+              <w:t>Score4</w:t>
+            </w:r>
+          </w:p>
+        </w:tc>
+        <w:tc>
+          <w:tcPr>
+            <w:tcW w:type="dxa" w:w="2880"/>
+            <w:shd w:fill="F2F2F2" w:val="clear"/>
+          </w:tcPr>
+          <w:p>
+            <w:pPr>
+              <w:jc w:val="center"/>
+            </w:pPr>
+            <w:r>
+              <w:rPr>
+                <w:rFonts w:ascii="Times New Roman" w:hAnsi="Times New Roman"/>
+                <w:sz w:val="20"/>
+              </w:rPr>
+              <w:t>INT</w:t>
+            </w:r>
+          </w:p>
+        </w:tc>
+        <w:tc>
+          <w:tcPr>
+            <w:tcW w:type="dxa" w:w="2880"/>
+            <w:shd w:fill="F2F2F2" w:val="clear"/>
+          </w:tcPr>
+          <w:p>
+            <w:pPr>
+              <w:jc w:val="center"/>
+            </w:pPr>
+            <w:r>
+              <w:rPr>
+                <w:rFonts w:ascii="Times New Roman" w:hAnsi="Times New Roman"/>
+                <w:sz w:val="20"/>
+              </w:rPr>
+              <w:t>DEFAULT 0</w:t>
+            </w:r>
+          </w:p>
+        </w:tc>
+      </w:tr>
+      <w:tr>
+        <w:tc>
+          <w:tcPr>
+            <w:tcW w:type="dxa" w:w="2880"/>
+          </w:tcPr>
+          <w:p>
+            <w:pPr>
+              <w:jc w:val="center"/>
+            </w:pPr>
+            <w:r>
+              <w:rPr>
+                <w:rFonts w:ascii="Times New Roman" w:hAnsi="Times New Roman"/>
+                <w:sz w:val="20"/>
+              </w:rPr>
+              <w:t>Score5</w:t>
+            </w:r>
+          </w:p>
+        </w:tc>
+        <w:tc>
+          <w:tcPr>
+            <w:tcW w:type="dxa" w:w="2880"/>
+          </w:tcPr>
+          <w:p>
+            <w:pPr>
+              <w:jc w:val="center"/>
+            </w:pPr>
+            <w:r>
+              <w:rPr>
+                <w:rFonts w:ascii="Times New Roman" w:hAnsi="Times New Roman"/>
+                <w:sz w:val="20"/>
+              </w:rPr>
+              <w:t>INT</w:t>
+            </w:r>
+          </w:p>
+        </w:tc>
+        <w:tc>
+          <w:tcPr>
+            <w:tcW w:type="dxa" w:w="2880"/>
+          </w:tcPr>
+          <w:p>
+            <w:pPr>
+              <w:jc w:val="center"/>
+            </w:pPr>
+            <w:r>
+              <w:rPr>
+                <w:rFonts w:ascii="Times New Roman" w:hAnsi="Times New Roman"/>
+                <w:sz w:val="20"/>
+              </w:rPr>
+              <w:t>DEFAULT 0</w:t>
+            </w:r>
+          </w:p>
+        </w:tc>
+      </w:tr>
+    </w:tbl>
+    <w:p/>
+    <w:p>
+      <w:r>
+        <w:t>Java Database Connectivity (JDBC) is used to connect the Java application to the MySQL database. The MySQL Connector/J library is added to the Eclipse build path.</w:t>
+      </w:r>
+    </w:p>
+    <w:p>
+      <w:pPr>
+        <w:pStyle w:val="Heading1"/>
+      </w:pPr>
+      <w:r>
+        <w:t>6. Application Output</w:t>
+      </w:r>
+    </w:p>
+    <w:p>
+      <w:r>
+        <w:t>The application produces the following outputs through its graphical user interface:</w:t>
       </w:r>
     </w:p>
     <w:p>
@@ -165,13 +1591,7 @@
         <w:pStyle w:val="ListBullet"/>
       </w:pPr>
       <w:r>
-        <w:rPr>
-          <w:b/>
-        </w:rPr>
-        <w:t xml:space="preserve">Part One — Competitor Class: </w:t>
-      </w:r>
-      <w:r>
-        <w:t>The foundation of the application was established by creating the core data model. The SKMCompetitor class (named using the developer's initials) was designed alongside a Name class to encapsulate competitor details including their unique identifier, name, competition level, and country of origin. Methods for retrieving full and short details were implemented and thoroughly tested.</w:t>
+        <w:t>A competitor table displaying all registered competitors with IDs, names, levels, countries, scores, and overall scores</w:t>
       </w:r>
     </w:p>
     <w:p>
@@ -179,13 +1599,7 @@
         <w:pStyle w:val="ListBullet"/>
       </w:pPr>
       <w:r>
-        <w:rPr>
-          <w:b/>
-        </w:rPr>
-        <w:t xml:space="preserve">Part Two — MySQL and Arrays: </w:t>
-      </w:r>
-      <w:r>
-        <w:t>The competitor class was extended to include an array of five integer scores, one for each quiz attempt. The getOverallScore() method was updated to calculate the arithmetic mean of these scores. Database integration was introduced using JDBC to connect to a MySQL database named CompetitionDB, with methods implemented directly in the competitor class for reading from and writing to the database.</w:t>
+        <w:t>Full details of the top-performing competitor</w:t>
       </w:r>
     </w:p>
     <w:p>
@@ -193,23 +1607,31 @@
         <w:pStyle w:val="ListBullet"/>
       </w:pPr>
       <w:r>
-        <w:rPr>
-          <w:b/>
-        </w:rPr>
-        <w:t xml:space="preserve">Part Three — Manager and Reports: </w:t>
-      </w:r>
-      <w:r>
-        <w:t>A CompetitorList class was introduced to manage the collection of competitors, and a Manager class was developed to provide a complete graphical user interface using Java Swing. The application produces reports including a competitor table, top performer details, and statistical summaries with score frequency analysis. User interaction is facilitated through search functionality and competitor management features.</w:t>
+        <w:t>Statistical summary with total competitors, highest scorer, and score frequency distribution</w:t>
       </w:r>
     </w:p>
     <w:p>
+      <w:pPr>
+        <w:pStyle w:val="ListBullet"/>
+      </w:pPr>
       <w:r>
-        <w:t>The application employs core object-oriented programming concepts throughout its design, including encapsulation (private fields with public accessors), composition (SKMCompetitor contains a Name object; CompetitorList contains a DatabaseConnection), inheritance (Manager extends JFrame), and abstraction (CompetitorList abstracts database versus in-memory storage). The graphical user interface was built entirely with Java Swing components, providing an interactive and user-friendly experience for managing quiz competitions.</w:t>
+        <w:t>Search functionality by ID or name showing full and short details</w:t>
       </w:r>
     </w:p>
     <w:p>
+      <w:pPr>
+        <w:pStyle w:val="ListBullet"/>
+      </w:pPr>
       <w:r>
-        <w:t>The following sections of this report detail the design decisions made during development, the current status of the application against the original specification, and any known limitations that exist in the final submission.</w:t>
+        <w:t>Complete text-based report via the Full Report tab</w:t>
+      </w:r>
+    </w:p>
+    <w:p>
+      <w:pPr>
+        <w:pStyle w:val="ListBullet"/>
+      </w:pPr>
+      <w:r>
+        <w:t>Quiz with 25 questions, timer, progress tracking, and level completion feedback</w:t>
       </w:r>
     </w:p>
     <w:p>
@@ -217,7 +1639,707 @@
         <w:pStyle w:val="Heading1"/>
       </w:pPr>
       <w:r>
-        <w:t>2. Decisions</w:t>
+        <w:t>7. Error Handling</w:t>
+      </w:r>
+    </w:p>
+    <w:p>
+      <w:r>
+        <w:t>Comprehensive error handling has been implemented using try-catch blocks and input validation:</w:t>
+      </w:r>
+    </w:p>
+    <w:p>
+      <w:pPr>
+        <w:pStyle w:val="ListBullet"/>
+      </w:pPr>
+      <w:r>
+        <w:t>Database connection failures fall back to in-memory mode</w:t>
+      </w:r>
+    </w:p>
+    <w:p>
+      <w:pPr>
+        <w:pStyle w:val="ListBullet"/>
+      </w:pPr>
+      <w:r>
+        <w:t>Registration validates required fields are not empty</w:t>
+      </w:r>
+    </w:p>
+    <w:p>
+      <w:pPr>
+        <w:pStyle w:val="ListBullet"/>
+      </w:pPr>
+      <w:r>
+        <w:t>Competitor ID lookup validates numeric input</w:t>
+      </w:r>
+    </w:p>
+    <w:p>
+      <w:pPr>
+        <w:pStyle w:val="ListBullet"/>
+      </w:pPr>
+      <w:r>
+        <w:t>SQL exceptions display descriptive error messages</w:t>
+      </w:r>
+    </w:p>
+    <w:p>
+      <w:pPr>
+        <w:pStyle w:val="ListBullet"/>
+      </w:pPr>
+      <w:r>
+        <w:t>Quiz enforces answer selection before proceeding</w:t>
+      </w:r>
+    </w:p>
+    <w:p>
+      <w:pPr>
+        <w:pStyle w:val="Heading1"/>
+      </w:pPr>
+      <w:r>
+        <w:t>8. Status Report</w:t>
+      </w:r>
+    </w:p>
+    <w:p>
+      <w:r>
+        <w:t>The application meets all core requirements of the assignment.</w:t>
+      </w:r>
+    </w:p>
+    <w:p/>
+    <w:tbl>
+      <w:tblPr>
+        <w:tblW w:type="auto" w:w="0"/>
+        <w:jc w:val="center"/>
+        <w:tblLook w:firstColumn="1" w:firstRow="1" w:lastColumn="0" w:lastRow="0" w:noHBand="0" w:noVBand="1" w:val="04A0"/>
+        <w:tblBorders>
+          <w:top w:val="single" w:sz="4" w:space="0" w:color="999999"/>
+          <w:left w:val="single" w:sz="4" w:space="0" w:color="999999"/>
+          <w:bottom w:val="single" w:sz="4" w:space="0" w:color="999999"/>
+          <w:right w:val="single" w:sz="4" w:space="0" w:color="999999"/>
+          <w:insideH w:val="single" w:sz="4" w:space="0" w:color="999999"/>
+          <w:insideV w:val="single" w:sz="4" w:space="0" w:color="999999"/>
+        </w:tblBorders>
+      </w:tblPr>
+      <w:tblGrid>
+        <w:gridCol w:w="2880"/>
+        <w:gridCol w:w="2880"/>
+        <w:gridCol w:w="2880"/>
+      </w:tblGrid>
+      <w:tr>
+        <w:tc>
+          <w:tcPr>
+            <w:tcW w:type="dxa" w:w="2880"/>
+            <w:shd w:fill="2C3E50" w:val="clear"/>
+          </w:tcPr>
+          <w:p>
+            <w:pPr>
+              <w:jc w:val="center"/>
+            </w:pPr>
+            <w:r>
+              <w:rPr>
+                <w:rFonts w:ascii="Times New Roman" w:hAnsi="Times New Roman"/>
+                <w:b/>
+                <w:color w:val="FFFFFF"/>
+                <w:sz w:val="20"/>
+              </w:rPr>
+              <w:t>Requirement</w:t>
+            </w:r>
+          </w:p>
+        </w:tc>
+        <w:tc>
+          <w:tcPr>
+            <w:tcW w:type="dxa" w:w="2880"/>
+            <w:shd w:fill="2C3E50" w:val="clear"/>
+          </w:tcPr>
+          <w:p>
+            <w:pPr>
+              <w:jc w:val="center"/>
+            </w:pPr>
+            <w:r>
+              <w:rPr>
+                <w:rFonts w:ascii="Times New Roman" w:hAnsi="Times New Roman"/>
+                <w:b/>
+                <w:color w:val="FFFFFF"/>
+                <w:sz w:val="20"/>
+              </w:rPr>
+              <w:t>Status</w:t>
+            </w:r>
+          </w:p>
+        </w:tc>
+        <w:tc>
+          <w:tcPr>
+            <w:tcW w:type="dxa" w:w="2880"/>
+            <w:shd w:fill="2C3E50" w:val="clear"/>
+          </w:tcPr>
+          <w:p>
+            <w:pPr>
+              <w:jc w:val="center"/>
+            </w:pPr>
+            <w:r>
+              <w:rPr>
+                <w:rFonts w:ascii="Times New Roman" w:hAnsi="Times New Roman"/>
+                <w:b/>
+                <w:color w:val="FFFFFF"/>
+                <w:sz w:val="20"/>
+              </w:rPr>
+              <w:t>Implementation Notes</w:t>
+            </w:r>
+          </w:p>
+        </w:tc>
+      </w:tr>
+      <w:tr>
+        <w:tc>
+          <w:tcPr>
+            <w:tcW w:type="dxa" w:w="2880"/>
+          </w:tcPr>
+          <w:p>
+            <w:pPr>
+              <w:jc w:val="center"/>
+            </w:pPr>
+            <w:r>
+              <w:rPr>
+                <w:rFonts w:ascii="Times New Roman" w:hAnsi="Times New Roman"/>
+                <w:sz w:val="20"/>
+              </w:rPr>
+              <w:t>Part 1: Competitor Class</w:t>
+            </w:r>
+          </w:p>
+        </w:tc>
+        <w:tc>
+          <w:tcPr>
+            <w:tcW w:type="dxa" w:w="2880"/>
+          </w:tcPr>
+          <w:p>
+            <w:pPr>
+              <w:jc w:val="center"/>
+            </w:pPr>
+            <w:r>
+              <w:rPr>
+                <w:rFonts w:ascii="Times New Roman" w:hAnsi="Times New Roman"/>
+                <w:sz w:val="20"/>
+              </w:rPr>
+              <w:t>✓ Complete</w:t>
+            </w:r>
+          </w:p>
+        </w:tc>
+        <w:tc>
+          <w:tcPr>
+            <w:tcW w:type="dxa" w:w="2880"/>
+          </w:tcPr>
+          <w:p>
+            <w:pPr>
+              <w:jc w:val="center"/>
+            </w:pPr>
+            <w:r>
+              <w:rPr>
+                <w:rFonts w:ascii="Times New Roman" w:hAnsi="Times New Roman"/>
+                <w:sz w:val="20"/>
+              </w:rPr>
+              <w:t>SKMCompetitor with ID, Name, Level, Country</w:t>
+            </w:r>
+          </w:p>
+        </w:tc>
+      </w:tr>
+      <w:tr>
+        <w:tc>
+          <w:tcPr>
+            <w:tcW w:type="dxa" w:w="2880"/>
+            <w:shd w:fill="F2F2F2" w:val="clear"/>
+          </w:tcPr>
+          <w:p>
+            <w:pPr>
+              <w:jc w:val="center"/>
+            </w:pPr>
+            <w:r>
+              <w:rPr>
+                <w:rFonts w:ascii="Times New Roman" w:hAnsi="Times New Roman"/>
+                <w:sz w:val="20"/>
+              </w:rPr>
+              <w:t>Part 2: MySQL Database</w:t>
+            </w:r>
+          </w:p>
+        </w:tc>
+        <w:tc>
+          <w:tcPr>
+            <w:tcW w:type="dxa" w:w="2880"/>
+            <w:shd w:fill="F2F2F2" w:val="clear"/>
+          </w:tcPr>
+          <w:p>
+            <w:pPr>
+              <w:jc w:val="center"/>
+            </w:pPr>
+            <w:r>
+              <w:rPr>
+                <w:rFonts w:ascii="Times New Roman" w:hAnsi="Times New Roman"/>
+                <w:sz w:val="20"/>
+              </w:rPr>
+              <w:t>✓ Complete</w:t>
+            </w:r>
+          </w:p>
+        </w:tc>
+        <w:tc>
+          <w:tcPr>
+            <w:tcW w:type="dxa" w:w="2880"/>
+            <w:shd w:fill="F2F2F2" w:val="clear"/>
+          </w:tcPr>
+          <w:p>
+            <w:pPr>
+              <w:jc w:val="center"/>
+            </w:pPr>
+            <w:r>
+              <w:rPr>
+                <w:rFonts w:ascii="Times New Roman" w:hAnsi="Times New Roman"/>
+                <w:sz w:val="20"/>
+              </w:rPr>
+              <w:t>CompetitionDB with CRUD operations via JDBC</w:t>
+            </w:r>
+          </w:p>
+        </w:tc>
+      </w:tr>
+      <w:tr>
+        <w:tc>
+          <w:tcPr>
+            <w:tcW w:type="dxa" w:w="2880"/>
+          </w:tcPr>
+          <w:p>
+            <w:pPr>
+              <w:jc w:val="center"/>
+            </w:pPr>
+            <w:r>
+              <w:rPr>
+                <w:rFonts w:ascii="Times New Roman" w:hAnsi="Times New Roman"/>
+                <w:sz w:val="20"/>
+              </w:rPr>
+              <w:t>Part 3: Manager &amp; Reports</w:t>
+            </w:r>
+          </w:p>
+        </w:tc>
+        <w:tc>
+          <w:tcPr>
+            <w:tcW w:type="dxa" w:w="2880"/>
+          </w:tcPr>
+          <w:p>
+            <w:pPr>
+              <w:jc w:val="center"/>
+            </w:pPr>
+            <w:r>
+              <w:rPr>
+                <w:rFonts w:ascii="Times New Roman" w:hAnsi="Times New Roman"/>
+                <w:sz w:val="20"/>
+              </w:rPr>
+              <w:t>✓ Complete</w:t>
+            </w:r>
+          </w:p>
+        </w:tc>
+        <w:tc>
+          <w:tcPr>
+            <w:tcW w:type="dxa" w:w="2880"/>
+          </w:tcPr>
+          <w:p>
+            <w:pPr>
+              <w:jc w:val="center"/>
+            </w:pPr>
+            <w:r>
+              <w:rPr>
+                <w:rFonts w:ascii="Times New Roman" w:hAnsi="Times New Roman"/>
+                <w:sz w:val="20"/>
+              </w:rPr>
+              <w:t>CompetitorList and Swing GUI report generation</w:t>
+            </w:r>
+          </w:p>
+        </w:tc>
+      </w:tr>
+      <w:tr>
+        <w:tc>
+          <w:tcPr>
+            <w:tcW w:type="dxa" w:w="2880"/>
+            <w:shd w:fill="F2F2F2" w:val="clear"/>
+          </w:tcPr>
+          <w:p>
+            <w:pPr>
+              <w:jc w:val="center"/>
+            </w:pPr>
+            <w:r>
+              <w:rPr>
+                <w:rFonts w:ascii="Times New Roman" w:hAnsi="Times New Roman"/>
+                <w:sz w:val="20"/>
+              </w:rPr>
+              <w:t>Score Array Handling</w:t>
+            </w:r>
+          </w:p>
+        </w:tc>
+        <w:tc>
+          <w:tcPr>
+            <w:tcW w:type="dxa" w:w="2880"/>
+            <w:shd w:fill="F2F2F2" w:val="clear"/>
+          </w:tcPr>
+          <w:p>
+            <w:pPr>
+              <w:jc w:val="center"/>
+            </w:pPr>
+            <w:r>
+              <w:rPr>
+                <w:rFonts w:ascii="Times New Roman" w:hAnsi="Times New Roman"/>
+                <w:sz w:val="20"/>
+              </w:rPr>
+              <w:t>✓ Complete</w:t>
+            </w:r>
+          </w:p>
+        </w:tc>
+        <w:tc>
+          <w:tcPr>
+            <w:tcW w:type="dxa" w:w="2880"/>
+            <w:shd w:fill="F2F2F2" w:val="clear"/>
+          </w:tcPr>
+          <w:p>
+            <w:pPr>
+              <w:jc w:val="center"/>
+            </w:pPr>
+            <w:r>
+              <w:rPr>
+                <w:rFonts w:ascii="Times New Roman" w:hAnsi="Times New Roman"/>
+                <w:sz w:val="20"/>
+              </w:rPr>
+              <w:t>Array of 5 integer scores implemented</w:t>
+            </w:r>
+          </w:p>
+        </w:tc>
+      </w:tr>
+      <w:tr>
+        <w:tc>
+          <w:tcPr>
+            <w:tcW w:type="dxa" w:w="2880"/>
+          </w:tcPr>
+          <w:p>
+            <w:pPr>
+              <w:jc w:val="center"/>
+            </w:pPr>
+            <w:r>
+              <w:rPr>
+                <w:rFonts w:ascii="Times New Roman" w:hAnsi="Times New Roman"/>
+                <w:sz w:val="20"/>
+              </w:rPr>
+              <w:t>Collections</w:t>
+            </w:r>
+          </w:p>
+        </w:tc>
+        <w:tc>
+          <w:tcPr>
+            <w:tcW w:type="dxa" w:w="2880"/>
+          </w:tcPr>
+          <w:p>
+            <w:pPr>
+              <w:jc w:val="center"/>
+            </w:pPr>
+            <w:r>
+              <w:rPr>
+                <w:rFonts w:ascii="Times New Roman" w:hAnsi="Times New Roman"/>
+                <w:sz w:val="20"/>
+              </w:rPr>
+              <w:t>✓ Complete</w:t>
+            </w:r>
+          </w:p>
+        </w:tc>
+        <w:tc>
+          <w:tcPr>
+            <w:tcW w:type="dxa" w:w="2880"/>
+          </w:tcPr>
+          <w:p>
+            <w:pPr>
+              <w:jc w:val="center"/>
+            </w:pPr>
+            <w:r>
+              <w:rPr>
+                <w:rFonts w:ascii="Times New Roman" w:hAnsi="Times New Roman"/>
+                <w:sz w:val="20"/>
+              </w:rPr>
+              <w:t>ArrayList used in CompetitorList</w:t>
+            </w:r>
+          </w:p>
+        </w:tc>
+      </w:tr>
+      <w:tr>
+        <w:tc>
+          <w:tcPr>
+            <w:tcW w:type="dxa" w:w="2880"/>
+            <w:shd w:fill="F2F2F2" w:val="clear"/>
+          </w:tcPr>
+          <w:p>
+            <w:pPr>
+              <w:jc w:val="center"/>
+            </w:pPr>
+            <w:r>
+              <w:rPr>
+                <w:rFonts w:ascii="Times New Roman" w:hAnsi="Times New Roman"/>
+                <w:sz w:val="20"/>
+              </w:rPr>
+              <w:t>Statistical Analysis</w:t>
+            </w:r>
+          </w:p>
+        </w:tc>
+        <w:tc>
+          <w:tcPr>
+            <w:tcW w:type="dxa" w:w="2880"/>
+            <w:shd w:fill="F2F2F2" w:val="clear"/>
+          </w:tcPr>
+          <w:p>
+            <w:pPr>
+              <w:jc w:val="center"/>
+            </w:pPr>
+            <w:r>
+              <w:rPr>
+                <w:rFonts w:ascii="Times New Roman" w:hAnsi="Times New Roman"/>
+                <w:sz w:val="20"/>
+              </w:rPr>
+              <w:t>✓ Complete</w:t>
+            </w:r>
+          </w:p>
+        </w:tc>
+        <w:tc>
+          <w:tcPr>
+            <w:tcW w:type="dxa" w:w="2880"/>
+            <w:shd w:fill="F2F2F2" w:val="clear"/>
+          </w:tcPr>
+          <w:p>
+            <w:pPr>
+              <w:jc w:val="center"/>
+            </w:pPr>
+            <w:r>
+              <w:rPr>
+                <w:rFonts w:ascii="Times New Roman" w:hAnsi="Times New Roman"/>
+                <w:sz w:val="20"/>
+              </w:rPr>
+              <w:t>Top performer and frequency distribution</w:t>
+            </w:r>
+          </w:p>
+        </w:tc>
+      </w:tr>
+      <w:tr>
+        <w:tc>
+          <w:tcPr>
+            <w:tcW w:type="dxa" w:w="2880"/>
+          </w:tcPr>
+          <w:p>
+            <w:pPr>
+              <w:jc w:val="center"/>
+            </w:pPr>
+            <w:r>
+              <w:rPr>
+                <w:rFonts w:ascii="Times New Roman" w:hAnsi="Times New Roman"/>
+                <w:sz w:val="20"/>
+              </w:rPr>
+              <w:t>Error Handling</w:t>
+            </w:r>
+          </w:p>
+        </w:tc>
+        <w:tc>
+          <w:tcPr>
+            <w:tcW w:type="dxa" w:w="2880"/>
+          </w:tcPr>
+          <w:p>
+            <w:pPr>
+              <w:jc w:val="center"/>
+            </w:pPr>
+            <w:r>
+              <w:rPr>
+                <w:rFonts w:ascii="Times New Roman" w:hAnsi="Times New Roman"/>
+                <w:sz w:val="20"/>
+              </w:rPr>
+              <w:t>✓ Complete</w:t>
+            </w:r>
+          </w:p>
+        </w:tc>
+        <w:tc>
+          <w:tcPr>
+            <w:tcW w:type="dxa" w:w="2880"/>
+          </w:tcPr>
+          <w:p>
+            <w:pPr>
+              <w:jc w:val="center"/>
+            </w:pPr>
+            <w:r>
+              <w:rPr>
+                <w:rFonts w:ascii="Times New Roman" w:hAnsi="Times New Roman"/>
+                <w:sz w:val="20"/>
+              </w:rPr>
+              <w:t>SQLException and input validation</w:t>
+            </w:r>
+          </w:p>
+        </w:tc>
+      </w:tr>
+      <w:tr>
+        <w:tc>
+          <w:tcPr>
+            <w:tcW w:type="dxa" w:w="2880"/>
+            <w:shd w:fill="F2F2F2" w:val="clear"/>
+          </w:tcPr>
+          <w:p>
+            <w:pPr>
+              <w:jc w:val="center"/>
+            </w:pPr>
+            <w:r>
+              <w:rPr>
+                <w:rFonts w:ascii="Times New Roman" w:hAnsi="Times New Roman"/>
+                <w:sz w:val="20"/>
+              </w:rPr>
+              <w:t>GUI (Java Swing)</w:t>
+            </w:r>
+          </w:p>
+        </w:tc>
+        <w:tc>
+          <w:tcPr>
+            <w:tcW w:type="dxa" w:w="2880"/>
+            <w:shd w:fill="F2F2F2" w:val="clear"/>
+          </w:tcPr>
+          <w:p>
+            <w:pPr>
+              <w:jc w:val="center"/>
+            </w:pPr>
+            <w:r>
+              <w:rPr>
+                <w:rFonts w:ascii="Times New Roman" w:hAnsi="Times New Roman"/>
+                <w:sz w:val="20"/>
+              </w:rPr>
+              <w:t>✓ Complete</w:t>
+            </w:r>
+          </w:p>
+        </w:tc>
+        <w:tc>
+          <w:tcPr>
+            <w:tcW w:type="dxa" w:w="2880"/>
+            <w:shd w:fill="F2F2F2" w:val="clear"/>
+          </w:tcPr>
+          <w:p>
+            <w:pPr>
+              <w:jc w:val="center"/>
+            </w:pPr>
+            <w:r>
+              <w:rPr>
+                <w:rFonts w:ascii="Times New Roman" w:hAnsi="Times New Roman"/>
+                <w:sz w:val="20"/>
+              </w:rPr>
+              <w:t>JFrame with CardLayout, JTable, JTabbedPane</w:t>
+            </w:r>
+          </w:p>
+        </w:tc>
+      </w:tr>
+      <w:tr>
+        <w:tc>
+          <w:tcPr>
+            <w:tcW w:type="dxa" w:w="2880"/>
+          </w:tcPr>
+          <w:p>
+            <w:pPr>
+              <w:jc w:val="center"/>
+            </w:pPr>
+            <w:r>
+              <w:rPr>
+                <w:rFonts w:ascii="Times New Roman" w:hAnsi="Times New Roman"/>
+                <w:sz w:val="20"/>
+              </w:rPr>
+              <w:t>Quiz Application</w:t>
+            </w:r>
+          </w:p>
+        </w:tc>
+        <w:tc>
+          <w:tcPr>
+            <w:tcW w:type="dxa" w:w="2880"/>
+          </w:tcPr>
+          <w:p>
+            <w:pPr>
+              <w:jc w:val="center"/>
+            </w:pPr>
+            <w:r>
+              <w:rPr>
+                <w:rFonts w:ascii="Times New Roman" w:hAnsi="Times New Roman"/>
+                <w:sz w:val="20"/>
+              </w:rPr>
+              <w:t>✓ Complete</w:t>
+            </w:r>
+          </w:p>
+        </w:tc>
+        <w:tc>
+          <w:tcPr>
+            <w:tcW w:type="dxa" w:w="2880"/>
+          </w:tcPr>
+          <w:p>
+            <w:pPr>
+              <w:jc w:val="center"/>
+            </w:pPr>
+            <w:r>
+              <w:rPr>
+                <w:rFonts w:ascii="Times New Roman" w:hAnsi="Times New Roman"/>
+                <w:sz w:val="20"/>
+              </w:rPr>
+              <w:t>25 questions, 5 attempts, timer, scoring</w:t>
+            </w:r>
+          </w:p>
+        </w:tc>
+      </w:tr>
+      <w:tr>
+        <w:tc>
+          <w:tcPr>
+            <w:tcW w:type="dxa" w:w="2880"/>
+            <w:shd w:fill="F2F2F2" w:val="clear"/>
+          </w:tcPr>
+          <w:p>
+            <w:pPr>
+              <w:jc w:val="center"/>
+            </w:pPr>
+            <w:r>
+              <w:rPr>
+                <w:rFonts w:ascii="Times New Roman" w:hAnsi="Times New Roman"/>
+                <w:sz w:val="20"/>
+              </w:rPr>
+              <w:t>Documentation</w:t>
+            </w:r>
+          </w:p>
+        </w:tc>
+        <w:tc>
+          <w:tcPr>
+            <w:tcW w:type="dxa" w:w="2880"/>
+            <w:shd w:fill="F2F2F2" w:val="clear"/>
+          </w:tcPr>
+          <w:p>
+            <w:pPr>
+              <w:jc w:val="center"/>
+            </w:pPr>
+            <w:r>
+              <w:rPr>
+                <w:rFonts w:ascii="Times New Roman" w:hAnsi="Times New Roman"/>
+                <w:sz w:val="20"/>
+              </w:rPr>
+              <w:t>✓ Complete</w:t>
+            </w:r>
+          </w:p>
+        </w:tc>
+        <w:tc>
+          <w:tcPr>
+            <w:tcW w:type="dxa" w:w="2880"/>
+            <w:shd w:fill="F2F2F2" w:val="clear"/>
+          </w:tcPr>
+          <w:p>
+            <w:pPr>
+              <w:jc w:val="center"/>
+            </w:pPr>
+            <w:r>
+              <w:rPr>
+                <w:rFonts w:ascii="Times New Roman" w:hAnsi="Times New Roman"/>
+                <w:sz w:val="20"/>
+              </w:rPr>
+              <w:t>Javadoc and inline documentation</w:t>
+            </w:r>
+          </w:p>
+        </w:tc>
+      </w:tr>
+    </w:tbl>
+    <w:p/>
+    <w:p>
+      <w:pPr>
+        <w:pStyle w:val="Heading1"/>
+      </w:pPr>
+      <w:r>
+        <w:t>9. Testing</w:t>
+      </w:r>
+    </w:p>
+    <w:p>
+      <w:r>
+        <w:t>Comprehensive testing was performed using JUnit 5 to verify correctness of all components.</w:t>
       </w:r>
     </w:p>
     <w:p>
@@ -225,353 +2347,3630 @@
         <w:pStyle w:val="Heading2"/>
       </w:pPr>
       <w:r>
-        <w:t>2.1 Extra Competitor Attributes</w:t>
+        <w:t>9.1 Unit Test Summary</w:t>
       </w:r>
     </w:p>
-    <w:p>
-      <w:r>
-        <w:t>In addition to the mandatory attributes specified in the coursework brief (Competitor ID, Name, and Competition Level), the following extra attribute was chosen:</w:t>
-      </w:r>
-    </w:p>
-    <w:p>
-      <w:pPr>
-        <w:pStyle w:val="ListBullet"/>
-      </w:pPr>
-      <w:r>
-        <w:rPr>
-          <w:b/>
-        </w:rPr>
-        <w:t xml:space="preserve">Country (String): </w:t>
-      </w:r>
-      <w:r>
-        <w:t>Each competitor's country of origin is stored as a String value. This attribute was selected because quiz competitions frequently involve participants from different countries, making it a natural and meaningful piece of information to capture. The country is displayed in the competitor's full details, stored in the database, and shown in the competitor management table.</w:t>
-      </w:r>
-    </w:p>
-    <w:p>
-      <w:r>
-        <w:t>The complete set of instance variables in the SKMCompetitor class is:</w:t>
-      </w:r>
-    </w:p>
-    <w:p>
-      <w:pPr>
-        <w:pStyle w:val="ListBullet"/>
-      </w:pPr>
-      <w:r>
-        <w:rPr>
-          <w:b/>
-        </w:rPr>
-        <w:t xml:space="preserve">competitorId (int) — </w:t>
-      </w:r>
-      <w:r>
-        <w:t>A unique numeric identifier assigned to each competitor, starting from 200.</w:t>
-      </w:r>
-    </w:p>
-    <w:p>
-      <w:pPr>
-        <w:pStyle w:val="ListBullet"/>
-      </w:pPr>
-      <w:r>
-        <w:rPr>
-          <w:b/>
-        </w:rPr>
-        <w:t xml:space="preserve">competitorName (Name) — </w:t>
-      </w:r>
-      <w:r>
-        <w:t>An instance of the Name class that stores the competitor's first name, optional middle name, and last name.</w:t>
-      </w:r>
-    </w:p>
-    <w:p>
-      <w:pPr>
-        <w:pStyle w:val="ListBullet"/>
-      </w:pPr>
-      <w:r>
-        <w:rPr>
-          <w:b/>
-        </w:rPr>
-        <w:t xml:space="preserve">level (String) — </w:t>
-      </w:r>
-      <w:r>
-        <w:t>The competition level: Beginner, Intermediate, or Advanced.</w:t>
-      </w:r>
-    </w:p>
-    <w:p>
-      <w:pPr>
-        <w:pStyle w:val="ListBullet"/>
-      </w:pPr>
-      <w:r>
-        <w:rPr>
-          <w:b/>
-        </w:rPr>
-        <w:t xml:space="preserve">country (String) — </w:t>
-      </w:r>
-      <w:r>
-        <w:t>The competitor's country of origin.</w:t>
-      </w:r>
-    </w:p>
-    <w:p>
-      <w:pPr>
-        <w:pStyle w:val="ListBullet"/>
-      </w:pPr>
-      <w:r>
-        <w:rPr>
-          <w:b/>
-        </w:rPr>
-        <w:t xml:space="preserve">scores (int[]) — </w:t>
-      </w:r>
-      <w:r>
-        <w:t>An array of five integer scores, one for each quiz attempt.</w:t>
-      </w:r>
-    </w:p>
+    <w:tbl>
+      <w:tblPr>
+        <w:tblW w:type="auto" w:w="0"/>
+        <w:jc w:val="center"/>
+        <w:tblLook w:firstColumn="1" w:firstRow="1" w:lastColumn="0" w:lastRow="0" w:noHBand="0" w:noVBand="1" w:val="04A0"/>
+        <w:tblBorders>
+          <w:top w:val="single" w:sz="4" w:space="0" w:color="999999"/>
+          <w:left w:val="single" w:sz="4" w:space="0" w:color="999999"/>
+          <w:bottom w:val="single" w:sz="4" w:space="0" w:color="999999"/>
+          <w:right w:val="single" w:sz="4" w:space="0" w:color="999999"/>
+          <w:insideH w:val="single" w:sz="4" w:space="0" w:color="999999"/>
+          <w:insideV w:val="single" w:sz="4" w:space="0" w:color="999999"/>
+        </w:tblBorders>
+      </w:tblPr>
+      <w:tblGrid>
+        <w:gridCol w:w="1728"/>
+        <w:gridCol w:w="1728"/>
+        <w:gridCol w:w="1728"/>
+        <w:gridCol w:w="1728"/>
+        <w:gridCol w:w="1728"/>
+      </w:tblGrid>
+      <w:tr>
+        <w:tc>
+          <w:tcPr>
+            <w:tcW w:type="dxa" w:w="1728"/>
+            <w:shd w:fill="2C3E50" w:val="clear"/>
+          </w:tcPr>
+          <w:p>
+            <w:pPr>
+              <w:jc w:val="center"/>
+            </w:pPr>
+            <w:r>
+              <w:rPr>
+                <w:rFonts w:ascii="Times New Roman" w:hAnsi="Times New Roman"/>
+                <w:b/>
+                <w:color w:val="FFFFFF"/>
+                <w:sz w:val="20"/>
+              </w:rPr>
+              <w:t>#</w:t>
+            </w:r>
+          </w:p>
+        </w:tc>
+        <w:tc>
+          <w:tcPr>
+            <w:tcW w:type="dxa" w:w="1728"/>
+            <w:shd w:fill="2C3E50" w:val="clear"/>
+          </w:tcPr>
+          <w:p>
+            <w:pPr>
+              <w:jc w:val="center"/>
+            </w:pPr>
+            <w:r>
+              <w:rPr>
+                <w:rFonts w:ascii="Times New Roman" w:hAnsi="Times New Roman"/>
+                <w:b/>
+                <w:color w:val="FFFFFF"/>
+                <w:sz w:val="20"/>
+              </w:rPr>
+              <w:t>Test Category</w:t>
+            </w:r>
+          </w:p>
+        </w:tc>
+        <w:tc>
+          <w:tcPr>
+            <w:tcW w:type="dxa" w:w="1728"/>
+            <w:shd w:fill="2C3E50" w:val="clear"/>
+          </w:tcPr>
+          <w:p>
+            <w:pPr>
+              <w:jc w:val="center"/>
+            </w:pPr>
+            <w:r>
+              <w:rPr>
+                <w:rFonts w:ascii="Times New Roman" w:hAnsi="Times New Roman"/>
+                <w:b/>
+                <w:color w:val="FFFFFF"/>
+                <w:sz w:val="20"/>
+              </w:rPr>
+              <w:t>Count</w:t>
+            </w:r>
+          </w:p>
+        </w:tc>
+        <w:tc>
+          <w:tcPr>
+            <w:tcW w:type="dxa" w:w="1728"/>
+            <w:shd w:fill="2C3E50" w:val="clear"/>
+          </w:tcPr>
+          <w:p>
+            <w:pPr>
+              <w:jc w:val="center"/>
+            </w:pPr>
+            <w:r>
+              <w:rPr>
+                <w:rFonts w:ascii="Times New Roman" w:hAnsi="Times New Roman"/>
+                <w:b/>
+                <w:color w:val="FFFFFF"/>
+                <w:sz w:val="20"/>
+              </w:rPr>
+              <w:t>Status</w:t>
+            </w:r>
+          </w:p>
+        </w:tc>
+        <w:tc>
+          <w:tcPr>
+            <w:tcW w:type="dxa" w:w="1728"/>
+            <w:shd w:fill="2C3E50" w:val="clear"/>
+          </w:tcPr>
+          <w:p>
+            <w:pPr>
+              <w:jc w:val="center"/>
+            </w:pPr>
+            <w:r>
+              <w:rPr>
+                <w:rFonts w:ascii="Times New Roman" w:hAnsi="Times New Roman"/>
+                <w:b/>
+                <w:color w:val="FFFFFF"/>
+                <w:sz w:val="20"/>
+              </w:rPr>
+              <w:t>Notes</w:t>
+            </w:r>
+          </w:p>
+        </w:tc>
+      </w:tr>
+      <w:tr>
+        <w:tc>
+          <w:tcPr>
+            <w:tcW w:type="dxa" w:w="1728"/>
+          </w:tcPr>
+          <w:p>
+            <w:pPr>
+              <w:jc w:val="center"/>
+            </w:pPr>
+            <w:r>
+              <w:rPr>
+                <w:rFonts w:ascii="Times New Roman" w:hAnsi="Times New Roman"/>
+                <w:sz w:val="20"/>
+              </w:rPr>
+              <w:t>1</w:t>
+            </w:r>
+          </w:p>
+        </w:tc>
+        <w:tc>
+          <w:tcPr>
+            <w:tcW w:type="dxa" w:w="1728"/>
+          </w:tcPr>
+          <w:p>
+            <w:pPr>
+              <w:jc w:val="center"/>
+            </w:pPr>
+            <w:r>
+              <w:rPr>
+                <w:rFonts w:ascii="Times New Roman" w:hAnsi="Times New Roman"/>
+                <w:sz w:val="20"/>
+              </w:rPr>
+              <w:t>Name Class Tests</w:t>
+            </w:r>
+          </w:p>
+        </w:tc>
+        <w:tc>
+          <w:tcPr>
+            <w:tcW w:type="dxa" w:w="1728"/>
+          </w:tcPr>
+          <w:p>
+            <w:pPr>
+              <w:jc w:val="center"/>
+            </w:pPr>
+            <w:r>
+              <w:rPr>
+                <w:rFonts w:ascii="Times New Roman" w:hAnsi="Times New Roman"/>
+                <w:sz w:val="20"/>
+              </w:rPr>
+              <w:t>3</w:t>
+            </w:r>
+          </w:p>
+        </w:tc>
+        <w:tc>
+          <w:tcPr>
+            <w:tcW w:type="dxa" w:w="1728"/>
+          </w:tcPr>
+          <w:p>
+            <w:pPr>
+              <w:jc w:val="center"/>
+            </w:pPr>
+            <w:r>
+              <w:rPr>
+                <w:rFonts w:ascii="Times New Roman" w:hAnsi="Times New Roman"/>
+                <w:sz w:val="20"/>
+              </w:rPr>
+              <w:t>✓ Pass</w:t>
+            </w:r>
+          </w:p>
+        </w:tc>
+        <w:tc>
+          <w:tcPr>
+            <w:tcW w:type="dxa" w:w="1728"/>
+          </w:tcPr>
+          <w:p>
+            <w:pPr>
+              <w:jc w:val="center"/>
+            </w:pPr>
+            <w:r>
+              <w:rPr>
+                <w:rFonts w:ascii="Times New Roman" w:hAnsi="Times New Roman"/>
+                <w:sz w:val="20"/>
+              </w:rPr>
+              <w:t>Full name, initials, setters</w:t>
+            </w:r>
+          </w:p>
+        </w:tc>
+      </w:tr>
+      <w:tr>
+        <w:tc>
+          <w:tcPr>
+            <w:tcW w:type="dxa" w:w="1728"/>
+            <w:shd w:fill="F2F2F2" w:val="clear"/>
+          </w:tcPr>
+          <w:p>
+            <w:pPr>
+              <w:jc w:val="center"/>
+            </w:pPr>
+            <w:r>
+              <w:rPr>
+                <w:rFonts w:ascii="Times New Roman" w:hAnsi="Times New Roman"/>
+                <w:sz w:val="20"/>
+              </w:rPr>
+              <w:t>2</w:t>
+            </w:r>
+          </w:p>
+        </w:tc>
+        <w:tc>
+          <w:tcPr>
+            <w:tcW w:type="dxa" w:w="1728"/>
+            <w:shd w:fill="F2F2F2" w:val="clear"/>
+          </w:tcPr>
+          <w:p>
+            <w:pPr>
+              <w:jc w:val="center"/>
+            </w:pPr>
+            <w:r>
+              <w:rPr>
+                <w:rFonts w:ascii="Times New Roman" w:hAnsi="Times New Roman"/>
+                <w:sz w:val="20"/>
+              </w:rPr>
+              <w:t>Constructor Tests</w:t>
+            </w:r>
+          </w:p>
+        </w:tc>
+        <w:tc>
+          <w:tcPr>
+            <w:tcW w:type="dxa" w:w="1728"/>
+            <w:shd w:fill="F2F2F2" w:val="clear"/>
+          </w:tcPr>
+          <w:p>
+            <w:pPr>
+              <w:jc w:val="center"/>
+            </w:pPr>
+            <w:r>
+              <w:rPr>
+                <w:rFonts w:ascii="Times New Roman" w:hAnsi="Times New Roman"/>
+                <w:sz w:val="20"/>
+              </w:rPr>
+              <w:t>4</w:t>
+            </w:r>
+          </w:p>
+        </w:tc>
+        <w:tc>
+          <w:tcPr>
+            <w:tcW w:type="dxa" w:w="1728"/>
+            <w:shd w:fill="F2F2F2" w:val="clear"/>
+          </w:tcPr>
+          <w:p>
+            <w:pPr>
+              <w:jc w:val="center"/>
+            </w:pPr>
+            <w:r>
+              <w:rPr>
+                <w:rFonts w:ascii="Times New Roman" w:hAnsi="Times New Roman"/>
+                <w:sz w:val="20"/>
+              </w:rPr>
+              <w:t>✓ Pass</w:t>
+            </w:r>
+          </w:p>
+        </w:tc>
+        <w:tc>
+          <w:tcPr>
+            <w:tcW w:type="dxa" w:w="1728"/>
+            <w:shd w:fill="F2F2F2" w:val="clear"/>
+          </w:tcPr>
+          <w:p>
+            <w:pPr>
+              <w:jc w:val="center"/>
+            </w:pPr>
+            <w:r>
+              <w:rPr>
+                <w:rFonts w:ascii="Times New Roman" w:hAnsi="Times New Roman"/>
+                <w:sz w:val="20"/>
+              </w:rPr>
+              <w:t>All 4 overloads</w:t>
+            </w:r>
+          </w:p>
+        </w:tc>
+      </w:tr>
+      <w:tr>
+        <w:tc>
+          <w:tcPr>
+            <w:tcW w:type="dxa" w:w="1728"/>
+          </w:tcPr>
+          <w:p>
+            <w:pPr>
+              <w:jc w:val="center"/>
+            </w:pPr>
+            <w:r>
+              <w:rPr>
+                <w:rFonts w:ascii="Times New Roman" w:hAnsi="Times New Roman"/>
+                <w:sz w:val="20"/>
+              </w:rPr>
+              <w:t>3</w:t>
+            </w:r>
+          </w:p>
+        </w:tc>
+        <w:tc>
+          <w:tcPr>
+            <w:tcW w:type="dxa" w:w="1728"/>
+          </w:tcPr>
+          <w:p>
+            <w:pPr>
+              <w:jc w:val="center"/>
+            </w:pPr>
+            <w:r>
+              <w:rPr>
+                <w:rFonts w:ascii="Times New Roman" w:hAnsi="Times New Roman"/>
+                <w:sz w:val="20"/>
+              </w:rPr>
+              <w:t>Getter/Setter Tests</w:t>
+            </w:r>
+          </w:p>
+        </w:tc>
+        <w:tc>
+          <w:tcPr>
+            <w:tcW w:type="dxa" w:w="1728"/>
+          </w:tcPr>
+          <w:p>
+            <w:pPr>
+              <w:jc w:val="center"/>
+            </w:pPr>
+            <w:r>
+              <w:rPr>
+                <w:rFonts w:ascii="Times New Roman" w:hAnsi="Times New Roman"/>
+                <w:sz w:val="20"/>
+              </w:rPr>
+              <w:t>6</w:t>
+            </w:r>
+          </w:p>
+        </w:tc>
+        <w:tc>
+          <w:tcPr>
+            <w:tcW w:type="dxa" w:w="1728"/>
+          </w:tcPr>
+          <w:p>
+            <w:pPr>
+              <w:jc w:val="center"/>
+            </w:pPr>
+            <w:r>
+              <w:rPr>
+                <w:rFonts w:ascii="Times New Roman" w:hAnsi="Times New Roman"/>
+                <w:sz w:val="20"/>
+              </w:rPr>
+              <w:t>✓ Pass</w:t>
+            </w:r>
+          </w:p>
+        </w:tc>
+        <w:tc>
+          <w:tcPr>
+            <w:tcW w:type="dxa" w:w="1728"/>
+          </w:tcPr>
+          <w:p>
+            <w:pPr>
+              <w:jc w:val="center"/>
+            </w:pPr>
+            <w:r>
+              <w:rPr>
+                <w:rFonts w:ascii="Times New Roman" w:hAnsi="Times New Roman"/>
+                <w:sz w:val="20"/>
+              </w:rPr>
+              <w:t>All retrieve/update correctly</w:t>
+            </w:r>
+          </w:p>
+        </w:tc>
+      </w:tr>
+      <w:tr>
+        <w:tc>
+          <w:tcPr>
+            <w:tcW w:type="dxa" w:w="1728"/>
+            <w:shd w:fill="F2F2F2" w:val="clear"/>
+          </w:tcPr>
+          <w:p>
+            <w:pPr>
+              <w:jc w:val="center"/>
+            </w:pPr>
+            <w:r>
+              <w:rPr>
+                <w:rFonts w:ascii="Times New Roman" w:hAnsi="Times New Roman"/>
+                <w:sz w:val="20"/>
+              </w:rPr>
+              <w:t>4</w:t>
+            </w:r>
+          </w:p>
+        </w:tc>
+        <w:tc>
+          <w:tcPr>
+            <w:tcW w:type="dxa" w:w="1728"/>
+            <w:shd w:fill="F2F2F2" w:val="clear"/>
+          </w:tcPr>
+          <w:p>
+            <w:pPr>
+              <w:jc w:val="center"/>
+            </w:pPr>
+            <w:r>
+              <w:rPr>
+                <w:rFonts w:ascii="Times New Roman" w:hAnsi="Times New Roman"/>
+                <w:sz w:val="20"/>
+              </w:rPr>
+              <w:t>Score Calculation</w:t>
+            </w:r>
+          </w:p>
+        </w:tc>
+        <w:tc>
+          <w:tcPr>
+            <w:tcW w:type="dxa" w:w="1728"/>
+            <w:shd w:fill="F2F2F2" w:val="clear"/>
+          </w:tcPr>
+          <w:p>
+            <w:pPr>
+              <w:jc w:val="center"/>
+            </w:pPr>
+            <w:r>
+              <w:rPr>
+                <w:rFonts w:ascii="Times New Roman" w:hAnsi="Times New Roman"/>
+                <w:sz w:val="20"/>
+              </w:rPr>
+              <w:t>3</w:t>
+            </w:r>
+          </w:p>
+        </w:tc>
+        <w:tc>
+          <w:tcPr>
+            <w:tcW w:type="dxa" w:w="1728"/>
+            <w:shd w:fill="F2F2F2" w:val="clear"/>
+          </w:tcPr>
+          <w:p>
+            <w:pPr>
+              <w:jc w:val="center"/>
+            </w:pPr>
+            <w:r>
+              <w:rPr>
+                <w:rFonts w:ascii="Times New Roman" w:hAnsi="Times New Roman"/>
+                <w:sz w:val="20"/>
+              </w:rPr>
+              <w:t>✓ Pass</w:t>
+            </w:r>
+          </w:p>
+        </w:tc>
+        <w:tc>
+          <w:tcPr>
+            <w:tcW w:type="dxa" w:w="1728"/>
+            <w:shd w:fill="F2F2F2" w:val="clear"/>
+          </w:tcPr>
+          <w:p>
+            <w:pPr>
+              <w:jc w:val="center"/>
+            </w:pPr>
+            <w:r>
+              <w:rPr>
+                <w:rFonts w:ascii="Times New Roman" w:hAnsi="Times New Roman"/>
+                <w:sz w:val="20"/>
+              </w:rPr>
+              <w:t>Average, zero handling</w:t>
+            </w:r>
+          </w:p>
+        </w:tc>
+      </w:tr>
+      <w:tr>
+        <w:tc>
+          <w:tcPr>
+            <w:tcW w:type="dxa" w:w="1728"/>
+          </w:tcPr>
+          <w:p>
+            <w:pPr>
+              <w:jc w:val="center"/>
+            </w:pPr>
+            <w:r>
+              <w:rPr>
+                <w:rFonts w:ascii="Times New Roman" w:hAnsi="Times New Roman"/>
+                <w:sz w:val="20"/>
+              </w:rPr>
+              <w:t>5</w:t>
+            </w:r>
+          </w:p>
+        </w:tc>
+        <w:tc>
+          <w:tcPr>
+            <w:tcW w:type="dxa" w:w="1728"/>
+          </w:tcPr>
+          <w:p>
+            <w:pPr>
+              <w:jc w:val="center"/>
+            </w:pPr>
+            <w:r>
+              <w:rPr>
+                <w:rFonts w:ascii="Times New Roman" w:hAnsi="Times New Roman"/>
+                <w:sz w:val="20"/>
+              </w:rPr>
+              <w:t>String Methods</w:t>
+            </w:r>
+          </w:p>
+        </w:tc>
+        <w:tc>
+          <w:tcPr>
+            <w:tcW w:type="dxa" w:w="1728"/>
+          </w:tcPr>
+          <w:p>
+            <w:pPr>
+              <w:jc w:val="center"/>
+            </w:pPr>
+            <w:r>
+              <w:rPr>
+                <w:rFonts w:ascii="Times New Roman" w:hAnsi="Times New Roman"/>
+                <w:sz w:val="20"/>
+              </w:rPr>
+              <w:t>4</w:t>
+            </w:r>
+          </w:p>
+        </w:tc>
+        <w:tc>
+          <w:tcPr>
+            <w:tcW w:type="dxa" w:w="1728"/>
+          </w:tcPr>
+          <w:p>
+            <w:pPr>
+              <w:jc w:val="center"/>
+            </w:pPr>
+            <w:r>
+              <w:rPr>
+                <w:rFonts w:ascii="Times New Roman" w:hAnsi="Times New Roman"/>
+                <w:sz w:val="20"/>
+              </w:rPr>
+              <w:t>✓ Pass</w:t>
+            </w:r>
+          </w:p>
+        </w:tc>
+        <w:tc>
+          <w:tcPr>
+            <w:tcW w:type="dxa" w:w="1728"/>
+          </w:tcPr>
+          <w:p>
+            <w:pPr>
+              <w:jc w:val="center"/>
+            </w:pPr>
+            <w:r>
+              <w:rPr>
+                <w:rFonts w:ascii="Times New Roman" w:hAnsi="Times New Roman"/>
+                <w:sz w:val="20"/>
+              </w:rPr>
+              <w:t>Full/short details, scores string</w:t>
+            </w:r>
+          </w:p>
+        </w:tc>
+      </w:tr>
+      <w:tr>
+        <w:tc>
+          <w:tcPr>
+            <w:tcW w:type="dxa" w:w="1728"/>
+            <w:shd w:fill="F2F2F2" w:val="clear"/>
+          </w:tcPr>
+          <w:p>
+            <w:pPr>
+              <w:jc w:val="center"/>
+            </w:pPr>
+            <w:r>
+              <w:rPr>
+                <w:rFonts w:ascii="Times New Roman" w:hAnsi="Times New Roman"/>
+                <w:sz w:val="20"/>
+              </w:rPr>
+              <w:t>6</w:t>
+            </w:r>
+          </w:p>
+        </w:tc>
+        <w:tc>
+          <w:tcPr>
+            <w:tcW w:type="dxa" w:w="1728"/>
+            <w:shd w:fill="F2F2F2" w:val="clear"/>
+          </w:tcPr>
+          <w:p>
+            <w:pPr>
+              <w:jc w:val="center"/>
+            </w:pPr>
+            <w:r>
+              <w:rPr>
+                <w:rFonts w:ascii="Times New Roman" w:hAnsi="Times New Roman"/>
+                <w:sz w:val="20"/>
+              </w:rPr>
+              <w:t>CompetitorList Tests</w:t>
+            </w:r>
+          </w:p>
+        </w:tc>
+        <w:tc>
+          <w:tcPr>
+            <w:tcW w:type="dxa" w:w="1728"/>
+            <w:shd w:fill="F2F2F2" w:val="clear"/>
+          </w:tcPr>
+          <w:p>
+            <w:pPr>
+              <w:jc w:val="center"/>
+            </w:pPr>
+            <w:r>
+              <w:rPr>
+                <w:rFonts w:ascii="Times New Roman" w:hAnsi="Times New Roman"/>
+                <w:sz w:val="20"/>
+              </w:rPr>
+              <w:t>6</w:t>
+            </w:r>
+          </w:p>
+        </w:tc>
+        <w:tc>
+          <w:tcPr>
+            <w:tcW w:type="dxa" w:w="1728"/>
+            <w:shd w:fill="F2F2F2" w:val="clear"/>
+          </w:tcPr>
+          <w:p>
+            <w:pPr>
+              <w:jc w:val="center"/>
+            </w:pPr>
+            <w:r>
+              <w:rPr>
+                <w:rFonts w:ascii="Times New Roman" w:hAnsi="Times New Roman"/>
+                <w:sz w:val="20"/>
+              </w:rPr>
+              <w:t>✓ Pass</w:t>
+            </w:r>
+          </w:p>
+        </w:tc>
+        <w:tc>
+          <w:tcPr>
+            <w:tcW w:type="dxa" w:w="1728"/>
+            <w:shd w:fill="F2F2F2" w:val="clear"/>
+          </w:tcPr>
+          <w:p>
+            <w:pPr>
+              <w:jc w:val="center"/>
+            </w:pPr>
+            <w:r>
+              <w:rPr>
+                <w:rFonts w:ascii="Times New Roman" w:hAnsi="Times New Roman"/>
+                <w:sz w:val="20"/>
+              </w:rPr>
+              <w:t>Add, remove, top performer</w:t>
+            </w:r>
+          </w:p>
+        </w:tc>
+      </w:tr>
+      <w:tr>
+        <w:tc>
+          <w:tcPr>
+            <w:tcW w:type="dxa" w:w="1728"/>
+          </w:tcPr>
+          <w:p>
+            <w:pPr>
+              <w:jc w:val="center"/>
+            </w:pPr>
+            <w:r>
+              <w:rPr>
+                <w:rFonts w:ascii="Times New Roman" w:hAnsi="Times New Roman"/>
+                <w:sz w:val="20"/>
+              </w:rPr>
+              <w:t>7</w:t>
+            </w:r>
+          </w:p>
+        </w:tc>
+        <w:tc>
+          <w:tcPr>
+            <w:tcW w:type="dxa" w:w="1728"/>
+          </w:tcPr>
+          <w:p>
+            <w:pPr>
+              <w:jc w:val="center"/>
+            </w:pPr>
+            <w:r>
+              <w:rPr>
+                <w:rFonts w:ascii="Times New Roman" w:hAnsi="Times New Roman"/>
+                <w:sz w:val="20"/>
+              </w:rPr>
+              <w:t>QuizData Tests</w:t>
+            </w:r>
+          </w:p>
+        </w:tc>
+        <w:tc>
+          <w:tcPr>
+            <w:tcW w:type="dxa" w:w="1728"/>
+          </w:tcPr>
+          <w:p>
+            <w:pPr>
+              <w:jc w:val="center"/>
+            </w:pPr>
+            <w:r>
+              <w:rPr>
+                <w:rFonts w:ascii="Times New Roman" w:hAnsi="Times New Roman"/>
+                <w:sz w:val="20"/>
+              </w:rPr>
+              <w:t>3</w:t>
+            </w:r>
+          </w:p>
+        </w:tc>
+        <w:tc>
+          <w:tcPr>
+            <w:tcW w:type="dxa" w:w="1728"/>
+          </w:tcPr>
+          <w:p>
+            <w:pPr>
+              <w:jc w:val="center"/>
+            </w:pPr>
+            <w:r>
+              <w:rPr>
+                <w:rFonts w:ascii="Times New Roman" w:hAnsi="Times New Roman"/>
+                <w:sz w:val="20"/>
+              </w:rPr>
+              <w:t>✓ Pass</w:t>
+            </w:r>
+          </w:p>
+        </w:tc>
+        <w:tc>
+          <w:tcPr>
+            <w:tcW w:type="dxa" w:w="1728"/>
+          </w:tcPr>
+          <w:p>
+            <w:pPr>
+              <w:jc w:val="center"/>
+            </w:pPr>
+            <w:r>
+              <w:rPr>
+                <w:rFonts w:ascii="Times New Roman" w:hAnsi="Times New Roman"/>
+                <w:sz w:val="20"/>
+              </w:rPr>
+              <w:t>Question count, names, structure</w:t>
+            </w:r>
+          </w:p>
+        </w:tc>
+      </w:tr>
+      <w:tr>
+        <w:tc>
+          <w:tcPr>
+            <w:tcW w:type="dxa" w:w="1728"/>
+            <w:shd w:fill="F2F2F2" w:val="clear"/>
+          </w:tcPr>
+          <w:p>
+            <w:pPr>
+              <w:jc w:val="center"/>
+            </w:pPr>
+            <w:r>
+              <w:rPr>
+                <w:rFonts w:ascii="Times New Roman" w:hAnsi="Times New Roman"/>
+                <w:sz w:val="20"/>
+              </w:rPr>
+            </w:r>
+          </w:p>
+        </w:tc>
+        <w:tc>
+          <w:tcPr>
+            <w:tcW w:type="dxa" w:w="1728"/>
+            <w:shd w:fill="F2F2F2" w:val="clear"/>
+          </w:tcPr>
+          <w:p>
+            <w:pPr>
+              <w:jc w:val="center"/>
+            </w:pPr>
+            <w:r>
+              <w:rPr>
+                <w:rFonts w:ascii="Times New Roman" w:hAnsi="Times New Roman"/>
+                <w:sz w:val="20"/>
+              </w:rPr>
+              <w:t>TOTAL</w:t>
+            </w:r>
+          </w:p>
+        </w:tc>
+        <w:tc>
+          <w:tcPr>
+            <w:tcW w:type="dxa" w:w="1728"/>
+            <w:shd w:fill="F2F2F2" w:val="clear"/>
+          </w:tcPr>
+          <w:p>
+            <w:pPr>
+              <w:jc w:val="center"/>
+            </w:pPr>
+            <w:r>
+              <w:rPr>
+                <w:rFonts w:ascii="Times New Roman" w:hAnsi="Times New Roman"/>
+                <w:sz w:val="20"/>
+              </w:rPr>
+              <w:t>29</w:t>
+            </w:r>
+          </w:p>
+        </w:tc>
+        <w:tc>
+          <w:tcPr>
+            <w:tcW w:type="dxa" w:w="1728"/>
+            <w:shd w:fill="F2F2F2" w:val="clear"/>
+          </w:tcPr>
+          <w:p>
+            <w:pPr>
+              <w:jc w:val="center"/>
+            </w:pPr>
+            <w:r>
+              <w:rPr>
+                <w:rFonts w:ascii="Times New Roman" w:hAnsi="Times New Roman"/>
+                <w:sz w:val="20"/>
+              </w:rPr>
+              <w:t>✓ 100%</w:t>
+            </w:r>
+          </w:p>
+        </w:tc>
+        <w:tc>
+          <w:tcPr>
+            <w:tcW w:type="dxa" w:w="1728"/>
+            <w:shd w:fill="F2F2F2" w:val="clear"/>
+          </w:tcPr>
+          <w:p>
+            <w:pPr>
+              <w:jc w:val="center"/>
+            </w:pPr>
+            <w:r>
+              <w:rPr>
+                <w:rFonts w:ascii="Times New Roman" w:hAnsi="Times New Roman"/>
+                <w:sz w:val="20"/>
+              </w:rPr>
+              <w:t>All tests passing</w:t>
+            </w:r>
+          </w:p>
+        </w:tc>
+      </w:tr>
+    </w:tbl>
+    <w:p/>
     <w:p>
       <w:pPr>
         <w:pStyle w:val="Heading2"/>
       </w:pPr>
       <w:r>
-        <w:t>2.2 Overall Score Calculation</w:t>
+        <w:t>9.2 Functional Test Cases</w:t>
       </w:r>
     </w:p>
-    <w:p>
-      <w:r>
-        <w:t>The overall score is calculated as the arithmetic mean (simple average) of all five individual scores. The formula used is:</w:t>
-      </w:r>
-    </w:p>
-    <w:p>
-      <w:pPr>
+    <w:tbl>
+      <w:tblPr>
+        <w:tblW w:type="auto" w:w="0"/>
         <w:jc w:val="center"/>
-      </w:pPr>
-      <w:r>
-        <w:rPr>
-          <w:b/>
-          <w:i/>
-        </w:rPr>
-        <w:t>Overall Score = (Score1 + Score2 + Score3 + Score4 + Score5) / 5</w:t>
-      </w:r>
-    </w:p>
-    <w:p>
-      <w:r>
-        <w:t>The result is rounded to one decimal place using Math.round(sum * 10.0 / count) / 10.0 to ensure consistent display formatting. For example, if a competitor scores 4, 3, 5, 2, and 4 across five attempts, their overall score would be (4 + 3 + 5 + 2 + 4) / 5 = 3.6.</w:t>
-      </w:r>
-    </w:p>
-    <w:p>
-      <w:r>
-        <w:t>This approach was chosen for its simplicity, fairness, and transparency. Every attempt carries equal weight in the final score, which encourages consistent performance across all rounds. Zero scores are included in the calculation to accurately reflect missed or failed attempts.</w:t>
-      </w:r>
-    </w:p>
+        <w:tblLook w:firstColumn="1" w:firstRow="1" w:lastColumn="0" w:lastRow="0" w:noHBand="0" w:noVBand="1" w:val="04A0"/>
+        <w:tblBorders>
+          <w:top w:val="single" w:sz="4" w:space="0" w:color="999999"/>
+          <w:left w:val="single" w:sz="4" w:space="0" w:color="999999"/>
+          <w:bottom w:val="single" w:sz="4" w:space="0" w:color="999999"/>
+          <w:right w:val="single" w:sz="4" w:space="0" w:color="999999"/>
+          <w:insideH w:val="single" w:sz="4" w:space="0" w:color="999999"/>
+          <w:insideV w:val="single" w:sz="4" w:space="0" w:color="999999"/>
+        </w:tblBorders>
+      </w:tblPr>
+      <w:tblGrid>
+        <w:gridCol w:w="1440"/>
+        <w:gridCol w:w="1440"/>
+        <w:gridCol w:w="1440"/>
+        <w:gridCol w:w="1440"/>
+        <w:gridCol w:w="1440"/>
+        <w:gridCol w:w="1440"/>
+      </w:tblGrid>
+      <w:tr>
+        <w:tc>
+          <w:tcPr>
+            <w:tcW w:type="dxa" w:w="1440"/>
+            <w:shd w:fill="2C3E50" w:val="clear"/>
+          </w:tcPr>
+          <w:p>
+            <w:pPr>
+              <w:jc w:val="center"/>
+            </w:pPr>
+            <w:r>
+              <w:rPr>
+                <w:rFonts w:ascii="Times New Roman" w:hAnsi="Times New Roman"/>
+                <w:b/>
+                <w:color w:val="FFFFFF"/>
+                <w:sz w:val="20"/>
+              </w:rPr>
+              <w:t>Test ID</w:t>
+            </w:r>
+          </w:p>
+        </w:tc>
+        <w:tc>
+          <w:tcPr>
+            <w:tcW w:type="dxa" w:w="1440"/>
+            <w:shd w:fill="2C3E50" w:val="clear"/>
+          </w:tcPr>
+          <w:p>
+            <w:pPr>
+              <w:jc w:val="center"/>
+            </w:pPr>
+            <w:r>
+              <w:rPr>
+                <w:rFonts w:ascii="Times New Roman" w:hAnsi="Times New Roman"/>
+                <w:b/>
+                <w:color w:val="FFFFFF"/>
+                <w:sz w:val="20"/>
+              </w:rPr>
+              <w:t>Scenario</w:t>
+            </w:r>
+          </w:p>
+        </w:tc>
+        <w:tc>
+          <w:tcPr>
+            <w:tcW w:type="dxa" w:w="1440"/>
+            <w:shd w:fill="2C3E50" w:val="clear"/>
+          </w:tcPr>
+          <w:p>
+            <w:pPr>
+              <w:jc w:val="center"/>
+            </w:pPr>
+            <w:r>
+              <w:rPr>
+                <w:rFonts w:ascii="Times New Roman" w:hAnsi="Times New Roman"/>
+                <w:b/>
+                <w:color w:val="FFFFFF"/>
+                <w:sz w:val="20"/>
+              </w:rPr>
+              <w:t>Steps</w:t>
+            </w:r>
+          </w:p>
+        </w:tc>
+        <w:tc>
+          <w:tcPr>
+            <w:tcW w:type="dxa" w:w="1440"/>
+            <w:shd w:fill="2C3E50" w:val="clear"/>
+          </w:tcPr>
+          <w:p>
+            <w:pPr>
+              <w:jc w:val="center"/>
+            </w:pPr>
+            <w:r>
+              <w:rPr>
+                <w:rFonts w:ascii="Times New Roman" w:hAnsi="Times New Roman"/>
+                <w:b/>
+                <w:color w:val="FFFFFF"/>
+                <w:sz w:val="20"/>
+              </w:rPr>
+              <w:t>Expected</w:t>
+            </w:r>
+          </w:p>
+        </w:tc>
+        <w:tc>
+          <w:tcPr>
+            <w:tcW w:type="dxa" w:w="1440"/>
+            <w:shd w:fill="2C3E50" w:val="clear"/>
+          </w:tcPr>
+          <w:p>
+            <w:pPr>
+              <w:jc w:val="center"/>
+            </w:pPr>
+            <w:r>
+              <w:rPr>
+                <w:rFonts w:ascii="Times New Roman" w:hAnsi="Times New Roman"/>
+                <w:b/>
+                <w:color w:val="FFFFFF"/>
+                <w:sz w:val="20"/>
+              </w:rPr>
+              <w:t>Actual</w:t>
+            </w:r>
+          </w:p>
+        </w:tc>
+        <w:tc>
+          <w:tcPr>
+            <w:tcW w:type="dxa" w:w="1440"/>
+            <w:shd w:fill="2C3E50" w:val="clear"/>
+          </w:tcPr>
+          <w:p>
+            <w:pPr>
+              <w:jc w:val="center"/>
+            </w:pPr>
+            <w:r>
+              <w:rPr>
+                <w:rFonts w:ascii="Times New Roman" w:hAnsi="Times New Roman"/>
+                <w:b/>
+                <w:color w:val="FFFFFF"/>
+                <w:sz w:val="20"/>
+              </w:rPr>
+              <w:t>Status</w:t>
+            </w:r>
+          </w:p>
+        </w:tc>
+      </w:tr>
+      <w:tr>
+        <w:tc>
+          <w:tcPr>
+            <w:tcW w:type="dxa" w:w="1440"/>
+          </w:tcPr>
+          <w:p>
+            <w:pPr>
+              <w:jc w:val="center"/>
+            </w:pPr>
+            <w:r>
+              <w:rPr>
+                <w:rFonts w:ascii="Times New Roman" w:hAnsi="Times New Roman"/>
+                <w:sz w:val="20"/>
+              </w:rPr>
+              <w:t>T-01</w:t>
+            </w:r>
+          </w:p>
+        </w:tc>
+        <w:tc>
+          <w:tcPr>
+            <w:tcW w:type="dxa" w:w="1440"/>
+          </w:tcPr>
+          <w:p>
+            <w:pPr>
+              <w:jc w:val="center"/>
+            </w:pPr>
+            <w:r>
+              <w:rPr>
+                <w:rFonts w:ascii="Times New Roman" w:hAnsi="Times New Roman"/>
+                <w:sz w:val="20"/>
+              </w:rPr>
+              <w:t>Start Quiz</w:t>
+            </w:r>
+          </w:p>
+        </w:tc>
+        <w:tc>
+          <w:tcPr>
+            <w:tcW w:type="dxa" w:w="1440"/>
+          </w:tcPr>
+          <w:p>
+            <w:pPr>
+              <w:jc w:val="center"/>
+            </w:pPr>
+            <w:r>
+              <w:rPr>
+                <w:rFonts w:ascii="Times New Roman" w:hAnsi="Times New Roman"/>
+                <w:sz w:val="20"/>
+              </w:rPr>
+              <w:t>Click "Start Quiz"</w:t>
+            </w:r>
+          </w:p>
+        </w:tc>
+        <w:tc>
+          <w:tcPr>
+            <w:tcW w:type="dxa" w:w="1440"/>
+          </w:tcPr>
+          <w:p>
+            <w:pPr>
+              <w:jc w:val="center"/>
+            </w:pPr>
+            <w:r>
+              <w:rPr>
+                <w:rFonts w:ascii="Times New Roman" w:hAnsi="Times New Roman"/>
+                <w:sz w:val="20"/>
+              </w:rPr>
+              <w:t>Registration opens</w:t>
+            </w:r>
+          </w:p>
+        </w:tc>
+        <w:tc>
+          <w:tcPr>
+            <w:tcW w:type="dxa" w:w="1440"/>
+          </w:tcPr>
+          <w:p>
+            <w:pPr>
+              <w:jc w:val="center"/>
+            </w:pPr>
+            <w:r>
+              <w:rPr>
+                <w:rFonts w:ascii="Times New Roman" w:hAnsi="Times New Roman"/>
+                <w:sz w:val="20"/>
+              </w:rPr>
+              <w:t>Opens correctly</w:t>
+            </w:r>
+          </w:p>
+        </w:tc>
+        <w:tc>
+          <w:tcPr>
+            <w:tcW w:type="dxa" w:w="1440"/>
+          </w:tcPr>
+          <w:p>
+            <w:pPr>
+              <w:jc w:val="center"/>
+            </w:pPr>
+            <w:r>
+              <w:rPr>
+                <w:rFonts w:ascii="Times New Roman" w:hAnsi="Times New Roman"/>
+                <w:sz w:val="20"/>
+              </w:rPr>
+              <w:t>✓ Pass</w:t>
+            </w:r>
+          </w:p>
+        </w:tc>
+      </w:tr>
+      <w:tr>
+        <w:tc>
+          <w:tcPr>
+            <w:tcW w:type="dxa" w:w="1440"/>
+            <w:shd w:fill="F2F2F2" w:val="clear"/>
+          </w:tcPr>
+          <w:p>
+            <w:pPr>
+              <w:jc w:val="center"/>
+            </w:pPr>
+            <w:r>
+              <w:rPr>
+                <w:rFonts w:ascii="Times New Roman" w:hAnsi="Times New Roman"/>
+                <w:sz w:val="20"/>
+              </w:rPr>
+              <w:t>T-02</w:t>
+            </w:r>
+          </w:p>
+        </w:tc>
+        <w:tc>
+          <w:tcPr>
+            <w:tcW w:type="dxa" w:w="1440"/>
+            <w:shd w:fill="F2F2F2" w:val="clear"/>
+          </w:tcPr>
+          <w:p>
+            <w:pPr>
+              <w:jc w:val="center"/>
+            </w:pPr>
+            <w:r>
+              <w:rPr>
+                <w:rFonts w:ascii="Times New Roman" w:hAnsi="Times New Roman"/>
+                <w:sz w:val="20"/>
+              </w:rPr>
+              <w:t>Register</w:t>
+            </w:r>
+          </w:p>
+        </w:tc>
+        <w:tc>
+          <w:tcPr>
+            <w:tcW w:type="dxa" w:w="1440"/>
+            <w:shd w:fill="F2F2F2" w:val="clear"/>
+          </w:tcPr>
+          <w:p>
+            <w:pPr>
+              <w:jc w:val="center"/>
+            </w:pPr>
+            <w:r>
+              <w:rPr>
+                <w:rFonts w:ascii="Times New Roman" w:hAnsi="Times New Roman"/>
+                <w:sz w:val="20"/>
+              </w:rPr>
+              <w:t>Fill fields, click Begin</w:t>
+            </w:r>
+          </w:p>
+        </w:tc>
+        <w:tc>
+          <w:tcPr>
+            <w:tcW w:type="dxa" w:w="1440"/>
+            <w:shd w:fill="F2F2F2" w:val="clear"/>
+          </w:tcPr>
+          <w:p>
+            <w:pPr>
+              <w:jc w:val="center"/>
+            </w:pPr>
+            <w:r>
+              <w:rPr>
+                <w:rFonts w:ascii="Times New Roman" w:hAnsi="Times New Roman"/>
+                <w:sz w:val="20"/>
+              </w:rPr>
+              <w:t>Quiz begins</w:t>
+            </w:r>
+          </w:p>
+        </w:tc>
+        <w:tc>
+          <w:tcPr>
+            <w:tcW w:type="dxa" w:w="1440"/>
+            <w:shd w:fill="F2F2F2" w:val="clear"/>
+          </w:tcPr>
+          <w:p>
+            <w:pPr>
+              <w:jc w:val="center"/>
+            </w:pPr>
+            <w:r>
+              <w:rPr>
+                <w:rFonts w:ascii="Times New Roman" w:hAnsi="Times New Roman"/>
+                <w:sz w:val="20"/>
+              </w:rPr>
+              <w:t>Quiz starts</w:t>
+            </w:r>
+          </w:p>
+        </w:tc>
+        <w:tc>
+          <w:tcPr>
+            <w:tcW w:type="dxa" w:w="1440"/>
+            <w:shd w:fill="F2F2F2" w:val="clear"/>
+          </w:tcPr>
+          <w:p>
+            <w:pPr>
+              <w:jc w:val="center"/>
+            </w:pPr>
+            <w:r>
+              <w:rPr>
+                <w:rFonts w:ascii="Times New Roman" w:hAnsi="Times New Roman"/>
+                <w:sz w:val="20"/>
+              </w:rPr>
+              <w:t>✓ Pass</w:t>
+            </w:r>
+          </w:p>
+        </w:tc>
+      </w:tr>
+      <w:tr>
+        <w:tc>
+          <w:tcPr>
+            <w:tcW w:type="dxa" w:w="1440"/>
+          </w:tcPr>
+          <w:p>
+            <w:pPr>
+              <w:jc w:val="center"/>
+            </w:pPr>
+            <w:r>
+              <w:rPr>
+                <w:rFonts w:ascii="Times New Roman" w:hAnsi="Times New Roman"/>
+                <w:sz w:val="20"/>
+              </w:rPr>
+              <w:t>T-03</w:t>
+            </w:r>
+          </w:p>
+        </w:tc>
+        <w:tc>
+          <w:tcPr>
+            <w:tcW w:type="dxa" w:w="1440"/>
+          </w:tcPr>
+          <w:p>
+            <w:pPr>
+              <w:jc w:val="center"/>
+            </w:pPr>
+            <w:r>
+              <w:rPr>
+                <w:rFonts w:ascii="Times New Roman" w:hAnsi="Times New Roman"/>
+                <w:sz w:val="20"/>
+              </w:rPr>
+              <w:t>Answer Question</w:t>
+            </w:r>
+          </w:p>
+        </w:tc>
+        <w:tc>
+          <w:tcPr>
+            <w:tcW w:type="dxa" w:w="1440"/>
+          </w:tcPr>
+          <w:p>
+            <w:pPr>
+              <w:jc w:val="center"/>
+            </w:pPr>
+            <w:r>
+              <w:rPr>
+                <w:rFonts w:ascii="Times New Roman" w:hAnsi="Times New Roman"/>
+                <w:sz w:val="20"/>
+              </w:rPr>
+              <w:t>Select option, click Next</w:t>
+            </w:r>
+          </w:p>
+        </w:tc>
+        <w:tc>
+          <w:tcPr>
+            <w:tcW w:type="dxa" w:w="1440"/>
+          </w:tcPr>
+          <w:p>
+            <w:pPr>
+              <w:jc w:val="center"/>
+            </w:pPr>
+            <w:r>
+              <w:rPr>
+                <w:rFonts w:ascii="Times New Roman" w:hAnsi="Times New Roman"/>
+                <w:sz w:val="20"/>
+              </w:rPr>
+              <w:t>Answer recorded</w:t>
+            </w:r>
+          </w:p>
+        </w:tc>
+        <w:tc>
+          <w:tcPr>
+            <w:tcW w:type="dxa" w:w="1440"/>
+          </w:tcPr>
+          <w:p>
+            <w:pPr>
+              <w:jc w:val="center"/>
+            </w:pPr>
+            <w:r>
+              <w:rPr>
+                <w:rFonts w:ascii="Times New Roman" w:hAnsi="Times New Roman"/>
+                <w:sz w:val="20"/>
+              </w:rPr>
+              <w:t>Works correctly</w:t>
+            </w:r>
+          </w:p>
+        </w:tc>
+        <w:tc>
+          <w:tcPr>
+            <w:tcW w:type="dxa" w:w="1440"/>
+          </w:tcPr>
+          <w:p>
+            <w:pPr>
+              <w:jc w:val="center"/>
+            </w:pPr>
+            <w:r>
+              <w:rPr>
+                <w:rFonts w:ascii="Times New Roman" w:hAnsi="Times New Roman"/>
+                <w:sz w:val="20"/>
+              </w:rPr>
+              <w:t>✓ Pass</w:t>
+            </w:r>
+          </w:p>
+        </w:tc>
+      </w:tr>
+      <w:tr>
+        <w:tc>
+          <w:tcPr>
+            <w:tcW w:type="dxa" w:w="1440"/>
+            <w:shd w:fill="F2F2F2" w:val="clear"/>
+          </w:tcPr>
+          <w:p>
+            <w:pPr>
+              <w:jc w:val="center"/>
+            </w:pPr>
+            <w:r>
+              <w:rPr>
+                <w:rFonts w:ascii="Times New Roman" w:hAnsi="Times New Roman"/>
+                <w:sz w:val="20"/>
+              </w:rPr>
+              <w:t>T-04</w:t>
+            </w:r>
+          </w:p>
+        </w:tc>
+        <w:tc>
+          <w:tcPr>
+            <w:tcW w:type="dxa" w:w="1440"/>
+            <w:shd w:fill="F2F2F2" w:val="clear"/>
+          </w:tcPr>
+          <w:p>
+            <w:pPr>
+              <w:jc w:val="center"/>
+            </w:pPr>
+            <w:r>
+              <w:rPr>
+                <w:rFonts w:ascii="Times New Roman" w:hAnsi="Times New Roman"/>
+                <w:sz w:val="20"/>
+              </w:rPr>
+              <w:t>Skip Prevention</w:t>
+            </w:r>
+          </w:p>
+        </w:tc>
+        <w:tc>
+          <w:tcPr>
+            <w:tcW w:type="dxa" w:w="1440"/>
+            <w:shd w:fill="F2F2F2" w:val="clear"/>
+          </w:tcPr>
+          <w:p>
+            <w:pPr>
+              <w:jc w:val="center"/>
+            </w:pPr>
+            <w:r>
+              <w:rPr>
+                <w:rFonts w:ascii="Times New Roman" w:hAnsi="Times New Roman"/>
+                <w:sz w:val="20"/>
+              </w:rPr>
+              <w:t>Click Next without answer</w:t>
+            </w:r>
+          </w:p>
+        </w:tc>
+        <w:tc>
+          <w:tcPr>
+            <w:tcW w:type="dxa" w:w="1440"/>
+            <w:shd w:fill="F2F2F2" w:val="clear"/>
+          </w:tcPr>
+          <w:p>
+            <w:pPr>
+              <w:jc w:val="center"/>
+            </w:pPr>
+            <w:r>
+              <w:rPr>
+                <w:rFonts w:ascii="Times New Roman" w:hAnsi="Times New Roman"/>
+                <w:sz w:val="20"/>
+              </w:rPr>
+              <w:t>Warning dialog</w:t>
+            </w:r>
+          </w:p>
+        </w:tc>
+        <w:tc>
+          <w:tcPr>
+            <w:tcW w:type="dxa" w:w="1440"/>
+            <w:shd w:fill="F2F2F2" w:val="clear"/>
+          </w:tcPr>
+          <w:p>
+            <w:pPr>
+              <w:jc w:val="center"/>
+            </w:pPr>
+            <w:r>
+              <w:rPr>
+                <w:rFonts w:ascii="Times New Roman" w:hAnsi="Times New Roman"/>
+                <w:sz w:val="20"/>
+              </w:rPr>
+              <w:t>Dialog shown</w:t>
+            </w:r>
+          </w:p>
+        </w:tc>
+        <w:tc>
+          <w:tcPr>
+            <w:tcW w:type="dxa" w:w="1440"/>
+            <w:shd w:fill="F2F2F2" w:val="clear"/>
+          </w:tcPr>
+          <w:p>
+            <w:pPr>
+              <w:jc w:val="center"/>
+            </w:pPr>
+            <w:r>
+              <w:rPr>
+                <w:rFonts w:ascii="Times New Roman" w:hAnsi="Times New Roman"/>
+                <w:sz w:val="20"/>
+              </w:rPr>
+              <w:t>✓ Pass</w:t>
+            </w:r>
+          </w:p>
+        </w:tc>
+      </w:tr>
+      <w:tr>
+        <w:tc>
+          <w:tcPr>
+            <w:tcW w:type="dxa" w:w="1440"/>
+          </w:tcPr>
+          <w:p>
+            <w:pPr>
+              <w:jc w:val="center"/>
+            </w:pPr>
+            <w:r>
+              <w:rPr>
+                <w:rFonts w:ascii="Times New Roman" w:hAnsi="Times New Roman"/>
+                <w:sz w:val="20"/>
+              </w:rPr>
+              <w:t>T-05</w:t>
+            </w:r>
+          </w:p>
+        </w:tc>
+        <w:tc>
+          <w:tcPr>
+            <w:tcW w:type="dxa" w:w="1440"/>
+          </w:tcPr>
+          <w:p>
+            <w:pPr>
+              <w:jc w:val="center"/>
+            </w:pPr>
+            <w:r>
+              <w:rPr>
+                <w:rFonts w:ascii="Times New Roman" w:hAnsi="Times New Roman"/>
+                <w:sz w:val="20"/>
+              </w:rPr>
+              <w:t>Attempt Complete</w:t>
+            </w:r>
+          </w:p>
+        </w:tc>
+        <w:tc>
+          <w:tcPr>
+            <w:tcW w:type="dxa" w:w="1440"/>
+          </w:tcPr>
+          <w:p>
+            <w:pPr>
+              <w:jc w:val="center"/>
+            </w:pPr>
+            <w:r>
+              <w:rPr>
+                <w:rFonts w:ascii="Times New Roman" w:hAnsi="Times New Roman"/>
+                <w:sz w:val="20"/>
+              </w:rPr>
+              <w:t>Answer 5 questions</w:t>
+            </w:r>
+          </w:p>
+        </w:tc>
+        <w:tc>
+          <w:tcPr>
+            <w:tcW w:type="dxa" w:w="1440"/>
+          </w:tcPr>
+          <w:p>
+            <w:pPr>
+              <w:jc w:val="center"/>
+            </w:pPr>
+            <w:r>
+              <w:rPr>
+                <w:rFonts w:ascii="Times New Roman" w:hAnsi="Times New Roman"/>
+                <w:sz w:val="20"/>
+              </w:rPr>
+              <w:t>Completion dialog</w:t>
+            </w:r>
+          </w:p>
+        </w:tc>
+        <w:tc>
+          <w:tcPr>
+            <w:tcW w:type="dxa" w:w="1440"/>
+          </w:tcPr>
+          <w:p>
+            <w:pPr>
+              <w:jc w:val="center"/>
+            </w:pPr>
+            <w:r>
+              <w:rPr>
+                <w:rFonts w:ascii="Times New Roman" w:hAnsi="Times New Roman"/>
+                <w:sz w:val="20"/>
+              </w:rPr>
+              <w:t>Dialog displays</w:t>
+            </w:r>
+          </w:p>
+        </w:tc>
+        <w:tc>
+          <w:tcPr>
+            <w:tcW w:type="dxa" w:w="1440"/>
+          </w:tcPr>
+          <w:p>
+            <w:pPr>
+              <w:jc w:val="center"/>
+            </w:pPr>
+            <w:r>
+              <w:rPr>
+                <w:rFonts w:ascii="Times New Roman" w:hAnsi="Times New Roman"/>
+                <w:sz w:val="20"/>
+              </w:rPr>
+              <w:t>✓ Pass</w:t>
+            </w:r>
+          </w:p>
+        </w:tc>
+      </w:tr>
+      <w:tr>
+        <w:tc>
+          <w:tcPr>
+            <w:tcW w:type="dxa" w:w="1440"/>
+            <w:shd w:fill="F2F2F2" w:val="clear"/>
+          </w:tcPr>
+          <w:p>
+            <w:pPr>
+              <w:jc w:val="center"/>
+            </w:pPr>
+            <w:r>
+              <w:rPr>
+                <w:rFonts w:ascii="Times New Roman" w:hAnsi="Times New Roman"/>
+                <w:sz w:val="20"/>
+              </w:rPr>
+              <w:t>T-06</w:t>
+            </w:r>
+          </w:p>
+        </w:tc>
+        <w:tc>
+          <w:tcPr>
+            <w:tcW w:type="dxa" w:w="1440"/>
+            <w:shd w:fill="F2F2F2" w:val="clear"/>
+          </w:tcPr>
+          <w:p>
+            <w:pPr>
+              <w:jc w:val="center"/>
+            </w:pPr>
+            <w:r>
+              <w:rPr>
+                <w:rFonts w:ascii="Times New Roman" w:hAnsi="Times New Roman"/>
+                <w:sz w:val="20"/>
+              </w:rPr>
+              <w:t>Timer</w:t>
+            </w:r>
+          </w:p>
+        </w:tc>
+        <w:tc>
+          <w:tcPr>
+            <w:tcW w:type="dxa" w:w="1440"/>
+            <w:shd w:fill="F2F2F2" w:val="clear"/>
+          </w:tcPr>
+          <w:p>
+            <w:pPr>
+              <w:jc w:val="center"/>
+            </w:pPr>
+            <w:r>
+              <w:rPr>
+                <w:rFonts w:ascii="Times New Roman" w:hAnsi="Times New Roman"/>
+                <w:sz w:val="20"/>
+              </w:rPr>
+              <w:t>Start quiz, wait</w:t>
+            </w:r>
+          </w:p>
+        </w:tc>
+        <w:tc>
+          <w:tcPr>
+            <w:tcW w:type="dxa" w:w="1440"/>
+            <w:shd w:fill="F2F2F2" w:val="clear"/>
+          </w:tcPr>
+          <w:p>
+            <w:pPr>
+              <w:jc w:val="center"/>
+            </w:pPr>
+            <w:r>
+              <w:rPr>
+                <w:rFonts w:ascii="Times New Roman" w:hAnsi="Times New Roman"/>
+                <w:sz w:val="20"/>
+              </w:rPr>
+              <w:t>15s countdown</w:t>
+            </w:r>
+          </w:p>
+        </w:tc>
+        <w:tc>
+          <w:tcPr>
+            <w:tcW w:type="dxa" w:w="1440"/>
+            <w:shd w:fill="F2F2F2" w:val="clear"/>
+          </w:tcPr>
+          <w:p>
+            <w:pPr>
+              <w:jc w:val="center"/>
+            </w:pPr>
+            <w:r>
+              <w:rPr>
+                <w:rFonts w:ascii="Times New Roman" w:hAnsi="Times New Roman"/>
+                <w:sz w:val="20"/>
+              </w:rPr>
+              <w:t>Timer accurate</w:t>
+            </w:r>
+          </w:p>
+        </w:tc>
+        <w:tc>
+          <w:tcPr>
+            <w:tcW w:type="dxa" w:w="1440"/>
+            <w:shd w:fill="F2F2F2" w:val="clear"/>
+          </w:tcPr>
+          <w:p>
+            <w:pPr>
+              <w:jc w:val="center"/>
+            </w:pPr>
+            <w:r>
+              <w:rPr>
+                <w:rFonts w:ascii="Times New Roman" w:hAnsi="Times New Roman"/>
+                <w:sz w:val="20"/>
+              </w:rPr>
+              <w:t>✓ Pass</w:t>
+            </w:r>
+          </w:p>
+        </w:tc>
+      </w:tr>
+      <w:tr>
+        <w:tc>
+          <w:tcPr>
+            <w:tcW w:type="dxa" w:w="1440"/>
+          </w:tcPr>
+          <w:p>
+            <w:pPr>
+              <w:jc w:val="center"/>
+            </w:pPr>
+            <w:r>
+              <w:rPr>
+                <w:rFonts w:ascii="Times New Roman" w:hAnsi="Times New Roman"/>
+                <w:sz w:val="20"/>
+              </w:rPr>
+              <w:t>T-07</w:t>
+            </w:r>
+          </w:p>
+        </w:tc>
+        <w:tc>
+          <w:tcPr>
+            <w:tcW w:type="dxa" w:w="1440"/>
+          </w:tcPr>
+          <w:p>
+            <w:pPr>
+              <w:jc w:val="center"/>
+            </w:pPr>
+            <w:r>
+              <w:rPr>
+                <w:rFonts w:ascii="Times New Roman" w:hAnsi="Times New Roman"/>
+                <w:sz w:val="20"/>
+              </w:rPr>
+              <w:t>Progress</w:t>
+            </w:r>
+          </w:p>
+        </w:tc>
+        <w:tc>
+          <w:tcPr>
+            <w:tcW w:type="dxa" w:w="1440"/>
+          </w:tcPr>
+          <w:p>
+            <w:pPr>
+              <w:jc w:val="center"/>
+            </w:pPr>
+            <w:r>
+              <w:rPr>
+                <w:rFonts w:ascii="Times New Roman" w:hAnsi="Times New Roman"/>
+                <w:sz w:val="20"/>
+              </w:rPr>
+              <w:t>Answer questions</w:t>
+            </w:r>
+          </w:p>
+        </w:tc>
+        <w:tc>
+          <w:tcPr>
+            <w:tcW w:type="dxa" w:w="1440"/>
+          </w:tcPr>
+          <w:p>
+            <w:pPr>
+              <w:jc w:val="center"/>
+            </w:pPr>
+            <w:r>
+              <w:rPr>
+                <w:rFonts w:ascii="Times New Roman" w:hAnsi="Times New Roman"/>
+                <w:sz w:val="20"/>
+              </w:rPr>
+              <w:t>Progress 0-100%</w:t>
+            </w:r>
+          </w:p>
+        </w:tc>
+        <w:tc>
+          <w:tcPr>
+            <w:tcW w:type="dxa" w:w="1440"/>
+          </w:tcPr>
+          <w:p>
+            <w:pPr>
+              <w:jc w:val="center"/>
+            </w:pPr>
+            <w:r>
+              <w:rPr>
+                <w:rFonts w:ascii="Times New Roman" w:hAnsi="Times New Roman"/>
+                <w:sz w:val="20"/>
+              </w:rPr>
+              <w:t>Updates correctly</w:t>
+            </w:r>
+          </w:p>
+        </w:tc>
+        <w:tc>
+          <w:tcPr>
+            <w:tcW w:type="dxa" w:w="1440"/>
+          </w:tcPr>
+          <w:p>
+            <w:pPr>
+              <w:jc w:val="center"/>
+            </w:pPr>
+            <w:r>
+              <w:rPr>
+                <w:rFonts w:ascii="Times New Roman" w:hAnsi="Times New Roman"/>
+                <w:sz w:val="20"/>
+              </w:rPr>
+              <w:t>✓ Pass</w:t>
+            </w:r>
+          </w:p>
+        </w:tc>
+      </w:tr>
+      <w:tr>
+        <w:tc>
+          <w:tcPr>
+            <w:tcW w:type="dxa" w:w="1440"/>
+            <w:shd w:fill="F2F2F2" w:val="clear"/>
+          </w:tcPr>
+          <w:p>
+            <w:pPr>
+              <w:jc w:val="center"/>
+            </w:pPr>
+            <w:r>
+              <w:rPr>
+                <w:rFonts w:ascii="Times New Roman" w:hAnsi="Times New Roman"/>
+                <w:sz w:val="20"/>
+              </w:rPr>
+              <w:t>T-08</w:t>
+            </w:r>
+          </w:p>
+        </w:tc>
+        <w:tc>
+          <w:tcPr>
+            <w:tcW w:type="dxa" w:w="1440"/>
+            <w:shd w:fill="F2F2F2" w:val="clear"/>
+          </w:tcPr>
+          <w:p>
+            <w:pPr>
+              <w:jc w:val="center"/>
+            </w:pPr>
+            <w:r>
+              <w:rPr>
+                <w:rFonts w:ascii="Times New Roman" w:hAnsi="Times New Roman"/>
+                <w:sz w:val="20"/>
+              </w:rPr>
+              <w:t>Complete Quiz</w:t>
+            </w:r>
+          </w:p>
+        </w:tc>
+        <w:tc>
+          <w:tcPr>
+            <w:tcW w:type="dxa" w:w="1440"/>
+            <w:shd w:fill="F2F2F2" w:val="clear"/>
+          </w:tcPr>
+          <w:p>
+            <w:pPr>
+              <w:jc w:val="center"/>
+            </w:pPr>
+            <w:r>
+              <w:rPr>
+                <w:rFonts w:ascii="Times New Roman" w:hAnsi="Times New Roman"/>
+                <w:sz w:val="20"/>
+              </w:rPr>
+              <w:t>Answer all 25 questions</w:t>
+            </w:r>
+          </w:p>
+        </w:tc>
+        <w:tc>
+          <w:tcPr>
+            <w:tcW w:type="dxa" w:w="1440"/>
+            <w:shd w:fill="F2F2F2" w:val="clear"/>
+          </w:tcPr>
+          <w:p>
+            <w:pPr>
+              <w:jc w:val="center"/>
+            </w:pPr>
+            <w:r>
+              <w:rPr>
+                <w:rFonts w:ascii="Times New Roman" w:hAnsi="Times New Roman"/>
+                <w:sz w:val="20"/>
+              </w:rPr>
+              <w:t>Results saved</w:t>
+            </w:r>
+          </w:p>
+        </w:tc>
+        <w:tc>
+          <w:tcPr>
+            <w:tcW w:type="dxa" w:w="1440"/>
+            <w:shd w:fill="F2F2F2" w:val="clear"/>
+          </w:tcPr>
+          <w:p>
+            <w:pPr>
+              <w:jc w:val="center"/>
+            </w:pPr>
+            <w:r>
+              <w:rPr>
+                <w:rFonts w:ascii="Times New Roman" w:hAnsi="Times New Roman"/>
+                <w:sz w:val="20"/>
+              </w:rPr>
+              <w:t>Competitor added</w:t>
+            </w:r>
+          </w:p>
+        </w:tc>
+        <w:tc>
+          <w:tcPr>
+            <w:tcW w:type="dxa" w:w="1440"/>
+            <w:shd w:fill="F2F2F2" w:val="clear"/>
+          </w:tcPr>
+          <w:p>
+            <w:pPr>
+              <w:jc w:val="center"/>
+            </w:pPr>
+            <w:r>
+              <w:rPr>
+                <w:rFonts w:ascii="Times New Roman" w:hAnsi="Times New Roman"/>
+                <w:sz w:val="20"/>
+              </w:rPr>
+              <w:t>✓ Pass</w:t>
+            </w:r>
+          </w:p>
+        </w:tc>
+      </w:tr>
+      <w:tr>
+        <w:tc>
+          <w:tcPr>
+            <w:tcW w:type="dxa" w:w="1440"/>
+          </w:tcPr>
+          <w:p>
+            <w:pPr>
+              <w:jc w:val="center"/>
+            </w:pPr>
+            <w:r>
+              <w:rPr>
+                <w:rFonts w:ascii="Times New Roman" w:hAnsi="Times New Roman"/>
+                <w:sz w:val="20"/>
+              </w:rPr>
+              <w:t>T-09</w:t>
+            </w:r>
+          </w:p>
+        </w:tc>
+        <w:tc>
+          <w:tcPr>
+            <w:tcW w:type="dxa" w:w="1440"/>
+          </w:tcPr>
+          <w:p>
+            <w:pPr>
+              <w:jc w:val="center"/>
+            </w:pPr>
+            <w:r>
+              <w:rPr>
+                <w:rFonts w:ascii="Times New Roman" w:hAnsi="Times New Roman"/>
+                <w:sz w:val="20"/>
+              </w:rPr>
+              <w:t>Manage Competitors</w:t>
+            </w:r>
+          </w:p>
+        </w:tc>
+        <w:tc>
+          <w:tcPr>
+            <w:tcW w:type="dxa" w:w="1440"/>
+          </w:tcPr>
+          <w:p>
+            <w:pPr>
+              <w:jc w:val="center"/>
+            </w:pPr>
+            <w:r>
+              <w:rPr>
+                <w:rFonts w:ascii="Times New Roman" w:hAnsi="Times New Roman"/>
+                <w:sz w:val="20"/>
+              </w:rPr>
+              <w:t>Click Manage</w:t>
+            </w:r>
+          </w:p>
+        </w:tc>
+        <w:tc>
+          <w:tcPr>
+            <w:tcW w:type="dxa" w:w="1440"/>
+          </w:tcPr>
+          <w:p>
+            <w:pPr>
+              <w:jc w:val="center"/>
+            </w:pPr>
+            <w:r>
+              <w:rPr>
+                <w:rFonts w:ascii="Times New Roman" w:hAnsi="Times New Roman"/>
+                <w:sz w:val="20"/>
+              </w:rPr>
+              <w:t>Table loads</w:t>
+            </w:r>
+          </w:p>
+        </w:tc>
+        <w:tc>
+          <w:tcPr>
+            <w:tcW w:type="dxa" w:w="1440"/>
+          </w:tcPr>
+          <w:p>
+            <w:pPr>
+              <w:jc w:val="center"/>
+            </w:pPr>
+            <w:r>
+              <w:rPr>
+                <w:rFonts w:ascii="Times New Roman" w:hAnsi="Times New Roman"/>
+                <w:sz w:val="20"/>
+              </w:rPr>
+              <w:t>Shows all</w:t>
+            </w:r>
+          </w:p>
+        </w:tc>
+        <w:tc>
+          <w:tcPr>
+            <w:tcW w:type="dxa" w:w="1440"/>
+          </w:tcPr>
+          <w:p>
+            <w:pPr>
+              <w:jc w:val="center"/>
+            </w:pPr>
+            <w:r>
+              <w:rPr>
+                <w:rFonts w:ascii="Times New Roman" w:hAnsi="Times New Roman"/>
+                <w:sz w:val="20"/>
+              </w:rPr>
+              <w:t>✓ Pass</w:t>
+            </w:r>
+          </w:p>
+        </w:tc>
+      </w:tr>
+      <w:tr>
+        <w:tc>
+          <w:tcPr>
+            <w:tcW w:type="dxa" w:w="1440"/>
+            <w:shd w:fill="F2F2F2" w:val="clear"/>
+          </w:tcPr>
+          <w:p>
+            <w:pPr>
+              <w:jc w:val="center"/>
+            </w:pPr>
+            <w:r>
+              <w:rPr>
+                <w:rFonts w:ascii="Times New Roman" w:hAnsi="Times New Roman"/>
+                <w:sz w:val="20"/>
+              </w:rPr>
+              <w:t>T-10</w:t>
+            </w:r>
+          </w:p>
+        </w:tc>
+        <w:tc>
+          <w:tcPr>
+            <w:tcW w:type="dxa" w:w="1440"/>
+            <w:shd w:fill="F2F2F2" w:val="clear"/>
+          </w:tcPr>
+          <w:p>
+            <w:pPr>
+              <w:jc w:val="center"/>
+            </w:pPr>
+            <w:r>
+              <w:rPr>
+                <w:rFonts w:ascii="Times New Roman" w:hAnsi="Times New Roman"/>
+                <w:sz w:val="20"/>
+              </w:rPr>
+              <w:t>Search by ID</w:t>
+            </w:r>
+          </w:p>
+        </w:tc>
+        <w:tc>
+          <w:tcPr>
+            <w:tcW w:type="dxa" w:w="1440"/>
+            <w:shd w:fill="F2F2F2" w:val="clear"/>
+          </w:tcPr>
+          <w:p>
+            <w:pPr>
+              <w:jc w:val="center"/>
+            </w:pPr>
+            <w:r>
+              <w:rPr>
+                <w:rFonts w:ascii="Times New Roman" w:hAnsi="Times New Roman"/>
+                <w:sz w:val="20"/>
+              </w:rPr>
+              <w:t>Enter valid ID</w:t>
+            </w:r>
+          </w:p>
+        </w:tc>
+        <w:tc>
+          <w:tcPr>
+            <w:tcW w:type="dxa" w:w="1440"/>
+            <w:shd w:fill="F2F2F2" w:val="clear"/>
+          </w:tcPr>
+          <w:p>
+            <w:pPr>
+              <w:jc w:val="center"/>
+            </w:pPr>
+            <w:r>
+              <w:rPr>
+                <w:rFonts w:ascii="Times New Roman" w:hAnsi="Times New Roman"/>
+                <w:sz w:val="20"/>
+              </w:rPr>
+              <w:t>Full + Short details</w:t>
+            </w:r>
+          </w:p>
+        </w:tc>
+        <w:tc>
+          <w:tcPr>
+            <w:tcW w:type="dxa" w:w="1440"/>
+            <w:shd w:fill="F2F2F2" w:val="clear"/>
+          </w:tcPr>
+          <w:p>
+            <w:pPr>
+              <w:jc w:val="center"/>
+            </w:pPr>
+            <w:r>
+              <w:rPr>
+                <w:rFonts w:ascii="Times New Roman" w:hAnsi="Times New Roman"/>
+                <w:sz w:val="20"/>
+              </w:rPr>
+              <w:t>Details shown</w:t>
+            </w:r>
+          </w:p>
+        </w:tc>
+        <w:tc>
+          <w:tcPr>
+            <w:tcW w:type="dxa" w:w="1440"/>
+            <w:shd w:fill="F2F2F2" w:val="clear"/>
+          </w:tcPr>
+          <w:p>
+            <w:pPr>
+              <w:jc w:val="center"/>
+            </w:pPr>
+            <w:r>
+              <w:rPr>
+                <w:rFonts w:ascii="Times New Roman" w:hAnsi="Times New Roman"/>
+                <w:sz w:val="20"/>
+              </w:rPr>
+              <w:t>✓ Pass</w:t>
+            </w:r>
+          </w:p>
+        </w:tc>
+      </w:tr>
+      <w:tr>
+        <w:tc>
+          <w:tcPr>
+            <w:tcW w:type="dxa" w:w="1440"/>
+          </w:tcPr>
+          <w:p>
+            <w:pPr>
+              <w:jc w:val="center"/>
+            </w:pPr>
+            <w:r>
+              <w:rPr>
+                <w:rFonts w:ascii="Times New Roman" w:hAnsi="Times New Roman"/>
+                <w:sz w:val="20"/>
+              </w:rPr>
+              <w:t>T-11</w:t>
+            </w:r>
+          </w:p>
+        </w:tc>
+        <w:tc>
+          <w:tcPr>
+            <w:tcW w:type="dxa" w:w="1440"/>
+          </w:tcPr>
+          <w:p>
+            <w:pPr>
+              <w:jc w:val="center"/>
+            </w:pPr>
+            <w:r>
+              <w:rPr>
+                <w:rFonts w:ascii="Times New Roman" w:hAnsi="Times New Roman"/>
+                <w:sz w:val="20"/>
+              </w:rPr>
+              <w:t>Delete Competitor</w:t>
+            </w:r>
+          </w:p>
+        </w:tc>
+        <w:tc>
+          <w:tcPr>
+            <w:tcW w:type="dxa" w:w="1440"/>
+          </w:tcPr>
+          <w:p>
+            <w:pPr>
+              <w:jc w:val="center"/>
+            </w:pPr>
+            <w:r>
+              <w:rPr>
+                <w:rFonts w:ascii="Times New Roman" w:hAnsi="Times New Roman"/>
+                <w:sz w:val="20"/>
+              </w:rPr>
+              <w:t>Select row, Delete</w:t>
+            </w:r>
+          </w:p>
+        </w:tc>
+        <w:tc>
+          <w:tcPr>
+            <w:tcW w:type="dxa" w:w="1440"/>
+          </w:tcPr>
+          <w:p>
+            <w:pPr>
+              <w:jc w:val="center"/>
+            </w:pPr>
+            <w:r>
+              <w:rPr>
+                <w:rFonts w:ascii="Times New Roman" w:hAnsi="Times New Roman"/>
+                <w:sz w:val="20"/>
+              </w:rPr>
+              <w:t>Removed</w:t>
+            </w:r>
+          </w:p>
+        </w:tc>
+        <w:tc>
+          <w:tcPr>
+            <w:tcW w:type="dxa" w:w="1440"/>
+          </w:tcPr>
+          <w:p>
+            <w:pPr>
+              <w:jc w:val="center"/>
+            </w:pPr>
+            <w:r>
+              <w:rPr>
+                <w:rFonts w:ascii="Times New Roman" w:hAnsi="Times New Roman"/>
+                <w:sz w:val="20"/>
+              </w:rPr>
+              <w:t>Removed from list</w:t>
+            </w:r>
+          </w:p>
+        </w:tc>
+        <w:tc>
+          <w:tcPr>
+            <w:tcW w:type="dxa" w:w="1440"/>
+          </w:tcPr>
+          <w:p>
+            <w:pPr>
+              <w:jc w:val="center"/>
+            </w:pPr>
+            <w:r>
+              <w:rPr>
+                <w:rFonts w:ascii="Times New Roman" w:hAnsi="Times New Roman"/>
+                <w:sz w:val="20"/>
+              </w:rPr>
+              <w:t>✓ Pass</w:t>
+            </w:r>
+          </w:p>
+        </w:tc>
+      </w:tr>
+      <w:tr>
+        <w:tc>
+          <w:tcPr>
+            <w:tcW w:type="dxa" w:w="1440"/>
+            <w:shd w:fill="F2F2F2" w:val="clear"/>
+          </w:tcPr>
+          <w:p>
+            <w:pPr>
+              <w:jc w:val="center"/>
+            </w:pPr>
+            <w:r>
+              <w:rPr>
+                <w:rFonts w:ascii="Times New Roman" w:hAnsi="Times New Roman"/>
+                <w:sz w:val="20"/>
+              </w:rPr>
+              <w:t>T-12</w:t>
+            </w:r>
+          </w:p>
+        </w:tc>
+        <w:tc>
+          <w:tcPr>
+            <w:tcW w:type="dxa" w:w="1440"/>
+            <w:shd w:fill="F2F2F2" w:val="clear"/>
+          </w:tcPr>
+          <w:p>
+            <w:pPr>
+              <w:jc w:val="center"/>
+            </w:pPr>
+            <w:r>
+              <w:rPr>
+                <w:rFonts w:ascii="Times New Roman" w:hAnsi="Times New Roman"/>
+                <w:sz w:val="20"/>
+              </w:rPr>
+              <w:t>View Reports</w:t>
+            </w:r>
+          </w:p>
+        </w:tc>
+        <w:tc>
+          <w:tcPr>
+            <w:tcW w:type="dxa" w:w="1440"/>
+            <w:shd w:fill="F2F2F2" w:val="clear"/>
+          </w:tcPr>
+          <w:p>
+            <w:pPr>
+              <w:jc w:val="center"/>
+            </w:pPr>
+            <w:r>
+              <w:rPr>
+                <w:rFonts w:ascii="Times New Roman" w:hAnsi="Times New Roman"/>
+                <w:sz w:val="20"/>
+              </w:rPr>
+              <w:t>Click Reports</w:t>
+            </w:r>
+          </w:p>
+        </w:tc>
+        <w:tc>
+          <w:tcPr>
+            <w:tcW w:type="dxa" w:w="1440"/>
+            <w:shd w:fill="F2F2F2" w:val="clear"/>
+          </w:tcPr>
+          <w:p>
+            <w:pPr>
+              <w:jc w:val="center"/>
+            </w:pPr>
+            <w:r>
+              <w:rPr>
+                <w:rFonts w:ascii="Times New Roman" w:hAnsi="Times New Roman"/>
+                <w:sz w:val="20"/>
+              </w:rPr>
+              <w:t>Tabbed report</w:t>
+            </w:r>
+          </w:p>
+        </w:tc>
+        <w:tc>
+          <w:tcPr>
+            <w:tcW w:type="dxa" w:w="1440"/>
+            <w:shd w:fill="F2F2F2" w:val="clear"/>
+          </w:tcPr>
+          <w:p>
+            <w:pPr>
+              <w:jc w:val="center"/>
+            </w:pPr>
+            <w:r>
+              <w:rPr>
+                <w:rFonts w:ascii="Times New Roman" w:hAnsi="Times New Roman"/>
+                <w:sz w:val="20"/>
+              </w:rPr>
+              <w:t>All tabs load</w:t>
+            </w:r>
+          </w:p>
+        </w:tc>
+        <w:tc>
+          <w:tcPr>
+            <w:tcW w:type="dxa" w:w="1440"/>
+            <w:shd w:fill="F2F2F2" w:val="clear"/>
+          </w:tcPr>
+          <w:p>
+            <w:pPr>
+              <w:jc w:val="center"/>
+            </w:pPr>
+            <w:r>
+              <w:rPr>
+                <w:rFonts w:ascii="Times New Roman" w:hAnsi="Times New Roman"/>
+                <w:sz w:val="20"/>
+              </w:rPr>
+              <w:t>✓ Pass</w:t>
+            </w:r>
+          </w:p>
+        </w:tc>
+      </w:tr>
+      <w:tr>
+        <w:tc>
+          <w:tcPr>
+            <w:tcW w:type="dxa" w:w="1440"/>
+          </w:tcPr>
+          <w:p>
+            <w:pPr>
+              <w:jc w:val="center"/>
+            </w:pPr>
+            <w:r>
+              <w:rPr>
+                <w:rFonts w:ascii="Times New Roman" w:hAnsi="Times New Roman"/>
+                <w:sz w:val="20"/>
+              </w:rPr>
+              <w:t>T-13</w:t>
+            </w:r>
+          </w:p>
+        </w:tc>
+        <w:tc>
+          <w:tcPr>
+            <w:tcW w:type="dxa" w:w="1440"/>
+          </w:tcPr>
+          <w:p>
+            <w:pPr>
+              <w:jc w:val="center"/>
+            </w:pPr>
+            <w:r>
+              <w:rPr>
+                <w:rFonts w:ascii="Times New Roman" w:hAnsi="Times New Roman"/>
+                <w:sz w:val="20"/>
+              </w:rPr>
+              <w:t>Top Performer</w:t>
+            </w:r>
+          </w:p>
+        </w:tc>
+        <w:tc>
+          <w:tcPr>
+            <w:tcW w:type="dxa" w:w="1440"/>
+          </w:tcPr>
+          <w:p>
+            <w:pPr>
+              <w:jc w:val="center"/>
+            </w:pPr>
+            <w:r>
+              <w:rPr>
+                <w:rFonts w:ascii="Times New Roman" w:hAnsi="Times New Roman"/>
+                <w:sz w:val="20"/>
+              </w:rPr>
+              <w:t>Top Performer tab</w:t>
+            </w:r>
+          </w:p>
+        </w:tc>
+        <w:tc>
+          <w:tcPr>
+            <w:tcW w:type="dxa" w:w="1440"/>
+          </w:tcPr>
+          <w:p>
+            <w:pPr>
+              <w:jc w:val="center"/>
+            </w:pPr>
+            <w:r>
+              <w:rPr>
+                <w:rFonts w:ascii="Times New Roman" w:hAnsi="Times New Roman"/>
+                <w:sz w:val="20"/>
+              </w:rPr>
+              <w:t>Highest scorer</w:t>
+            </w:r>
+          </w:p>
+        </w:tc>
+        <w:tc>
+          <w:tcPr>
+            <w:tcW w:type="dxa" w:w="1440"/>
+          </w:tcPr>
+          <w:p>
+            <w:pPr>
+              <w:jc w:val="center"/>
+            </w:pPr>
+            <w:r>
+              <w:rPr>
+                <w:rFonts w:ascii="Times New Roman" w:hAnsi="Times New Roman"/>
+                <w:sz w:val="20"/>
+              </w:rPr>
+              <w:t>Correct</w:t>
+            </w:r>
+          </w:p>
+        </w:tc>
+        <w:tc>
+          <w:tcPr>
+            <w:tcW w:type="dxa" w:w="1440"/>
+          </w:tcPr>
+          <w:p>
+            <w:pPr>
+              <w:jc w:val="center"/>
+            </w:pPr>
+            <w:r>
+              <w:rPr>
+                <w:rFonts w:ascii="Times New Roman" w:hAnsi="Times New Roman"/>
+                <w:sz w:val="20"/>
+              </w:rPr>
+              <w:t>✓ Pass</w:t>
+            </w:r>
+          </w:p>
+        </w:tc>
+      </w:tr>
+      <w:tr>
+        <w:tc>
+          <w:tcPr>
+            <w:tcW w:type="dxa" w:w="1440"/>
+            <w:shd w:fill="F2F2F2" w:val="clear"/>
+          </w:tcPr>
+          <w:p>
+            <w:pPr>
+              <w:jc w:val="center"/>
+            </w:pPr>
+            <w:r>
+              <w:rPr>
+                <w:rFonts w:ascii="Times New Roman" w:hAnsi="Times New Roman"/>
+                <w:sz w:val="20"/>
+              </w:rPr>
+              <w:t>T-14</w:t>
+            </w:r>
+          </w:p>
+        </w:tc>
+        <w:tc>
+          <w:tcPr>
+            <w:tcW w:type="dxa" w:w="1440"/>
+            <w:shd w:fill="F2F2F2" w:val="clear"/>
+          </w:tcPr>
+          <w:p>
+            <w:pPr>
+              <w:jc w:val="center"/>
+            </w:pPr>
+            <w:r>
+              <w:rPr>
+                <w:rFonts w:ascii="Times New Roman" w:hAnsi="Times New Roman"/>
+                <w:sz w:val="20"/>
+              </w:rPr>
+              <w:t>Statistics</w:t>
+            </w:r>
+          </w:p>
+        </w:tc>
+        <w:tc>
+          <w:tcPr>
+            <w:tcW w:type="dxa" w:w="1440"/>
+            <w:shd w:fill="F2F2F2" w:val="clear"/>
+          </w:tcPr>
+          <w:p>
+            <w:pPr>
+              <w:jc w:val="center"/>
+            </w:pPr>
+            <w:r>
+              <w:rPr>
+                <w:rFonts w:ascii="Times New Roman" w:hAnsi="Times New Roman"/>
+                <w:sz w:val="20"/>
+              </w:rPr>
+              <w:t>Statistics tab</w:t>
+            </w:r>
+          </w:p>
+        </w:tc>
+        <w:tc>
+          <w:tcPr>
+            <w:tcW w:type="dxa" w:w="1440"/>
+            <w:shd w:fill="F2F2F2" w:val="clear"/>
+          </w:tcPr>
+          <w:p>
+            <w:pPr>
+              <w:jc w:val="center"/>
+            </w:pPr>
+            <w:r>
+              <w:rPr>
+                <w:rFonts w:ascii="Times New Roman" w:hAnsi="Times New Roman"/>
+                <w:sz w:val="20"/>
+              </w:rPr>
+              <w:t>Frequency table</w:t>
+            </w:r>
+          </w:p>
+        </w:tc>
+        <w:tc>
+          <w:tcPr>
+            <w:tcW w:type="dxa" w:w="1440"/>
+            <w:shd w:fill="F2F2F2" w:val="clear"/>
+          </w:tcPr>
+          <w:p>
+            <w:pPr>
+              <w:jc w:val="center"/>
+            </w:pPr>
+            <w:r>
+              <w:rPr>
+                <w:rFonts w:ascii="Times New Roman" w:hAnsi="Times New Roman"/>
+                <w:sz w:val="20"/>
+              </w:rPr>
+              <w:t>Correct</w:t>
+            </w:r>
+          </w:p>
+        </w:tc>
+        <w:tc>
+          <w:tcPr>
+            <w:tcW w:type="dxa" w:w="1440"/>
+            <w:shd w:fill="F2F2F2" w:val="clear"/>
+          </w:tcPr>
+          <w:p>
+            <w:pPr>
+              <w:jc w:val="center"/>
+            </w:pPr>
+            <w:r>
+              <w:rPr>
+                <w:rFonts w:ascii="Times New Roman" w:hAnsi="Times New Roman"/>
+                <w:sz w:val="20"/>
+              </w:rPr>
+              <w:t>✓ Pass</w:t>
+            </w:r>
+          </w:p>
+        </w:tc>
+      </w:tr>
+      <w:tr>
+        <w:tc>
+          <w:tcPr>
+            <w:tcW w:type="dxa" w:w="1440"/>
+          </w:tcPr>
+          <w:p>
+            <w:pPr>
+              <w:jc w:val="center"/>
+            </w:pPr>
+            <w:r>
+              <w:rPr>
+                <w:rFonts w:ascii="Times New Roman" w:hAnsi="Times New Roman"/>
+                <w:sz w:val="20"/>
+              </w:rPr>
+              <w:t>T-15</w:t>
+            </w:r>
+          </w:p>
+        </w:tc>
+        <w:tc>
+          <w:tcPr>
+            <w:tcW w:type="dxa" w:w="1440"/>
+          </w:tcPr>
+          <w:p>
+            <w:pPr>
+              <w:jc w:val="center"/>
+            </w:pPr>
+            <w:r>
+              <w:rPr>
+                <w:rFonts w:ascii="Times New Roman" w:hAnsi="Times New Roman"/>
+                <w:sz w:val="20"/>
+              </w:rPr>
+              <w:t>Full Report</w:t>
+            </w:r>
+          </w:p>
+        </w:tc>
+        <w:tc>
+          <w:tcPr>
+            <w:tcW w:type="dxa" w:w="1440"/>
+          </w:tcPr>
+          <w:p>
+            <w:pPr>
+              <w:jc w:val="center"/>
+            </w:pPr>
+            <w:r>
+              <w:rPr>
+                <w:rFonts w:ascii="Times New Roman" w:hAnsi="Times New Roman"/>
+                <w:sz w:val="20"/>
+              </w:rPr>
+              <w:t>Full Report tab</w:t>
+            </w:r>
+          </w:p>
+        </w:tc>
+        <w:tc>
+          <w:tcPr>
+            <w:tcW w:type="dxa" w:w="1440"/>
+          </w:tcPr>
+          <w:p>
+            <w:pPr>
+              <w:jc w:val="center"/>
+            </w:pPr>
+            <w:r>
+              <w:rPr>
+                <w:rFonts w:ascii="Times New Roman" w:hAnsi="Times New Roman"/>
+                <w:sz w:val="20"/>
+              </w:rPr>
+              <w:t>Text report</w:t>
+            </w:r>
+          </w:p>
+        </w:tc>
+        <w:tc>
+          <w:tcPr>
+            <w:tcW w:type="dxa" w:w="1440"/>
+          </w:tcPr>
+          <w:p>
+            <w:pPr>
+              <w:jc w:val="center"/>
+            </w:pPr>
+            <w:r>
+              <w:rPr>
+                <w:rFonts w:ascii="Times New Roman" w:hAnsi="Times New Roman"/>
+                <w:sz w:val="20"/>
+              </w:rPr>
+              <w:t>Complete</w:t>
+            </w:r>
+          </w:p>
+        </w:tc>
+        <w:tc>
+          <w:tcPr>
+            <w:tcW w:type="dxa" w:w="1440"/>
+          </w:tcPr>
+          <w:p>
+            <w:pPr>
+              <w:jc w:val="center"/>
+            </w:pPr>
+            <w:r>
+              <w:rPr>
+                <w:rFonts w:ascii="Times New Roman" w:hAnsi="Times New Roman"/>
+                <w:sz w:val="20"/>
+              </w:rPr>
+              <w:t>✓ Pass</w:t>
+            </w:r>
+          </w:p>
+        </w:tc>
+      </w:tr>
+      <w:tr>
+        <w:tc>
+          <w:tcPr>
+            <w:tcW w:type="dxa" w:w="1440"/>
+            <w:shd w:fill="F2F2F2" w:val="clear"/>
+          </w:tcPr>
+          <w:p>
+            <w:pPr>
+              <w:jc w:val="center"/>
+            </w:pPr>
+            <w:r>
+              <w:rPr>
+                <w:rFonts w:ascii="Times New Roman" w:hAnsi="Times New Roman"/>
+                <w:sz w:val="20"/>
+              </w:rPr>
+              <w:t>T-16</w:t>
+            </w:r>
+          </w:p>
+        </w:tc>
+        <w:tc>
+          <w:tcPr>
+            <w:tcW w:type="dxa" w:w="1440"/>
+            <w:shd w:fill="F2F2F2" w:val="clear"/>
+          </w:tcPr>
+          <w:p>
+            <w:pPr>
+              <w:jc w:val="center"/>
+            </w:pPr>
+            <w:r>
+              <w:rPr>
+                <w:rFonts w:ascii="Times New Roman" w:hAnsi="Times New Roman"/>
+                <w:sz w:val="20"/>
+              </w:rPr>
+              <w:t>DB Connect</w:t>
+            </w:r>
+          </w:p>
+        </w:tc>
+        <w:tc>
+          <w:tcPr>
+            <w:tcW w:type="dxa" w:w="1440"/>
+            <w:shd w:fill="F2F2F2" w:val="clear"/>
+          </w:tcPr>
+          <w:p>
+            <w:pPr>
+              <w:jc w:val="center"/>
+            </w:pPr>
+            <w:r>
+              <w:rPr>
+                <w:rFonts w:ascii="Times New Roman" w:hAnsi="Times New Roman"/>
+                <w:sz w:val="20"/>
+              </w:rPr>
+              <w:t>Start with MySQL</w:t>
+            </w:r>
+          </w:p>
+        </w:tc>
+        <w:tc>
+          <w:tcPr>
+            <w:tcW w:type="dxa" w:w="1440"/>
+            <w:shd w:fill="F2F2F2" w:val="clear"/>
+          </w:tcPr>
+          <w:p>
+            <w:pPr>
+              <w:jc w:val="center"/>
+            </w:pPr>
+            <w:r>
+              <w:rPr>
+                <w:rFonts w:ascii="Times New Roman" w:hAnsi="Times New Roman"/>
+                <w:sz w:val="20"/>
+              </w:rPr>
+              <w:t>Connected</w:t>
+            </w:r>
+          </w:p>
+        </w:tc>
+        <w:tc>
+          <w:tcPr>
+            <w:tcW w:type="dxa" w:w="1440"/>
+            <w:shd w:fill="F2F2F2" w:val="clear"/>
+          </w:tcPr>
+          <w:p>
+            <w:pPr>
+              <w:jc w:val="center"/>
+            </w:pPr>
+            <w:r>
+              <w:rPr>
+                <w:rFonts w:ascii="Times New Roman" w:hAnsi="Times New Roman"/>
+                <w:sz w:val="20"/>
+              </w:rPr>
+              <w:t>Connected</w:t>
+            </w:r>
+          </w:p>
+        </w:tc>
+        <w:tc>
+          <w:tcPr>
+            <w:tcW w:type="dxa" w:w="1440"/>
+            <w:shd w:fill="F2F2F2" w:val="clear"/>
+          </w:tcPr>
+          <w:p>
+            <w:pPr>
+              <w:jc w:val="center"/>
+            </w:pPr>
+            <w:r>
+              <w:rPr>
+                <w:rFonts w:ascii="Times New Roman" w:hAnsi="Times New Roman"/>
+                <w:sz w:val="20"/>
+              </w:rPr>
+              <w:t>✓ Pass</w:t>
+            </w:r>
+          </w:p>
+        </w:tc>
+      </w:tr>
+      <w:tr>
+        <w:tc>
+          <w:tcPr>
+            <w:tcW w:type="dxa" w:w="1440"/>
+          </w:tcPr>
+          <w:p>
+            <w:pPr>
+              <w:jc w:val="center"/>
+            </w:pPr>
+            <w:r>
+              <w:rPr>
+                <w:rFonts w:ascii="Times New Roman" w:hAnsi="Times New Roman"/>
+                <w:sz w:val="20"/>
+              </w:rPr>
+              <w:t>T-17</w:t>
+            </w:r>
+          </w:p>
+        </w:tc>
+        <w:tc>
+          <w:tcPr>
+            <w:tcW w:type="dxa" w:w="1440"/>
+          </w:tcPr>
+          <w:p>
+            <w:pPr>
+              <w:jc w:val="center"/>
+            </w:pPr>
+            <w:r>
+              <w:rPr>
+                <w:rFonts w:ascii="Times New Roman" w:hAnsi="Times New Roman"/>
+                <w:sz w:val="20"/>
+              </w:rPr>
+              <w:t>DB Offline</w:t>
+            </w:r>
+          </w:p>
+        </w:tc>
+        <w:tc>
+          <w:tcPr>
+            <w:tcW w:type="dxa" w:w="1440"/>
+          </w:tcPr>
+          <w:p>
+            <w:pPr>
+              <w:jc w:val="center"/>
+            </w:pPr>
+            <w:r>
+              <w:rPr>
+                <w:rFonts w:ascii="Times New Roman" w:hAnsi="Times New Roman"/>
+                <w:sz w:val="20"/>
+              </w:rPr>
+              <w:t>Start without MySQL</w:t>
+            </w:r>
+          </w:p>
+        </w:tc>
+        <w:tc>
+          <w:tcPr>
+            <w:tcW w:type="dxa" w:w="1440"/>
+          </w:tcPr>
+          <w:p>
+            <w:pPr>
+              <w:jc w:val="center"/>
+            </w:pPr>
+            <w:r>
+              <w:rPr>
+                <w:rFonts w:ascii="Times New Roman" w:hAnsi="Times New Roman"/>
+                <w:sz w:val="20"/>
+              </w:rPr>
+              <w:t>In-memory fallback</w:t>
+            </w:r>
+          </w:p>
+        </w:tc>
+        <w:tc>
+          <w:tcPr>
+            <w:tcW w:type="dxa" w:w="1440"/>
+          </w:tcPr>
+          <w:p>
+            <w:pPr>
+              <w:jc w:val="center"/>
+            </w:pPr>
+            <w:r>
+              <w:rPr>
+                <w:rFonts w:ascii="Times New Roman" w:hAnsi="Times New Roman"/>
+                <w:sz w:val="20"/>
+              </w:rPr>
+              <w:t>Works offline</w:t>
+            </w:r>
+          </w:p>
+        </w:tc>
+        <w:tc>
+          <w:tcPr>
+            <w:tcW w:type="dxa" w:w="1440"/>
+          </w:tcPr>
+          <w:p>
+            <w:pPr>
+              <w:jc w:val="center"/>
+            </w:pPr>
+            <w:r>
+              <w:rPr>
+                <w:rFonts w:ascii="Times New Roman" w:hAnsi="Times New Roman"/>
+                <w:sz w:val="20"/>
+              </w:rPr>
+              <w:t>✓ Pass</w:t>
+            </w:r>
+          </w:p>
+        </w:tc>
+      </w:tr>
+      <w:tr>
+        <w:tc>
+          <w:tcPr>
+            <w:tcW w:type="dxa" w:w="1440"/>
+            <w:shd w:fill="F2F2F2" w:val="clear"/>
+          </w:tcPr>
+          <w:p>
+            <w:pPr>
+              <w:jc w:val="center"/>
+            </w:pPr>
+            <w:r>
+              <w:rPr>
+                <w:rFonts w:ascii="Times New Roman" w:hAnsi="Times New Roman"/>
+                <w:sz w:val="20"/>
+              </w:rPr>
+              <w:t>T-18</w:t>
+            </w:r>
+          </w:p>
+        </w:tc>
+        <w:tc>
+          <w:tcPr>
+            <w:tcW w:type="dxa" w:w="1440"/>
+            <w:shd w:fill="F2F2F2" w:val="clear"/>
+          </w:tcPr>
+          <w:p>
+            <w:pPr>
+              <w:jc w:val="center"/>
+            </w:pPr>
+            <w:r>
+              <w:rPr>
+                <w:rFonts w:ascii="Times New Roman" w:hAnsi="Times New Roman"/>
+                <w:sz w:val="20"/>
+              </w:rPr>
+              <w:t>Invalid DB</w:t>
+            </w:r>
+          </w:p>
+        </w:tc>
+        <w:tc>
+          <w:tcPr>
+            <w:tcW w:type="dxa" w:w="1440"/>
+            <w:shd w:fill="F2F2F2" w:val="clear"/>
+          </w:tcPr>
+          <w:p>
+            <w:pPr>
+              <w:jc w:val="center"/>
+            </w:pPr>
+            <w:r>
+              <w:rPr>
+                <w:rFonts w:ascii="Times New Roman" w:hAnsi="Times New Roman"/>
+                <w:sz w:val="20"/>
+              </w:rPr>
+              <w:t>Wrong password</w:t>
+            </w:r>
+          </w:p>
+        </w:tc>
+        <w:tc>
+          <w:tcPr>
+            <w:tcW w:type="dxa" w:w="1440"/>
+            <w:shd w:fill="F2F2F2" w:val="clear"/>
+          </w:tcPr>
+          <w:p>
+            <w:pPr>
+              <w:jc w:val="center"/>
+            </w:pPr>
+            <w:r>
+              <w:rPr>
+                <w:rFonts w:ascii="Times New Roman" w:hAnsi="Times New Roman"/>
+                <w:sz w:val="20"/>
+              </w:rPr>
+              <w:t>Error message</w:t>
+            </w:r>
+          </w:p>
+        </w:tc>
+        <w:tc>
+          <w:tcPr>
+            <w:tcW w:type="dxa" w:w="1440"/>
+            <w:shd w:fill="F2F2F2" w:val="clear"/>
+          </w:tcPr>
+          <w:p>
+            <w:pPr>
+              <w:jc w:val="center"/>
+            </w:pPr>
+            <w:r>
+              <w:rPr>
+                <w:rFonts w:ascii="Times New Roman" w:hAnsi="Times New Roman"/>
+                <w:sz w:val="20"/>
+              </w:rPr>
+              <w:t>Error shown</w:t>
+            </w:r>
+          </w:p>
+        </w:tc>
+        <w:tc>
+          <w:tcPr>
+            <w:tcW w:type="dxa" w:w="1440"/>
+            <w:shd w:fill="F2F2F2" w:val="clear"/>
+          </w:tcPr>
+          <w:p>
+            <w:pPr>
+              <w:jc w:val="center"/>
+            </w:pPr>
+            <w:r>
+              <w:rPr>
+                <w:rFonts w:ascii="Times New Roman" w:hAnsi="Times New Roman"/>
+                <w:sz w:val="20"/>
+              </w:rPr>
+              <w:t>✓ Pass</w:t>
+            </w:r>
+          </w:p>
+        </w:tc>
+      </w:tr>
+    </w:tbl>
+    <w:p/>
     <w:p>
       <w:pPr>
         <w:pStyle w:val="Heading1"/>
       </w:pPr>
       <w:r>
-        <w:t>3. Status Report</w:t>
+        <w:t>10. Known Bugs and Limitations</w:t>
       </w:r>
     </w:p>
-    <w:p>
-      <w:r>
-        <w:t>The application fully meets all specifications outlined in the coursework brief. All three parts of the coursework have been completed successfully, and the application is fully functional.</w:t>
-      </w:r>
-    </w:p>
-    <w:p>
-      <w:pPr>
-        <w:pStyle w:val="ListBullet"/>
-      </w:pPr>
-      <w:r>
-        <w:rPr>
-          <w:b/>
-        </w:rPr>
-        <w:t xml:space="preserve">Part One — Competitor Class: </w:t>
-      </w:r>
-      <w:r>
-        <w:rPr>
-          <w:b/>
-          <w:color w:val="008000"/>
-        </w:rPr>
-        <w:t xml:space="preserve">COMPLETE. </w:t>
-      </w:r>
-      <w:r>
-        <w:t>The SKMCompetitor class has been developed with all required instance variables and methods including constructor, getters/setters, getOverallScore(), getFullDetails(), and getShortDetails().</w:t>
-      </w:r>
-    </w:p>
-    <w:p>
-      <w:pPr>
-        <w:pStyle w:val="ListBullet"/>
-      </w:pPr>
-      <w:r>
-        <w:rPr>
-          <w:b/>
-        </w:rPr>
-        <w:t xml:space="preserve">Part Two — MySQL and Arrays: </w:t>
-      </w:r>
-      <w:r>
-        <w:rPr>
-          <w:b/>
-          <w:color w:val="008000"/>
-        </w:rPr>
-        <w:t xml:space="preserve">COMPLETE. </w:t>
-      </w:r>
-      <w:r>
-        <w:t>The class has been extended with an integer array for five scores, getScoreArray(), and updated getOverallScore(). JDBC methods for database operations are implemented directly in the competitor class.</w:t>
-      </w:r>
-    </w:p>
-    <w:p>
-      <w:pPr>
-        <w:pStyle w:val="ListBullet"/>
-      </w:pPr>
-      <w:r>
-        <w:rPr>
-          <w:b/>
-        </w:rPr>
-        <w:t xml:space="preserve">Part Three — Manager and Reports: </w:t>
-      </w:r>
-      <w:r>
-        <w:rPr>
-          <w:b/>
-          <w:color w:val="008000"/>
-        </w:rPr>
-        <w:t xml:space="preserve">COMPLETE. </w:t>
-      </w:r>
-      <w:r>
-        <w:t>The Manager class provides a complete Java Swing GUI. The CompetitorList class manages competitors with database integration. Reports include competitor table, top performer, and statistical summaries.</w:t>
-      </w:r>
-    </w:p>
+    <w:tbl>
+      <w:tblPr>
+        <w:tblW w:type="auto" w:w="0"/>
+        <w:jc w:val="center"/>
+        <w:tblLook w:firstColumn="1" w:firstRow="1" w:lastColumn="0" w:lastRow="0" w:noHBand="0" w:noVBand="1" w:val="04A0"/>
+        <w:tblBorders>
+          <w:top w:val="single" w:sz="4" w:space="0" w:color="999999"/>
+          <w:left w:val="single" w:sz="4" w:space="0" w:color="999999"/>
+          <w:bottom w:val="single" w:sz="4" w:space="0" w:color="999999"/>
+          <w:right w:val="single" w:sz="4" w:space="0" w:color="999999"/>
+          <w:insideH w:val="single" w:sz="4" w:space="0" w:color="999999"/>
+          <w:insideV w:val="single" w:sz="4" w:space="0" w:color="999999"/>
+        </w:tblBorders>
+      </w:tblPr>
+      <w:tblGrid>
+        <w:gridCol w:w="1728"/>
+        <w:gridCol w:w="1728"/>
+        <w:gridCol w:w="1728"/>
+        <w:gridCol w:w="1728"/>
+        <w:gridCol w:w="1728"/>
+      </w:tblGrid>
+      <w:tr>
+        <w:tc>
+          <w:tcPr>
+            <w:tcW w:type="dxa" w:w="1728"/>
+            <w:shd w:fill="2C3E50" w:val="clear"/>
+          </w:tcPr>
+          <w:p>
+            <w:pPr>
+              <w:jc w:val="center"/>
+            </w:pPr>
+            <w:r>
+              <w:rPr>
+                <w:rFonts w:ascii="Times New Roman" w:hAnsi="Times New Roman"/>
+                <w:b/>
+                <w:color w:val="FFFFFF"/>
+                <w:sz w:val="20"/>
+              </w:rPr>
+              <w:t>Bug/Limitation</w:t>
+            </w:r>
+          </w:p>
+        </w:tc>
+        <w:tc>
+          <w:tcPr>
+            <w:tcW w:type="dxa" w:w="1728"/>
+            <w:shd w:fill="2C3E50" w:val="clear"/>
+          </w:tcPr>
+          <w:p>
+            <w:pPr>
+              <w:jc w:val="center"/>
+            </w:pPr>
+            <w:r>
+              <w:rPr>
+                <w:rFonts w:ascii="Times New Roman" w:hAnsi="Times New Roman"/>
+                <w:b/>
+                <w:color w:val="FFFFFF"/>
+                <w:sz w:val="20"/>
+              </w:rPr>
+              <w:t>Severity</w:t>
+            </w:r>
+          </w:p>
+        </w:tc>
+        <w:tc>
+          <w:tcPr>
+            <w:tcW w:type="dxa" w:w="1728"/>
+            <w:shd w:fill="2C3E50" w:val="clear"/>
+          </w:tcPr>
+          <w:p>
+            <w:pPr>
+              <w:jc w:val="center"/>
+            </w:pPr>
+            <w:r>
+              <w:rPr>
+                <w:rFonts w:ascii="Times New Roman" w:hAnsi="Times New Roman"/>
+                <w:b/>
+                <w:color w:val="FFFFFF"/>
+                <w:sz w:val="20"/>
+              </w:rPr>
+              <w:t>Status</w:t>
+            </w:r>
+          </w:p>
+        </w:tc>
+        <w:tc>
+          <w:tcPr>
+            <w:tcW w:type="dxa" w:w="1728"/>
+            <w:shd w:fill="2C3E50" w:val="clear"/>
+          </w:tcPr>
+          <w:p>
+            <w:pPr>
+              <w:jc w:val="center"/>
+            </w:pPr>
+            <w:r>
+              <w:rPr>
+                <w:rFonts w:ascii="Times New Roman" w:hAnsi="Times New Roman"/>
+                <w:b/>
+                <w:color w:val="FFFFFF"/>
+                <w:sz w:val="20"/>
+              </w:rPr>
+              <w:t>Description</w:t>
+            </w:r>
+          </w:p>
+        </w:tc>
+        <w:tc>
+          <w:tcPr>
+            <w:tcW w:type="dxa" w:w="1728"/>
+            <w:shd w:fill="2C3E50" w:val="clear"/>
+          </w:tcPr>
+          <w:p>
+            <w:pPr>
+              <w:jc w:val="center"/>
+            </w:pPr>
+            <w:r>
+              <w:rPr>
+                <w:rFonts w:ascii="Times New Roman" w:hAnsi="Times New Roman"/>
+                <w:b/>
+                <w:color w:val="FFFFFF"/>
+                <w:sz w:val="20"/>
+              </w:rPr>
+              <w:t>Workaround</w:t>
+            </w:r>
+          </w:p>
+        </w:tc>
+      </w:tr>
+      <w:tr>
+        <w:tc>
+          <w:tcPr>
+            <w:tcW w:type="dxa" w:w="1728"/>
+          </w:tcPr>
+          <w:p>
+            <w:pPr>
+              <w:jc w:val="center"/>
+            </w:pPr>
+            <w:r>
+              <w:rPr>
+                <w:rFonts w:ascii="Times New Roman" w:hAnsi="Times New Roman"/>
+                <w:sz w:val="20"/>
+              </w:rPr>
+              <w:t>Timer during dialogs</w:t>
+            </w:r>
+          </w:p>
+        </w:tc>
+        <w:tc>
+          <w:tcPr>
+            <w:tcW w:type="dxa" w:w="1728"/>
+          </w:tcPr>
+          <w:p>
+            <w:pPr>
+              <w:jc w:val="center"/>
+            </w:pPr>
+            <w:r>
+              <w:rPr>
+                <w:rFonts w:ascii="Times New Roman" w:hAnsi="Times New Roman"/>
+                <w:sz w:val="20"/>
+              </w:rPr>
+              <w:t>Low</w:t>
+            </w:r>
+          </w:p>
+        </w:tc>
+        <w:tc>
+          <w:tcPr>
+            <w:tcW w:type="dxa" w:w="1728"/>
+          </w:tcPr>
+          <w:p>
+            <w:pPr>
+              <w:jc w:val="center"/>
+            </w:pPr>
+            <w:r>
+              <w:rPr>
+                <w:rFonts w:ascii="Times New Roman" w:hAnsi="Times New Roman"/>
+                <w:sz w:val="20"/>
+              </w:rPr>
+              <w:t>By Design</w:t>
+            </w:r>
+          </w:p>
+        </w:tc>
+        <w:tc>
+          <w:tcPr>
+            <w:tcW w:type="dxa" w:w="1728"/>
+          </w:tcPr>
+          <w:p>
+            <w:pPr>
+              <w:jc w:val="center"/>
+            </w:pPr>
+            <w:r>
+              <w:rPr>
+                <w:rFonts w:ascii="Times New Roman" w:hAnsi="Times New Roman"/>
+                <w:sz w:val="20"/>
+              </w:rPr>
+              <w:t>Timer continues when dialogs appear</w:t>
+            </w:r>
+          </w:p>
+        </w:tc>
+        <w:tc>
+          <w:tcPr>
+            <w:tcW w:type="dxa" w:w="1728"/>
+          </w:tcPr>
+          <w:p>
+            <w:pPr>
+              <w:jc w:val="center"/>
+            </w:pPr>
+            <w:r>
+              <w:rPr>
+                <w:rFonts w:ascii="Times New Roman" w:hAnsi="Times New Roman"/>
+                <w:sz w:val="20"/>
+              </w:rPr>
+              <w:t>Intentional behaviour</w:t>
+            </w:r>
+          </w:p>
+        </w:tc>
+      </w:tr>
+      <w:tr>
+        <w:tc>
+          <w:tcPr>
+            <w:tcW w:type="dxa" w:w="1728"/>
+            <w:shd w:fill="F2F2F2" w:val="clear"/>
+          </w:tcPr>
+          <w:p>
+            <w:pPr>
+              <w:jc w:val="center"/>
+            </w:pPr>
+            <w:r>
+              <w:rPr>
+                <w:rFonts w:ascii="Times New Roman" w:hAnsi="Times New Roman"/>
+                <w:sz w:val="20"/>
+              </w:rPr>
+              <w:t>Database required</w:t>
+            </w:r>
+          </w:p>
+        </w:tc>
+        <w:tc>
+          <w:tcPr>
+            <w:tcW w:type="dxa" w:w="1728"/>
+            <w:shd w:fill="F2F2F2" w:val="clear"/>
+          </w:tcPr>
+          <w:p>
+            <w:pPr>
+              <w:jc w:val="center"/>
+            </w:pPr>
+            <w:r>
+              <w:rPr>
+                <w:rFonts w:ascii="Times New Roman" w:hAnsi="Times New Roman"/>
+                <w:sz w:val="20"/>
+              </w:rPr>
+              <w:t>Medium</w:t>
+            </w:r>
+          </w:p>
+        </w:tc>
+        <w:tc>
+          <w:tcPr>
+            <w:tcW w:type="dxa" w:w="1728"/>
+            <w:shd w:fill="F2F2F2" w:val="clear"/>
+          </w:tcPr>
+          <w:p>
+            <w:pPr>
+              <w:jc w:val="center"/>
+            </w:pPr>
+            <w:r>
+              <w:rPr>
+                <w:rFonts w:ascii="Times New Roman" w:hAnsi="Times New Roman"/>
+                <w:sz w:val="20"/>
+              </w:rPr>
+              <w:t>By Design</w:t>
+            </w:r>
+          </w:p>
+        </w:tc>
+        <w:tc>
+          <w:tcPr>
+            <w:tcW w:type="dxa" w:w="1728"/>
+            <w:shd w:fill="F2F2F2" w:val="clear"/>
+          </w:tcPr>
+          <w:p>
+            <w:pPr>
+              <w:jc w:val="center"/>
+            </w:pPr>
+            <w:r>
+              <w:rPr>
+                <w:rFonts w:ascii="Times New Roman" w:hAnsi="Times New Roman"/>
+                <w:sz w:val="20"/>
+              </w:rPr>
+              <w:t>MySQL needed for persistence</w:t>
+            </w:r>
+          </w:p>
+        </w:tc>
+        <w:tc>
+          <w:tcPr>
+            <w:tcW w:type="dxa" w:w="1728"/>
+            <w:shd w:fill="F2F2F2" w:val="clear"/>
+          </w:tcPr>
+          <w:p>
+            <w:pPr>
+              <w:jc w:val="center"/>
+            </w:pPr>
+            <w:r>
+              <w:rPr>
+                <w:rFonts w:ascii="Times New Roman" w:hAnsi="Times New Roman"/>
+                <w:sz w:val="20"/>
+              </w:rPr>
+              <w:t>Falls back to in-memory</w:t>
+            </w:r>
+          </w:p>
+        </w:tc>
+      </w:tr>
+      <w:tr>
+        <w:tc>
+          <w:tcPr>
+            <w:tcW w:type="dxa" w:w="1728"/>
+          </w:tcPr>
+          <w:p>
+            <w:pPr>
+              <w:jc w:val="center"/>
+            </w:pPr>
+            <w:r>
+              <w:rPr>
+                <w:rFonts w:ascii="Times New Roman" w:hAnsi="Times New Roman"/>
+                <w:sz w:val="20"/>
+              </w:rPr>
+              <w:t>Fixed questions</w:t>
+            </w:r>
+          </w:p>
+        </w:tc>
+        <w:tc>
+          <w:tcPr>
+            <w:tcW w:type="dxa" w:w="1728"/>
+          </w:tcPr>
+          <w:p>
+            <w:pPr>
+              <w:jc w:val="center"/>
+            </w:pPr>
+            <w:r>
+              <w:rPr>
+                <w:rFonts w:ascii="Times New Roman" w:hAnsi="Times New Roman"/>
+                <w:sz w:val="20"/>
+              </w:rPr>
+              <w:t>Low</w:t>
+            </w:r>
+          </w:p>
+        </w:tc>
+        <w:tc>
+          <w:tcPr>
+            <w:tcW w:type="dxa" w:w="1728"/>
+          </w:tcPr>
+          <w:p>
+            <w:pPr>
+              <w:jc w:val="center"/>
+            </w:pPr>
+            <w:r>
+              <w:rPr>
+                <w:rFonts w:ascii="Times New Roman" w:hAnsi="Times New Roman"/>
+                <w:sz w:val="20"/>
+              </w:rPr>
+              <w:t>By Design</w:t>
+            </w:r>
+          </w:p>
+        </w:tc>
+        <w:tc>
+          <w:tcPr>
+            <w:tcW w:type="dxa" w:w="1728"/>
+          </w:tcPr>
+          <w:p>
+            <w:pPr>
+              <w:jc w:val="center"/>
+            </w:pPr>
+            <w:r>
+              <w:rPr>
+                <w:rFonts w:ascii="Times New Roman" w:hAnsi="Times New Roman"/>
+                <w:sz w:val="20"/>
+              </w:rPr>
+              <w:t>Questions hardcoded</w:t>
+            </w:r>
+          </w:p>
+        </w:tc>
+        <w:tc>
+          <w:tcPr>
+            <w:tcW w:type="dxa" w:w="1728"/>
+          </w:tcPr>
+          <w:p>
+            <w:pPr>
+              <w:jc w:val="center"/>
+            </w:pPr>
+            <w:r>
+              <w:rPr>
+                <w:rFonts w:ascii="Times New Roman" w:hAnsi="Times New Roman"/>
+                <w:sz w:val="20"/>
+              </w:rPr>
+              <w:t>Meets specification</w:t>
+            </w:r>
+          </w:p>
+        </w:tc>
+      </w:tr>
+      <w:tr>
+        <w:tc>
+          <w:tcPr>
+            <w:tcW w:type="dxa" w:w="1728"/>
+            <w:shd w:fill="F2F2F2" w:val="clear"/>
+          </w:tcPr>
+          <w:p>
+            <w:pPr>
+              <w:jc w:val="center"/>
+            </w:pPr>
+            <w:r>
+              <w:rPr>
+                <w:rFonts w:ascii="Times New Roman" w:hAnsi="Times New Roman"/>
+                <w:sz w:val="20"/>
+              </w:rPr>
+              <w:t>Single user</w:t>
+            </w:r>
+          </w:p>
+        </w:tc>
+        <w:tc>
+          <w:tcPr>
+            <w:tcW w:type="dxa" w:w="1728"/>
+            <w:shd w:fill="F2F2F2" w:val="clear"/>
+          </w:tcPr>
+          <w:p>
+            <w:pPr>
+              <w:jc w:val="center"/>
+            </w:pPr>
+            <w:r>
+              <w:rPr>
+                <w:rFonts w:ascii="Times New Roman" w:hAnsi="Times New Roman"/>
+                <w:sz w:val="20"/>
+              </w:rPr>
+              <w:t>Low</w:t>
+            </w:r>
+          </w:p>
+        </w:tc>
+        <w:tc>
+          <w:tcPr>
+            <w:tcW w:type="dxa" w:w="1728"/>
+            <w:shd w:fill="F2F2F2" w:val="clear"/>
+          </w:tcPr>
+          <w:p>
+            <w:pPr>
+              <w:jc w:val="center"/>
+            </w:pPr>
+            <w:r>
+              <w:rPr>
+                <w:rFonts w:ascii="Times New Roman" w:hAnsi="Times New Roman"/>
+                <w:sz w:val="20"/>
+              </w:rPr>
+              <w:t>By Design</w:t>
+            </w:r>
+          </w:p>
+        </w:tc>
+        <w:tc>
+          <w:tcPr>
+            <w:tcW w:type="dxa" w:w="1728"/>
+            <w:shd w:fill="F2F2F2" w:val="clear"/>
+          </w:tcPr>
+          <w:p>
+            <w:pPr>
+              <w:jc w:val="center"/>
+            </w:pPr>
+            <w:r>
+              <w:rPr>
+                <w:rFonts w:ascii="Times New Roman" w:hAnsi="Times New Roman"/>
+                <w:sz w:val="20"/>
+              </w:rPr>
+              <w:t>One session at a time</w:t>
+            </w:r>
+          </w:p>
+        </w:tc>
+        <w:tc>
+          <w:tcPr>
+            <w:tcW w:type="dxa" w:w="1728"/>
+            <w:shd w:fill="F2F2F2" w:val="clear"/>
+          </w:tcPr>
+          <w:p>
+            <w:pPr>
+              <w:jc w:val="center"/>
+            </w:pPr>
+            <w:r>
+              <w:rPr>
+                <w:rFonts w:ascii="Times New Roman" w:hAnsi="Times New Roman"/>
+                <w:sz w:val="20"/>
+              </w:rPr>
+              <w:t>Sequential operation</w:t>
+            </w:r>
+          </w:p>
+        </w:tc>
+      </w:tr>
+      <w:tr>
+        <w:tc>
+          <w:tcPr>
+            <w:tcW w:type="dxa" w:w="1728"/>
+          </w:tcPr>
+          <w:p>
+            <w:pPr>
+              <w:jc w:val="center"/>
+            </w:pPr>
+            <w:r>
+              <w:rPr>
+                <w:rFonts w:ascii="Times New Roman" w:hAnsi="Times New Roman"/>
+                <w:sz w:val="20"/>
+              </w:rPr>
+              <w:t>No data export</w:t>
+            </w:r>
+          </w:p>
+        </w:tc>
+        <w:tc>
+          <w:tcPr>
+            <w:tcW w:type="dxa" w:w="1728"/>
+          </w:tcPr>
+          <w:p>
+            <w:pPr>
+              <w:jc w:val="center"/>
+            </w:pPr>
+            <w:r>
+              <w:rPr>
+                <w:rFonts w:ascii="Times New Roman" w:hAnsi="Times New Roman"/>
+                <w:sz w:val="20"/>
+              </w:rPr>
+              <w:t>Low</w:t>
+            </w:r>
+          </w:p>
+        </w:tc>
+        <w:tc>
+          <w:tcPr>
+            <w:tcW w:type="dxa" w:w="1728"/>
+          </w:tcPr>
+          <w:p>
+            <w:pPr>
+              <w:jc w:val="center"/>
+            </w:pPr>
+            <w:r>
+              <w:rPr>
+                <w:rFonts w:ascii="Times New Roman" w:hAnsi="Times New Roman"/>
+                <w:sz w:val="20"/>
+              </w:rPr>
+              <w:t>Not Implemented</w:t>
+            </w:r>
+          </w:p>
+        </w:tc>
+        <w:tc>
+          <w:tcPr>
+            <w:tcW w:type="dxa" w:w="1728"/>
+          </w:tcPr>
+          <w:p>
+            <w:pPr>
+              <w:jc w:val="center"/>
+            </w:pPr>
+            <w:r>
+              <w:rPr>
+                <w:rFonts w:ascii="Times New Roman" w:hAnsi="Times New Roman"/>
+                <w:sz w:val="20"/>
+              </w:rPr>
+              <w:t>Cannot export to file</w:t>
+            </w:r>
+          </w:p>
+        </w:tc>
+        <w:tc>
+          <w:tcPr>
+            <w:tcW w:type="dxa" w:w="1728"/>
+          </w:tcPr>
+          <w:p>
+            <w:pPr>
+              <w:jc w:val="center"/>
+            </w:pPr>
+            <w:r>
+              <w:rPr>
+                <w:rFonts w:ascii="Times New Roman" w:hAnsi="Times New Roman"/>
+                <w:sz w:val="20"/>
+              </w:rPr>
+              <w:t>Copy from Full Report</w:t>
+            </w:r>
+          </w:p>
+        </w:tc>
+      </w:tr>
+      <w:tr>
+        <w:tc>
+          <w:tcPr>
+            <w:tcW w:type="dxa" w:w="1728"/>
+            <w:shd w:fill="F2F2F2" w:val="clear"/>
+          </w:tcPr>
+          <w:p>
+            <w:pPr>
+              <w:jc w:val="center"/>
+            </w:pPr>
+            <w:r>
+              <w:rPr>
+                <w:rFonts w:ascii="Times New Roman" w:hAnsi="Times New Roman"/>
+                <w:sz w:val="20"/>
+              </w:rPr>
+              <w:t>JDBC driver</w:t>
+            </w:r>
+          </w:p>
+        </w:tc>
+        <w:tc>
+          <w:tcPr>
+            <w:tcW w:type="dxa" w:w="1728"/>
+            <w:shd w:fill="F2F2F2" w:val="clear"/>
+          </w:tcPr>
+          <w:p>
+            <w:pPr>
+              <w:jc w:val="center"/>
+            </w:pPr>
+            <w:r>
+              <w:rPr>
+                <w:rFonts w:ascii="Times New Roman" w:hAnsi="Times New Roman"/>
+                <w:sz w:val="20"/>
+              </w:rPr>
+              <w:t>Medium</w:t>
+            </w:r>
+          </w:p>
+        </w:tc>
+        <w:tc>
+          <w:tcPr>
+            <w:tcW w:type="dxa" w:w="1728"/>
+            <w:shd w:fill="F2F2F2" w:val="clear"/>
+          </w:tcPr>
+          <w:p>
+            <w:pPr>
+              <w:jc w:val="center"/>
+            </w:pPr>
+            <w:r>
+              <w:rPr>
+                <w:rFonts w:ascii="Times New Roman" w:hAnsi="Times New Roman"/>
+                <w:sz w:val="20"/>
+              </w:rPr>
+              <w:t>By Design</w:t>
+            </w:r>
+          </w:p>
+        </w:tc>
+        <w:tc>
+          <w:tcPr>
+            <w:tcW w:type="dxa" w:w="1728"/>
+            <w:shd w:fill="F2F2F2" w:val="clear"/>
+          </w:tcPr>
+          <w:p>
+            <w:pPr>
+              <w:jc w:val="center"/>
+            </w:pPr>
+            <w:r>
+              <w:rPr>
+                <w:rFonts w:ascii="Times New Roman" w:hAnsi="Times New Roman"/>
+                <w:sz w:val="20"/>
+              </w:rPr>
+              <w:t>Connector/J required</w:t>
+            </w:r>
+          </w:p>
+        </w:tc>
+        <w:tc>
+          <w:tcPr>
+            <w:tcW w:type="dxa" w:w="1728"/>
+            <w:shd w:fill="F2F2F2" w:val="clear"/>
+          </w:tcPr>
+          <w:p>
+            <w:pPr>
+              <w:jc w:val="center"/>
+            </w:pPr>
+            <w:r>
+              <w:rPr>
+                <w:rFonts w:ascii="Times New Roman" w:hAnsi="Times New Roman"/>
+                <w:sz w:val="20"/>
+              </w:rPr>
+              <w:t>Add via Eclipse Build Path</w:t>
+            </w:r>
+          </w:p>
+        </w:tc>
+      </w:tr>
+    </w:tbl>
+    <w:p/>
     <w:p>
       <w:pPr>
         <w:pStyle w:val="Heading1"/>
       </w:pPr>
       <w:r>
-        <w:t>4. Known Bugs and Limitations</w:t>
-      </w:r>
-    </w:p>
-    <w:p>
-      <w:pPr>
-        <w:pStyle w:val="Heading2"/>
-      </w:pPr>
-      <w:r>
-        <w:t>4.1 Known Bugs</w:t>
+        <w:t>11. Conclusion</w:t>
       </w:r>
     </w:p>
     <w:p>
       <w:r>
-        <w:t>No known bugs have been identified during testing. All 22 JUnit 5 tests pass successfully, and the application has been manually tested to verify correct behaviour across all features and screens.</w:t>
-      </w:r>
-    </w:p>
-    <w:p>
-      <w:pPr>
-        <w:pStyle w:val="Heading2"/>
-      </w:pPr>
-      <w:r>
-        <w:t>4.2 Limitations</w:t>
+        <w:t>This project successfully demonstrates the application of object-oriented programming concepts using Java. The Quiz Competition Management System implements all requirements specified in the assignment brief across all three development stages.</w:t>
       </w:r>
     </w:p>
     <w:p>
       <w:r>
-        <w:t>The following limitations exist in the current version of the application:</w:t>
-      </w:r>
-    </w:p>
-    <w:p>
-      <w:pPr>
-        <w:pStyle w:val="ListBullet"/>
-      </w:pPr>
-      <w:r>
-        <w:rPr>
-          <w:b/>
-        </w:rPr>
-        <w:t xml:space="preserve">MySQL Dependency: </w:t>
-      </w:r>
-      <w:r>
-        <w:t>The database functionality requires a running MySQL server. If unavailable, the application falls back to in-memory storage.</w:t>
-      </w:r>
-    </w:p>
-    <w:p>
-      <w:pPr>
-        <w:pStyle w:val="ListBullet"/>
-      </w:pPr>
-      <w:r>
-        <w:rPr>
-          <w:b/>
-        </w:rPr>
-        <w:t xml:space="preserve">JDBC Driver Requirement: </w:t>
-      </w:r>
-      <w:r>
-        <w:t>The MySQL Connector/J driver must be added to the classpath manually.</w:t>
-      </w:r>
-    </w:p>
-    <w:p>
-      <w:pPr>
-        <w:pStyle w:val="ListBullet"/>
-      </w:pPr>
-      <w:r>
-        <w:rPr>
-          <w:b/>
-        </w:rPr>
-        <w:t xml:space="preserve">Fixed Number of Scores: </w:t>
-      </w:r>
-      <w:r>
-        <w:t>The application is designed for exactly five scores per competitor.</w:t>
-      </w:r>
-    </w:p>
-    <w:p>
-      <w:pPr>
-        <w:pStyle w:val="ListBullet"/>
-      </w:pPr>
-      <w:r>
-        <w:rPr>
-          <w:b/>
-        </w:rPr>
-        <w:t xml:space="preserve">Single-User Application: </w:t>
-      </w:r>
-      <w:r>
-        <w:t>No support for concurrent users or network-based access.</w:t>
-      </w:r>
-    </w:p>
-    <w:p>
-      <w:pPr>
-        <w:pStyle w:val="ListBullet"/>
-      </w:pPr>
-      <w:r>
-        <w:rPr>
-          <w:b/>
-        </w:rPr>
-        <w:t xml:space="preserve">No Export Functionality: </w:t>
-      </w:r>
-      <w:r>
-        <w:t>Reports cannot be exported to external file formats.</w:t>
-      </w:r>
-    </w:p>
-    <w:p>
-      <w:pPr>
-        <w:pStyle w:val="ListBullet"/>
-      </w:pPr>
-      <w:r>
-        <w:rPr>
-          <w:b/>
-        </w:rPr>
-        <w:t xml:space="preserve">Timer Precision: </w:t>
-      </w:r>
-      <w:r>
-        <w:t>The quiz timer uses javax.swing.Timer with one-second intervals.</w:t>
-      </w:r>
-    </w:p>
-    <w:p>
-      <w:pPr>
-        <w:pStyle w:val="Heading1"/>
-      </w:pPr>
-      <w:r>
-        <w:t>5. Conclusion</w:t>
+        <w:t>The application features a complete competitor management workflow: from registration through a quiz with five timed attempts, to comprehensive report generation with search functionality. The use of Java Swing for the graphical user interface provides an intuitive and interactive user experience, while JDBC integration with MySQL ensures persistent data storage.</w:t>
       </w:r>
     </w:p>
     <w:p>
       <w:r>
-        <w:t>The Quiz Competition Management System has been successfully developed to meet all specifications outlined in the coursework brief. The application demonstrates correct use of object-oriented programming concepts, including encapsulation, composition, inheritance, and abstraction. The graphical user interface, built with Java Swing, provides an interactive and intuitive experience for managing quiz competitions.</w:t>
+        <w:t>Key OOP concepts demonstrated include encapsulation (private fields with public accessors), composition (SKMCompetitor contains a Name object), inheritance (Manager extends JFrame), and abstraction (CompetitorList abstracts database vs. in-memory storage). The separation of concerns across seven well-defined classes ensures maintainability and extensibility.</w:t>
       </w:r>
     </w:p>
     <w:p>
       <w:r>
-        <w:t>Database integration using JDBC allows competitor data to be persisted in a MySQL database, while the graceful fallback mechanism ensures the application remains functional even without a database connection. Comprehensive testing using JUnit 5 confirms that all core functionality works as expected, with 22 tests covering the Name, SKMCompetitor, CompetitorList, and QuizData classes.</w:t>
+        <w:t>Comprehensive testing through JUnit 5 unit tests and manual functional testing confirms that all features work correctly. The system handles edge cases gracefully, including database connection failures, invalid input, and boundary conditions in score calculations.</w:t>
       </w:r>
     </w:p>
     <w:p>
       <w:r>
-        <w:t>The application is considered complete and ready for submission.</w:t>
+        <w:t>Overall, the assignment provided valuable experience in designing, implementing, and testing a complete Java application that integrates graphical user interface design, database connectivity, and object-oriented principles in a practical, real-world scenario.</w:t>
       </w:r>
     </w:p>
     <w:sectPr>
@@ -1011,11 +6410,11 @@
       <w:outlineLvl w:val="0"/>
     </w:pPr>
     <w:rPr>
-      <w:rFonts w:asciiTheme="majorHAnsi" w:eastAsiaTheme="majorEastAsia" w:hAnsiTheme="majorHAnsi" w:cstheme="majorBidi"/>
+      <w:rFonts w:asciiTheme="majorHAnsi" w:eastAsiaTheme="majorEastAsia" w:hAnsiTheme="majorHAnsi" w:cstheme="majorBidi" w:ascii="Times New Roman" w:hAnsi="Times New Roman"/>
       <w:b/>
       <w:bCs/>
-      <w:color w:val="365F91" w:themeColor="accent1" w:themeShade="BF"/>
-      <w:sz w:val="28"/>
+      <w:color w:val="000000"/>
+      <w:sz w:val="32"/>
       <w:szCs w:val="28"/>
     </w:rPr>
   </w:style>
@@ -1035,11 +6434,11 @@
       <w:outlineLvl w:val="1"/>
     </w:pPr>
     <w:rPr>
-      <w:rFonts w:asciiTheme="majorHAnsi" w:eastAsiaTheme="majorEastAsia" w:hAnsiTheme="majorHAnsi" w:cstheme="majorBidi"/>
+      <w:rFonts w:asciiTheme="majorHAnsi" w:eastAsiaTheme="majorEastAsia" w:hAnsiTheme="majorHAnsi" w:cstheme="majorBidi" w:ascii="Times New Roman" w:hAnsi="Times New Roman"/>
       <w:b/>
       <w:bCs/>
-      <w:color w:val="4F81BD" w:themeColor="accent1"/>
-      <w:sz w:val="26"/>
+      <w:color w:val="000000"/>
+      <w:sz w:val="28"/>
       <w:szCs w:val="26"/>
     </w:rPr>
   </w:style>
@@ -1059,10 +6458,11 @@
       <w:outlineLvl w:val="2"/>
     </w:pPr>
     <w:rPr>
-      <w:rFonts w:asciiTheme="majorHAnsi" w:eastAsiaTheme="majorEastAsia" w:hAnsiTheme="majorHAnsi" w:cstheme="majorBidi"/>
+      <w:rFonts w:asciiTheme="majorHAnsi" w:eastAsiaTheme="majorEastAsia" w:hAnsiTheme="majorHAnsi" w:cstheme="majorBidi" w:ascii="Times New Roman" w:hAnsi="Times New Roman"/>
       <w:b/>
       <w:bCs/>
-      <w:color w:val="4F81BD" w:themeColor="accent1"/>
+      <w:color w:val="000000"/>
+      <w:sz w:val="24"/>
     </w:rPr>
   </w:style>
   <w:style w:type="paragraph" w:styleId="Heading4">
